--- a/paper/SimPT60_submission_en.docx
+++ b/paper/SimPT60_submission_en.docx
@@ -1003,7 +1003,7 @@
                 <w:b w:val="0"/>
                 <w:sz w:val="16"/>
               </w:rPr>
-              <w:t xml:space="preserve">Validation and application</w:t>
+              <w:t xml:space="preserve">Validation and scenario records</w:t>
             </w:r>
           </w:p>
         </w:tc>
@@ -1030,7 +1030,7 @@
                 <w:b w:val="0"/>
                 <w:sz w:val="16"/>
               </w:rPr>
-              <w:t xml:space="preserve">External temporal/spatial comparisons, perturbation tests, stress scenarios, and N−1</w:t>
+              <w:t xml:space="preserve">External temporal/spatial comparisons, perturbation tests, and sampled N−1 screening</w:t>
             </w:r>
           </w:p>
         </w:tc>
@@ -2657,7 +2657,7 @@
           <w:rFonts w:ascii="Times New Roman" w:hAnsi="Times New Roman" w:eastAsia="Times New Roman" w:cs="Times New Roman"/>
           <w:sz w:val="21"/>
         </w:rPr>
-        <w:t xml:space="preserve">Both Europe/Lisbon local time and UTC are retained. Stable identifiers are derived from source equipment codes, and every derived object retains source keys and processing status. Supplementary Table S1 maps raw source fields to standardized semantics.</w:t>
+        <w:t xml:space="preserve">Both Europe/Lisbon local time and UTC are retained. Stable identifiers are derived from source equipment codes, and every derived object retains source keys and processing status. Table 5 summarizes the principal transformations; the released data dictionary maps each source field to its standardized meaning, transformation, join key, and missing-data rule.</w:t>
       </w:r>
     </w:p>
     <w:bookmarkEnd w:id="24"/>
@@ -4385,7 +4385,7 @@
           <w:rFonts w:ascii="Times New Roman" w:hAnsi="Times New Roman" w:eastAsia="Times New Roman" w:cs="Times New Roman"/>
           <w:sz w:val="21"/>
         </w:rPr>
-        <w:t xml:space="preserve">Rules are defined in the Static network reconstruction subsection and</w:t>
+        <w:t xml:space="preserve">Rules are defined in the Static network reconstruction subsection and the frozen</w:t>
       </w:r>
       <w:r>
         <w:rPr>
@@ -4407,7 +4407,7 @@
           <w:rFonts w:ascii="Times New Roman" w:hAnsi="Times New Roman" w:eastAsia="Times New Roman" w:cs="Times New Roman"/>
           <w:sz w:val="21"/>
         </w:rPr>
-        <w:t xml:space="preserve">. All distances are projected planar distances. They are reconstruction rules, not operator accuracy guarantees. Default electrical parameters and coverage rules are reported in Supplementary Table S2.</w:t>
+        <w:t xml:space="preserve">. All distances are projected planar distances. They are reconstruction rules, not operator accuracy guarantees. The configuration file records voltage-class defaults, cable factors, transformer proxies, and seasonal rating factors; equipment tables retain the field-level evidence status and any source-backed override.</w:t>
       </w:r>
     </w:p>
     <w:bookmarkEnd w:id="30"/>
@@ -6172,7 +6172,7 @@
           <w:rFonts w:ascii="Times New Roman" w:hAnsi="Times New Roman" w:eastAsia="Times New Roman" w:cs="Times New Roman"/>
           <w:sz w:val="21"/>
         </w:rPr>
-        <w:t xml:space="preserve">REN imports and exports are aligned to the common calendar but withheld from boundary-power enforcement. Before solution, the pipeline checks timestamps, required series, mapping completeness, load and generation conservation, and capacity limits. Table 5 summarizes the executable mapping and conservation rules; Supplementary Table S3 lists the associated audit fields.</w:t>
+        <w:t xml:space="preserve">REN imports and exports are aligned to the common calendar but withheld from boundary-power enforcement. Before solution, the pipeline checks timestamps, required series, mapping completeness, load and generation conservation, and capacity limits. Table 5 summarizes the executable mapping and conservation rules. The associated source, bus-assignment, availability, observed-load, residual-load, reactive-power, boundary, and conservation fields are retained in the equipment tables and each case-level audit bundle.</w:t>
       </w:r>
     </w:p>
     <w:p>
@@ -6517,7 +6517,112 @@
                 <w:b w:val="0"/>
                 <w:sz w:val="16"/>
               </w:rPr>
-              <w:t xml:space="preserve">Capacity ≥100 MW searches ≥150 kV; otherwise ≥60 kV</w:t>
+              <w:t xml:space="preserve">Capacity</w:t>
+            </w:r>
+            <w:r>
+              <w:rPr>
+                <w:rFonts w:ascii="Times New Roman" w:hAnsi="Times New Roman" w:eastAsia="Times New Roman" w:cs="Times New Roman"/>
+                <w:b w:val="0"/>
+                <w:sz w:val="16"/>
+              </w:rPr>
+              <w:t xml:space="preserve"> </w:t>
+            </w:r>
+            <m:oMath>
+              <m:r>
+                <m:rPr>
+                  <m:sty m:val="p"/>
+                </m:rPr>
+                <m:t>≥</m:t>
+              </m:r>
+              <m:r>
+                <m:t>100</m:t>
+              </m:r>
+            </m:oMath>
+            <w:r>
+              <w:rPr>
+                <w:rFonts w:ascii="Times New Roman" w:hAnsi="Times New Roman" w:eastAsia="Times New Roman" w:cs="Times New Roman"/>
+                <w:b w:val="0"/>
+                <w:sz w:val="16"/>
+              </w:rPr>
+              <w:t xml:space="preserve"> </w:t>
+            </w:r>
+            <w:r>
+              <w:rPr>
+                <w:rFonts w:ascii="Times New Roman" w:hAnsi="Times New Roman" w:eastAsia="Times New Roman" w:cs="Times New Roman"/>
+                <w:b w:val="0"/>
+                <w:sz w:val="16"/>
+              </w:rPr>
+              <w:t xml:space="preserve">MW searches</w:t>
+            </w:r>
+            <w:r>
+              <w:rPr>
+                <w:rFonts w:ascii="Times New Roman" w:hAnsi="Times New Roman" w:eastAsia="Times New Roman" w:cs="Times New Roman"/>
+                <w:b w:val="0"/>
+                <w:sz w:val="16"/>
+              </w:rPr>
+              <w:t xml:space="preserve"> </w:t>
+            </w:r>
+            <m:oMath>
+              <m:r>
+                <m:rPr>
+                  <m:sty m:val="p"/>
+                </m:rPr>
+                <m:t>≥</m:t>
+              </m:r>
+              <m:r>
+                <m:t>150</m:t>
+              </m:r>
+            </m:oMath>
+            <w:r>
+              <w:rPr>
+                <w:rFonts w:ascii="Times New Roman" w:hAnsi="Times New Roman" w:eastAsia="Times New Roman" w:cs="Times New Roman"/>
+                <w:b w:val="0"/>
+                <w:sz w:val="16"/>
+              </w:rPr>
+              <w:t xml:space="preserve"> </w:t>
+            </w:r>
+            <w:r>
+              <w:rPr>
+                <w:rFonts w:ascii="Times New Roman" w:hAnsi="Times New Roman" w:eastAsia="Times New Roman" w:cs="Times New Roman"/>
+                <w:b w:val="0"/>
+                <w:sz w:val="16"/>
+              </w:rPr>
+              <w:t xml:space="preserve">kV; otherwise</w:t>
+            </w:r>
+            <w:r>
+              <w:rPr>
+                <w:rFonts w:ascii="Times New Roman" w:hAnsi="Times New Roman" w:eastAsia="Times New Roman" w:cs="Times New Roman"/>
+                <w:b w:val="0"/>
+                <w:sz w:val="16"/>
+              </w:rPr>
+              <w:t xml:space="preserve"> </w:t>
+            </w:r>
+            <m:oMath>
+              <m:r>
+                <m:rPr>
+                  <m:sty m:val="p"/>
+                </m:rPr>
+                <m:t>≥</m:t>
+              </m:r>
+              <m:r>
+                <m:t>60</m:t>
+              </m:r>
+            </m:oMath>
+            <w:r>
+              <w:rPr>
+                <w:rFonts w:ascii="Times New Roman" w:hAnsi="Times New Roman" w:eastAsia="Times New Roman" w:cs="Times New Roman"/>
+                <w:b w:val="0"/>
+                <w:sz w:val="16"/>
+              </w:rPr>
+              <w:t xml:space="preserve"> </w:t>
+            </w:r>
+            <w:r>
+              <w:rPr>
+                <w:rFonts w:ascii="Times New Roman" w:hAnsi="Times New Roman" w:eastAsia="Times New Roman" w:cs="Times New Roman"/>
+                <w:b w:val="0"/>
+                <w:sz w:val="16"/>
+              </w:rPr>
+              <w:t xml:space="preserve">kV</w:t>
             </w:r>
           </w:p>
         </w:tc>
@@ -7832,7 +7937,7 @@
           <w:rFonts w:ascii="Times New Roman" w:hAnsi="Times New Roman" w:eastAsia="Times New Roman" w:cs="Times New Roman"/>
           <w:sz w:val="21"/>
         </w:rPr>
-        <w:t xml:space="preserve">vary with time. The principal dataset contains one case per interval; sensitivity experiments use separately selected representative times; worked applications are documented in Supplementary Note S5.</w:t>
+        <w:t xml:space="preserve">vary with time. The principal dataset contains one case per interval, while sensitivity and contingency records use separately selected representative times and are stored in distinct scenario tables.</w:t>
       </w:r>
     </w:p>
     <w:bookmarkStart w:id="36" w:name="case-assembly-and-solution"/>
@@ -8178,7 +8283,77 @@
                 <w:b w:val="0"/>
                 <w:sz w:val="16"/>
               </w:rPr>
-              <w:t xml:space="preserve">Non-battery; installed capacity ≥20 MW and voltage ≥60 kV</w:t>
+              <w:t xml:space="preserve">Non-battery; installed capacity</w:t>
+            </w:r>
+            <w:r>
+              <w:rPr>
+                <w:rFonts w:ascii="Times New Roman" w:hAnsi="Times New Roman" w:eastAsia="Times New Roman" w:cs="Times New Roman"/>
+                <w:b w:val="0"/>
+                <w:sz w:val="16"/>
+              </w:rPr>
+              <w:t xml:space="preserve"> </w:t>
+            </w:r>
+            <m:oMath>
+              <m:r>
+                <m:rPr>
+                  <m:sty m:val="p"/>
+                </m:rPr>
+                <m:t>≥</m:t>
+              </m:r>
+              <m:r>
+                <m:t>20</m:t>
+              </m:r>
+            </m:oMath>
+            <w:r>
+              <w:rPr>
+                <w:rFonts w:ascii="Times New Roman" w:hAnsi="Times New Roman" w:eastAsia="Times New Roman" w:cs="Times New Roman"/>
+                <w:b w:val="0"/>
+                <w:sz w:val="16"/>
+              </w:rPr>
+              <w:t xml:space="preserve"> </w:t>
+            </w:r>
+            <w:r>
+              <w:rPr>
+                <w:rFonts w:ascii="Times New Roman" w:hAnsi="Times New Roman" w:eastAsia="Times New Roman" w:cs="Times New Roman"/>
+                <w:b w:val="0"/>
+                <w:sz w:val="16"/>
+              </w:rPr>
+              <w:t xml:space="preserve">MW and voltage</w:t>
+            </w:r>
+            <w:r>
+              <w:rPr>
+                <w:rFonts w:ascii="Times New Roman" w:hAnsi="Times New Roman" w:eastAsia="Times New Roman" w:cs="Times New Roman"/>
+                <w:b w:val="0"/>
+                <w:sz w:val="16"/>
+              </w:rPr>
+              <w:t xml:space="preserve"> </w:t>
+            </w:r>
+            <m:oMath>
+              <m:r>
+                <m:rPr>
+                  <m:sty m:val="p"/>
+                </m:rPr>
+                <m:t>≥</m:t>
+              </m:r>
+              <m:r>
+                <m:t>60</m:t>
+              </m:r>
+            </m:oMath>
+            <w:r>
+              <w:rPr>
+                <w:rFonts w:ascii="Times New Roman" w:hAnsi="Times New Roman" w:eastAsia="Times New Roman" w:cs="Times New Roman"/>
+                <w:b w:val="0"/>
+                <w:sz w:val="16"/>
+              </w:rPr>
+              <w:t xml:space="preserve"> </w:t>
+            </w:r>
+            <w:r>
+              <w:rPr>
+                <w:rFonts w:ascii="Times New Roman" w:hAnsi="Times New Roman" w:eastAsia="Times New Roman" w:cs="Times New Roman"/>
+                <w:b w:val="0"/>
+                <w:sz w:val="16"/>
+              </w:rPr>
+              <w:t xml:space="preserve">kV</w:t>
             </w:r>
           </w:p>
         </w:tc>
@@ -9499,7 +9674,7 @@
           <w:rFonts w:ascii="Times New Roman" w:hAnsi="Times New Roman" w:eastAsia="Times New Roman" w:cs="Times New Roman"/>
           <w:sz w:val="21"/>
         </w:rPr>
-        <w:t xml:space="preserve">records input fingerprints and case counts. Supplementary Table S5 provides the complete data-layer, grain, and join-key inventory.</w:t>
+        <w:t xml:space="preserve">records input fingerprints and case counts. The released data dictionary provides the complete data-layer, grain, field-type, constraint, and join-key inventory.</w:t>
       </w:r>
     </w:p>
     <w:bookmarkEnd w:id="39"/>
@@ -9798,7 +9973,7 @@
           <w:rFonts w:ascii="Times New Roman" w:hAnsi="Times New Roman" w:eastAsia="Times New Roman" w:cs="Times New Roman"/>
           <w:sz w:val="21"/>
         </w:rPr>
-        <w:t xml:space="preserve">A case summary, state arrays, and audit bundle are committed in one transaction. Any failure rolls back the full case and retains an error record. Before formal monthly release, source and copy counts for completed cases, arrays, and audit bundles must match. Supplementary Table S4 lists thresholds, failure behavior, and record locations.</w:t>
+        <w:t xml:space="preserve">A case summary, state arrays, and audit bundle are committed in one transaction. Any failure rolls back the full case and retains an error record. Before formal monthly release, expected intervals, completed cases, state arrays, and audit bundles must have matching counts; a failed check prevents the month from being marked complete. Thresholds, failure states, and record locations are preserved in the released configuration, case tables, audit bundles, and run manifests.</w:t>
       </w:r>
     </w:p>
     <w:bookmarkEnd w:id="40"/>
@@ -10531,7 +10706,7 @@
           <w:rFonts w:ascii="Times New Roman" w:hAnsi="Times New Roman" w:eastAsia="Times New Roman" w:cs="Times New Roman"/>
           <w:sz w:val="21"/>
         </w:rPr>
-        <w:t xml:space="preserve">tables expand state arrays to equipment-long form; the static device order is stored once per month. Supplementary Table S5 lists fields and joins.</w:t>
+        <w:t xml:space="preserve">tables expand state arrays to equipment-long form; the static device order is stored once per month. The released data dictionary lists all fields and joins.</w:t>
       </w:r>
     </w:p>
     <w:p>
@@ -10544,7 +10719,7 @@
           <w:rFonts w:ascii="Times New Roman" w:hAnsi="Times New Roman" w:eastAsia="Times New Roman" w:cs="Times New Roman"/>
           <w:sz w:val="21"/>
         </w:rPr>
-        <w:t xml:space="preserve">The main database also contains the N−1 application results described in Supplementary Note S5. Dedicated scenario tables record six representative times, 9,894 contingency-level results, post-contingency overloads, control-search bounds, and run provenance. These tables remain separate from the continuous 15-minute cases so that sampled security screening is not mistaken for continuous operating observation.</w:t>
+        <w:t xml:space="preserve">The main database also contains a sampled N−1 screening panel at six preselected operating times: maximum and minimum load, maximum wind, maximum photovoltaic generation, maximum net import, and maximum net export. The same 1,649 outage groups are used at every time, comprising 1,421 line-circuit groups and 228 transformer groups, for 9,894 contingency-level records. Line eligibility excludes 156 out-of-service rows, two station busbars, and 14 rows without a finite base-case result; the latter category is distinct from zero current and from out-of-service status. Dedicated scenario tables store membership, post-contingency overloads, islands, solution status, control-search bounds, and run provenance. These sampled records remain separate from the continuous 15-minute cases.</w:t>
       </w:r>
     </w:p>
     <w:bookmarkEnd w:id="48"/>
@@ -10574,7 +10749,7 @@
           <w:rFonts w:ascii="Times New Roman" w:hAnsi="Times New Roman" w:eastAsia="Times New Roman" w:cs="Times New Roman"/>
           <w:sz w:val="21"/>
         </w:rPr>
-        <w:t xml:space="preserve">The frozen release comprises the analysis-ready main database, 11 monthly result databases, source and provenance records, and validation and application results. Stable model identifiers join the static network to the common calendar in the main database. Case identifiers and fixed equipment order join summaries, state arrays, and audit bundles in the monthly databases. Raw files are distributed when licensing permits; otherwise, the release provides source metadata and download scripts.</w:t>
+        <w:t xml:space="preserve">The frozen release comprises the analysis-ready main database, 11 monthly result databases, source and provenance records, validation products, and scenario records. Stable model identifiers join the static network to the common calendar in the main database. Case identifiers and fixed equipment order join summaries, state arrays, and audit bundles in the monthly databases. Raw files are distributed when licensing permits; otherwise, the release provides source metadata and download scripts.</w:t>
       </w:r>
       <w:r>
         <w:rPr>
@@ -10642,6 +10817,7 @@
       <w:pPr>
         <w:pStyle w:val="FirstParagraph"/>
         <w:widowControl/>
+        <w:jc w:val="left"/>
       </w:pPr>
       <w:r>
         <w:rPr>
@@ -10671,7 +10847,36 @@
           <w:rFonts w:ascii="Times New Roman" w:hAnsi="Times New Roman" w:eastAsia="Times New Roman" w:cs="Times New Roman"/>
           <w:sz w:val="21"/>
         </w:rPr>
-        <w:t xml:space="preserve">. The 31,492 historical cases and the main technical validation use CORE-3783: 3,783 buses, 4,943 lines, and 228 transformer rows. The contingency examples in Supplementary Note S5 use N1-3787. That variant adds four colocated connection nodes to correct the Lanheses–Feitosa topology while retaining 4,943 line rows and 228 transformer rows. The single Estoi transformer row represents three parallel 126 MVA units rather than one equivalent unit; consequently, N1-3787 contains 230 equivalent transformer units but still 228 transformer rows and 228 transformer outage groups. An Estoi unit outage is represented by decreasing the row’s parallel count from three to two. Results from the two variants cannot be interchanged and attributed to one model. Supplementary Note S2 lists the required differences; the release manifest records field-level differences and hashes.</w:t>
+        <w:t xml:space="preserve">. The 31,492 historical cases and the main technical validation use CORE-3783: 3,783 buses, 4,943 lines, and 228 transformer rows. The sampled contingency panel uses N1-3787. That variant adds four colocated connection nodes to correct the Lanheses–Feitosa topology while retaining 4,943 line rows and 228 transformer rows. The single Estoi transformer row represents three parallel 126 MVA units rather than one equivalent unit; consequently, N1-3787 contains 230 equivalent transformer units but still 228 transformer rows and 228 transformer outage groups. An Estoi unit outage is represented by decreasing the row’s parallel count from three to two. Results from the two variants cannot be interchanged and attributed to one model. The release manifest and</w:t>
+      </w:r>
+      <w:r>
+        <w:rPr>
+          <w:rFonts w:ascii="Times New Roman" w:hAnsi="Times New Roman" w:eastAsia="Times New Roman" w:cs="Times New Roman"/>
+          <w:sz w:val="21"/>
+        </w:rPr>
+        <w:t xml:space="preserve"> </w:t>
+      </w:r>
+      <w:r>
+        <w:rPr>
+          <w:rStyle w:val="VerbatimChar"/>
+          <w:rFonts w:ascii="Times New Roman" w:hAnsi="Times New Roman" w:eastAsia="Times New Roman" w:cs="Times New Roman"/>
+          <w:sz w:val="21"/>
+        </w:rPr>
+        <w:t xml:space="preserve">model_field_diff.csv</w:t>
+      </w:r>
+      <w:r>
+        <w:rPr>
+          <w:rFonts w:ascii="Times New Roman" w:hAnsi="Times New Roman" w:eastAsia="Times New Roman" w:cs="Times New Roman"/>
+          <w:sz w:val="21"/>
+        </w:rPr>
+        <w:t xml:space="preserve"> </w:t>
+      </w:r>
+      <w:r>
+        <w:rPr>
+          <w:rFonts w:ascii="Times New Roman" w:hAnsi="Times New Roman" w:eastAsia="Times New Roman" w:cs="Times New Roman"/>
+          <w:sz w:val="21"/>
+        </w:rPr>
+        <w:t xml:space="preserve">record the field-level differences, hashes, environment, and replay commands.</w:t>
       </w:r>
     </w:p>
     <w:bookmarkEnd w:id="50"/>
@@ -12666,7 +12871,7 @@
                 <w:b w:val="0"/>
                 <w:sz w:val="16"/>
               </w:rPr>
-              <w:t xml:space="preserve">Application</w:t>
+              <w:t xml:space="preserve">Scenario records</w:t>
             </w:r>
           </w:p>
         </w:tc>
@@ -12693,7 +12898,7 @@
                 <w:b w:val="0"/>
                 <w:sz w:val="16"/>
               </w:rPr>
-              <w:t xml:space="preserve">Full-element N−1</w:t>
+              <w:t xml:space="preserve">Sampled full-element N−1</w:t>
             </w:r>
           </w:p>
         </w:tc>
@@ -12747,7 +12952,7 @@
                 <w:b w:val="0"/>
                 <w:sz w:val="16"/>
               </w:rPr>
-              <w:t xml:space="preserve">1,649 elements per time</w:t>
+              <w:t xml:space="preserve">1,649 outage groups per time</w:t>
             </w:r>
           </w:p>
         </w:tc>
@@ -12779,7 +12984,7 @@
           <w:rFonts w:ascii="Times New Roman" w:hAnsi="Times New Roman" w:eastAsia="Times New Roman" w:cs="Times New Roman"/>
           <w:sz w:val="21"/>
         </w:rPr>
-        <w:t xml:space="preserve">Counts describe the released CORE-3783 variant. N−1 uses N1-3787. The Frozen release and model-version reconciliation subsection and Supplementary Note S2 define their object-level differences, section applicability, and fixed hashes.</w:t>
+        <w:t xml:space="preserve">Counts describe the released CORE-3783 variant. N−1 uses N1-3787. The Frozen release and model-version reconciliation subsection defines their object-level differences, section applicability, and fixed hashes.</w:t>
       </w:r>
     </w:p>
     <w:bookmarkEnd w:id="55"/>
@@ -14463,7 +14668,7 @@
           <w:rFonts w:ascii="Times New Roman" w:hAnsi="Times New Roman" w:eastAsia="Times New Roman" w:cs="Times New Roman"/>
           <w:sz w:val="21"/>
         </w:rPr>
-        <w:t xml:space="preserve">Figure 5 summarizes ranking, hotspot-set, and maximum-loading responses. Supplementary Table S6 contains all paired results. Hotspot persistence shows that no line remains in the Top 20 across every annual time and configuration (Supplementary Figure S1). Supplementary Table S7 reports ablations of reactive-power limits, PV targets, compensation, reactors, and tap control.</w:t>
+        <w:t xml:space="preserve">Figure 5 summarizes ranking, hotspot-set, and maximum-loading responses. Across the 12 configurations evaluated at each time, 74 of 4,943 lines enter the Top 20 at least once, 56 reach an inclusion frequency of at least 0.8 at one or more times, and the largest frequency across all 264 experiments is 207/264 (78.4%); no line remains in the Top 20 at every time and configuration. A separate 242-case operating-proxy ablation changes reactive-power limits, PV targets, load compensation, shunt reactors, and tap control at the same 22 times. All cases converge. Halving reactive-power limits produces the largest minimum-voltage change (0.02845 p.u.) and a 1.419-percentage-point maximum-line-loading change; active ratio-tap voltage control produces the largest maximum-transformer-loading change (4.305 percentage points). The complete paired results and configuration identifiers are released as machine-readable CSV.</w:t>
       </w:r>
     </w:p>
     <w:p>
@@ -15921,7 +16126,7 @@
           <w:rFonts w:ascii="Times New Roman" w:hAnsi="Times New Roman" w:eastAsia="Times New Roman" w:cs="Times New Roman"/>
           <w:sz w:val="21"/>
         </w:rPr>
-        <w:t xml:space="preserve">A station-held-out experiment divides 394 matched stations into five deterministic folds. At 22 times, it compares global capacity share, five geographically nearest stations, and five nearest stations along the reconstructed network, yielding 8,541 observation pairs. Table 10 shows that network-neighbor MAE is approximately 9.9% below global capacity share, but is not lower than geographic-neighbor MAE and has an overlapping confidence interval. Reconstructed connectivity therefore contains useful proximity information but does not independently recover precise nodal demand. Supplementary Note S3 specifies folds, distance weights, and bootstrap procedures.</w:t>
+        <w:t xml:space="preserve">A station-held-out experiment divides 394 matched stations into five deterministic folds. At 22 times, it compares global capacity share, five geographically nearest stations, and five nearest stations along the reconstructed network, yielding 8,541 observation pairs. Neighbor predictions use inverse-distance weights; network distance uses in-service line length and a small positive transformer-edge length. Confidence intervals are obtained by a 1,000-replicate station-cluster bootstrap using fixed fold assignments. Table 10 shows that network-neighbor MAE is approximately 9.9% below global capacity share, but is not lower than geographic-neighbor MAE and has an overlapping confidence interval. Reconstructed connectivity therefore contains useful proximity information but does not independently recover precise nodal demand. Fold assignments, pair-level predictions, and recomputation code are included in the released validation package.</w:t>
       </w:r>
     </w:p>
     <w:p>
@@ -16695,13 +16900,212 @@
       <w:pPr>
         <w:pStyle w:val="FirstParagraph"/>
         <w:widowControl/>
+        <w:jc w:val="left"/>
       </w:pPr>
       <w:r>
         <w:rPr>
           <w:rFonts w:ascii="Times New Roman" w:hAnsi="Times New Roman" w:eastAsia="Times New Roman" w:cs="Times New Roman"/>
           <w:sz w:val="21"/>
         </w:rPr>
-        <w:t xml:space="preserve">The release is designed for reproducible time-series power-flow studies, relative scenario comparison, and method testing. Users should select the model variant explicitly: CORE-3783 is the static network used by the 31,492 archived operating cases and their validation products, whereas N1-3787 is restricted to the corrected contingency examples. The main and monthly DuckDB files can be joined through stable model, equipment, case, and UTC timestamp identifiers; Supplementary Tables S3 and S5 list the principal evidence and join fields.</w:t>
+        <w:t xml:space="preserve">The release is designed for reproducible time-series power-flow studies, relative scenario comparison, and method testing. Users should select the model variant explicitly: CORE-3783 is the static network used by the 31,492 archived operating cases and their validation products, whereas N1-3787 is restricted to the sampled contingency panel. The main and monthly DuckDB files join through stable model, equipment, case, and UTC timestamp identifiers. Principal evidence and mapping fields include</w:t>
+      </w:r>
+      <w:r>
+        <w:rPr>
+          <w:rFonts w:ascii="Times New Roman" w:hAnsi="Times New Roman" w:eastAsia="Times New Roman" w:cs="Times New Roman"/>
+          <w:sz w:val="21"/>
+        </w:rPr>
+        <w:t xml:space="preserve"> </w:t>
+      </w:r>
+      <w:r>
+        <w:rPr>
+          <w:rStyle w:val="VerbatimChar"/>
+          <w:rFonts w:ascii="Times New Roman" w:hAnsi="Times New Roman" w:eastAsia="Times New Roman" w:cs="Times New Roman"/>
+          <w:sz w:val="21"/>
+        </w:rPr>
+        <w:t xml:space="preserve">source_id</w:t>
+      </w:r>
+      <w:r>
+        <w:rPr>
+          <w:rFonts w:ascii="Times New Roman" w:hAnsi="Times New Roman" w:eastAsia="Times New Roman" w:cs="Times New Roman"/>
+          <w:sz w:val="21"/>
+        </w:rPr>
+        <w:t xml:space="preserve">,</w:t>
+      </w:r>
+      <w:r>
+        <w:rPr>
+          <w:rFonts w:ascii="Times New Roman" w:hAnsi="Times New Roman" w:eastAsia="Times New Roman" w:cs="Times New Roman"/>
+          <w:sz w:val="21"/>
+        </w:rPr>
+        <w:t xml:space="preserve"> </w:t>
+      </w:r>
+      <w:r>
+        <w:rPr>
+          <w:rStyle w:val="VerbatimChar"/>
+          <w:rFonts w:ascii="Times New Roman" w:hAnsi="Times New Roman" w:eastAsia="Times New Roman" w:cs="Times New Roman"/>
+          <w:sz w:val="21"/>
+        </w:rPr>
+        <w:t xml:space="preserve">bus_id</w:t>
+      </w:r>
+      <w:r>
+        <w:rPr>
+          <w:rFonts w:ascii="Times New Roman" w:hAnsi="Times New Roman" w:eastAsia="Times New Roman" w:cs="Times New Roman"/>
+          <w:sz w:val="21"/>
+        </w:rPr>
+        <w:t xml:space="preserve">,</w:t>
+      </w:r>
+      <w:r>
+        <w:rPr>
+          <w:rFonts w:ascii="Times New Roman" w:hAnsi="Times New Roman" w:eastAsia="Times New Roman" w:cs="Times New Roman"/>
+          <w:sz w:val="21"/>
+        </w:rPr>
+        <w:t xml:space="preserve"> </w:t>
+      </w:r>
+      <w:r>
+        <w:rPr>
+          <w:rStyle w:val="VerbatimChar"/>
+          <w:rFonts w:ascii="Times New Roman" w:hAnsi="Times New Roman" w:eastAsia="Times New Roman" w:cs="Times New Roman"/>
+          <w:sz w:val="21"/>
+        </w:rPr>
+        <w:t xml:space="preserve">bus_assignment_rule</w:t>
+      </w:r>
+      <w:r>
+        <w:rPr>
+          <w:rFonts w:ascii="Times New Roman" w:hAnsi="Times New Roman" w:eastAsia="Times New Roman" w:cs="Times New Roman"/>
+          <w:sz w:val="21"/>
+        </w:rPr>
+        <w:t xml:space="preserve">,</w:t>
+      </w:r>
+      <w:r>
+        <w:rPr>
+          <w:rFonts w:ascii="Times New Roman" w:hAnsi="Times New Roman" w:eastAsia="Times New Roman" w:cs="Times New Roman"/>
+          <w:sz w:val="21"/>
+        </w:rPr>
+        <w:t xml:space="preserve"> </w:t>
+      </w:r>
+      <w:r>
+        <w:rPr>
+          <w:rStyle w:val="VerbatimChar"/>
+          <w:rFonts w:ascii="Times New Roman" w:hAnsi="Times New Roman" w:eastAsia="Times New Roman" w:cs="Times New Roman"/>
+          <w:sz w:val="21"/>
+        </w:rPr>
+        <w:t xml:space="preserve">available_from_utc</w:t>
+      </w:r>
+      <w:r>
+        <w:rPr>
+          <w:rFonts w:ascii="Times New Roman" w:hAnsi="Times New Roman" w:eastAsia="Times New Roman" w:cs="Times New Roman"/>
+          <w:sz w:val="21"/>
+        </w:rPr>
+        <w:t xml:space="preserve">,</w:t>
+      </w:r>
+      <w:r>
+        <w:rPr>
+          <w:rFonts w:ascii="Times New Roman" w:hAnsi="Times New Roman" w:eastAsia="Times New Roman" w:cs="Times New Roman"/>
+          <w:sz w:val="21"/>
+        </w:rPr>
+        <w:t xml:space="preserve"> </w:t>
+      </w:r>
+      <w:r>
+        <w:rPr>
+          <w:rStyle w:val="VerbatimChar"/>
+          <w:rFonts w:ascii="Times New Roman" w:hAnsi="Times New Roman" w:eastAsia="Times New Roman" w:cs="Times New Roman"/>
+          <w:sz w:val="21"/>
+        </w:rPr>
+        <w:t xml:space="preserve">source_status</w:t>
+      </w:r>
+      <w:r>
+        <w:rPr>
+          <w:rFonts w:ascii="Times New Roman" w:hAnsi="Times New Roman" w:eastAsia="Times New Roman" w:cs="Times New Roman"/>
+          <w:sz w:val="21"/>
+        </w:rPr>
+        <w:t xml:space="preserve">, and field-level parameter status; case-level inputs and results join through</w:t>
+      </w:r>
+      <w:r>
+        <w:rPr>
+          <w:rFonts w:ascii="Times New Roman" w:hAnsi="Times New Roman" w:eastAsia="Times New Roman" w:cs="Times New Roman"/>
+          <w:sz w:val="21"/>
+        </w:rPr>
+        <w:t xml:space="preserve"> </w:t>
+      </w:r>
+      <w:r>
+        <w:rPr>
+          <w:rStyle w:val="VerbatimChar"/>
+          <w:rFonts w:ascii="Times New Roman" w:hAnsi="Times New Roman" w:eastAsia="Times New Roman" w:cs="Times New Roman"/>
+          <w:sz w:val="21"/>
+        </w:rPr>
+        <w:t xml:space="preserve">case_id</w:t>
+      </w:r>
+      <w:r>
+        <w:rPr>
+          <w:rFonts w:ascii="Times New Roman" w:hAnsi="Times New Roman" w:eastAsia="Times New Roman" w:cs="Times New Roman"/>
+          <w:sz w:val="21"/>
+        </w:rPr>
+        <w:t xml:space="preserve">,</w:t>
+      </w:r>
+      <w:r>
+        <w:rPr>
+          <w:rFonts w:ascii="Times New Roman" w:hAnsi="Times New Roman" w:eastAsia="Times New Roman" w:cs="Times New Roman"/>
+          <w:sz w:val="21"/>
+        </w:rPr>
+        <w:t xml:space="preserve"> </w:t>
+      </w:r>
+      <w:r>
+        <w:rPr>
+          <w:rStyle w:val="VerbatimChar"/>
+          <w:rFonts w:ascii="Times New Roman" w:hAnsi="Times New Roman" w:eastAsia="Times New Roman" w:cs="Times New Roman"/>
+          <w:sz w:val="21"/>
+        </w:rPr>
+        <w:t xml:space="preserve">timestamp_utc</w:t>
+      </w:r>
+      <w:r>
+        <w:rPr>
+          <w:rFonts w:ascii="Times New Roman" w:hAnsi="Times New Roman" w:eastAsia="Times New Roman" w:cs="Times New Roman"/>
+          <w:sz w:val="21"/>
+        </w:rPr>
+        <w:t xml:space="preserve">,</w:t>
+      </w:r>
+      <w:r>
+        <w:rPr>
+          <w:rFonts w:ascii="Times New Roman" w:hAnsi="Times New Roman" w:eastAsia="Times New Roman" w:cs="Times New Roman"/>
+          <w:sz w:val="21"/>
+        </w:rPr>
+        <w:t xml:space="preserve"> </w:t>
+      </w:r>
+      <w:r>
+        <w:rPr>
+          <w:rStyle w:val="VerbatimChar"/>
+          <w:rFonts w:ascii="Times New Roman" w:hAnsi="Times New Roman" w:eastAsia="Times New Roman" w:cs="Times New Roman"/>
+          <w:sz w:val="21"/>
+        </w:rPr>
+        <w:t xml:space="preserve">bus_order</w:t>
+      </w:r>
+      <w:r>
+        <w:rPr>
+          <w:rFonts w:ascii="Times New Roman" w:hAnsi="Times New Roman" w:eastAsia="Times New Roman" w:cs="Times New Roman"/>
+          <w:sz w:val="21"/>
+        </w:rPr>
+        <w:t xml:space="preserve">, and</w:t>
+      </w:r>
+      <w:r>
+        <w:rPr>
+          <w:rFonts w:ascii="Times New Roman" w:hAnsi="Times New Roman" w:eastAsia="Times New Roman" w:cs="Times New Roman"/>
+          <w:sz w:val="21"/>
+        </w:rPr>
+        <w:t xml:space="preserve"> </w:t>
+      </w:r>
+      <w:r>
+        <w:rPr>
+          <w:rStyle w:val="VerbatimChar"/>
+          <w:rFonts w:ascii="Times New Roman" w:hAnsi="Times New Roman" w:eastAsia="Times New Roman" w:cs="Times New Roman"/>
+          <w:sz w:val="21"/>
+        </w:rPr>
+        <w:t xml:space="preserve">line_order</w:t>
+      </w:r>
+      <w:r>
+        <w:rPr>
+          <w:rFonts w:ascii="Times New Roman" w:hAnsi="Times New Roman" w:eastAsia="Times New Roman" w:cs="Times New Roman"/>
+          <w:sz w:val="21"/>
+        </w:rPr>
+        <w:t xml:space="preserve">.</w:t>
       </w:r>
     </w:p>
     <w:p>
@@ -16759,7 +17163,7 @@
           <w:rFonts w:ascii="Times New Roman" w:hAnsi="Times New Roman" w:eastAsia="Times New Roman" w:cs="Times New Roman"/>
           <w:sz w:val="21"/>
         </w:rPr>
-        <w:t xml:space="preserve">, allocation-audit fields, and the stated screening thresholds. Supplementary Notes S4–S5 provide the contingency definitions, detailed diagnostics, and worked stress-scenario and N−1 examples.</w:t>
+        <w:t xml:space="preserve">, allocation-audit fields, and the stated screening thresholds. In the contingency panel, the incremental flag requires principal-solution convergence, no material island, and no new voltage or thermal violation relative to the corresponding N−0 state. It does not identify every worsening of a pre-existing violation, so absolute post-contingency voltage and loading values must remain the primary screening outputs.</w:t>
       </w:r>
     </w:p>
     <w:bookmarkEnd w:id="80"/>

--- a/paper/SimPT60_submission_en.docx
+++ b/paper/SimPT60_submission_en.docx
@@ -1591,121 +1591,21 @@
           <w:rFonts w:ascii="Times New Roman" w:hAnsi="Times New Roman" w:eastAsia="Times New Roman" w:cs="Times New Roman"/>
           <w:sz w:val="21"/>
         </w:rPr>
-        <w:t xml:space="preserve">2025 to 24 March 2026 at 15-minute resolution. Network geometry is drawn</w:t>
-      </w:r>
-      <w:r>
-        <w:rPr>
-          <w:rFonts w:ascii="Times New Roman" w:hAnsi="Times New Roman" w:eastAsia="Times New Roman" w:cs="Times New Roman"/>
-          <w:sz w:val="21"/>
-        </w:rPr>
-        <w:t xml:space="preserve"> </w:t>
-      </w:r>
-      <w:r>
-        <w:rPr>
-          <w:rFonts w:ascii="Times New Roman" w:hAnsi="Times New Roman" w:eastAsia="Times New Roman" w:cs="Times New Roman"/>
-          <w:sz w:val="21"/>
-        </w:rPr>
-        <w:t xml:space="preserve">mainly from the E-REDES 60/130 kV network and the OpenStreetMap</w:t>
-      </w:r>
-      <w:r>
-        <w:rPr>
-          <w:rFonts w:ascii="Times New Roman" w:hAnsi="Times New Roman" w:eastAsia="Times New Roman" w:cs="Times New Roman"/>
-          <w:sz w:val="21"/>
-        </w:rPr>
-        <w:t xml:space="preserve"> </w:t>
-      </w:r>
-      <w:r>
-        <w:rPr>
-          <w:rFonts w:ascii="Times New Roman" w:hAnsi="Times New Roman" w:eastAsia="Times New Roman" w:cs="Times New Roman"/>
-          <w:sz w:val="21"/>
-        </w:rPr>
-        <w:t xml:space="preserve">(OSM)/Geofabrik 150/220/400 kV network</w:t>
-      </w:r>
-      <w:r>
-        <w:rPr>
-          <w:rFonts w:ascii="Times New Roman" w:hAnsi="Times New Roman" w:eastAsia="Times New Roman" w:cs="Times New Roman"/>
-          <w:sz w:val="21"/>
-          <w:vertAlign w:val="superscript"/>
-        </w:rPr>
-        <w:t xml:space="preserve">11</w:t>
-      </w:r>
-      <w:r>
-        <w:rPr>
-          <w:rFonts w:ascii="Times New Roman" w:hAnsi="Times New Roman" w:eastAsia="Times New Roman" w:cs="Times New Roman"/>
-          <w:sz w:val="21"/>
-        </w:rPr>
-        <w:t xml:space="preserve">. DGEG and</w:t>
-      </w:r>
-      <w:r>
-        <w:rPr>
-          <w:rFonts w:ascii="Times New Roman" w:hAnsi="Times New Roman" w:eastAsia="Times New Roman" w:cs="Times New Roman"/>
-          <w:sz w:val="21"/>
-        </w:rPr>
-        <w:t xml:space="preserve"> </w:t>
-      </w:r>
-      <w:r>
-        <w:rPr>
-          <w:rFonts w:ascii="Times New Roman" w:hAnsi="Times New Roman" w:eastAsia="Times New Roman" w:cs="Times New Roman"/>
-          <w:sz w:val="21"/>
-        </w:rPr>
-        <w:t xml:space="preserve">Agência Portuguesa do Ambiente (APA) records supplement generation,</w:t>
-      </w:r>
-      <w:r>
-        <w:rPr>
-          <w:rFonts w:ascii="Times New Roman" w:hAnsi="Times New Roman" w:eastAsia="Times New Roman" w:cs="Times New Roman"/>
-          <w:sz w:val="21"/>
-        </w:rPr>
-        <w:t xml:space="preserve"> </w:t>
-      </w:r>
-      <w:r>
-        <w:rPr>
-          <w:rFonts w:ascii="Times New Roman" w:hAnsi="Times New Roman" w:eastAsia="Times New Roman" w:cs="Times New Roman"/>
-          <w:sz w:val="21"/>
-        </w:rPr>
-        <w:t xml:space="preserve">storage, and connection evidence</w:t>
-      </w:r>
-      <w:r>
-        <w:rPr>
-          <w:rFonts w:ascii="Times New Roman" w:hAnsi="Times New Roman" w:eastAsia="Times New Roman" w:cs="Times New Roman"/>
-          <w:sz w:val="21"/>
-          <w:vertAlign w:val="superscript"/>
-        </w:rPr>
-        <w:t xml:space="preserve">8,12–14</w:t>
-      </w:r>
-      <w:r>
-        <w:rPr>
-          <w:rFonts w:ascii="Times New Roman" w:hAnsi="Times New Roman" w:eastAsia="Times New Roman" w:cs="Times New Roman"/>
-          <w:sz w:val="21"/>
-        </w:rPr>
-        <w:t xml:space="preserve">. REN provides</w:t>
-      </w:r>
-      <w:r>
-        <w:rPr>
-          <w:rFonts w:ascii="Times New Roman" w:hAnsi="Times New Roman" w:eastAsia="Times New Roman" w:cs="Times New Roman"/>
-          <w:sz w:val="21"/>
-        </w:rPr>
-        <w:t xml:space="preserve"> </w:t>
-      </w:r>
-      <w:r>
-        <w:rPr>
-          <w:rFonts w:ascii="Times New Roman" w:hAnsi="Times New Roman" w:eastAsia="Times New Roman" w:cs="Times New Roman"/>
-          <w:sz w:val="21"/>
-        </w:rPr>
-        <w:t xml:space="preserve">national 15-minute operating series, whereas E-REDES provides substation</w:t>
-      </w:r>
-      <w:r>
-        <w:rPr>
-          <w:rFonts w:ascii="Times New Roman" w:hAnsi="Times New Roman" w:eastAsia="Times New Roman" w:cs="Times New Roman"/>
-          <w:sz w:val="21"/>
-        </w:rPr>
-        <w:t xml:space="preserve"> </w:t>
-      </w:r>
-      <w:r>
-        <w:rPr>
-          <w:rFonts w:ascii="Times New Roman" w:hAnsi="Times New Roman" w:eastAsia="Times New Roman" w:cs="Times New Roman"/>
-          <w:sz w:val="21"/>
-        </w:rPr>
-        <w:t xml:space="preserve">energy. The</w:t>
+        <w:t xml:space="preserve">2025 to 24 March 2026 at 15-minute resolution. The E-REDES portal calls</w:t>
+      </w:r>
+      <w:r>
+        <w:rPr>
+          <w:rFonts w:ascii="Times New Roman" w:hAnsi="Times New Roman" w:eastAsia="Times New Roman" w:cs="Times New Roman"/>
+          <w:sz w:val="21"/>
+        </w:rPr>
+        <w:t xml:space="preserve"> </w:t>
+      </w:r>
+      <w:r>
+        <w:rPr>
+          <w:rFonts w:ascii="Times New Roman" w:hAnsi="Times New Roman" w:eastAsia="Times New Roman" w:cs="Times New Roman"/>
+          <w:sz w:val="21"/>
+        </w:rPr>
+        <w:t xml:space="preserve">the national distribution grid the</w:t>
       </w:r>
       <w:r>
         <w:rPr>
@@ -1721,7 +1621,28 @@
           <w:iCs/>
           <w:sz w:val="21"/>
         </w:rPr>
-        <w:t xml:space="preserve">Plano de Desenvolvimento e Investimento da Rede de</w:t>
+        <w:t xml:space="preserve">Rede Nacional de Distribuição</w:t>
+      </w:r>
+      <w:r>
+        <w:rPr>
+          <w:rFonts w:ascii="Times New Roman" w:hAnsi="Times New Roman" w:eastAsia="Times New Roman" w:cs="Times New Roman"/>
+          <w:sz w:val="21"/>
+        </w:rPr>
+        <w:t xml:space="preserve"> </w:t>
+      </w:r>
+      <w:r>
+        <w:rPr>
+          <w:rFonts w:ascii="Times New Roman" w:hAnsi="Times New Roman" w:eastAsia="Times New Roman" w:cs="Times New Roman"/>
+          <w:sz w:val="21"/>
+        </w:rPr>
+        <w:t xml:space="preserve">(RND) and labels high voltage as</w:t>
+      </w:r>
+      <w:r>
+        <w:rPr>
+          <w:rFonts w:ascii="Times New Roman" w:hAnsi="Times New Roman" w:eastAsia="Times New Roman" w:cs="Times New Roman"/>
+          <w:sz w:val="21"/>
+        </w:rPr>
+        <w:t xml:space="preserve"> </w:t>
       </w:r>
       <w:r>
         <w:rPr>
@@ -1730,6 +1651,141 @@
           <w:iCs/>
           <w:sz w:val="21"/>
         </w:rPr>
+        <w:t xml:space="preserve">alta tensão</w:t>
+      </w:r>
+      <w:r>
+        <w:rPr>
+          <w:rFonts w:ascii="Times New Roman" w:hAnsi="Times New Roman" w:eastAsia="Times New Roman" w:cs="Times New Roman"/>
+          <w:sz w:val="21"/>
+        </w:rPr>
+        <w:t xml:space="preserve"> </w:t>
+      </w:r>
+      <w:r>
+        <w:rPr>
+          <w:rFonts w:ascii="Times New Roman" w:hAnsi="Times New Roman" w:eastAsia="Times New Roman" w:cs="Times New Roman"/>
+          <w:sz w:val="21"/>
+        </w:rPr>
+        <w:t xml:space="preserve">(AT). Network</w:t>
+      </w:r>
+      <w:r>
+        <w:rPr>
+          <w:rFonts w:ascii="Times New Roman" w:hAnsi="Times New Roman" w:eastAsia="Times New Roman" w:cs="Times New Roman"/>
+          <w:sz w:val="21"/>
+        </w:rPr>
+        <w:t xml:space="preserve"> </w:t>
+      </w:r>
+      <w:r>
+        <w:rPr>
+          <w:rFonts w:ascii="Times New Roman" w:hAnsi="Times New Roman" w:eastAsia="Times New Roman" w:cs="Times New Roman"/>
+          <w:sz w:val="21"/>
+        </w:rPr>
+        <w:t xml:space="preserve">geometry is drawn mainly from the E-REDES 60/130 kV network and the</w:t>
+      </w:r>
+      <w:r>
+        <w:rPr>
+          <w:rFonts w:ascii="Times New Roman" w:hAnsi="Times New Roman" w:eastAsia="Times New Roman" w:cs="Times New Roman"/>
+          <w:sz w:val="21"/>
+        </w:rPr>
+        <w:t xml:space="preserve"> </w:t>
+      </w:r>
+      <w:r>
+        <w:rPr>
+          <w:rFonts w:ascii="Times New Roman" w:hAnsi="Times New Roman" w:eastAsia="Times New Roman" w:cs="Times New Roman"/>
+          <w:sz w:val="21"/>
+        </w:rPr>
+        <w:t xml:space="preserve">OpenStreetMap (OSM)/Geofabrik 150/220/400 kV</w:t>
+      </w:r>
+      <w:r>
+        <w:rPr>
+          <w:rFonts w:ascii="Times New Roman" w:hAnsi="Times New Roman" w:eastAsia="Times New Roman" w:cs="Times New Roman"/>
+          <w:sz w:val="21"/>
+        </w:rPr>
+        <w:t xml:space="preserve"> </w:t>
+      </w:r>
+      <w:r>
+        <w:rPr>
+          <w:rFonts w:ascii="Times New Roman" w:hAnsi="Times New Roman" w:eastAsia="Times New Roman" w:cs="Times New Roman"/>
+          <w:sz w:val="21"/>
+        </w:rPr>
+        <w:t xml:space="preserve">network</w:t>
+      </w:r>
+      <w:r>
+        <w:rPr>
+          <w:rFonts w:ascii="Times New Roman" w:hAnsi="Times New Roman" w:eastAsia="Times New Roman" w:cs="Times New Roman"/>
+          <w:sz w:val="21"/>
+          <w:vertAlign w:val="superscript"/>
+        </w:rPr>
+        <w:t xml:space="preserve">11</w:t>
+      </w:r>
+      <w:r>
+        <w:rPr>
+          <w:rFonts w:ascii="Times New Roman" w:hAnsi="Times New Roman" w:eastAsia="Times New Roman" w:cs="Times New Roman"/>
+          <w:sz w:val="21"/>
+        </w:rPr>
+        <w:t xml:space="preserve">. DGEG and Agência Portuguesa do Ambiente</w:t>
+      </w:r>
+      <w:r>
+        <w:rPr>
+          <w:rFonts w:ascii="Times New Roman" w:hAnsi="Times New Roman" w:eastAsia="Times New Roman" w:cs="Times New Roman"/>
+          <w:sz w:val="21"/>
+        </w:rPr>
+        <w:t xml:space="preserve"> </w:t>
+      </w:r>
+      <w:r>
+        <w:rPr>
+          <w:rFonts w:ascii="Times New Roman" w:hAnsi="Times New Roman" w:eastAsia="Times New Roman" w:cs="Times New Roman"/>
+          <w:sz w:val="21"/>
+        </w:rPr>
+        <w:t xml:space="preserve">(APA) records supplement generation, storage, and connection</w:t>
+      </w:r>
+      <w:r>
+        <w:rPr>
+          <w:rFonts w:ascii="Times New Roman" w:hAnsi="Times New Roman" w:eastAsia="Times New Roman" w:cs="Times New Roman"/>
+          <w:sz w:val="21"/>
+        </w:rPr>
+        <w:t xml:space="preserve"> </w:t>
+      </w:r>
+      <w:r>
+        <w:rPr>
+          <w:rFonts w:ascii="Times New Roman" w:hAnsi="Times New Roman" w:eastAsia="Times New Roman" w:cs="Times New Roman"/>
+          <w:sz w:val="21"/>
+        </w:rPr>
+        <w:t xml:space="preserve">evidence</w:t>
+      </w:r>
+      <w:r>
+        <w:rPr>
+          <w:rFonts w:ascii="Times New Roman" w:hAnsi="Times New Roman" w:eastAsia="Times New Roman" w:cs="Times New Roman"/>
+          <w:sz w:val="21"/>
+          <w:vertAlign w:val="superscript"/>
+        </w:rPr>
+        <w:t xml:space="preserve">8,12–14</w:t>
+      </w:r>
+      <w:r>
+        <w:rPr>
+          <w:rFonts w:ascii="Times New Roman" w:hAnsi="Times New Roman" w:eastAsia="Times New Roman" w:cs="Times New Roman"/>
+          <w:sz w:val="21"/>
+        </w:rPr>
+        <w:t xml:space="preserve">. REN provides national 15-minute</w:t>
+      </w:r>
+      <w:r>
+        <w:rPr>
+          <w:rFonts w:ascii="Times New Roman" w:hAnsi="Times New Roman" w:eastAsia="Times New Roman" w:cs="Times New Roman"/>
+          <w:sz w:val="21"/>
+        </w:rPr>
+        <w:t xml:space="preserve"> </w:t>
+      </w:r>
+      <w:r>
+        <w:rPr>
+          <w:rFonts w:ascii="Times New Roman" w:hAnsi="Times New Roman" w:eastAsia="Times New Roman" w:cs="Times New Roman"/>
+          <w:sz w:val="21"/>
+        </w:rPr>
+        <w:t xml:space="preserve">operating series, whereas E-REDES provides substation energy. The</w:t>
+      </w:r>
+      <w:r>
+        <w:rPr>
+          <w:rFonts w:ascii="Times New Roman" w:hAnsi="Times New Roman" w:eastAsia="Times New Roman" w:cs="Times New Roman"/>
+          <w:sz w:val="21"/>
+        </w:rPr>
         <w:t xml:space="preserve"> </w:t>
       </w:r>
       <w:r>
@@ -1739,7 +1795,7 @@
           <w:iCs/>
           <w:sz w:val="21"/>
         </w:rPr>
-        <w:t xml:space="preserve">Transporte</w:t>
+        <w:t xml:space="preserve">Plano de Desenvolvimento e Investimento da Rede de Transporte</w:t>
       </w:r>
       <w:r>
         <w:rPr>
@@ -1769,7 +1825,7 @@
           <w:iCs/>
           <w:sz w:val="21"/>
         </w:rPr>
-        <w:t xml:space="preserve">Plano de Desenvolvimento e Investimento da</w:t>
+        <w:t xml:space="preserve">Plano de Desenvolvimento e Investimento da Rede</w:t>
       </w:r>
       <w:r>
         <w:rPr>
@@ -1787,35 +1843,35 @@
           <w:iCs/>
           <w:sz w:val="21"/>
         </w:rPr>
-        <w:t xml:space="preserve">Rede Nacional de Distribuição</w:t>
-      </w:r>
-      <w:r>
-        <w:rPr>
-          <w:rFonts w:ascii="Times New Roman" w:hAnsi="Times New Roman" w:eastAsia="Times New Roman" w:cs="Times New Roman"/>
-          <w:sz w:val="21"/>
-        </w:rPr>
-        <w:t xml:space="preserve"> </w:t>
-      </w:r>
-      <w:r>
-        <w:rPr>
-          <w:rFonts w:ascii="Times New Roman" w:hAnsi="Times New Roman" w:eastAsia="Times New Roman" w:cs="Times New Roman"/>
-          <w:sz w:val="21"/>
-        </w:rPr>
-        <w:t xml:space="preserve">(PDIRD) provide delivery-point profiles</w:t>
-      </w:r>
-      <w:r>
-        <w:rPr>
-          <w:rFonts w:ascii="Times New Roman" w:hAnsi="Times New Roman" w:eastAsia="Times New Roman" w:cs="Times New Roman"/>
-          <w:sz w:val="21"/>
-        </w:rPr>
-        <w:t xml:space="preserve"> </w:t>
-      </w:r>
-      <w:r>
-        <w:rPr>
-          <w:rFonts w:ascii="Times New Roman" w:hAnsi="Times New Roman" w:eastAsia="Times New Roman" w:cs="Times New Roman"/>
-          <w:sz w:val="21"/>
-        </w:rPr>
-        <w:t xml:space="preserve">and selected equipment parameters</w:t>
+        <w:t xml:space="preserve">Nacional de Distribuição</w:t>
+      </w:r>
+      <w:r>
+        <w:rPr>
+          <w:rFonts w:ascii="Times New Roman" w:hAnsi="Times New Roman" w:eastAsia="Times New Roman" w:cs="Times New Roman"/>
+          <w:sz w:val="21"/>
+        </w:rPr>
+        <w:t xml:space="preserve"> </w:t>
+      </w:r>
+      <w:r>
+        <w:rPr>
+          <w:rFonts w:ascii="Times New Roman" w:hAnsi="Times New Roman" w:eastAsia="Times New Roman" w:cs="Times New Roman"/>
+          <w:sz w:val="21"/>
+        </w:rPr>
+        <w:t xml:space="preserve">(PDIRD) provide delivery-point profiles and</w:t>
+      </w:r>
+      <w:r>
+        <w:rPr>
+          <w:rFonts w:ascii="Times New Roman" w:hAnsi="Times New Roman" w:eastAsia="Times New Roman" w:cs="Times New Roman"/>
+          <w:sz w:val="21"/>
+        </w:rPr>
+        <w:t xml:space="preserve"> </w:t>
+      </w:r>
+      <w:r>
+        <w:rPr>
+          <w:rFonts w:ascii="Times New Roman" w:hAnsi="Times New Roman" w:eastAsia="Times New Roman" w:cs="Times New Roman"/>
+          <w:sz w:val="21"/>
+        </w:rPr>
+        <w:t xml:space="preserve">selected equipment parameters</w:t>
       </w:r>
       <w:r>
         <w:rPr>
@@ -1830,35 +1886,35 @@
           <w:rFonts w:ascii="Times New Roman" w:hAnsi="Times New Roman" w:eastAsia="Times New Roman" w:cs="Times New Roman"/>
           <w:sz w:val="21"/>
         </w:rPr>
-        <w:t xml:space="preserve">. The</w:t>
-      </w:r>
-      <w:r>
-        <w:rPr>
-          <w:rFonts w:ascii="Times New Roman" w:hAnsi="Times New Roman" w:eastAsia="Times New Roman" w:cs="Times New Roman"/>
-          <w:sz w:val="21"/>
-        </w:rPr>
-        <w:t xml:space="preserve"> </w:t>
-      </w:r>
-      <w:r>
-        <w:rPr>
-          <w:rFonts w:ascii="Times New Roman" w:hAnsi="Times New Roman" w:eastAsia="Times New Roman" w:cs="Times New Roman"/>
-          <w:sz w:val="21"/>
-        </w:rPr>
-        <w:t xml:space="preserve">European Commission’s Geographical Information System (GISCO) supplies</w:t>
-      </w:r>
-      <w:r>
-        <w:rPr>
-          <w:rFonts w:ascii="Times New Roman" w:hAnsi="Times New Roman" w:eastAsia="Times New Roman" w:cs="Times New Roman"/>
-          <w:sz w:val="21"/>
-        </w:rPr>
-        <w:t xml:space="preserve"> </w:t>
-      </w:r>
-      <w:r>
-        <w:rPr>
-          <w:rFonts w:ascii="Times New Roman" w:hAnsi="Times New Roman" w:eastAsia="Times New Roman" w:cs="Times New Roman"/>
-          <w:sz w:val="21"/>
-        </w:rPr>
-        <w:t xml:space="preserve">the continental boundary</w:t>
+        <w:t xml:space="preserve">. The European</w:t>
+      </w:r>
+      <w:r>
+        <w:rPr>
+          <w:rFonts w:ascii="Times New Roman" w:hAnsi="Times New Roman" w:eastAsia="Times New Roman" w:cs="Times New Roman"/>
+          <w:sz w:val="21"/>
+        </w:rPr>
+        <w:t xml:space="preserve"> </w:t>
+      </w:r>
+      <w:r>
+        <w:rPr>
+          <w:rFonts w:ascii="Times New Roman" w:hAnsi="Times New Roman" w:eastAsia="Times New Roman" w:cs="Times New Roman"/>
+          <w:sz w:val="21"/>
+        </w:rPr>
+        <w:t xml:space="preserve">Commission’s Geographical Information System (GISCO) supplies the</w:t>
+      </w:r>
+      <w:r>
+        <w:rPr>
+          <w:rFonts w:ascii="Times New Roman" w:hAnsi="Times New Roman" w:eastAsia="Times New Roman" w:cs="Times New Roman"/>
+          <w:sz w:val="21"/>
+        </w:rPr>
+        <w:t xml:space="preserve"> </w:t>
+      </w:r>
+      <w:r>
+        <w:rPr>
+          <w:rFonts w:ascii="Times New Roman" w:hAnsi="Times New Roman" w:eastAsia="Times New Roman" w:cs="Times New Roman"/>
+          <w:sz w:val="21"/>
+        </w:rPr>
+        <w:t xml:space="preserve">continental boundary</w:t>
       </w:r>
       <w:r>
         <w:rPr>
@@ -1887,35 +1943,21 @@
           <w:rFonts w:ascii="Times New Roman" w:hAnsi="Times New Roman" w:eastAsia="Times New Roman" w:cs="Times New Roman"/>
           <w:sz w:val="21"/>
         </w:rPr>
-        <w:t xml:space="preserve">España (REE) records support transmission and interconnection checks.</w:t>
-      </w:r>
-      <w:r>
-        <w:rPr>
-          <w:rFonts w:ascii="Times New Roman" w:hAnsi="Times New Roman" w:eastAsia="Times New Roman" w:cs="Times New Roman"/>
-          <w:sz w:val="21"/>
-        </w:rPr>
-        <w:t xml:space="preserve"> </w:t>
-      </w:r>
-      <w:r>
-        <w:rPr>
-          <w:rFonts w:ascii="Times New Roman" w:hAnsi="Times New Roman" w:eastAsia="Times New Roman" w:cs="Times New Roman"/>
-          <w:sz w:val="21"/>
-        </w:rPr>
-        <w:t xml:space="preserve">OpenInfraMap, which derives from OSM, is used only for display checks</w:t>
-      </w:r>
-      <w:r>
-        <w:rPr>
-          <w:rFonts w:ascii="Times New Roman" w:hAnsi="Times New Roman" w:eastAsia="Times New Roman" w:cs="Times New Roman"/>
-          <w:sz w:val="21"/>
-        </w:rPr>
-        <w:t xml:space="preserve"> </w:t>
-      </w:r>
-      <w:r>
-        <w:rPr>
-          <w:rFonts w:ascii="Times New Roman" w:hAnsi="Times New Roman" w:eastAsia="Times New Roman" w:cs="Times New Roman"/>
-          <w:sz w:val="21"/>
-        </w:rPr>
-        <w:t xml:space="preserve">and is not treated as independent evidence</w:t>
+        <w:t xml:space="preserve">España (REE) records support transmission and interconnection</w:t>
+      </w:r>
+      <w:r>
+        <w:rPr>
+          <w:rFonts w:ascii="Times New Roman" w:hAnsi="Times New Roman" w:eastAsia="Times New Roman" w:cs="Times New Roman"/>
+          <w:sz w:val="21"/>
+        </w:rPr>
+        <w:t xml:space="preserve"> </w:t>
+      </w:r>
+      <w:r>
+        <w:rPr>
+          <w:rFonts w:ascii="Times New Roman" w:hAnsi="Times New Roman" w:eastAsia="Times New Roman" w:cs="Times New Roman"/>
+          <w:sz w:val="21"/>
+        </w:rPr>
+        <w:t xml:space="preserve">checks</w:t>
       </w:r>
       <w:r>
         <w:rPr>
@@ -1924,6 +1966,49 @@
           <w:vertAlign w:val="superscript"/>
         </w:rPr>
         <w:t xml:space="preserve">16</w:t>
+      </w:r>
+      <w:r>
+        <w:rPr>
+          <w:rFonts w:ascii="Times New Roman" w:hAnsi="Times New Roman" w:eastAsia="Times New Roman" w:cs="Times New Roman"/>
+          <w:sz w:val="21"/>
+        </w:rPr>
+        <w:t xml:space="preserve">. OpenInfraMap, which derives from OSM, is</w:t>
+      </w:r>
+      <w:r>
+        <w:rPr>
+          <w:rFonts w:ascii="Times New Roman" w:hAnsi="Times New Roman" w:eastAsia="Times New Roman" w:cs="Times New Roman"/>
+          <w:sz w:val="21"/>
+        </w:rPr>
+        <w:t xml:space="preserve"> </w:t>
+      </w:r>
+      <w:r>
+        <w:rPr>
+          <w:rFonts w:ascii="Times New Roman" w:hAnsi="Times New Roman" w:eastAsia="Times New Roman" w:cs="Times New Roman"/>
+          <w:sz w:val="21"/>
+        </w:rPr>
+        <w:t xml:space="preserve">used only for display checks and is not treated as independent</w:t>
+      </w:r>
+      <w:r>
+        <w:rPr>
+          <w:rFonts w:ascii="Times New Roman" w:hAnsi="Times New Roman" w:eastAsia="Times New Roman" w:cs="Times New Roman"/>
+          <w:sz w:val="21"/>
+        </w:rPr>
+        <w:t xml:space="preserve"> </w:t>
+      </w:r>
+      <w:r>
+        <w:rPr>
+          <w:rFonts w:ascii="Times New Roman" w:hAnsi="Times New Roman" w:eastAsia="Times New Roman" w:cs="Times New Roman"/>
+          <w:sz w:val="21"/>
+        </w:rPr>
+        <w:t xml:space="preserve">evidence</w:t>
+      </w:r>
+      <w:r>
+        <w:rPr>
+          <w:rFonts w:ascii="Times New Roman" w:hAnsi="Times New Roman" w:eastAsia="Times New Roman" w:cs="Times New Roman"/>
+          <w:sz w:val="21"/>
+          <w:vertAlign w:val="superscript"/>
+        </w:rPr>
+        <w:t xml:space="preserve">17</w:t>
       </w:r>
       <w:r>
         <w:rPr>
@@ -2078,34 +2163,7 @@
                 <w:b/>
                 <w:sz w:val="16"/>
               </w:rPr>
-              <w:t xml:space="preserve">Publisher / product</w:t>
-            </w:r>
-          </w:p>
-        </w:tc>
-        <w:tc>
-          <w:tcPr>
-            <w:vAlign w:val="center"/>
-            <w:tcMar>
-              <w:top w:w="70" w:type="dxa"/>
-              <w:bottom w:w="70" w:type="dxa"/>
-              <w:start w:w="90" w:type="dxa"/>
-              <w:end w:w="90" w:type="dxa"/>
-            </w:tcMar>
-          </w:tcPr>
-          <w:p>
-            <w:pPr>
-              <w:pStyle w:val="Compact"/>
-              <w:widowControl/>
-              <w:spacing w:before="0" w:after="40" w:line="240" w:lineRule="auto"/>
-              <w:jc w:val="center"/>
-            </w:pPr>
-            <w:r>
-              <w:rPr>
-                <w:rFonts w:ascii="Times New Roman" w:hAnsi="Times New Roman" w:eastAsia="Times New Roman" w:cs="Times New Roman"/>
-                <w:b/>
-                <w:sz w:val="16"/>
-              </w:rPr>
-              <w:t xml:space="preserve">Coverage and principal content</w:t>
+              <w:t xml:space="preserve">Source</w:t>
             </w:r>
           </w:p>
         </w:tc>
@@ -2132,7 +2190,7 @@
                 <w:b/>
                 <w:sz w:val="16"/>
               </w:rPr>
-              <w:t xml:space="preserve">Modelling role</w:t>
+              <w:t xml:space="preserve">Data</w:t>
             </w:r>
           </w:p>
         </w:tc>
@@ -2159,7 +2217,34 @@
                 <w:b/>
                 <w:sz w:val="16"/>
               </w:rPr>
-              <w:t xml:space="preserve">Version or case treatment</w:t>
+              <w:t xml:space="preserve">Role</w:t>
+            </w:r>
+          </w:p>
+        </w:tc>
+        <w:tc>
+          <w:tcPr>
+            <w:vAlign w:val="center"/>
+            <w:tcMar>
+              <w:top w:w="70" w:type="dxa"/>
+              <w:bottom w:w="70" w:type="dxa"/>
+              <w:start w:w="90" w:type="dxa"/>
+              <w:end w:w="90" w:type="dxa"/>
+            </w:tcMar>
+          </w:tcPr>
+          <w:p>
+            <w:pPr>
+              <w:pStyle w:val="Compact"/>
+              <w:widowControl/>
+              <w:spacing w:before="0" w:after="40" w:line="240" w:lineRule="auto"/>
+              <w:jc w:val="left"/>
+            </w:pPr>
+            <w:r>
+              <w:rPr>
+                <w:rFonts w:ascii="Times New Roman" w:hAnsi="Times New Roman" w:eastAsia="Times New Roman" w:cs="Times New Roman"/>
+                <w:b/>
+                <w:sz w:val="16"/>
+              </w:rPr>
+              <w:t xml:space="preserve">Time basis</w:t>
             </w:r>
           </w:p>
         </w:tc>
@@ -2191,118 +2276,7 @@
                 <w:b w:val="0"/>
                 <w:sz w:val="16"/>
               </w:rPr>
-              <w:t xml:space="preserve">E-REDES /</w:t>
-            </w:r>
-            <w:r>
-              <w:rPr>
-                <w:rFonts w:ascii="Times New Roman" w:hAnsi="Times New Roman" w:eastAsia="Times New Roman" w:cs="Times New Roman"/>
-                <w:b w:val="0"/>
-                <w:sz w:val="16"/>
-              </w:rPr>
-              <w:t xml:space="preserve"> </w:t>
-            </w:r>
-            <w:r>
-              <w:rPr>
-                <w:rFonts w:ascii="Times New Roman" w:hAnsi="Times New Roman" w:eastAsia="Times New Roman" w:cs="Times New Roman"/>
-                <w:b w:val="0"/>
-                <w:i/>
-                <w:iCs/>
-                <w:sz w:val="16"/>
-              </w:rPr>
-              <w:t xml:space="preserve">Rede Nacional de Distribuição</w:t>
-            </w:r>
-            <w:r>
-              <w:rPr>
-                <w:rFonts w:ascii="Times New Roman" w:hAnsi="Times New Roman" w:eastAsia="Times New Roman" w:cs="Times New Roman"/>
-                <w:b w:val="0"/>
-                <w:sz w:val="16"/>
-              </w:rPr>
-              <w:t xml:space="preserve"> </w:t>
-            </w:r>
-            <w:r>
-              <w:rPr>
-                <w:rFonts w:ascii="Times New Roman" w:hAnsi="Times New Roman" w:eastAsia="Times New Roman" w:cs="Times New Roman"/>
-                <w:b w:val="0"/>
-                <w:sz w:val="16"/>
-              </w:rPr>
-              <w:t xml:space="preserve">(RND) high-voltage</w:t>
-            </w:r>
-            <w:r>
-              <w:rPr>
-                <w:rFonts w:ascii="Times New Roman" w:hAnsi="Times New Roman" w:eastAsia="Times New Roman" w:cs="Times New Roman"/>
-                <w:b w:val="0"/>
-                <w:sz w:val="16"/>
-              </w:rPr>
-              <w:t xml:space="preserve"> </w:t>
-            </w:r>
-            <w:r>
-              <w:rPr>
-                <w:rFonts w:ascii="Times New Roman" w:hAnsi="Times New Roman" w:eastAsia="Times New Roman" w:cs="Times New Roman"/>
-                <w:b w:val="0"/>
-                <w:sz w:val="16"/>
-              </w:rPr>
-              <w:t xml:space="preserve">network (</w:t>
-            </w:r>
-            <w:r>
-              <w:rPr>
-                <w:rFonts w:ascii="Times New Roman" w:hAnsi="Times New Roman" w:eastAsia="Times New Roman" w:cs="Times New Roman"/>
-                <w:b w:val="0"/>
-                <w:i/>
-                <w:iCs/>
-                <w:sz w:val="16"/>
-              </w:rPr>
-              <w:t xml:space="preserve">alta tensão</w:t>
-            </w:r>
-            <w:r>
-              <w:rPr>
-                <w:rFonts w:ascii="Times New Roman" w:hAnsi="Times New Roman" w:eastAsia="Times New Roman" w:cs="Times New Roman"/>
-                <w:b w:val="0"/>
-                <w:sz w:val="16"/>
-              </w:rPr>
-              <w:t xml:space="preserve">, AT, in the source portal)</w:t>
-            </w:r>
-          </w:p>
-        </w:tc>
-        <w:tc>
-          <w:tcPr>
-            <w:vAlign w:val="center"/>
-            <w:tcMar>
-              <w:top w:w="70" w:type="dxa"/>
-              <w:bottom w:w="70" w:type="dxa"/>
-              <w:start w:w="90" w:type="dxa"/>
-              <w:end w:w="90" w:type="dxa"/>
-            </w:tcMar>
-          </w:tcPr>
-          <w:p>
-            <w:pPr>
-              <w:pStyle w:val="Compact"/>
-              <w:widowControl/>
-              <w:spacing w:before="0" w:after="40" w:line="240" w:lineRule="auto"/>
-              <w:jc w:val="center"/>
-            </w:pPr>
-            <w:r>
-              <w:rPr>
-                <w:rFonts w:ascii="Times New Roman" w:hAnsi="Times New Roman" w:eastAsia="Times New Roman" w:cs="Times New Roman"/>
-                <w:b w:val="0"/>
-                <w:sz w:val="16"/>
-              </w:rPr>
-              <w:t xml:space="preserve">Continental</w:t>
-            </w:r>
-            <w:r>
-              <w:rPr>
-                <w:rFonts w:ascii="Times New Roman" w:hAnsi="Times New Roman" w:eastAsia="Times New Roman" w:cs="Times New Roman"/>
-                <w:b w:val="0"/>
-                <w:sz w:val="16"/>
-              </w:rPr>
-              <w:t xml:space="preserve"> </w:t>
-            </w:r>
-            <w:r>
-              <w:rPr>
-                <w:rFonts w:ascii="Times New Roman" w:hAnsi="Times New Roman" w:eastAsia="Times New Roman" w:cs="Times New Roman"/>
-                <w:b w:val="0"/>
-                <w:sz w:val="16"/>
-              </w:rPr>
-              <w:t xml:space="preserve">60/130 kV lines, facilities, codes, and geometry</w:t>
+              <w:t xml:space="preserve">E-REDES RND (AT)</w:t>
             </w:r>
           </w:p>
         </w:tc>
@@ -2329,23 +2303,7 @@
                 <w:b w:val="0"/>
                 <w:sz w:val="16"/>
               </w:rPr>
-              <w:t xml:space="preserve">Static-network</w:t>
-            </w:r>
-            <w:r>
-              <w:rPr>
-                <w:rFonts w:ascii="Times New Roman" w:hAnsi="Times New Roman" w:eastAsia="Times New Roman" w:cs="Times New Roman"/>
-                <w:b w:val="0"/>
-                <w:sz w:val="16"/>
-              </w:rPr>
-              <w:t xml:space="preserve"> </w:t>
-            </w:r>
-            <w:r>
-              <w:rPr>
-                <w:rFonts w:ascii="Times New Roman" w:hAnsi="Times New Roman" w:eastAsia="Times New Roman" w:cs="Times New Roman"/>
-                <w:b w:val="0"/>
-                <w:sz w:val="16"/>
-              </w:rPr>
-              <w:t xml:space="preserve">construction</w:t>
+              <w:t xml:space="preserve">60/130 kV grid</w:t>
             </w:r>
           </w:p>
         </w:tc>
@@ -2372,23 +2330,34 @@
                 <w:b w:val="0"/>
                 <w:sz w:val="16"/>
               </w:rPr>
-              <w:t xml:space="preserve">Archived snapshot; frozen state where historical device</w:t>
-            </w:r>
-            <w:r>
-              <w:rPr>
-                <w:rFonts w:ascii="Times New Roman" w:hAnsi="Times New Roman" w:eastAsia="Times New Roman" w:cs="Times New Roman"/>
-                <w:b w:val="0"/>
-                <w:sz w:val="16"/>
-              </w:rPr>
-              <w:t xml:space="preserve"> </w:t>
-            </w:r>
-            <w:r>
-              <w:rPr>
-                <w:rFonts w:ascii="Times New Roman" w:hAnsi="Times New Roman" w:eastAsia="Times New Roman" w:cs="Times New Roman"/>
-                <w:b w:val="0"/>
-                <w:sz w:val="16"/>
-              </w:rPr>
-              <w:t xml:space="preserve">status is absent</w:t>
+              <w:t xml:space="preserve">Network</w:t>
+            </w:r>
+          </w:p>
+        </w:tc>
+        <w:tc>
+          <w:tcPr>
+            <w:vAlign w:val="center"/>
+            <w:tcMar>
+              <w:top w:w="70" w:type="dxa"/>
+              <w:bottom w:w="70" w:type="dxa"/>
+              <w:start w:w="90" w:type="dxa"/>
+              <w:end w:w="90" w:type="dxa"/>
+            </w:tcMar>
+          </w:tcPr>
+          <w:p>
+            <w:pPr>
+              <w:pStyle w:val="Compact"/>
+              <w:widowControl/>
+              <w:spacing w:before="0" w:after="40" w:line="240" w:lineRule="auto"/>
+              <w:jc w:val="left"/>
+            </w:pPr>
+            <w:r>
+              <w:rPr>
+                <w:rFonts w:ascii="Times New Roman" w:hAnsi="Times New Roman" w:eastAsia="Times New Roman" w:cs="Times New Roman"/>
+                <w:b w:val="0"/>
+                <w:sz w:val="16"/>
+              </w:rPr>
+              <w:t xml:space="preserve">Snapshot</w:t>
             </w:r>
           </w:p>
         </w:tc>
@@ -2439,7 +2408,7 @@
               <w:pStyle w:val="Compact"/>
               <w:widowControl/>
               <w:spacing w:before="0" w:after="40" w:line="240" w:lineRule="auto"/>
-              <w:jc w:val="center"/>
+              <w:jc w:val="left"/>
             </w:pPr>
             <w:r>
               <w:rPr>
@@ -2447,23 +2416,7 @@
                 <w:b w:val="0"/>
                 <w:sz w:val="16"/>
               </w:rPr>
-              <w:t xml:space="preserve">Continental Portugal and Spanish boundary; 150/220/400</w:t>
-            </w:r>
-            <w:r>
-              <w:rPr>
-                <w:rFonts w:ascii="Times New Roman" w:hAnsi="Times New Roman" w:eastAsia="Times New Roman" w:cs="Times New Roman"/>
-                <w:b w:val="0"/>
-                <w:sz w:val="16"/>
-              </w:rPr>
-              <w:t xml:space="preserve"> </w:t>
-            </w:r>
-            <w:r>
-              <w:rPr>
-                <w:rFonts w:ascii="Times New Roman" w:hAnsi="Times New Roman" w:eastAsia="Times New Roman" w:cs="Times New Roman"/>
-                <w:b w:val="0"/>
-                <w:sz w:val="16"/>
-              </w:rPr>
-              <w:t xml:space="preserve">kV facilities and circuits</w:t>
+              <w:t xml:space="preserve">150/220/400 kV grid</w:t>
             </w:r>
           </w:p>
         </w:tc>
@@ -2490,7 +2443,7 @@
                 <w:b w:val="0"/>
                 <w:sz w:val="16"/>
               </w:rPr>
-              <w:t xml:space="preserve">Static-network and asset construction</w:t>
+              <w:t xml:space="preserve">Network, assets</w:t>
             </w:r>
           </w:p>
         </w:tc>
@@ -2517,23 +2470,7 @@
                 <w:b w:val="0"/>
                 <w:sz w:val="16"/>
               </w:rPr>
-              <w:t xml:space="preserve">Archived snapshot; frozen state where contemporaneous switching records</w:t>
-            </w:r>
-            <w:r>
-              <w:rPr>
-                <w:rFonts w:ascii="Times New Roman" w:hAnsi="Times New Roman" w:eastAsia="Times New Roman" w:cs="Times New Roman"/>
-                <w:b w:val="0"/>
-                <w:sz w:val="16"/>
-              </w:rPr>
-              <w:t xml:space="preserve"> </w:t>
-            </w:r>
-            <w:r>
-              <w:rPr>
-                <w:rFonts w:ascii="Times New Roman" w:hAnsi="Times New Roman" w:eastAsia="Times New Roman" w:cs="Times New Roman"/>
-                <w:b w:val="0"/>
-                <w:sz w:val="16"/>
-              </w:rPr>
-              <w:t xml:space="preserve">are unavailable</w:t>
+              <w:t xml:space="preserve">Snapshot</w:t>
             </w:r>
           </w:p>
         </w:tc>
@@ -2565,50 +2502,7 @@
                 <w:b w:val="0"/>
                 <w:sz w:val="16"/>
               </w:rPr>
-              <w:t xml:space="preserve">DGEG, APA, and project notices</w:t>
-            </w:r>
-          </w:p>
-        </w:tc>
-        <w:tc>
-          <w:tcPr>
-            <w:vAlign w:val="center"/>
-            <w:tcMar>
-              <w:top w:w="70" w:type="dxa"/>
-              <w:bottom w:w="70" w:type="dxa"/>
-              <w:start w:w="90" w:type="dxa"/>
-              <w:end w:w="90" w:type="dxa"/>
-            </w:tcMar>
-          </w:tcPr>
-          <w:p>
-            <w:pPr>
-              <w:pStyle w:val="Compact"/>
-              <w:widowControl/>
-              <w:spacing w:before="0" w:after="40" w:line="240" w:lineRule="auto"/>
-              <w:jc w:val="center"/>
-            </w:pPr>
-            <w:r>
-              <w:rPr>
-                <w:rFonts w:ascii="Times New Roman" w:hAnsi="Times New Roman" w:eastAsia="Times New Roman" w:cs="Times New Roman"/>
-                <w:b w:val="0"/>
-                <w:sz w:val="16"/>
-              </w:rPr>
-              <w:t xml:space="preserve">Generation, storage, location,</w:t>
-            </w:r>
-            <w:r>
-              <w:rPr>
-                <w:rFonts w:ascii="Times New Roman" w:hAnsi="Times New Roman" w:eastAsia="Times New Roman" w:cs="Times New Roman"/>
-                <w:b w:val="0"/>
-                <w:sz w:val="16"/>
-              </w:rPr>
-              <w:t xml:space="preserve"> </w:t>
-            </w:r>
-            <w:r>
-              <w:rPr>
-                <w:rFonts w:ascii="Times New Roman" w:hAnsi="Times New Roman" w:eastAsia="Times New Roman" w:cs="Times New Roman"/>
-                <w:b w:val="0"/>
-                <w:sz w:val="16"/>
-              </w:rPr>
-              <w:t xml:space="preserve">capacity, and commissioning evidence</w:t>
+              <w:t xml:space="preserve">DGEG / APA / projects</w:t>
             </w:r>
           </w:p>
         </w:tc>
@@ -2635,23 +2529,7 @@
                 <w:b w:val="0"/>
                 <w:sz w:val="16"/>
               </w:rPr>
-              <w:t xml:space="preserve">Asset completion and field-level</w:t>
-            </w:r>
-            <w:r>
-              <w:rPr>
-                <w:rFonts w:ascii="Times New Roman" w:hAnsi="Times New Roman" w:eastAsia="Times New Roman" w:cs="Times New Roman"/>
-                <w:b w:val="0"/>
-                <w:sz w:val="16"/>
-              </w:rPr>
-              <w:t xml:space="preserve"> </w:t>
-            </w:r>
-            <w:r>
-              <w:rPr>
-                <w:rFonts w:ascii="Times New Roman" w:hAnsi="Times New Roman" w:eastAsia="Times New Roman" w:cs="Times New Roman"/>
-                <w:b w:val="0"/>
-                <w:sz w:val="16"/>
-              </w:rPr>
-              <w:t xml:space="preserve">evidence</w:t>
+              <w:t xml:space="preserve">Assets, capacity, dates</w:t>
             </w:r>
           </w:p>
         </w:tc>
@@ -2678,23 +2556,34 @@
                 <w:b w:val="0"/>
                 <w:sz w:val="16"/>
               </w:rPr>
-              <w:t xml:space="preserve">Known dates gate 366 assets; 824 undated assets are treated</w:t>
-            </w:r>
-            <w:r>
-              <w:rPr>
-                <w:rFonts w:ascii="Times New Roman" w:hAnsi="Times New Roman" w:eastAsia="Times New Roman" w:cs="Times New Roman"/>
-                <w:b w:val="0"/>
-                <w:sz w:val="16"/>
-              </w:rPr>
-              <w:t xml:space="preserve"> </w:t>
-            </w:r>
-            <w:r>
-              <w:rPr>
-                <w:rFonts w:ascii="Times New Roman" w:hAnsi="Times New Roman" w:eastAsia="Times New Roman" w:cs="Times New Roman"/>
-                <w:b w:val="0"/>
-                <w:sz w:val="16"/>
-              </w:rPr>
-              <w:t xml:space="preserve">as available and flagged</w:t>
+              <w:t xml:space="preserve">Assets, evidence</w:t>
+            </w:r>
+          </w:p>
+        </w:tc>
+        <w:tc>
+          <w:tcPr>
+            <w:vAlign w:val="center"/>
+            <w:tcMar>
+              <w:top w:w="70" w:type="dxa"/>
+              <w:bottom w:w="70" w:type="dxa"/>
+              <w:start w:w="90" w:type="dxa"/>
+              <w:end w:w="90" w:type="dxa"/>
+            </w:tcMar>
+          </w:tcPr>
+          <w:p>
+            <w:pPr>
+              <w:pStyle w:val="Compact"/>
+              <w:widowControl/>
+              <w:spacing w:before="0" w:after="40" w:line="240" w:lineRule="auto"/>
+              <w:jc w:val="left"/>
+            </w:pPr>
+            <w:r>
+              <w:rPr>
+                <w:rFonts w:ascii="Times New Roman" w:hAnsi="Times New Roman" w:eastAsia="Times New Roman" w:cs="Times New Roman"/>
+                <w:b w:val="0"/>
+                <w:sz w:val="16"/>
+              </w:rPr>
+              <w:t xml:space="preserve">Asset date</w:t>
             </w:r>
           </w:p>
         </w:tc>
@@ -2726,34 +2615,7 @@
                 <w:b w:val="0"/>
                 <w:sz w:val="16"/>
               </w:rPr>
-              <w:t xml:space="preserve">REN / Data Hub</w:t>
-            </w:r>
-          </w:p>
-        </w:tc>
-        <w:tc>
-          <w:tcPr>
-            <w:vAlign w:val="center"/>
-            <w:tcMar>
-              <w:top w:w="70" w:type="dxa"/>
-              <w:bottom w:w="70" w:type="dxa"/>
-              <w:start w:w="90" w:type="dxa"/>
-              <w:end w:w="90" w:type="dxa"/>
-            </w:tcMar>
-          </w:tcPr>
-          <w:p>
-            <w:pPr>
-              <w:pStyle w:val="Compact"/>
-              <w:widowControl/>
-              <w:spacing w:before="0" w:after="40" w:line="240" w:lineRule="auto"/>
-              <w:jc w:val="center"/>
-            </w:pPr>
-            <w:r>
-              <w:rPr>
-                <w:rFonts w:ascii="Times New Roman" w:hAnsi="Times New Roman" w:eastAsia="Times New Roman" w:cs="Times New Roman"/>
-                <w:b w:val="0"/>
-                <w:sz w:val="16"/>
-              </w:rPr>
-              <w:t xml:space="preserve">national series at 15-minute resolution</w:t>
+              <w:t xml:space="preserve">REN Data Hub</w:t>
             </w:r>
           </w:p>
         </w:tc>
@@ -2780,23 +2642,7 @@
                 <w:b w:val="0"/>
                 <w:sz w:val="16"/>
               </w:rPr>
-              <w:t xml:space="preserve">Demand,</w:t>
-            </w:r>
-            <w:r>
-              <w:rPr>
-                <w:rFonts w:ascii="Times New Roman" w:hAnsi="Times New Roman" w:eastAsia="Times New Roman" w:cs="Times New Roman"/>
-                <w:b w:val="0"/>
-                <w:sz w:val="16"/>
-              </w:rPr>
-              <w:t xml:space="preserve"> </w:t>
-            </w:r>
-            <w:r>
-              <w:rPr>
-                <w:rFonts w:ascii="Times New Roman" w:hAnsi="Times New Roman" w:eastAsia="Times New Roman" w:cs="Times New Roman"/>
-                <w:b w:val="0"/>
-                <w:sz w:val="16"/>
-              </w:rPr>
-              <w:t xml:space="preserve">generation, storage, and withheld exchange comparison</w:t>
+              <w:t xml:space="preserve">15 series; 15 min</w:t>
             </w:r>
           </w:p>
         </w:tc>
@@ -2823,7 +2669,34 @@
                 <w:b w:val="0"/>
                 <w:sz w:val="16"/>
               </w:rPr>
-              <w:t xml:space="preserve">Synchronized</w:t>
+              <w:t xml:space="preserve">Dispatch, reference</w:t>
+            </w:r>
+          </w:p>
+        </w:tc>
+        <w:tc>
+          <w:tcPr>
+            <w:vAlign w:val="center"/>
+            <w:tcMar>
+              <w:top w:w="70" w:type="dxa"/>
+              <w:bottom w:w="70" w:type="dxa"/>
+              <w:start w:w="90" w:type="dxa"/>
+              <w:end w:w="90" w:type="dxa"/>
+            </w:tcMar>
+          </w:tcPr>
+          <w:p>
+            <w:pPr>
+              <w:pStyle w:val="Compact"/>
+              <w:widowControl/>
+              <w:spacing w:before="0" w:after="40" w:line="240" w:lineRule="auto"/>
+              <w:jc w:val="left"/>
+            </w:pPr>
+            <w:r>
+              <w:rPr>
+                <w:rFonts w:ascii="Times New Roman" w:hAnsi="Times New Roman" w:eastAsia="Times New Roman" w:cs="Times New Roman"/>
+                <w:b w:val="0"/>
+                <w:sz w:val="16"/>
+              </w:rPr>
+              <w:t xml:space="preserve">Common</w:t>
             </w:r>
             <w:r>
               <w:rPr>
@@ -2839,23 +2712,7 @@
                 <w:b w:val="0"/>
                 <w:sz w:val="16"/>
               </w:rPr>
-              <w:t xml:space="preserve">common window; imports and exports are not enforced as boundary</w:t>
-            </w:r>
-            <w:r>
-              <w:rPr>
-                <w:rFonts w:ascii="Times New Roman" w:hAnsi="Times New Roman" w:eastAsia="Times New Roman" w:cs="Times New Roman"/>
-                <w:b w:val="0"/>
-                <w:sz w:val="16"/>
-              </w:rPr>
-              <w:t xml:space="preserve"> </w:t>
-            </w:r>
-            <w:r>
-              <w:rPr>
-                <w:rFonts w:ascii="Times New Roman" w:hAnsi="Times New Roman" w:eastAsia="Times New Roman" w:cs="Times New Roman"/>
-                <w:b w:val="0"/>
-                <w:sz w:val="16"/>
-              </w:rPr>
-              <w:t xml:space="preserve">inputs</w:t>
+              <w:t xml:space="preserve">window</w:t>
             </w:r>
           </w:p>
         </w:tc>
@@ -2887,50 +2744,7 @@
                 <w:b w:val="0"/>
                 <w:sz w:val="16"/>
               </w:rPr>
-              <w:t xml:space="preserve">E-REDES / substation energy</w:t>
-            </w:r>
-          </w:p>
-        </w:tc>
-        <w:tc>
-          <w:tcPr>
-            <w:vAlign w:val="center"/>
-            <w:tcMar>
-              <w:top w:w="70" w:type="dxa"/>
-              <w:bottom w:w="70" w:type="dxa"/>
-              <w:start w:w="90" w:type="dxa"/>
-              <w:end w:w="90" w:type="dxa"/>
-            </w:tcMar>
-          </w:tcPr>
-          <w:p>
-            <w:pPr>
-              <w:pStyle w:val="Compact"/>
-              <w:widowControl/>
-              <w:spacing w:before="0" w:after="40" w:line="240" w:lineRule="auto"/>
-              <w:jc w:val="center"/>
-            </w:pPr>
-            <w:r>
-              <w:rPr>
-                <w:rFonts w:ascii="Times New Roman" w:hAnsi="Times New Roman" w:eastAsia="Times New Roman" w:cs="Times New Roman"/>
-                <w:b w:val="0"/>
-                <w:sz w:val="16"/>
-              </w:rPr>
-              <w:t xml:space="preserve">stations; facility code, interval-end</w:t>
-            </w:r>
-            <w:r>
-              <w:rPr>
-                <w:rFonts w:ascii="Times New Roman" w:hAnsi="Times New Roman" w:eastAsia="Times New Roman" w:cs="Times New Roman"/>
-                <w:b w:val="0"/>
-                <w:sz w:val="16"/>
-              </w:rPr>
-              <w:t xml:space="preserve"> </w:t>
-            </w:r>
-            <w:r>
-              <w:rPr>
-                <w:rFonts w:ascii="Times New Roman" w:hAnsi="Times New Roman" w:eastAsia="Times New Roman" w:cs="Times New Roman"/>
-                <w:b w:val="0"/>
-                <w:sz w:val="16"/>
-              </w:rPr>
-              <w:t xml:space="preserve">timestamp, and kWh</w:t>
+              <w:t xml:space="preserve">E-REDES station energy</w:t>
             </w:r>
           </w:p>
         </w:tc>
@@ -2957,7 +2771,7 @@
                 <w:b w:val="0"/>
                 <w:sz w:val="16"/>
               </w:rPr>
-              <w:t xml:space="preserve">Direct nodal load</w:t>
+              <w:t xml:space="preserve">397 stations; kWh</w:t>
             </w:r>
           </w:p>
         </w:tc>
@@ -2984,7 +2798,34 @@
                 <w:b w:val="0"/>
                 <w:sz w:val="16"/>
               </w:rPr>
-              <w:t xml:space="preserve">Synchronized common window;</w:t>
+              <w:t xml:space="preserve">Direct load</w:t>
+            </w:r>
+          </w:p>
+        </w:tc>
+        <w:tc>
+          <w:tcPr>
+            <w:vAlign w:val="center"/>
+            <w:tcMar>
+              <w:top w:w="70" w:type="dxa"/>
+              <w:bottom w:w="70" w:type="dxa"/>
+              <w:start w:w="90" w:type="dxa"/>
+              <w:end w:w="90" w:type="dxa"/>
+            </w:tcMar>
+          </w:tcPr>
+          <w:p>
+            <w:pPr>
+              <w:pStyle w:val="Compact"/>
+              <w:widowControl/>
+              <w:spacing w:before="0" w:after="40" w:line="240" w:lineRule="auto"/>
+              <w:jc w:val="left"/>
+            </w:pPr>
+            <w:r>
+              <w:rPr>
+                <w:rFonts w:ascii="Times New Roman" w:hAnsi="Times New Roman" w:eastAsia="Times New Roman" w:cs="Times New Roman"/>
+                <w:b w:val="0"/>
+                <w:sz w:val="16"/>
+              </w:rPr>
+              <w:t xml:space="preserve">Common</w:t>
             </w:r>
             <w:r>
               <w:rPr>
@@ -3000,7 +2841,7 @@
                 <w:b w:val="0"/>
                 <w:sz w:val="16"/>
               </w:rPr>
-              <w:t xml:space="preserve">timestamps shifted to interval start</w:t>
+              <w:t xml:space="preserve">window</w:t>
             </w:r>
           </w:p>
         </w:tc>
@@ -3032,50 +2873,7 @@
                 <w:b w:val="0"/>
                 <w:sz w:val="16"/>
               </w:rPr>
-              <w:t xml:space="preserve">ERSE / PDIRT and PDIRD</w:t>
-            </w:r>
-          </w:p>
-        </w:tc>
-        <w:tc>
-          <w:tcPr>
-            <w:vAlign w:val="center"/>
-            <w:tcMar>
-              <w:top w:w="70" w:type="dxa"/>
-              <w:bottom w:w="70" w:type="dxa"/>
-              <w:start w:w="90" w:type="dxa"/>
-              <w:end w:w="90" w:type="dxa"/>
-            </w:tcMar>
-          </w:tcPr>
-          <w:p>
-            <w:pPr>
-              <w:pStyle w:val="Compact"/>
-              <w:widowControl/>
-              <w:spacing w:before="0" w:after="40" w:line="240" w:lineRule="auto"/>
-              <w:jc w:val="center"/>
-            </w:pPr>
-            <w:r>
-              <w:rPr>
-                <w:rFonts w:ascii="Times New Roman" w:hAnsi="Times New Roman" w:eastAsia="Times New Roman" w:cs="Times New Roman"/>
-                <w:b w:val="0"/>
-                <w:sz w:val="16"/>
-              </w:rPr>
-              <w:t xml:space="preserve">Planning profiles, circuit inventories, and</w:t>
-            </w:r>
-            <w:r>
-              <w:rPr>
-                <w:rFonts w:ascii="Times New Roman" w:hAnsi="Times New Roman" w:eastAsia="Times New Roman" w:cs="Times New Roman"/>
-                <w:b w:val="0"/>
-                <w:sz w:val="16"/>
-              </w:rPr>
-              <w:t xml:space="preserve"> </w:t>
-            </w:r>
-            <w:r>
-              <w:rPr>
-                <w:rFonts w:ascii="Times New Roman" w:hAnsi="Times New Roman" w:eastAsia="Times New Roman" w:cs="Times New Roman"/>
-                <w:b w:val="0"/>
-                <w:sz w:val="16"/>
-              </w:rPr>
-              <w:t xml:space="preserve">selected ratings</w:t>
+              <w:t xml:space="preserve">PDIRT / PDIRD</w:t>
             </w:r>
           </w:p>
         </w:tc>
@@ -3102,7 +2900,7 @@
                 <w:b w:val="0"/>
                 <w:sz w:val="16"/>
               </w:rPr>
-              <w:t xml:space="preserve">Residual-load weights and parameter evidence</w:t>
+              <w:t xml:space="preserve">Profiles, circuits, ratings</w:t>
             </w:r>
           </w:p>
         </w:tc>
@@ -3129,23 +2927,34 @@
                 <w:b w:val="0"/>
                 <w:sz w:val="16"/>
               </w:rPr>
-              <w:t xml:space="preserve">Evidence applies only to the stated field and equipment; no real-time</w:t>
-            </w:r>
-            <w:r>
-              <w:rPr>
-                <w:rFonts w:ascii="Times New Roman" w:hAnsi="Times New Roman" w:eastAsia="Times New Roman" w:cs="Times New Roman"/>
-                <w:b w:val="0"/>
-                <w:sz w:val="16"/>
-              </w:rPr>
-              <w:t xml:space="preserve"> </w:t>
-            </w:r>
-            <w:r>
-              <w:rPr>
-                <w:rFonts w:ascii="Times New Roman" w:hAnsi="Times New Roman" w:eastAsia="Times New Roman" w:cs="Times New Roman"/>
-                <w:b w:val="0"/>
-                <w:sz w:val="16"/>
-              </w:rPr>
-              <w:t xml:space="preserve">status inference</w:t>
+              <w:t xml:space="preserve">Weights, parameters</w:t>
+            </w:r>
+          </w:p>
+        </w:tc>
+        <w:tc>
+          <w:tcPr>
+            <w:vAlign w:val="center"/>
+            <w:tcMar>
+              <w:top w:w="70" w:type="dxa"/>
+              <w:bottom w:w="70" w:type="dxa"/>
+              <w:start w:w="90" w:type="dxa"/>
+              <w:end w:w="90" w:type="dxa"/>
+            </w:tcMar>
+          </w:tcPr>
+          <w:p>
+            <w:pPr>
+              <w:pStyle w:val="Compact"/>
+              <w:widowControl/>
+              <w:spacing w:before="0" w:after="40" w:line="240" w:lineRule="auto"/>
+              <w:jc w:val="left"/>
+            </w:pPr>
+            <w:r>
+              <w:rPr>
+                <w:rFonts w:ascii="Times New Roman" w:hAnsi="Times New Roman" w:eastAsia="Times New Roman" w:cs="Times New Roman"/>
+                <w:b w:val="0"/>
+                <w:sz w:val="16"/>
+              </w:rPr>
+              <w:t xml:space="preserve">Planning</w:t>
             </w:r>
           </w:p>
         </w:tc>
@@ -3196,7 +3005,7 @@
               <w:pStyle w:val="Compact"/>
               <w:widowControl/>
               <w:spacing w:before="0" w:after="40" w:line="240" w:lineRule="auto"/>
-              <w:jc w:val="center"/>
+              <w:jc w:val="left"/>
             </w:pPr>
             <w:r>
               <w:rPr>
@@ -3204,23 +3013,7 @@
                 <w:b w:val="0"/>
                 <w:sz w:val="16"/>
               </w:rPr>
-              <w:t xml:space="preserve">Transmission and interconnection inventories, lengths, and</w:t>
-            </w:r>
-            <w:r>
-              <w:rPr>
-                <w:rFonts w:ascii="Times New Roman" w:hAnsi="Times New Roman" w:eastAsia="Times New Roman" w:cs="Times New Roman"/>
-                <w:b w:val="0"/>
-                <w:sz w:val="16"/>
-              </w:rPr>
-              <w:t xml:space="preserve"> </w:t>
-            </w:r>
-            <w:r>
-              <w:rPr>
-                <w:rFonts w:ascii="Times New Roman" w:hAnsi="Times New Roman" w:eastAsia="Times New Roman" w:cs="Times New Roman"/>
-                <w:b w:val="0"/>
-                <w:sz w:val="16"/>
-              </w:rPr>
-              <w:t xml:space="preserve">capacity aggregates</w:t>
+              <w:t xml:space="preserve">Length, capacity, interties</w:t>
             </w:r>
           </w:p>
         </w:tc>
@@ -3247,7 +3040,7 @@
                 <w:b w:val="0"/>
                 <w:sz w:val="16"/>
               </w:rPr>
-              <w:t xml:space="preserve">Inventory, calibration, and context</w:t>
+              <w:t xml:space="preserve">Check, calibration</w:t>
             </w:r>
           </w:p>
         </w:tc>
@@ -3274,48 +3067,7 @@
                 <w:b w:val="0"/>
                 <w:sz w:val="16"/>
               </w:rPr>
-              <w:t xml:space="preserve">Historical</w:t>
-            </w:r>
-            <w:r>
-              <w:rPr>
-                <w:rFonts w:ascii="Times New Roman" w:hAnsi="Times New Roman" w:eastAsia="Times New Roman" w:cs="Times New Roman"/>
-                <w:b w:val="0"/>
-                <w:sz w:val="16"/>
-              </w:rPr>
-              <w:t xml:space="preserve"> </w:t>
-            </w:r>
-            <w:r>
-              <w:rPr>
-                <w:rFonts w:ascii="Times New Roman" w:hAnsi="Times New Roman" w:eastAsia="Times New Roman" w:cs="Times New Roman"/>
-                <w:b w:val="0"/>
-                <w:sz w:val="16"/>
-              </w:rPr>
-              <w:t xml:space="preserve">maps check corridor names; unavailable switching histories are not</w:t>
-            </w:r>
-            <w:r>
-              <w:rPr>
-                <w:rFonts w:ascii="Times New Roman" w:hAnsi="Times New Roman" w:eastAsia="Times New Roman" w:cs="Times New Roman"/>
-                <w:b w:val="0"/>
-                <w:sz w:val="16"/>
-              </w:rPr>
-              <w:t xml:space="preserve"> </w:t>
-            </w:r>
-            <w:r>
-              <w:rPr>
-                <w:rFonts w:ascii="Times New Roman" w:hAnsi="Times New Roman" w:eastAsia="Times New Roman" w:cs="Times New Roman"/>
-                <w:b w:val="0"/>
-                <w:sz w:val="16"/>
-              </w:rPr>
-              <w:t xml:space="preserve">reconstructed</w:t>
-            </w:r>
-            <w:r>
-              <w:rPr>
-                <w:rFonts w:ascii="Times New Roman" w:hAnsi="Times New Roman" w:eastAsia="Times New Roman" w:cs="Times New Roman"/>
-                <w:b w:val="0"/>
-                <w:sz w:val="16"/>
-                <w:vertAlign w:val="superscript"/>
-              </w:rPr>
-              <w:t xml:space="preserve">17</w:t>
+              <w:t xml:space="preserve">Inventory</w:t>
             </w:r>
           </w:p>
         </w:tc>
@@ -3366,7 +3118,7 @@
               <w:pStyle w:val="Compact"/>
               <w:widowControl/>
               <w:spacing w:before="0" w:after="40" w:line="240" w:lineRule="auto"/>
-              <w:jc w:val="center"/>
+              <w:jc w:val="left"/>
             </w:pPr>
             <w:r>
               <w:rPr>
@@ -3374,7 +3126,7 @@
                 <w:b w:val="0"/>
                 <w:sz w:val="16"/>
               </w:rPr>
-              <w:t xml:space="preserve">Continental Portuguese boundary geometry</w:t>
+              <w:t xml:space="preserve">National boundary</w:t>
             </w:r>
           </w:p>
         </w:tc>
@@ -3401,23 +3153,7 @@
                 <w:b w:val="0"/>
                 <w:sz w:val="16"/>
               </w:rPr>
-              <w:t xml:space="preserve">Spatial clipping and</w:t>
-            </w:r>
-            <w:r>
-              <w:rPr>
-                <w:rFonts w:ascii="Times New Roman" w:hAnsi="Times New Roman" w:eastAsia="Times New Roman" w:cs="Times New Roman"/>
-                <w:b w:val="0"/>
-                <w:sz w:val="16"/>
-              </w:rPr>
-              <w:t xml:space="preserve"> </w:t>
-            </w:r>
-            <w:r>
-              <w:rPr>
-                <w:rFonts w:ascii="Times New Roman" w:hAnsi="Times New Roman" w:eastAsia="Times New Roman" w:cs="Times New Roman"/>
-                <w:b w:val="0"/>
-                <w:sz w:val="16"/>
-              </w:rPr>
-              <w:t xml:space="preserve">cartography</w:t>
+              <w:t xml:space="preserve">Cartography</w:t>
             </w:r>
           </w:p>
         </w:tc>
@@ -3444,7 +3180,7 @@
                 <w:b w:val="0"/>
                 <w:sz w:val="16"/>
               </w:rPr>
-              <w:t xml:space="preserve">Archived geographic reference</w:t>
+              <w:t xml:space="preserve">Snapshot</w:t>
             </w:r>
           </w:p>
         </w:tc>
@@ -3476,50 +3212,7 @@
                 <w:b w:val="0"/>
                 <w:sz w:val="16"/>
               </w:rPr>
-              <w:t xml:space="preserve">E-REDES auxiliary statistics</w:t>
-            </w:r>
-          </w:p>
-        </w:tc>
-        <w:tc>
-          <w:tcPr>
-            <w:vAlign w:val="center"/>
-            <w:tcMar>
-              <w:top w:w="70" w:type="dxa"/>
-              <w:bottom w:w="70" w:type="dxa"/>
-              <w:start w:w="90" w:type="dxa"/>
-              <w:end w:w="90" w:type="dxa"/>
-            </w:tcMar>
-          </w:tcPr>
-          <w:p>
-            <w:pPr>
-              <w:pStyle w:val="Compact"/>
-              <w:widowControl/>
-              <w:spacing w:before="0" w:after="40" w:line="240" w:lineRule="auto"/>
-              <w:jc w:val="center"/>
-            </w:pPr>
-            <w:r>
-              <w:rPr>
-                <w:rFonts w:ascii="Times New Roman" w:hAnsi="Times New Roman" w:eastAsia="Times New Roman" w:cs="Times New Roman"/>
-                <w:b w:val="0"/>
-                <w:sz w:val="16"/>
-              </w:rPr>
-              <w:t xml:space="preserve">national, municipal, injection, and</w:t>
-            </w:r>
-            <w:r>
-              <w:rPr>
-                <w:rFonts w:ascii="Times New Roman" w:hAnsi="Times New Roman" w:eastAsia="Times New Roman" w:cs="Times New Roman"/>
-                <w:b w:val="0"/>
-                <w:sz w:val="16"/>
-              </w:rPr>
-              <w:t xml:space="preserve"> </w:t>
-            </w:r>
-            <w:r>
-              <w:rPr>
-                <w:rFonts w:ascii="Times New Roman" w:hAnsi="Times New Roman" w:eastAsia="Times New Roman" w:cs="Times New Roman"/>
-                <w:b w:val="0"/>
-                <w:sz w:val="16"/>
-              </w:rPr>
-              <w:t xml:space="preserve">seasonal-load datasets</w:t>
+              <w:t xml:space="preserve">E-REDES auxiliary</w:t>
             </w:r>
           </w:p>
         </w:tc>
@@ -3546,7 +3239,7 @@
                 <w:b w:val="0"/>
                 <w:sz w:val="16"/>
               </w:rPr>
-              <w:t xml:space="preserve">External comparison</w:t>
+              <w:t xml:space="preserve">14 products</w:t>
             </w:r>
           </w:p>
         </w:tc>
@@ -3573,23 +3266,34 @@
                 <w:b w:val="0"/>
                 <w:sz w:val="16"/>
               </w:rPr>
-              <w:t xml:space="preserve">Excluded from nodal-power</w:t>
-            </w:r>
-            <w:r>
-              <w:rPr>
-                <w:rFonts w:ascii="Times New Roman" w:hAnsi="Times New Roman" w:eastAsia="Times New Roman" w:cs="Times New Roman"/>
-                <w:b w:val="0"/>
-                <w:sz w:val="16"/>
-              </w:rPr>
-              <w:t xml:space="preserve"> </w:t>
-            </w:r>
-            <w:r>
-              <w:rPr>
-                <w:rFonts w:ascii="Times New Roman" w:hAnsi="Times New Roman" w:eastAsia="Times New Roman" w:cs="Times New Roman"/>
-                <w:b w:val="0"/>
-                <w:sz w:val="16"/>
-              </w:rPr>
-              <w:t xml:space="preserve">construction</w:t>
+              <w:t xml:space="preserve">Validation</w:t>
+            </w:r>
+          </w:p>
+        </w:tc>
+        <w:tc>
+          <w:tcPr>
+            <w:vAlign w:val="center"/>
+            <w:tcMar>
+              <w:top w:w="70" w:type="dxa"/>
+              <w:bottom w:w="70" w:type="dxa"/>
+              <w:start w:w="90" w:type="dxa"/>
+              <w:end w:w="90" w:type="dxa"/>
+            </w:tcMar>
+          </w:tcPr>
+          <w:p>
+            <w:pPr>
+              <w:pStyle w:val="Compact"/>
+              <w:widowControl/>
+              <w:spacing w:before="0" w:after="40" w:line="240" w:lineRule="auto"/>
+              <w:jc w:val="left"/>
+            </w:pPr>
+            <w:r>
+              <w:rPr>
+                <w:rFonts w:ascii="Times New Roman" w:hAnsi="Times New Roman" w:eastAsia="Times New Roman" w:cs="Times New Roman"/>
+                <w:b w:val="0"/>
+                <w:sz w:val="16"/>
+              </w:rPr>
+              <w:t xml:space="preserve">Withheld</w:t>
             </w:r>
           </w:p>
         </w:tc>
@@ -3621,34 +3325,7 @@
                 <w:b w:val="0"/>
                 <w:sz w:val="16"/>
               </w:rPr>
-              <w:t xml:space="preserve">New Minho–Galicia interconnection</w:t>
-            </w:r>
-          </w:p>
-        </w:tc>
-        <w:tc>
-          <w:tcPr>
-            <w:vAlign w:val="center"/>
-            <w:tcMar>
-              <w:top w:w="70" w:type="dxa"/>
-              <w:bottom w:w="70" w:type="dxa"/>
-              <w:start w:w="90" w:type="dxa"/>
-              <w:end w:w="90" w:type="dxa"/>
-            </w:tcMar>
-          </w:tcPr>
-          <w:p>
-            <w:pPr>
-              <w:pStyle w:val="Compact"/>
-              <w:widowControl/>
-              <w:spacing w:before="0" w:after="40" w:line="240" w:lineRule="auto"/>
-              <w:jc w:val="center"/>
-            </w:pPr>
-            <w:r>
-              <w:rPr>
-                <w:rFonts w:ascii="Times New Roman" w:hAnsi="Times New Roman" w:eastAsia="Times New Roman" w:cs="Times New Roman"/>
-                <w:b w:val="0"/>
-                <w:sz w:val="16"/>
-              </w:rPr>
-              <w:t xml:space="preserve">REE announcement dated 2 July 2026</w:t>
+              <w:t xml:space="preserve">Minho–Galicia</w:t>
             </w:r>
           </w:p>
         </w:tc>
@@ -3675,7 +3352,7 @@
                 <w:b w:val="0"/>
                 <w:sz w:val="16"/>
               </w:rPr>
-              <w:t xml:space="preserve">Post-window inventory check</w:t>
+              <w:t xml:space="preserve">Notice: 2 July 2026</w:t>
             </w:r>
           </w:p>
         </w:tc>
@@ -3702,7 +3379,34 @@
                 <w:b w:val="0"/>
                 <w:sz w:val="16"/>
               </w:rPr>
-              <w:t xml:space="preserve">Disabled in every study case</w:t>
+              <w:t xml:space="preserve">Inventory</w:t>
+            </w:r>
+          </w:p>
+        </w:tc>
+        <w:tc>
+          <w:tcPr>
+            <w:vAlign w:val="center"/>
+            <w:tcMar>
+              <w:top w:w="70" w:type="dxa"/>
+              <w:bottom w:w="70" w:type="dxa"/>
+              <w:start w:w="90" w:type="dxa"/>
+              <w:end w:w="90" w:type="dxa"/>
+            </w:tcMar>
+          </w:tcPr>
+          <w:p>
+            <w:pPr>
+              <w:pStyle w:val="Compact"/>
+              <w:widowControl/>
+              <w:spacing w:before="0" w:after="40" w:line="240" w:lineRule="auto"/>
+              <w:jc w:val="left"/>
+            </w:pPr>
+            <w:r>
+              <w:rPr>
+                <w:rFonts w:ascii="Times New Roman" w:hAnsi="Times New Roman" w:eastAsia="Times New Roman" w:cs="Times New Roman"/>
+                <w:b w:val="0"/>
+                <w:sz w:val="16"/>
+              </w:rPr>
+              <w:t xml:space="preserve">Post-window; off</w:t>
             </w:r>
           </w:p>
         </w:tc>
@@ -3734,91 +3438,49 @@
           <w:rFonts w:ascii="Times New Roman" w:hAnsi="Times New Roman" w:eastAsia="Times New Roman" w:cs="Times New Roman"/>
           <w:sz w:val="21"/>
         </w:rPr>
-        <w:t xml:space="preserve">The common modelling window is 1 May 2025 to 24</w:t>
-      </w:r>
-      <w:r>
-        <w:rPr>
-          <w:rFonts w:ascii="Times New Roman" w:hAnsi="Times New Roman" w:eastAsia="Times New Roman" w:cs="Times New Roman"/>
-          <w:sz w:val="21"/>
-        </w:rPr>
-        <w:t xml:space="preserve"> </w:t>
-      </w:r>
-      <w:r>
-        <w:rPr>
-          <w:rFonts w:ascii="Times New Roman" w:hAnsi="Times New Roman" w:eastAsia="Times New Roman" w:cs="Times New Roman"/>
-          <w:sz w:val="21"/>
-        </w:rPr>
-        <w:t xml:space="preserve">March 2026. Source entry points, archived versions, effective dates, and</w:t>
-      </w:r>
-      <w:r>
-        <w:rPr>
-          <w:rFonts w:ascii="Times New Roman" w:hAnsi="Times New Roman" w:eastAsia="Times New Roman" w:cs="Times New Roman"/>
-          <w:sz w:val="21"/>
-        </w:rPr>
-        <w:t xml:space="preserve"> </w:t>
-      </w:r>
-      <w:r>
-        <w:rPr>
-          <w:rFonts w:ascii="Times New Roman" w:hAnsi="Times New Roman" w:eastAsia="Times New Roman" w:cs="Times New Roman"/>
-          <w:sz w:val="21"/>
-        </w:rPr>
-        <w:t xml:space="preserve">file fingerprints are listed in the data documentation and release</w:t>
-      </w:r>
-      <w:r>
-        <w:rPr>
-          <w:rFonts w:ascii="Times New Roman" w:hAnsi="Times New Roman" w:eastAsia="Times New Roman" w:cs="Times New Roman"/>
-          <w:sz w:val="21"/>
-        </w:rPr>
-        <w:t xml:space="preserve"> </w:t>
-      </w:r>
-      <w:r>
-        <w:rPr>
-          <w:rFonts w:ascii="Times New Roman" w:hAnsi="Times New Roman" w:eastAsia="Times New Roman" w:cs="Times New Roman"/>
-          <w:sz w:val="21"/>
-        </w:rPr>
-        <w:t xml:space="preserve">manifest. In N1-3787, a planning inventory supports the capacity and</w:t>
-      </w:r>
-      <w:r>
-        <w:rPr>
-          <w:rFonts w:ascii="Times New Roman" w:hAnsi="Times New Roman" w:eastAsia="Times New Roman" w:cs="Times New Roman"/>
-          <w:sz w:val="21"/>
-        </w:rPr>
-        <w:t xml:space="preserve"> </w:t>
-      </w:r>
-      <w:r>
-        <w:rPr>
-          <w:rFonts w:ascii="Times New Roman" w:hAnsi="Times New Roman" w:eastAsia="Times New Roman" w:cs="Times New Roman"/>
-          <w:sz w:val="21"/>
-        </w:rPr>
-        <w:t xml:space="preserve">voltage pair of the Estoi transformer representation; simultaneous</w:t>
-      </w:r>
-      <w:r>
-        <w:rPr>
-          <w:rFonts w:ascii="Times New Roman" w:hAnsi="Times New Roman" w:eastAsia="Times New Roman" w:cs="Times New Roman"/>
-          <w:sz w:val="21"/>
-        </w:rPr>
-        <w:t xml:space="preserve"> </w:t>
-      </w:r>
-      <w:r>
-        <w:rPr>
-          <w:rFonts w:ascii="Times New Roman" w:hAnsi="Times New Roman" w:eastAsia="Times New Roman" w:cs="Times New Roman"/>
-          <w:sz w:val="21"/>
-        </w:rPr>
-        <w:t xml:space="preserve">availability and identical parameters remain modelling</w:t>
-      </w:r>
-      <w:r>
-        <w:rPr>
-          <w:rFonts w:ascii="Times New Roman" w:hAnsi="Times New Roman" w:eastAsia="Times New Roman" w:cs="Times New Roman"/>
-          <w:sz w:val="21"/>
-        </w:rPr>
-        <w:t xml:space="preserve"> </w:t>
-      </w:r>
-      <w:r>
-        <w:rPr>
-          <w:rFonts w:ascii="Times New Roman" w:hAnsi="Times New Roman" w:eastAsia="Times New Roman" w:cs="Times New Roman"/>
-          <w:sz w:val="21"/>
-        </w:rPr>
-        <w:t xml:space="preserve">assumptions</w:t>
+        <w:t xml:space="preserve">The common window is 1 May 2025 to 24 March 2026.</w:t>
+      </w:r>
+      <w:r>
+        <w:rPr>
+          <w:rFonts w:ascii="Times New Roman" w:hAnsi="Times New Roman" w:eastAsia="Times New Roman" w:cs="Times New Roman"/>
+          <w:sz w:val="21"/>
+        </w:rPr>
+        <w:t xml:space="preserve"> </w:t>
+      </w:r>
+      <w:r>
+        <w:rPr>
+          <w:rFonts w:ascii="Times New Roman" w:hAnsi="Times New Roman" w:eastAsia="Times New Roman" w:cs="Times New Roman"/>
+          <w:sz w:val="21"/>
+        </w:rPr>
+        <w:t xml:space="preserve">Proxy denotes an engineering assumption. For Estoi, voltage and capacity</w:t>
+      </w:r>
+      <w:r>
+        <w:rPr>
+          <w:rFonts w:ascii="Times New Roman" w:hAnsi="Times New Roman" w:eastAsia="Times New Roman" w:cs="Times New Roman"/>
+          <w:sz w:val="21"/>
+        </w:rPr>
+        <w:t xml:space="preserve"> </w:t>
+      </w:r>
+      <w:r>
+        <w:rPr>
+          <w:rFonts w:ascii="Times New Roman" w:hAnsi="Times New Roman" w:eastAsia="Times New Roman" w:cs="Times New Roman"/>
+          <w:sz w:val="21"/>
+        </w:rPr>
+        <w:t xml:space="preserve">are source-backed; equal parameters and joint availability are</w:t>
+      </w:r>
+      <w:r>
+        <w:rPr>
+          <w:rFonts w:ascii="Times New Roman" w:hAnsi="Times New Roman" w:eastAsia="Times New Roman" w:cs="Times New Roman"/>
+          <w:sz w:val="21"/>
+        </w:rPr>
+        <w:t xml:space="preserve"> </w:t>
+      </w:r>
+      <w:r>
+        <w:rPr>
+          <w:rFonts w:ascii="Times New Roman" w:hAnsi="Times New Roman" w:eastAsia="Times New Roman" w:cs="Times New Roman"/>
+          <w:sz w:val="21"/>
+        </w:rPr>
+        <w:t xml:space="preserve">Proxy</w:t>
       </w:r>
       <w:r>
         <w:rPr>
@@ -5356,34 +5018,7 @@
                 <w:b/>
                 <w:sz w:val="16"/>
               </w:rPr>
-              <w:t xml:space="preserve">Object / step</w:t>
-            </w:r>
-          </w:p>
-        </w:tc>
-        <w:tc>
-          <w:tcPr>
-            <w:vAlign w:val="center"/>
-            <w:tcMar>
-              <w:top w:w="70" w:type="dxa"/>
-              <w:bottom w:w="70" w:type="dxa"/>
-              <w:start w:w="90" w:type="dxa"/>
-              <w:end w:w="90" w:type="dxa"/>
-            </w:tcMar>
-          </w:tcPr>
-          <w:p>
-            <w:pPr>
-              <w:pStyle w:val="Compact"/>
-              <w:widowControl/>
-              <w:spacing w:before="0" w:after="40" w:line="240" w:lineRule="auto"/>
-              <w:jc w:val="center"/>
-            </w:pPr>
-            <w:r>
-              <w:rPr>
-                <w:rFonts w:ascii="Times New Roman" w:hAnsi="Times New Roman" w:eastAsia="Times New Roman" w:cs="Times New Roman"/>
-                <w:b/>
-                <w:sz w:val="16"/>
-              </w:rPr>
-              <w:t xml:space="preserve">Rule or threshold</w:t>
+              <w:t xml:space="preserve">Object</w:t>
             </w:r>
           </w:p>
         </w:tc>
@@ -5410,7 +5045,34 @@
                 <w:b/>
                 <w:sz w:val="16"/>
               </w:rPr>
-              <w:t xml:space="preserve">Constraint / unmatched handling</w:t>
+              <w:t xml:space="preserve">Criterion</w:t>
+            </w:r>
+          </w:p>
+        </w:tc>
+        <w:tc>
+          <w:tcPr>
+            <w:vAlign w:val="center"/>
+            <w:tcMar>
+              <w:top w:w="70" w:type="dxa"/>
+              <w:bottom w:w="70" w:type="dxa"/>
+              <w:start w:w="90" w:type="dxa"/>
+              <w:end w:w="90" w:type="dxa"/>
+            </w:tcMar>
+          </w:tcPr>
+          <w:p>
+            <w:pPr>
+              <w:pStyle w:val="Compact"/>
+              <w:widowControl/>
+              <w:spacing w:before="0" w:after="40" w:line="240" w:lineRule="auto"/>
+              <w:jc w:val="left"/>
+            </w:pPr>
+            <w:r>
+              <w:rPr>
+                <w:rFonts w:ascii="Times New Roman" w:hAnsi="Times New Roman" w:eastAsia="Times New Roman" w:cs="Times New Roman"/>
+                <w:b/>
+                <w:sz w:val="16"/>
+              </w:rPr>
+              <w:t xml:space="preserve">Outcome</w:t>
             </w:r>
           </w:p>
         </w:tc>
@@ -5442,34 +5104,7 @@
                 <w:b w:val="0"/>
                 <w:sz w:val="16"/>
               </w:rPr>
-              <w:t xml:space="preserve">Distance coordinates</w:t>
-            </w:r>
-          </w:p>
-        </w:tc>
-        <w:tc>
-          <w:tcPr>
-            <w:vAlign w:val="center"/>
-            <w:tcMar>
-              <w:top w:w="70" w:type="dxa"/>
-              <w:bottom w:w="70" w:type="dxa"/>
-              <w:start w:w="90" w:type="dxa"/>
-              <w:end w:w="90" w:type="dxa"/>
-            </w:tcMar>
-          </w:tcPr>
-          <w:p>
-            <w:pPr>
-              <w:pStyle w:val="Compact"/>
-              <w:widowControl/>
-              <w:spacing w:before="0" w:after="40" w:line="240" w:lineRule="auto"/>
-              <w:jc w:val="center"/>
-            </w:pPr>
-            <w:r>
-              <w:rPr>
-                <w:rFonts w:ascii="Times New Roman" w:hAnsi="Times New Roman" w:eastAsia="Times New Roman" w:cs="Times New Roman"/>
-                <w:b w:val="0"/>
-                <w:sz w:val="16"/>
-              </w:rPr>
-              <w:t xml:space="preserve">EPSG:3763; metres</w:t>
+              <w:t xml:space="preserve">Coordinates</w:t>
             </w:r>
           </w:p>
         </w:tc>
@@ -5496,23 +5131,34 @@
                 <w:b w:val="0"/>
                 <w:sz w:val="16"/>
               </w:rPr>
-              <w:t xml:space="preserve">Longitude and latitude stored</w:t>
-            </w:r>
-            <w:r>
-              <w:rPr>
-                <w:rFonts w:ascii="Times New Roman" w:hAnsi="Times New Roman" w:eastAsia="Times New Roman" w:cs="Times New Roman"/>
-                <w:b w:val="0"/>
-                <w:sz w:val="16"/>
-              </w:rPr>
-              <w:t xml:space="preserve"> </w:t>
-            </w:r>
-            <w:r>
-              <w:rPr>
-                <w:rFonts w:ascii="Times New Roman" w:hAnsi="Times New Roman" w:eastAsia="Times New Roman" w:cs="Times New Roman"/>
-                <w:b w:val="0"/>
-                <w:sz w:val="16"/>
-              </w:rPr>
-              <w:t xml:space="preserve">in WGS 84</w:t>
+              <w:t xml:space="preserve">EPSG:3763</w:t>
+            </w:r>
+          </w:p>
+        </w:tc>
+        <w:tc>
+          <w:tcPr>
+            <w:vAlign w:val="center"/>
+            <w:tcMar>
+              <w:top w:w="70" w:type="dxa"/>
+              <w:bottom w:w="70" w:type="dxa"/>
+              <w:start w:w="90" w:type="dxa"/>
+              <w:end w:w="90" w:type="dxa"/>
+            </w:tcMar>
+          </w:tcPr>
+          <w:p>
+            <w:pPr>
+              <w:pStyle w:val="Compact"/>
+              <w:widowControl/>
+              <w:spacing w:before="0" w:after="40" w:line="240" w:lineRule="auto"/>
+              <w:jc w:val="left"/>
+            </w:pPr>
+            <w:r>
+              <w:rPr>
+                <w:rFonts w:ascii="Times New Roman" w:hAnsi="Times New Roman" w:eastAsia="Times New Roman" w:cs="Times New Roman"/>
+                <w:b w:val="0"/>
+                <w:sz w:val="16"/>
+              </w:rPr>
+              <w:t xml:space="preserve">WGS 84 retained</w:t>
             </w:r>
           </w:p>
         </w:tc>
@@ -5544,34 +5190,7 @@
                 <w:b w:val="0"/>
                 <w:sz w:val="16"/>
               </w:rPr>
-              <w:t xml:space="preserve">Endpoint clustering</w:t>
-            </w:r>
-          </w:p>
-        </w:tc>
-        <w:tc>
-          <w:tcPr>
-            <w:vAlign w:val="center"/>
-            <w:tcMar>
-              <w:top w:w="70" w:type="dxa"/>
-              <w:bottom w:w="70" w:type="dxa"/>
-              <w:start w:w="90" w:type="dxa"/>
-              <w:end w:w="90" w:type="dxa"/>
-            </w:tcMar>
-          </w:tcPr>
-          <w:p>
-            <w:pPr>
-              <w:pStyle w:val="Compact"/>
-              <w:widowControl/>
-              <w:spacing w:before="0" w:after="40" w:line="240" w:lineRule="auto"/>
-              <w:jc w:val="center"/>
-            </w:pPr>
-            <w:r>
-              <w:rPr>
-                <w:rFonts w:ascii="Times New Roman" w:hAnsi="Times New Roman" w:eastAsia="Times New Roman" w:cs="Times New Roman"/>
-                <w:b w:val="0"/>
-                <w:sz w:val="16"/>
-              </w:rPr>
-              <w:t xml:space="preserve">m within the same voltage</w:t>
+              <w:t xml:space="preserve">Endpoints</w:t>
             </w:r>
           </w:p>
         </w:tc>
@@ -5598,23 +5217,34 @@
                 <w:b w:val="0"/>
                 <w:sz w:val="16"/>
               </w:rPr>
-              <w:t xml:space="preserve">Different voltages</w:t>
-            </w:r>
-            <w:r>
-              <w:rPr>
-                <w:rFonts w:ascii="Times New Roman" w:hAnsi="Times New Roman" w:eastAsia="Times New Roman" w:cs="Times New Roman"/>
-                <w:b w:val="0"/>
-                <w:sz w:val="16"/>
-              </w:rPr>
-              <w:t xml:space="preserve"> </w:t>
-            </w:r>
-            <w:r>
-              <w:rPr>
-                <w:rFonts w:ascii="Times New Roman" w:hAnsi="Times New Roman" w:eastAsia="Times New Roman" w:cs="Times New Roman"/>
-                <w:b w:val="0"/>
-                <w:sz w:val="16"/>
-              </w:rPr>
-              <w:t xml:space="preserve">are not merged</w:t>
+              <w:t xml:space="preserve">Same kV; ≤ 75 m</w:t>
+            </w:r>
+          </w:p>
+        </w:tc>
+        <w:tc>
+          <w:tcPr>
+            <w:vAlign w:val="center"/>
+            <w:tcMar>
+              <w:top w:w="70" w:type="dxa"/>
+              <w:bottom w:w="70" w:type="dxa"/>
+              <w:start w:w="90" w:type="dxa"/>
+              <w:end w:w="90" w:type="dxa"/>
+            </w:tcMar>
+          </w:tcPr>
+          <w:p>
+            <w:pPr>
+              <w:pStyle w:val="Compact"/>
+              <w:widowControl/>
+              <w:spacing w:before="0" w:after="40" w:line="240" w:lineRule="auto"/>
+              <w:jc w:val="left"/>
+            </w:pPr>
+            <w:r>
+              <w:rPr>
+                <w:rFonts w:ascii="Times New Roman" w:hAnsi="Times New Roman" w:eastAsia="Times New Roman" w:cs="Times New Roman"/>
+                <w:b w:val="0"/>
+                <w:sz w:val="16"/>
+              </w:rPr>
+              <w:t xml:space="preserve">Derived cluster</w:t>
             </w:r>
           </w:p>
         </w:tc>
@@ -5646,34 +5276,7 @@
                 <w:b w:val="0"/>
                 <w:sz w:val="16"/>
               </w:rPr>
-              <w:t xml:space="preserve">Facility assignment</w:t>
-            </w:r>
-          </w:p>
-        </w:tc>
-        <w:tc>
-          <w:tcPr>
-            <w:vAlign w:val="center"/>
-            <w:tcMar>
-              <w:top w:w="70" w:type="dxa"/>
-              <w:bottom w:w="70" w:type="dxa"/>
-              <w:start w:w="90" w:type="dxa"/>
-              <w:end w:w="90" w:type="dxa"/>
-            </w:tcMar>
-          </w:tcPr>
-          <w:p>
-            <w:pPr>
-              <w:pStyle w:val="Compact"/>
-              <w:widowControl/>
-              <w:spacing w:before="0" w:after="40" w:line="240" w:lineRule="auto"/>
-              <w:jc w:val="center"/>
-            </w:pPr>
-            <w:r>
-              <w:rPr>
-                <w:rFonts w:ascii="Times New Roman" w:hAnsi="Times New Roman" w:eastAsia="Times New Roman" w:cs="Times New Roman"/>
-                <w:b w:val="0"/>
-                <w:sz w:val="16"/>
-              </w:rPr>
-              <w:t xml:space="preserve">Same-voltage facility within 250 m</w:t>
+              <w:t xml:space="preserve">Facilities</w:t>
             </w:r>
           </w:p>
         </w:tc>
@@ -5700,23 +5303,34 @@
                 <w:b w:val="0"/>
                 <w:sz w:val="16"/>
               </w:rPr>
-              <w:t xml:space="preserve">Create a</w:t>
-            </w:r>
-            <w:r>
-              <w:rPr>
-                <w:rFonts w:ascii="Times New Roman" w:hAnsi="Times New Roman" w:eastAsia="Times New Roman" w:cs="Times New Roman"/>
-                <w:b w:val="0"/>
-                <w:sz w:val="16"/>
-              </w:rPr>
-              <w:t xml:space="preserve"> </w:t>
-            </w:r>
-            <w:r>
-              <w:rPr>
-                <w:rFonts w:ascii="Times New Roman" w:hAnsi="Times New Roman" w:eastAsia="Times New Roman" w:cs="Times New Roman"/>
-                <w:b w:val="0"/>
-                <w:sz w:val="16"/>
-              </w:rPr>
-              <w:t xml:space="preserve">derived connection bus if unmatched</w:t>
+              <w:t xml:space="preserve">Same kV; ≤ 250 m</w:t>
+            </w:r>
+          </w:p>
+        </w:tc>
+        <w:tc>
+          <w:tcPr>
+            <w:vAlign w:val="center"/>
+            <w:tcMar>
+              <w:top w:w="70" w:type="dxa"/>
+              <w:bottom w:w="70" w:type="dxa"/>
+              <w:start w:w="90" w:type="dxa"/>
+              <w:end w:w="90" w:type="dxa"/>
+            </w:tcMar>
+          </w:tcPr>
+          <w:p>
+            <w:pPr>
+              <w:pStyle w:val="Compact"/>
+              <w:widowControl/>
+              <w:spacing w:before="0" w:after="40" w:line="240" w:lineRule="auto"/>
+              <w:jc w:val="left"/>
+            </w:pPr>
+            <w:r>
+              <w:rPr>
+                <w:rFonts w:ascii="Times New Roman" w:hAnsi="Times New Roman" w:eastAsia="Times New Roman" w:cs="Times New Roman"/>
+                <w:b w:val="0"/>
+                <w:sz w:val="16"/>
+              </w:rPr>
+              <w:t xml:space="preserve">Direct / Derived</w:t>
             </w:r>
           </w:p>
         </w:tc>
@@ -5748,50 +5362,7 @@
                 <w:b w:val="0"/>
                 <w:sz w:val="16"/>
               </w:rPr>
-              <w:t xml:space="preserve">Facility normalization</w:t>
-            </w:r>
-          </w:p>
-        </w:tc>
-        <w:tc>
-          <w:tcPr>
-            <w:vAlign w:val="center"/>
-            <w:tcMar>
-              <w:top w:w="70" w:type="dxa"/>
-              <w:bottom w:w="70" w:type="dxa"/>
-              <w:start w:w="90" w:type="dxa"/>
-              <w:end w:w="90" w:type="dxa"/>
-            </w:tcMar>
-          </w:tcPr>
-          <w:p>
-            <w:pPr>
-              <w:pStyle w:val="Compact"/>
-              <w:widowControl/>
-              <w:spacing w:before="0" w:after="40" w:line="240" w:lineRule="auto"/>
-              <w:jc w:val="center"/>
-            </w:pPr>
-            <w:r>
-              <w:rPr>
-                <w:rFonts w:ascii="Times New Roman" w:hAnsi="Times New Roman" w:eastAsia="Times New Roman" w:cs="Times New Roman"/>
-                <w:b w:val="0"/>
-                <w:sz w:val="16"/>
-              </w:rPr>
-              <w:t xml:space="preserve">Duplicate or colocated same-name facilities;</w:t>
-            </w:r>
-            <w:r>
-              <w:rPr>
-                <w:rFonts w:ascii="Times New Roman" w:hAnsi="Times New Roman" w:eastAsia="Times New Roman" w:cs="Times New Roman"/>
-                <w:b w:val="0"/>
-                <w:sz w:val="16"/>
-              </w:rPr>
-              <w:t xml:space="preserve"> </w:t>
-            </w:r>
-            <w:r>
-              <w:rPr>
-                <w:rFonts w:ascii="Times New Roman" w:hAnsi="Times New Roman" w:eastAsia="Times New Roman" w:cs="Times New Roman"/>
-                <w:b w:val="0"/>
-                <w:sz w:val="16"/>
-              </w:rPr>
-              <w:t xml:space="preserve">mobile facilities within 250 m of permanent stations</w:t>
+              <w:t xml:space="preserve">Normalization</w:t>
             </w:r>
           </w:p>
         </w:tc>
@@ -5818,23 +5389,34 @@
                 <w:b w:val="0"/>
                 <w:sz w:val="16"/>
               </w:rPr>
-              <w:t xml:space="preserve">Retain merge</w:t>
-            </w:r>
-            <w:r>
-              <w:rPr>
-                <w:rFonts w:ascii="Times New Roman" w:hAnsi="Times New Roman" w:eastAsia="Times New Roman" w:cs="Times New Roman"/>
-                <w:b w:val="0"/>
-                <w:sz w:val="16"/>
-              </w:rPr>
-              <w:t xml:space="preserve"> </w:t>
-            </w:r>
-            <w:r>
-              <w:rPr>
-                <w:rFonts w:ascii="Times New Roman" w:hAnsi="Times New Roman" w:eastAsia="Times New Roman" w:cs="Times New Roman"/>
-                <w:b w:val="0"/>
-                <w:sz w:val="16"/>
-              </w:rPr>
-              <w:t xml:space="preserve">records</w:t>
+              <w:t xml:space="preserve">Same name; mobile ≤ 250 m</w:t>
+            </w:r>
+          </w:p>
+        </w:tc>
+        <w:tc>
+          <w:tcPr>
+            <w:vAlign w:val="center"/>
+            <w:tcMar>
+              <w:top w:w="70" w:type="dxa"/>
+              <w:bottom w:w="70" w:type="dxa"/>
+              <w:start w:w="90" w:type="dxa"/>
+              <w:end w:w="90" w:type="dxa"/>
+            </w:tcMar>
+          </w:tcPr>
+          <w:p>
+            <w:pPr>
+              <w:pStyle w:val="Compact"/>
+              <w:widowControl/>
+              <w:spacing w:before="0" w:after="40" w:line="240" w:lineRule="auto"/>
+              <w:jc w:val="left"/>
+            </w:pPr>
+            <w:r>
+              <w:rPr>
+                <w:rFonts w:ascii="Times New Roman" w:hAnsi="Times New Roman" w:eastAsia="Times New Roman" w:cs="Times New Roman"/>
+                <w:b w:val="0"/>
+                <w:sz w:val="16"/>
+              </w:rPr>
+              <w:t xml:space="preserve">Derived; logged</w:t>
             </w:r>
           </w:p>
         </w:tc>
@@ -5866,34 +5448,7 @@
                 <w:b w:val="0"/>
                 <w:sz w:val="16"/>
               </w:rPr>
-              <w:t xml:space="preserve">OSM splitting</w:t>
-            </w:r>
-          </w:p>
-        </w:tc>
-        <w:tc>
-          <w:tcPr>
-            <w:vAlign w:val="center"/>
-            <w:tcMar>
-              <w:top w:w="70" w:type="dxa"/>
-              <w:bottom w:w="70" w:type="dxa"/>
-              <w:start w:w="90" w:type="dxa"/>
-              <w:end w:w="90" w:type="dxa"/>
-            </w:tcMar>
-          </w:tcPr>
-          <w:p>
-            <w:pPr>
-              <w:pStyle w:val="Compact"/>
-              <w:widowControl/>
-              <w:spacing w:before="0" w:after="40" w:line="240" w:lineRule="auto"/>
-              <w:jc w:val="center"/>
-            </w:pPr>
-            <w:r>
-              <w:rPr>
-                <w:rFonts w:ascii="Times New Roman" w:hAnsi="Times New Roman" w:eastAsia="Times New Roman" w:cs="Times New Roman"/>
-                <w:b w:val="0"/>
-                <w:sz w:val="16"/>
-              </w:rPr>
-              <w:t xml:space="preserve">Way endpoints or explicit shared nodes</w:t>
+              <w:t xml:space="preserve">OSM split</w:t>
             </w:r>
           </w:p>
         </w:tc>
@@ -5920,23 +5475,34 @@
                 <w:b w:val="0"/>
                 <w:sz w:val="16"/>
               </w:rPr>
-              <w:t xml:space="preserve">Geometric</w:t>
-            </w:r>
-            <w:r>
-              <w:rPr>
-                <w:rFonts w:ascii="Times New Roman" w:hAnsi="Times New Roman" w:eastAsia="Times New Roman" w:cs="Times New Roman"/>
-                <w:b w:val="0"/>
-                <w:sz w:val="16"/>
-              </w:rPr>
-              <w:t xml:space="preserve"> </w:t>
-            </w:r>
-            <w:r>
-              <w:rPr>
-                <w:rFonts w:ascii="Times New Roman" w:hAnsi="Times New Roman" w:eastAsia="Times New Roman" w:cs="Times New Roman"/>
-                <w:b w:val="0"/>
-                <w:sz w:val="16"/>
-              </w:rPr>
-              <w:t xml:space="preserve">crossings do not create connections</w:t>
+              <w:t xml:space="preserve">Endpoint / shared node</w:t>
+            </w:r>
+          </w:p>
+        </w:tc>
+        <w:tc>
+          <w:tcPr>
+            <w:vAlign w:val="center"/>
+            <w:tcMar>
+              <w:top w:w="70" w:type="dxa"/>
+              <w:bottom w:w="70" w:type="dxa"/>
+              <w:start w:w="90" w:type="dxa"/>
+              <w:end w:w="90" w:type="dxa"/>
+            </w:tcMar>
+          </w:tcPr>
+          <w:p>
+            <w:pPr>
+              <w:pStyle w:val="Compact"/>
+              <w:widowControl/>
+              <w:spacing w:before="0" w:after="40" w:line="240" w:lineRule="auto"/>
+              <w:jc w:val="left"/>
+            </w:pPr>
+            <w:r>
+              <w:rPr>
+                <w:rFonts w:ascii="Times New Roman" w:hAnsi="Times New Roman" w:eastAsia="Times New Roman" w:cs="Times New Roman"/>
+                <w:b w:val="0"/>
+                <w:sz w:val="16"/>
+              </w:rPr>
+              <w:t xml:space="preserve">Crossing ignored</w:t>
             </w:r>
           </w:p>
         </w:tc>
@@ -5968,92 +5534,7 @@
                 <w:b w:val="0"/>
                 <w:sz w:val="16"/>
               </w:rPr>
-              <w:t xml:space="preserve">Circuit identity</w:t>
-            </w:r>
-          </w:p>
-        </w:tc>
-        <w:tc>
-          <w:tcPr>
-            <w:vAlign w:val="center"/>
-            <w:tcMar>
-              <w:top w:w="70" w:type="dxa"/>
-              <w:bottom w:w="70" w:type="dxa"/>
-              <w:start w:w="90" w:type="dxa"/>
-              <w:end w:w="90" w:type="dxa"/>
-            </w:tcMar>
-          </w:tcPr>
-          <w:p>
-            <w:pPr>
-              <w:pStyle w:val="Compact"/>
-              <w:widowControl/>
-              <w:spacing w:before="0" w:after="40" w:line="240" w:lineRule="auto"/>
-              <w:jc w:val="center"/>
-            </w:pPr>
-            <w:r>
-              <w:rPr>
-                <w:rStyle w:val="VerbatimChar"/>
-                <w:rFonts w:ascii="Times New Roman" w:hAnsi="Times New Roman" w:eastAsia="Times New Roman" w:cs="Times New Roman"/>
-                <w:b w:val="0"/>
-                <w:sz w:val="16"/>
-              </w:rPr>
-              <w:t xml:space="preserve">circuit</w:t>
-            </w:r>
-            <w:r>
-              <w:rPr>
-                <w:rFonts w:ascii="Times New Roman" w:hAnsi="Times New Roman" w:eastAsia="Times New Roman" w:cs="Times New Roman"/>
-                <w:b w:val="0"/>
-                <w:sz w:val="16"/>
-              </w:rPr>
-              <w:t xml:space="preserve"> </w:t>
-            </w:r>
-            <w:r>
-              <w:rPr>
-                <w:rFonts w:ascii="Times New Roman" w:hAnsi="Times New Roman" w:eastAsia="Times New Roman" w:cs="Times New Roman"/>
-                <w:b w:val="0"/>
-                <w:sz w:val="16"/>
-              </w:rPr>
-              <w:t xml:space="preserve">/</w:t>
-            </w:r>
-            <w:r>
-              <w:rPr>
-                <w:rFonts w:ascii="Times New Roman" w:hAnsi="Times New Roman" w:eastAsia="Times New Roman" w:cs="Times New Roman"/>
-                <w:b w:val="0"/>
-                <w:sz w:val="16"/>
-              </w:rPr>
-              <w:t xml:space="preserve"> </w:t>
-            </w:r>
-            <w:r>
-              <w:rPr>
-                <w:rStyle w:val="VerbatimChar"/>
-                <w:rFonts w:ascii="Times New Roman" w:hAnsi="Times New Roman" w:eastAsia="Times New Roman" w:cs="Times New Roman"/>
-                <w:b w:val="0"/>
-                <w:sz w:val="16"/>
-              </w:rPr>
-              <w:t xml:space="preserve">line_section</w:t>
-            </w:r>
-            <w:r>
-              <w:rPr>
-                <w:rFonts w:ascii="Times New Roman" w:hAnsi="Times New Roman" w:eastAsia="Times New Roman" w:cs="Times New Roman"/>
-                <w:b w:val="0"/>
-                <w:sz w:val="16"/>
-              </w:rPr>
-              <w:t xml:space="preserve">; parallel</w:t>
-            </w:r>
-            <w:r>
-              <w:rPr>
-                <w:rFonts w:ascii="Times New Roman" w:hAnsi="Times New Roman" w:eastAsia="Times New Roman" w:cs="Times New Roman"/>
-                <w:b w:val="0"/>
-                <w:sz w:val="16"/>
-              </w:rPr>
-              <w:t xml:space="preserve"> </w:t>
-            </w:r>
-            <w:r>
-              <w:rPr>
-                <w:rFonts w:ascii="Times New Roman" w:hAnsi="Times New Roman" w:eastAsia="Times New Roman" w:cs="Times New Roman"/>
-                <w:b w:val="0"/>
-                <w:sz w:val="16"/>
-              </w:rPr>
-              <w:t xml:space="preserve">circuits retained</w:t>
+              <w:t xml:space="preserve">Circuit</w:t>
             </w:r>
           </w:p>
         </w:tc>
@@ -6080,23 +5561,34 @@
                 <w:b w:val="0"/>
                 <w:sz w:val="16"/>
               </w:rPr>
-              <w:t xml:space="preserve">N−1 removes series model segments by physical</w:t>
-            </w:r>
-            <w:r>
-              <w:rPr>
-                <w:rFonts w:ascii="Times New Roman" w:hAnsi="Times New Roman" w:eastAsia="Times New Roman" w:cs="Times New Roman"/>
-                <w:b w:val="0"/>
-                <w:sz w:val="16"/>
-              </w:rPr>
-              <w:t xml:space="preserve"> </w:t>
-            </w:r>
-            <w:r>
-              <w:rPr>
-                <w:rFonts w:ascii="Times New Roman" w:hAnsi="Times New Roman" w:eastAsia="Times New Roman" w:cs="Times New Roman"/>
-                <w:b w:val="0"/>
-                <w:sz w:val="16"/>
-              </w:rPr>
-              <w:t xml:space="preserve">circuit</w:t>
+              <w:t xml:space="preserve">Relation; parallel retained</w:t>
+            </w:r>
+          </w:p>
+        </w:tc>
+        <w:tc>
+          <w:tcPr>
+            <w:vAlign w:val="center"/>
+            <w:tcMar>
+              <w:top w:w="70" w:type="dxa"/>
+              <w:bottom w:w="70" w:type="dxa"/>
+              <w:start w:w="90" w:type="dxa"/>
+              <w:end w:w="90" w:type="dxa"/>
+            </w:tcMar>
+          </w:tcPr>
+          <w:p>
+            <w:pPr>
+              <w:pStyle w:val="Compact"/>
+              <w:widowControl/>
+              <w:spacing w:before="0" w:after="40" w:line="240" w:lineRule="auto"/>
+              <w:jc w:val="left"/>
+            </w:pPr>
+            <w:r>
+              <w:rPr>
+                <w:rFonts w:ascii="Times New Roman" w:hAnsi="Times New Roman" w:eastAsia="Times New Roman" w:cs="Times New Roman"/>
+                <w:b w:val="0"/>
+                <w:sz w:val="16"/>
+              </w:rPr>
+              <w:t xml:space="preserve">Physical-circuit N−1</w:t>
             </w:r>
           </w:p>
         </w:tc>
@@ -6147,7 +5639,7 @@
               <w:pStyle w:val="Compact"/>
               <w:widowControl/>
               <w:spacing w:before="0" w:after="40" w:line="240" w:lineRule="auto"/>
-              <w:jc w:val="center"/>
+              <w:jc w:val="left"/>
             </w:pPr>
             <w:r>
               <w:rPr>
@@ -6155,7 +5647,7 @@
                 <w:b w:val="0"/>
                 <w:sz w:val="16"/>
               </w:rPr>
-              <w:t xml:space="preserve">Match high- and low-voltage buses within 1 km</w:t>
+              <w:t xml:space="preserve">Both buses ≤ 1 km</w:t>
             </w:r>
           </w:p>
         </w:tc>
@@ -6182,7 +5674,7 @@
                 <w:b w:val="0"/>
                 <w:sz w:val="16"/>
               </w:rPr>
-              <w:t xml:space="preserve">Preserve voltage-level consistency</w:t>
+              <w:t xml:space="preserve">Direct</w:t>
             </w:r>
           </w:p>
         </w:tc>
@@ -6233,7 +5725,7 @@
               <w:pStyle w:val="Compact"/>
               <w:widowControl/>
               <w:spacing w:before="0" w:after="40" w:line="240" w:lineRule="auto"/>
-              <w:jc w:val="center"/>
+              <w:jc w:val="left"/>
             </w:pPr>
             <w:r>
               <w:rPr>
@@ -6241,7 +5733,7 @@
                 <w:b w:val="0"/>
                 <w:sz w:val="16"/>
               </w:rPr>
-              <w:t xml:space="preserve">Adjacent voltage levels in one OSM station</w:t>
+              <w:t xml:space="preserve">Adjacent kV; same station</w:t>
             </w:r>
           </w:p>
         </w:tc>
@@ -6268,7 +5760,7 @@
                 <w:b w:val="0"/>
                 <w:sz w:val="16"/>
               </w:rPr>
-              <w:t xml:space="preserve">Derived connection with evidence level retained</w:t>
+              <w:t xml:space="preserve">Derived</w:t>
             </w:r>
           </w:p>
         </w:tc>
@@ -6319,7 +5811,7 @@
               <w:pStyle w:val="Compact"/>
               <w:widowControl/>
               <w:spacing w:before="0" w:after="40" w:line="240" w:lineRule="auto"/>
-              <w:jc w:val="center"/>
+              <w:jc w:val="left"/>
             </w:pPr>
             <w:r>
               <w:rPr>
@@ -6327,7 +5819,7 @@
                 <w:b w:val="0"/>
                 <w:sz w:val="16"/>
               </w:rPr>
-              <w:t xml:space="preserve">Name-to-facility match within 5 km</w:t>
+              <w:t xml:space="preserve">Name ≤ 5 km</w:t>
             </w:r>
           </w:p>
         </w:tc>
@@ -6354,23 +5846,7 @@
                 <w:b w:val="0"/>
                 <w:sz w:val="16"/>
               </w:rPr>
-              <w:t xml:space="preserve">May fall back to a</w:t>
-            </w:r>
-            <w:r>
-              <w:rPr>
-                <w:rFonts w:ascii="Times New Roman" w:hAnsi="Times New Roman" w:eastAsia="Times New Roman" w:cs="Times New Roman"/>
-                <w:b w:val="0"/>
-                <w:sz w:val="16"/>
-              </w:rPr>
-              <w:t xml:space="preserve"> </w:t>
-            </w:r>
-            <w:r>
-              <w:rPr>
-                <w:rFonts w:ascii="Times New Roman" w:hAnsi="Times New Roman" w:eastAsia="Times New Roman" w:cs="Times New Roman"/>
-                <w:b w:val="0"/>
-                <w:sz w:val="16"/>
-              </w:rPr>
-              <w:t xml:space="preserve">60 kV endpoint within 1 km of the high-voltage station</w:t>
+              <w:t xml:space="preserve">Endpoint ≤ 1 km</w:t>
             </w:r>
           </w:p>
         </w:tc>
@@ -6402,50 +5878,7 @@
                 <w:b w:val="0"/>
                 <w:sz w:val="16"/>
               </w:rPr>
-              <w:t xml:space="preserve">PDIRD parameter path</w:t>
-            </w:r>
-          </w:p>
-        </w:tc>
-        <w:tc>
-          <w:tcPr>
-            <w:vAlign w:val="center"/>
-            <w:tcMar>
-              <w:top w:w="70" w:type="dxa"/>
-              <w:bottom w:w="70" w:type="dxa"/>
-              <w:start w:w="90" w:type="dxa"/>
-              <w:end w:w="90" w:type="dxa"/>
-            </w:tcMar>
-          </w:tcPr>
-          <w:p>
-            <w:pPr>
-              <w:pStyle w:val="Compact"/>
-              <w:widowControl/>
-              <w:spacing w:before="0" w:after="40" w:line="240" w:lineRule="auto"/>
-              <w:jc w:val="center"/>
-            </w:pPr>
-            <w:r>
-              <w:rPr>
-                <w:rFonts w:ascii="Times New Roman" w:hAnsi="Times New Roman" w:eastAsia="Times New Roman" w:cs="Times New Roman"/>
-                <w:b w:val="0"/>
-                <w:sz w:val="16"/>
-              </w:rPr>
-              <w:t xml:space="preserve">Length-weighted shortest path; model/source</w:t>
-            </w:r>
-            <w:r>
-              <w:rPr>
-                <w:rFonts w:ascii="Times New Roman" w:hAnsi="Times New Roman" w:eastAsia="Times New Roman" w:cs="Times New Roman"/>
-                <w:b w:val="0"/>
-                <w:sz w:val="16"/>
-              </w:rPr>
-              <w:t xml:space="preserve"> </w:t>
-            </w:r>
-            <w:r>
-              <w:rPr>
-                <w:rFonts w:ascii="Times New Roman" w:hAnsi="Times New Roman" w:eastAsia="Times New Roman" w:cs="Times New Roman"/>
-                <w:b w:val="0"/>
-                <w:sz w:val="16"/>
-              </w:rPr>
-              <w:t xml:space="preserve">length 0.65–1.60</w:t>
+              <w:t xml:space="preserve">PDIRD path</w:t>
             </w:r>
           </w:p>
         </w:tc>
@@ -6472,7 +5905,34 @@
                 <w:b w:val="0"/>
                 <w:sz w:val="16"/>
               </w:rPr>
-              <w:t xml:space="preserve">Use voltage-class proxy when rejected</w:t>
+              <w:t xml:space="preserve">Shortest; ratio 0.65–1.60</w:t>
+            </w:r>
+          </w:p>
+        </w:tc>
+        <w:tc>
+          <w:tcPr>
+            <w:vAlign w:val="center"/>
+            <w:tcMar>
+              <w:top w:w="70" w:type="dxa"/>
+              <w:bottom w:w="70" w:type="dxa"/>
+              <w:start w:w="90" w:type="dxa"/>
+              <w:end w:w="90" w:type="dxa"/>
+            </w:tcMar>
+          </w:tcPr>
+          <w:p>
+            <w:pPr>
+              <w:pStyle w:val="Compact"/>
+              <w:widowControl/>
+              <w:spacing w:before="0" w:after="40" w:line="240" w:lineRule="auto"/>
+              <w:jc w:val="left"/>
+            </w:pPr>
+            <w:r>
+              <w:rPr>
+                <w:rFonts w:ascii="Times New Roman" w:hAnsi="Times New Roman" w:eastAsia="Times New Roman" w:cs="Times New Roman"/>
+                <w:b w:val="0"/>
+                <w:sz w:val="16"/>
+              </w:rPr>
+              <w:t xml:space="preserve">Partial / Proxy</w:t>
             </w:r>
           </w:p>
         </w:tc>
@@ -6504,50 +5964,7 @@
                 <w:b w:val="0"/>
                 <w:sz w:val="16"/>
               </w:rPr>
-              <w:t xml:space="preserve">Blocking checks</w:t>
-            </w:r>
-          </w:p>
-        </w:tc>
-        <w:tc>
-          <w:tcPr>
-            <w:vAlign w:val="center"/>
-            <w:tcMar>
-              <w:top w:w="70" w:type="dxa"/>
-              <w:bottom w:w="70" w:type="dxa"/>
-              <w:start w:w="90" w:type="dxa"/>
-              <w:end w:w="90" w:type="dxa"/>
-            </w:tcMar>
-          </w:tcPr>
-          <w:p>
-            <w:pPr>
-              <w:pStyle w:val="Compact"/>
-              <w:widowControl/>
-              <w:spacing w:before="0" w:after="40" w:line="240" w:lineRule="auto"/>
-              <w:jc w:val="center"/>
-            </w:pPr>
-            <w:r>
-              <w:rPr>
-                <w:rFonts w:ascii="Times New Roman" w:hAnsi="Times New Roman" w:eastAsia="Times New Roman" w:cs="Times New Roman"/>
-                <w:b w:val="0"/>
-                <w:sz w:val="16"/>
-              </w:rPr>
-              <w:t xml:space="preserve">Self-loop, non-positive length, endpoint or voltage</w:t>
-            </w:r>
-            <w:r>
-              <w:rPr>
-                <w:rFonts w:ascii="Times New Roman" w:hAnsi="Times New Roman" w:eastAsia="Times New Roman" w:cs="Times New Roman"/>
-                <w:b w:val="0"/>
-                <w:sz w:val="16"/>
-              </w:rPr>
-              <w:t xml:space="preserve"> </w:t>
-            </w:r>
-            <w:r>
-              <w:rPr>
-                <w:rFonts w:ascii="Times New Roman" w:hAnsi="Times New Roman" w:eastAsia="Times New Roman" w:cs="Times New Roman"/>
-                <w:b w:val="0"/>
-                <w:sz w:val="16"/>
-              </w:rPr>
-              <w:t xml:space="preserve">conflict</w:t>
+              <w:t xml:space="preserve">Invalid branch</w:t>
             </w:r>
           </w:p>
         </w:tc>
@@ -6574,7 +5991,34 @@
                 <w:b w:val="0"/>
                 <w:sz w:val="16"/>
               </w:rPr>
-              <w:t xml:space="preserve">Record and block invalid branches</w:t>
+              <w:t xml:space="preserve">Loop; length ≤ 0; conflict</w:t>
+            </w:r>
+          </w:p>
+        </w:tc>
+        <w:tc>
+          <w:tcPr>
+            <w:vAlign w:val="center"/>
+            <w:tcMar>
+              <w:top w:w="70" w:type="dxa"/>
+              <w:bottom w:w="70" w:type="dxa"/>
+              <w:start w:w="90" w:type="dxa"/>
+              <w:end w:w="90" w:type="dxa"/>
+            </w:tcMar>
+          </w:tcPr>
+          <w:p>
+            <w:pPr>
+              <w:pStyle w:val="Compact"/>
+              <w:widowControl/>
+              <w:spacing w:before="0" w:after="40" w:line="240" w:lineRule="auto"/>
+              <w:jc w:val="left"/>
+            </w:pPr>
+            <w:r>
+              <w:rPr>
+                <w:rFonts w:ascii="Times New Roman" w:hAnsi="Times New Roman" w:eastAsia="Times New Roman" w:cs="Times New Roman"/>
+                <w:b w:val="0"/>
+                <w:sz w:val="16"/>
+              </w:rPr>
+              <w:t xml:space="preserve">Blocked</w:t>
             </w:r>
           </w:p>
         </w:tc>
@@ -6584,7 +6028,6 @@
       <w:pPr>
         <w:pStyle w:val="BodyText"/>
         <w:widowControl/>
-        <w:jc w:val="left"/>
       </w:pPr>
       <w:r>
         <w:rPr>
@@ -6607,113 +6050,35 @@
           <w:rFonts w:ascii="Times New Roman" w:hAnsi="Times New Roman" w:eastAsia="Times New Roman" w:cs="Times New Roman"/>
           <w:sz w:val="21"/>
         </w:rPr>
-        <w:t xml:space="preserve">Rules are defined in the Static network</w:t>
-      </w:r>
-      <w:r>
-        <w:rPr>
-          <w:rFonts w:ascii="Times New Roman" w:hAnsi="Times New Roman" w:eastAsia="Times New Roman" w:cs="Times New Roman"/>
-          <w:sz w:val="21"/>
-        </w:rPr>
-        <w:t xml:space="preserve"> </w:t>
-      </w:r>
-      <w:r>
-        <w:rPr>
-          <w:rFonts w:ascii="Times New Roman" w:hAnsi="Times New Roman" w:eastAsia="Times New Roman" w:cs="Times New Roman"/>
-          <w:sz w:val="21"/>
-        </w:rPr>
-        <w:t xml:space="preserve">reconstruction subsection and the frozen</w:t>
-      </w:r>
-      <w:r>
-        <w:rPr>
-          <w:rFonts w:ascii="Times New Roman" w:hAnsi="Times New Roman" w:eastAsia="Times New Roman" w:cs="Times New Roman"/>
-          <w:sz w:val="21"/>
-        </w:rPr>
-        <w:t xml:space="preserve"> </w:t>
-      </w:r>
-      <w:r>
-        <w:rPr>
-          <w:rStyle w:val="VerbatimChar"/>
-          <w:rFonts w:ascii="Times New Roman" w:hAnsi="Times New Roman" w:eastAsia="Times New Roman" w:cs="Times New Roman"/>
-          <w:sz w:val="21"/>
-        </w:rPr>
-        <w:t xml:space="preserve">model_config.json</w:t>
-      </w:r>
-      <w:r>
-        <w:rPr>
-          <w:rFonts w:ascii="Times New Roman" w:hAnsi="Times New Roman" w:eastAsia="Times New Roman" w:cs="Times New Roman"/>
-          <w:sz w:val="21"/>
-        </w:rPr>
-        <w:t xml:space="preserve">.</w:t>
-      </w:r>
-      <w:r>
-        <w:rPr>
-          <w:rFonts w:ascii="Times New Roman" w:hAnsi="Times New Roman" w:eastAsia="Times New Roman" w:cs="Times New Roman"/>
-          <w:sz w:val="21"/>
-        </w:rPr>
-        <w:t xml:space="preserve"> </w:t>
-      </w:r>
-      <w:r>
-        <w:rPr>
-          <w:rFonts w:ascii="Times New Roman" w:hAnsi="Times New Roman" w:eastAsia="Times New Roman" w:cs="Times New Roman"/>
-          <w:sz w:val="21"/>
-        </w:rPr>
-        <w:t xml:space="preserve">All distances are projected planar distances. They are reconstruction</w:t>
-      </w:r>
-      <w:r>
-        <w:rPr>
-          <w:rFonts w:ascii="Times New Roman" w:hAnsi="Times New Roman" w:eastAsia="Times New Roman" w:cs="Times New Roman"/>
-          <w:sz w:val="21"/>
-        </w:rPr>
-        <w:t xml:space="preserve"> </w:t>
-      </w:r>
-      <w:r>
-        <w:rPr>
-          <w:rFonts w:ascii="Times New Roman" w:hAnsi="Times New Roman" w:eastAsia="Times New Roman" w:cs="Times New Roman"/>
-          <w:sz w:val="21"/>
-        </w:rPr>
-        <w:t xml:space="preserve">rules, not operator accuracy guarantees. The configuration file records</w:t>
-      </w:r>
-      <w:r>
-        <w:rPr>
-          <w:rFonts w:ascii="Times New Roman" w:hAnsi="Times New Roman" w:eastAsia="Times New Roman" w:cs="Times New Roman"/>
-          <w:sz w:val="21"/>
-        </w:rPr>
-        <w:t xml:space="preserve"> </w:t>
-      </w:r>
-      <w:r>
-        <w:rPr>
-          <w:rFonts w:ascii="Times New Roman" w:hAnsi="Times New Roman" w:eastAsia="Times New Roman" w:cs="Times New Roman"/>
-          <w:sz w:val="21"/>
-        </w:rPr>
-        <w:t xml:space="preserve">voltage-class defaults, cable factors, transformer proxies, and seasonal</w:t>
-      </w:r>
-      <w:r>
-        <w:rPr>
-          <w:rFonts w:ascii="Times New Roman" w:hAnsi="Times New Roman" w:eastAsia="Times New Roman" w:cs="Times New Roman"/>
-          <w:sz w:val="21"/>
-        </w:rPr>
-        <w:t xml:space="preserve"> </w:t>
-      </w:r>
-      <w:r>
-        <w:rPr>
-          <w:rFonts w:ascii="Times New Roman" w:hAnsi="Times New Roman" w:eastAsia="Times New Roman" w:cs="Times New Roman"/>
-          <w:sz w:val="21"/>
-        </w:rPr>
-        <w:t xml:space="preserve">rating factors; equipment tables retain the field-level evidence status</w:t>
-      </w:r>
-      <w:r>
-        <w:rPr>
-          <w:rFonts w:ascii="Times New Roman" w:hAnsi="Times New Roman" w:eastAsia="Times New Roman" w:cs="Times New Roman"/>
-          <w:sz w:val="21"/>
-        </w:rPr>
-        <w:t xml:space="preserve"> </w:t>
-      </w:r>
-      <w:r>
-        <w:rPr>
-          <w:rFonts w:ascii="Times New Roman" w:hAnsi="Times New Roman" w:eastAsia="Times New Roman" w:cs="Times New Roman"/>
-          <w:sz w:val="21"/>
-        </w:rPr>
-        <w:t xml:space="preserve">and any source-backed override.</w:t>
+        <w:t xml:space="preserve">Direct = published link; Derived = deterministic</w:t>
+      </w:r>
+      <w:r>
+        <w:rPr>
+          <w:rFonts w:ascii="Times New Roman" w:hAnsi="Times New Roman" w:eastAsia="Times New Roman" w:cs="Times New Roman"/>
+          <w:sz w:val="21"/>
+        </w:rPr>
+        <w:t xml:space="preserve"> </w:t>
+      </w:r>
+      <w:r>
+        <w:rPr>
+          <w:rFonts w:ascii="Times New Roman" w:hAnsi="Times New Roman" w:eastAsia="Times New Roman" w:cs="Times New Roman"/>
+          <w:sz w:val="21"/>
+        </w:rPr>
+        <w:t xml:space="preserve">reconstruction; Proxy = engineering substitution; Blocked = excluded.</w:t>
+      </w:r>
+      <w:r>
+        <w:rPr>
+          <w:rFonts w:ascii="Times New Roman" w:hAnsi="Times New Roman" w:eastAsia="Times New Roman" w:cs="Times New Roman"/>
+          <w:sz w:val="21"/>
+        </w:rPr>
+        <w:t xml:space="preserve"> </w:t>
+      </w:r>
+      <w:r>
+        <w:rPr>
+          <w:rFonts w:ascii="Times New Roman" w:hAnsi="Times New Roman" w:eastAsia="Times New Roman" w:cs="Times New Roman"/>
+          <w:sz w:val="21"/>
+        </w:rPr>
+        <w:t xml:space="preserve">Distances are planar.</w:t>
       </w:r>
     </w:p>
     <w:bookmarkEnd w:id="27"/>
@@ -6772,119 +6137,133 @@
           <w:rFonts w:ascii="Times New Roman" w:hAnsi="Times New Roman" w:eastAsia="Times New Roman" w:cs="Times New Roman"/>
           <w:sz w:val="21"/>
         </w:rPr>
-        <w:t xml:space="preserve">as summarized in Table 1. Only assets with an explicit commissioning</w:t>
-      </w:r>
-      <w:r>
-        <w:rPr>
-          <w:rFonts w:ascii="Times New Roman" w:hAnsi="Times New Roman" w:eastAsia="Times New Roman" w:cs="Times New Roman"/>
-          <w:sz w:val="21"/>
-        </w:rPr>
-        <w:t xml:space="preserve"> </w:t>
-      </w:r>
-      <w:r>
-        <w:rPr>
-          <w:rFonts w:ascii="Times New Roman" w:hAnsi="Times New Roman" w:eastAsia="Times New Roman" w:cs="Times New Roman"/>
-          <w:sz w:val="21"/>
-        </w:rPr>
-        <w:t xml:space="preserve">date are switched by time. Ordinary lines, transformers, and</w:t>
-      </w:r>
-      <w:r>
-        <w:rPr>
-          <w:rFonts w:ascii="Times New Roman" w:hAnsi="Times New Roman" w:eastAsia="Times New Roman" w:cs="Times New Roman"/>
-          <w:sz w:val="21"/>
-        </w:rPr>
-        <w:t xml:space="preserve"> </w:t>
-      </w:r>
-      <w:r>
-        <w:rPr>
-          <w:rFonts w:ascii="Times New Roman" w:hAnsi="Times New Roman" w:eastAsia="Times New Roman" w:cs="Times New Roman"/>
-          <w:sz w:val="21"/>
-        </w:rPr>
-        <w:t xml:space="preserve">interconnections retain the frozen static state when contemporaneous</w:t>
-      </w:r>
-      <w:r>
-        <w:rPr>
-          <w:rFonts w:ascii="Times New Roman" w:hAnsi="Times New Roman" w:eastAsia="Times New Roman" w:cs="Times New Roman"/>
-          <w:sz w:val="21"/>
-        </w:rPr>
-        <w:t xml:space="preserve"> </w:t>
-      </w:r>
-      <w:r>
-        <w:rPr>
-          <w:rFonts w:ascii="Times New Roman" w:hAnsi="Times New Roman" w:eastAsia="Times New Roman" w:cs="Times New Roman"/>
-          <w:sz w:val="21"/>
-        </w:rPr>
-        <w:t xml:space="preserve">status records are unavailable. Project documents support only the</w:t>
-      </w:r>
-      <w:r>
-        <w:rPr>
-          <w:rFonts w:ascii="Times New Roman" w:hAnsi="Times New Roman" w:eastAsia="Times New Roman" w:cs="Times New Roman"/>
-          <w:sz w:val="21"/>
-        </w:rPr>
-        <w:t xml:space="preserve"> </w:t>
-      </w:r>
-      <w:r>
-        <w:rPr>
-          <w:rFonts w:ascii="Times New Roman" w:hAnsi="Times New Roman" w:eastAsia="Times New Roman" w:cs="Times New Roman"/>
-          <w:sz w:val="21"/>
-        </w:rPr>
-        <w:t xml:space="preserve">stated equipment and fields and are not used to infer historical</w:t>
-      </w:r>
-      <w:r>
-        <w:rPr>
-          <w:rFonts w:ascii="Times New Roman" w:hAnsi="Times New Roman" w:eastAsia="Times New Roman" w:cs="Times New Roman"/>
-          <w:sz w:val="21"/>
-        </w:rPr>
-        <w:t xml:space="preserve"> </w:t>
-      </w:r>
-      <w:r>
-        <w:rPr>
-          <w:rFonts w:ascii="Times New Roman" w:hAnsi="Times New Roman" w:eastAsia="Times New Roman" w:cs="Times New Roman"/>
-          <w:sz w:val="21"/>
-        </w:rPr>
-        <w:t xml:space="preserve">switching states. Cross-section scaling of conductor resistance and</w:t>
-      </w:r>
-      <w:r>
-        <w:rPr>
-          <w:rFonts w:ascii="Times New Roman" w:hAnsi="Times New Roman" w:eastAsia="Times New Roman" w:cs="Times New Roman"/>
-          <w:sz w:val="21"/>
-        </w:rPr>
-        <w:t xml:space="preserve"> </w:t>
-      </w:r>
-      <w:r>
-        <w:rPr>
-          <w:rFonts w:ascii="Times New Roman" w:hAnsi="Times New Roman" w:eastAsia="Times New Roman" w:cs="Times New Roman"/>
-          <w:sz w:val="21"/>
-        </w:rPr>
-        <w:t xml:space="preserve">transfer to other conductor families remain engineering assumptions.</w:t>
-      </w:r>
-      <w:r>
-        <w:rPr>
-          <w:rFonts w:ascii="Times New Roman" w:hAnsi="Times New Roman" w:eastAsia="Times New Roman" w:cs="Times New Roman"/>
-          <w:sz w:val="21"/>
-        </w:rPr>
-        <w:t xml:space="preserve"> </w:t>
-      </w:r>
-      <w:r>
-        <w:rPr>
-          <w:rFonts w:ascii="Times New Roman" w:hAnsi="Times New Roman" w:eastAsia="Times New Roman" w:cs="Times New Roman"/>
-          <w:sz w:val="21"/>
-        </w:rPr>
-        <w:t xml:space="preserve">Document pages, equipment identifiers, and field-level judgements are</w:t>
-      </w:r>
-      <w:r>
-        <w:rPr>
-          <w:rFonts w:ascii="Times New Roman" w:hAnsi="Times New Roman" w:eastAsia="Times New Roman" w:cs="Times New Roman"/>
-          <w:sz w:val="21"/>
-        </w:rPr>
-        <w:t xml:space="preserve"> </w:t>
-      </w:r>
-      <w:r>
-        <w:rPr>
-          <w:rFonts w:ascii="Times New Roman" w:hAnsi="Times New Roman" w:eastAsia="Times New Roman" w:cs="Times New Roman"/>
-          <w:sz w:val="21"/>
-        </w:rPr>
-        <w:t xml:space="preserve">stored in</w:t>
+        <w:t xml:space="preserve">as summarized in Table 1. Commissioning dates are known for 366 assets</w:t>
+      </w:r>
+      <w:r>
+        <w:rPr>
+          <w:rFonts w:ascii="Times New Roman" w:hAnsi="Times New Roman" w:eastAsia="Times New Roman" w:cs="Times New Roman"/>
+          <w:sz w:val="21"/>
+        </w:rPr>
+        <w:t xml:space="preserve"> </w:t>
+      </w:r>
+      <w:r>
+        <w:rPr>
+          <w:rFonts w:ascii="Times New Roman" w:hAnsi="Times New Roman" w:eastAsia="Times New Roman" w:cs="Times New Roman"/>
+          <w:sz w:val="21"/>
+        </w:rPr>
+        <w:t xml:space="preserve">and absent for 824. Only known dates switch availability by case;</w:t>
+      </w:r>
+      <w:r>
+        <w:rPr>
+          <w:rFonts w:ascii="Times New Roman" w:hAnsi="Times New Roman" w:eastAsia="Times New Roman" w:cs="Times New Roman"/>
+          <w:sz w:val="21"/>
+        </w:rPr>
+        <w:t xml:space="preserve"> </w:t>
+      </w:r>
+      <w:r>
+        <w:rPr>
+          <w:rFonts w:ascii="Times New Roman" w:hAnsi="Times New Roman" w:eastAsia="Times New Roman" w:cs="Times New Roman"/>
+          <w:sz w:val="21"/>
+        </w:rPr>
+        <w:t xml:space="preserve">undated assets remain available and flagged. Ordinary lines,</w:t>
+      </w:r>
+      <w:r>
+        <w:rPr>
+          <w:rFonts w:ascii="Times New Roman" w:hAnsi="Times New Roman" w:eastAsia="Times New Roman" w:cs="Times New Roman"/>
+          <w:sz w:val="21"/>
+        </w:rPr>
+        <w:t xml:space="preserve"> </w:t>
+      </w:r>
+      <w:r>
+        <w:rPr>
+          <w:rFonts w:ascii="Times New Roman" w:hAnsi="Times New Roman" w:eastAsia="Times New Roman" w:cs="Times New Roman"/>
+          <w:sz w:val="21"/>
+        </w:rPr>
+        <w:t xml:space="preserve">transformers, and interconnections retain the frozen static state when</w:t>
+      </w:r>
+      <w:r>
+        <w:rPr>
+          <w:rFonts w:ascii="Times New Roman" w:hAnsi="Times New Roman" w:eastAsia="Times New Roman" w:cs="Times New Roman"/>
+          <w:sz w:val="21"/>
+        </w:rPr>
+        <w:t xml:space="preserve"> </w:t>
+      </w:r>
+      <w:r>
+        <w:rPr>
+          <w:rFonts w:ascii="Times New Roman" w:hAnsi="Times New Roman" w:eastAsia="Times New Roman" w:cs="Times New Roman"/>
+          <w:sz w:val="21"/>
+        </w:rPr>
+        <w:t xml:space="preserve">contemporaneous status records are unavailable. Project documents</w:t>
+      </w:r>
+      <w:r>
+        <w:rPr>
+          <w:rFonts w:ascii="Times New Roman" w:hAnsi="Times New Roman" w:eastAsia="Times New Roman" w:cs="Times New Roman"/>
+          <w:sz w:val="21"/>
+        </w:rPr>
+        <w:t xml:space="preserve"> </w:t>
+      </w:r>
+      <w:r>
+        <w:rPr>
+          <w:rFonts w:ascii="Times New Roman" w:hAnsi="Times New Roman" w:eastAsia="Times New Roman" w:cs="Times New Roman"/>
+          <w:sz w:val="21"/>
+        </w:rPr>
+        <w:t xml:space="preserve">support only the stated equipment and fields and are not used to infer</w:t>
+      </w:r>
+      <w:r>
+        <w:rPr>
+          <w:rFonts w:ascii="Times New Roman" w:hAnsi="Times New Roman" w:eastAsia="Times New Roman" w:cs="Times New Roman"/>
+          <w:sz w:val="21"/>
+        </w:rPr>
+        <w:t xml:space="preserve"> </w:t>
+      </w:r>
+      <w:r>
+        <w:rPr>
+          <w:rFonts w:ascii="Times New Roman" w:hAnsi="Times New Roman" w:eastAsia="Times New Roman" w:cs="Times New Roman"/>
+          <w:sz w:val="21"/>
+        </w:rPr>
+        <w:t xml:space="preserve">historical switching states. Cross-section scaling of conductor</w:t>
+      </w:r>
+      <w:r>
+        <w:rPr>
+          <w:rFonts w:ascii="Times New Roman" w:hAnsi="Times New Roman" w:eastAsia="Times New Roman" w:cs="Times New Roman"/>
+          <w:sz w:val="21"/>
+        </w:rPr>
+        <w:t xml:space="preserve"> </w:t>
+      </w:r>
+      <w:r>
+        <w:rPr>
+          <w:rFonts w:ascii="Times New Roman" w:hAnsi="Times New Roman" w:eastAsia="Times New Roman" w:cs="Times New Roman"/>
+          <w:sz w:val="21"/>
+        </w:rPr>
+        <w:t xml:space="preserve">resistance and transfer to other conductor families remain engineering</w:t>
+      </w:r>
+      <w:r>
+        <w:rPr>
+          <w:rFonts w:ascii="Times New Roman" w:hAnsi="Times New Roman" w:eastAsia="Times New Roman" w:cs="Times New Roman"/>
+          <w:sz w:val="21"/>
+        </w:rPr>
+        <w:t xml:space="preserve"> </w:t>
+      </w:r>
+      <w:r>
+        <w:rPr>
+          <w:rFonts w:ascii="Times New Roman" w:hAnsi="Times New Roman" w:eastAsia="Times New Roman" w:cs="Times New Roman"/>
+          <w:sz w:val="21"/>
+        </w:rPr>
+        <w:t xml:space="preserve">assumptions. Document pages, equipment identifiers, and field-level</w:t>
+      </w:r>
+      <w:r>
+        <w:rPr>
+          <w:rFonts w:ascii="Times New Roman" w:hAnsi="Times New Roman" w:eastAsia="Times New Roman" w:cs="Times New Roman"/>
+          <w:sz w:val="21"/>
+        </w:rPr>
+        <w:t xml:space="preserve"> </w:t>
+      </w:r>
+      <w:r>
+        <w:rPr>
+          <w:rFonts w:ascii="Times New Roman" w:hAnsi="Times New Roman" w:eastAsia="Times New Roman" w:cs="Times New Roman"/>
+          <w:sz w:val="21"/>
+        </w:rPr>
+        <w:t xml:space="preserve">judgements are stored in</w:t>
       </w:r>
       <w:r>
         <w:rPr>
@@ -8643,7 +8022,7 @@
               <w:pStyle w:val="Compact"/>
               <w:widowControl/>
               <w:spacing w:before="0" w:after="40" w:line="240" w:lineRule="auto"/>
-              <w:jc w:val="center"/>
+              <w:jc w:val="left"/>
             </w:pPr>
             <w:r>
               <w:rPr>
@@ -8651,7 +8030,7 @@
                 <w:b/>
                 <w:sz w:val="16"/>
               </w:rPr>
-              <w:t xml:space="preserve">Rule</w:t>
+              <w:t xml:space="preserve">Key rule</w:t>
             </w:r>
           </w:p>
         </w:tc>
@@ -8678,7 +8057,7 @@
                 <w:b/>
                 <w:sz w:val="16"/>
               </w:rPr>
-              <w:t xml:space="preserve">Audit or conservative treatment</w:t>
+              <w:t xml:space="preserve">Status</w:t>
             </w:r>
           </w:p>
         </w:tc>
@@ -8729,7 +8108,7 @@
               <w:pStyle w:val="Compact"/>
               <w:widowControl/>
               <w:spacing w:before="0" w:after="40" w:line="240" w:lineRule="auto"/>
-              <w:jc w:val="center"/>
+              <w:jc w:val="left"/>
             </w:pPr>
             <w:r>
               <w:rPr>
@@ -8737,23 +8116,7 @@
                 <w:b w:val="0"/>
                 <w:sz w:val="16"/>
               </w:rPr>
-              <w:t xml:space="preserve">Merge plant/generator records within 3 km and with</w:t>
-            </w:r>
-            <w:r>
-              <w:rPr>
-                <w:rFonts w:ascii="Times New Roman" w:hAnsi="Times New Roman" w:eastAsia="Times New Roman" w:cs="Times New Roman"/>
-                <w:b w:val="0"/>
-                <w:sz w:val="16"/>
-              </w:rPr>
-              <w:t xml:space="preserve"> </w:t>
-            </w:r>
-            <w:r>
-              <w:rPr>
-                <w:rFonts w:ascii="Times New Roman" w:hAnsi="Times New Roman" w:eastAsia="Times New Roman" w:cs="Times New Roman"/>
-                <w:b w:val="0"/>
-                <w:sz w:val="16"/>
-              </w:rPr>
-              <w:t xml:space="preserve">consistent capacity</w:t>
+              <w:t xml:space="preserve">≤ 3 km; capacity match</w:t>
             </w:r>
           </w:p>
         </w:tc>
@@ -8780,7 +8143,7 @@
                 <w:b w:val="0"/>
                 <w:sz w:val="16"/>
               </w:rPr>
-              <w:t xml:space="preserve">Preserve hierarchical deduplication status</w:t>
+              <w:t xml:space="preserve">Derived; logged</w:t>
             </w:r>
           </w:p>
         </w:tc>
@@ -8831,7 +8194,7 @@
               <w:pStyle w:val="Compact"/>
               <w:widowControl/>
               <w:spacing w:before="0" w:after="40" w:line="240" w:lineRule="auto"/>
-              <w:jc w:val="center"/>
+              <w:jc w:val="left"/>
             </w:pPr>
             <w:r>
               <w:rPr>
@@ -8839,23 +8202,7 @@
                 <w:b w:val="0"/>
                 <w:sz w:val="16"/>
               </w:rPr>
-              <w:t xml:space="preserve">Public connection, declared voltage, then constrained</w:t>
-            </w:r>
-            <w:r>
-              <w:rPr>
-                <w:rFonts w:ascii="Times New Roman" w:hAnsi="Times New Roman" w:eastAsia="Times New Roman" w:cs="Times New Roman"/>
-                <w:b w:val="0"/>
-                <w:sz w:val="16"/>
-              </w:rPr>
-              <w:t xml:space="preserve"> </w:t>
-            </w:r>
-            <w:r>
-              <w:rPr>
-                <w:rFonts w:ascii="Times New Roman" w:hAnsi="Times New Roman" w:eastAsia="Times New Roman" w:cs="Times New Roman"/>
-                <w:b w:val="0"/>
-                <w:sz w:val="16"/>
-              </w:rPr>
-              <w:t xml:space="preserve">nearest bus</w:t>
+              <w:t xml:space="preserve">Evidence → voltage → nearest; ≤ 20 km</w:t>
             </w:r>
           </w:p>
         </w:tc>
@@ -8882,7 +8229,7 @@
                 <w:b w:val="0"/>
                 <w:sz w:val="16"/>
               </w:rPr>
-              <w:t xml:space="preserve">Maximum 20 km; retain but do not inject out-of-range</w:t>
+              <w:t xml:space="preserve">Direct /</w:t>
             </w:r>
             <w:r>
               <w:rPr>
@@ -8898,7 +8245,7 @@
                 <w:b w:val="0"/>
                 <w:sz w:val="16"/>
               </w:rPr>
-              <w:t xml:space="preserve">assets</w:t>
+              <w:t xml:space="preserve">Derived</w:t>
             </w:r>
           </w:p>
         </w:tc>
@@ -8930,139 +8277,7 @@
                 <w:b w:val="0"/>
                 <w:sz w:val="16"/>
               </w:rPr>
-              <w:t xml:space="preserve">Asset without declared voltage</w:t>
-            </w:r>
-          </w:p>
-        </w:tc>
-        <w:tc>
-          <w:tcPr>
-            <w:vAlign w:val="center"/>
-            <w:tcMar>
-              <w:top w:w="70" w:type="dxa"/>
-              <w:bottom w:w="70" w:type="dxa"/>
-              <w:start w:w="90" w:type="dxa"/>
-              <w:end w:w="90" w:type="dxa"/>
-            </w:tcMar>
-          </w:tcPr>
-          <w:p>
-            <w:pPr>
-              <w:pStyle w:val="Compact"/>
-              <w:widowControl/>
-              <w:spacing w:before="0" w:after="40" w:line="240" w:lineRule="auto"/>
-              <w:jc w:val="center"/>
-            </w:pPr>
-            <w:r>
-              <w:rPr>
-                <w:rFonts w:ascii="Times New Roman" w:hAnsi="Times New Roman" w:eastAsia="Times New Roman" w:cs="Times New Roman"/>
-                <w:b w:val="0"/>
-                <w:sz w:val="16"/>
-              </w:rPr>
-              <w:t xml:space="preserve">Capacity</w:t>
-            </w:r>
-            <w:r>
-              <w:rPr>
-                <w:rFonts w:ascii="Times New Roman" w:hAnsi="Times New Roman" w:eastAsia="Times New Roman" w:cs="Times New Roman"/>
-                <w:b w:val="0"/>
-                <w:sz w:val="16"/>
-              </w:rPr>
-              <w:t xml:space="preserve"> </w:t>
-            </w:r>
-            <m:oMath>
-              <m:r>
-                <m:rPr>
-                  <m:sty m:val="p"/>
-                </m:rPr>
-                <m:t>≥</m:t>
-              </m:r>
-              <m:r>
-                <m:t>100</m:t>
-              </m:r>
-            </m:oMath>
-            <w:r>
-              <w:rPr>
-                <w:rFonts w:ascii="Times New Roman" w:hAnsi="Times New Roman" w:eastAsia="Times New Roman" w:cs="Times New Roman"/>
-                <w:b w:val="0"/>
-                <w:sz w:val="16"/>
-              </w:rPr>
-              <w:t xml:space="preserve"> </w:t>
-            </w:r>
-            <w:r>
-              <w:rPr>
-                <w:rFonts w:ascii="Times New Roman" w:hAnsi="Times New Roman" w:eastAsia="Times New Roman" w:cs="Times New Roman"/>
-                <w:b w:val="0"/>
-                <w:sz w:val="16"/>
-              </w:rPr>
-              <w:t xml:space="preserve">MW searches</w:t>
-            </w:r>
-            <w:r>
-              <w:rPr>
-                <w:rFonts w:ascii="Times New Roman" w:hAnsi="Times New Roman" w:eastAsia="Times New Roman" w:cs="Times New Roman"/>
-                <w:b w:val="0"/>
-                <w:sz w:val="16"/>
-              </w:rPr>
-              <w:t xml:space="preserve"> </w:t>
-            </w:r>
-            <m:oMath>
-              <m:r>
-                <m:rPr>
-                  <m:sty m:val="p"/>
-                </m:rPr>
-                <m:t>≥</m:t>
-              </m:r>
-              <m:r>
-                <m:t>150</m:t>
-              </m:r>
-            </m:oMath>
-            <w:r>
-              <w:rPr>
-                <w:rFonts w:ascii="Times New Roman" w:hAnsi="Times New Roman" w:eastAsia="Times New Roman" w:cs="Times New Roman"/>
-                <w:b w:val="0"/>
-                <w:sz w:val="16"/>
-              </w:rPr>
-              <w:t xml:space="preserve"> </w:t>
-            </w:r>
-            <w:r>
-              <w:rPr>
-                <w:rFonts w:ascii="Times New Roman" w:hAnsi="Times New Roman" w:eastAsia="Times New Roman" w:cs="Times New Roman"/>
-                <w:b w:val="0"/>
-                <w:sz w:val="16"/>
-              </w:rPr>
-              <w:t xml:space="preserve">kV; otherwise</w:t>
-            </w:r>
-            <w:r>
-              <w:rPr>
-                <w:rFonts w:ascii="Times New Roman" w:hAnsi="Times New Roman" w:eastAsia="Times New Roman" w:cs="Times New Roman"/>
-                <w:b w:val="0"/>
-                <w:sz w:val="16"/>
-              </w:rPr>
-              <w:t xml:space="preserve"> </w:t>
-            </w:r>
-            <m:oMath>
-              <m:r>
-                <m:rPr>
-                  <m:sty m:val="p"/>
-                </m:rPr>
-                <m:t>≥</m:t>
-              </m:r>
-              <m:r>
-                <m:t>60</m:t>
-              </m:r>
-            </m:oMath>
-            <w:r>
-              <w:rPr>
-                <w:rFonts w:ascii="Times New Roman" w:hAnsi="Times New Roman" w:eastAsia="Times New Roman" w:cs="Times New Roman"/>
-                <w:b w:val="0"/>
-                <w:sz w:val="16"/>
-              </w:rPr>
-              <w:t xml:space="preserve"> </w:t>
-            </w:r>
-            <w:r>
-              <w:rPr>
-                <w:rFonts w:ascii="Times New Roman" w:hAnsi="Times New Roman" w:eastAsia="Times New Roman" w:cs="Times New Roman"/>
-                <w:b w:val="0"/>
-                <w:sz w:val="16"/>
-              </w:rPr>
-              <w:t xml:space="preserve">kV</w:t>
+              <w:t xml:space="preserve">Missing voltage</w:t>
             </w:r>
           </w:p>
         </w:tc>
@@ -9089,23 +8304,34 @@
                 <w:b w:val="0"/>
                 <w:sz w:val="16"/>
               </w:rPr>
-              <w:t xml:space="preserve">Spatial proximity is not</w:t>
-            </w:r>
-            <w:r>
-              <w:rPr>
-                <w:rFonts w:ascii="Times New Roman" w:hAnsi="Times New Roman" w:eastAsia="Times New Roman" w:cs="Times New Roman"/>
-                <w:b w:val="0"/>
-                <w:sz w:val="16"/>
-              </w:rPr>
-              <w:t xml:space="preserve"> </w:t>
-            </w:r>
-            <w:r>
-              <w:rPr>
-                <w:rFonts w:ascii="Times New Roman" w:hAnsi="Times New Roman" w:eastAsia="Times New Roman" w:cs="Times New Roman"/>
-                <w:b w:val="0"/>
-                <w:sz w:val="16"/>
-              </w:rPr>
-              <w:t xml:space="preserve">treated as connection truth</w:t>
+              <w:t xml:space="preserve">≥ 100 MW → ≥ 150 kV; else ≥ 60 kV</w:t>
+            </w:r>
+          </w:p>
+        </w:tc>
+        <w:tc>
+          <w:tcPr>
+            <w:vAlign w:val="center"/>
+            <w:tcMar>
+              <w:top w:w="70" w:type="dxa"/>
+              <w:bottom w:w="70" w:type="dxa"/>
+              <w:start w:w="90" w:type="dxa"/>
+              <w:end w:w="90" w:type="dxa"/>
+            </w:tcMar>
+          </w:tcPr>
+          <w:p>
+            <w:pPr>
+              <w:pStyle w:val="Compact"/>
+              <w:widowControl/>
+              <w:spacing w:before="0" w:after="40" w:line="240" w:lineRule="auto"/>
+              <w:jc w:val="left"/>
+            </w:pPr>
+            <w:r>
+              <w:rPr>
+                <w:rFonts w:ascii="Times New Roman" w:hAnsi="Times New Roman" w:eastAsia="Times New Roman" w:cs="Times New Roman"/>
+                <w:b w:val="0"/>
+                <w:sz w:val="16"/>
+              </w:rPr>
+              <w:t xml:space="preserve">Derived</w:t>
             </w:r>
           </w:p>
         </w:tc>
@@ -9137,50 +8363,7 @@
                 <w:b w:val="0"/>
                 <w:sz w:val="16"/>
               </w:rPr>
-              <w:t xml:space="preserve">Commissioning status</w:t>
-            </w:r>
-          </w:p>
-        </w:tc>
-        <w:tc>
-          <w:tcPr>
-            <w:vAlign w:val="center"/>
-            <w:tcMar>
-              <w:top w:w="70" w:type="dxa"/>
-              <w:bottom w:w="70" w:type="dxa"/>
-              <w:start w:w="90" w:type="dxa"/>
-              <w:end w:w="90" w:type="dxa"/>
-            </w:tcMar>
-          </w:tcPr>
-          <w:p>
-            <w:pPr>
-              <w:pStyle w:val="Compact"/>
-              <w:widowControl/>
-              <w:spacing w:before="0" w:after="40" w:line="240" w:lineRule="auto"/>
-              <w:jc w:val="center"/>
-            </w:pPr>
-            <w:r>
-              <w:rPr>
-                <w:rFonts w:ascii="Times New Roman" w:hAnsi="Times New Roman" w:eastAsia="Times New Roman" w:cs="Times New Roman"/>
-                <w:b w:val="0"/>
-                <w:sz w:val="16"/>
-              </w:rPr>
-              <w:t xml:space="preserve">Disable when commissioning date is later than the</w:t>
-            </w:r>
-            <w:r>
-              <w:rPr>
-                <w:rFonts w:ascii="Times New Roman" w:hAnsi="Times New Roman" w:eastAsia="Times New Roman" w:cs="Times New Roman"/>
-                <w:b w:val="0"/>
-                <w:sz w:val="16"/>
-              </w:rPr>
-              <w:t xml:space="preserve"> </w:t>
-            </w:r>
-            <w:r>
-              <w:rPr>
-                <w:rFonts w:ascii="Times New Roman" w:hAnsi="Times New Roman" w:eastAsia="Times New Roman" w:cs="Times New Roman"/>
-                <w:b w:val="0"/>
-                <w:sz w:val="16"/>
-              </w:rPr>
-              <w:t xml:space="preserve">case</w:t>
+              <w:t xml:space="preserve">Commissioning</w:t>
             </w:r>
           </w:p>
         </w:tc>
@@ -9207,7 +8390,34 @@
                 <w:b w:val="0"/>
                 <w:sz w:val="16"/>
               </w:rPr>
-              <w:t xml:space="preserve">Treat unknown dates as available and flag them</w:t>
+              <w:t xml:space="preserve">Date after case: off; missing: on</w:t>
+            </w:r>
+          </w:p>
+        </w:tc>
+        <w:tc>
+          <w:tcPr>
+            <w:vAlign w:val="center"/>
+            <w:tcMar>
+              <w:top w:w="70" w:type="dxa"/>
+              <w:bottom w:w="70" w:type="dxa"/>
+              <w:start w:w="90" w:type="dxa"/>
+              <w:end w:w="90" w:type="dxa"/>
+            </w:tcMar>
+          </w:tcPr>
+          <w:p>
+            <w:pPr>
+              <w:pStyle w:val="Compact"/>
+              <w:widowControl/>
+              <w:spacing w:before="0" w:after="40" w:line="240" w:lineRule="auto"/>
+              <w:jc w:val="left"/>
+            </w:pPr>
+            <w:r>
+              <w:rPr>
+                <w:rFonts w:ascii="Times New Roman" w:hAnsi="Times New Roman" w:eastAsia="Times New Roman" w:cs="Times New Roman"/>
+                <w:b w:val="0"/>
+                <w:sz w:val="16"/>
+              </w:rPr>
+              <w:t xml:space="preserve">Known / Unknown</w:t>
             </w:r>
           </w:p>
         </w:tc>
@@ -9258,7 +8468,7 @@
               <w:pStyle w:val="Compact"/>
               <w:widowControl/>
               <w:spacing w:before="0" w:after="40" w:line="240" w:lineRule="auto"/>
-              <w:jc w:val="center"/>
+              <w:jc w:val="left"/>
             </w:pPr>
             <w:r>
               <w:rPr>
@@ -9266,7 +8476,7 @@
                 <w:b w:val="0"/>
                 <w:sz w:val="16"/>
               </w:rPr>
-              <w:t xml:space="preserve">REN start; E-REDES end shifted by −15 min</w:t>
+              <w:t xml:space="preserve">E-REDES end −15 min</w:t>
             </w:r>
           </w:p>
         </w:tc>
@@ -9293,23 +8503,7 @@
                 <w:b w:val="0"/>
                 <w:sz w:val="16"/>
               </w:rPr>
-              <w:t xml:space="preserve">Common key is</w:t>
-            </w:r>
-            <w:r>
-              <w:rPr>
-                <w:rFonts w:ascii="Times New Roman" w:hAnsi="Times New Roman" w:eastAsia="Times New Roman" w:cs="Times New Roman"/>
-                <w:b w:val="0"/>
-                <w:sz w:val="16"/>
-              </w:rPr>
-              <w:t xml:space="preserve"> </w:t>
-            </w:r>
-            <w:r>
-              <w:rPr>
-                <w:rFonts w:ascii="Times New Roman" w:hAnsi="Times New Roman" w:eastAsia="Times New Roman" w:cs="Times New Roman"/>
-                <w:b w:val="0"/>
-                <w:sz w:val="16"/>
-              </w:rPr>
-              <w:t xml:space="preserve">UTC interval start</w:t>
+              <w:t xml:space="preserve">UTC start</w:t>
             </w:r>
           </w:p>
         </w:tc>
@@ -9341,50 +8535,7 @@
                 <w:b w:val="0"/>
                 <w:sz w:val="16"/>
               </w:rPr>
-              <w:t xml:space="preserve">Daylight saving / missing data</w:t>
-            </w:r>
-          </w:p>
-        </w:tc>
-        <w:tc>
-          <w:tcPr>
-            <w:vAlign w:val="center"/>
-            <w:tcMar>
-              <w:top w:w="70" w:type="dxa"/>
-              <w:bottom w:w="70" w:type="dxa"/>
-              <w:start w:w="90" w:type="dxa"/>
-              <w:end w:w="90" w:type="dxa"/>
-            </w:tcMar>
-          </w:tcPr>
-          <w:p>
-            <w:pPr>
-              <w:pStyle w:val="Compact"/>
-              <w:widowControl/>
-              <w:spacing w:before="0" w:after="40" w:line="240" w:lineRule="auto"/>
-              <w:jc w:val="center"/>
-            </w:pPr>
-            <w:r>
-              <w:rPr>
-                <w:rFonts w:ascii="Times New Roman" w:hAnsi="Times New Roman" w:eastAsia="Times New Roman" w:cs="Times New Roman"/>
-                <w:b w:val="0"/>
-                <w:sz w:val="16"/>
-              </w:rPr>
-              <w:t xml:space="preserve">Lisbon civil days contain 92, 96, or</w:t>
-            </w:r>
-            <w:r>
-              <w:rPr>
-                <w:rFonts w:ascii="Times New Roman" w:hAnsi="Times New Roman" w:eastAsia="Times New Roman" w:cs="Times New Roman"/>
-                <w:b w:val="0"/>
-                <w:sz w:val="16"/>
-              </w:rPr>
-              <w:t xml:space="preserve"> </w:t>
-            </w:r>
-            <w:r>
-              <w:rPr>
-                <w:rFonts w:ascii="Times New Roman" w:hAnsi="Times New Roman" w:eastAsia="Times New Roman" w:cs="Times New Roman"/>
-                <w:b w:val="0"/>
-                <w:sz w:val="16"/>
-              </w:rPr>
-              <w:t xml:space="preserve">100 intervals</w:t>
+              <w:t xml:space="preserve">DST / missing</w:t>
             </w:r>
           </w:p>
         </w:tc>
@@ -9411,23 +8562,34 @@
                 <w:b w:val="0"/>
                 <w:sz w:val="16"/>
               </w:rPr>
-              <w:t xml:space="preserve">Average and flag repeated E-REDES station labels; no</w:t>
-            </w:r>
-            <w:r>
-              <w:rPr>
-                <w:rFonts w:ascii="Times New Roman" w:hAnsi="Times New Roman" w:eastAsia="Times New Roman" w:cs="Times New Roman"/>
-                <w:b w:val="0"/>
-                <w:sz w:val="16"/>
-              </w:rPr>
-              <w:t xml:space="preserve"> </w:t>
-            </w:r>
-            <w:r>
-              <w:rPr>
-                <w:rFonts w:ascii="Times New Roman" w:hAnsi="Times New Roman" w:eastAsia="Times New Roman" w:cs="Times New Roman"/>
-                <w:b w:val="0"/>
-                <w:sz w:val="16"/>
-              </w:rPr>
-              <w:t xml:space="preserve">interpolation</w:t>
+              <w:t xml:space="preserve">92 / 96 / 100 intervals</w:t>
+            </w:r>
+          </w:p>
+        </w:tc>
+        <w:tc>
+          <w:tcPr>
+            <w:vAlign w:val="center"/>
+            <w:tcMar>
+              <w:top w:w="70" w:type="dxa"/>
+              <w:bottom w:w="70" w:type="dxa"/>
+              <w:start w:w="90" w:type="dxa"/>
+              <w:end w:w="90" w:type="dxa"/>
+            </w:tcMar>
+          </w:tcPr>
+          <w:p>
+            <w:pPr>
+              <w:pStyle w:val="Compact"/>
+              <w:widowControl/>
+              <w:spacing w:before="0" w:after="40" w:line="240" w:lineRule="auto"/>
+              <w:jc w:val="left"/>
+            </w:pPr>
+            <w:r>
+              <w:rPr>
+                <w:rFonts w:ascii="Times New Roman" w:hAnsi="Times New Roman" w:eastAsia="Times New Roman" w:cs="Times New Roman"/>
+                <w:b w:val="0"/>
+                <w:sz w:val="16"/>
+              </w:rPr>
+              <w:t xml:space="preserve">Mean duplicate; no fill</w:t>
             </w:r>
           </w:p>
         </w:tc>
@@ -9459,100 +8621,8 @@
                 <w:b w:val="0"/>
                 <w:sz w:val="16"/>
               </w:rPr>
-              <w:t xml:space="preserve">Energy to power</w:t>
-            </w:r>
-          </w:p>
-        </w:tc>
-        <w:tc>
-          <w:tcPr>
-            <w:vAlign w:val="center"/>
-            <w:tcMar>
-              <w:top w:w="70" w:type="dxa"/>
-              <w:bottom w:w="70" w:type="dxa"/>
-              <w:start w:w="90" w:type="dxa"/>
-              <w:end w:w="90" w:type="dxa"/>
-            </w:tcMar>
-          </w:tcPr>
-          <w:p>
-            <w:pPr>
-              <w:pStyle w:val="Compact"/>
-              <w:widowControl/>
-              <w:spacing w:before="0" w:after="40" w:line="240" w:lineRule="auto"/>
-              <w:jc w:val="center"/>
-            </w:pPr>
-            <m:oMath>
-              <m:r>
-                <m:t>P</m:t>
-              </m:r>
-              <m:d>
-                <m:dPr>
-                  <m:begChr m:val="("/>
-                  <m:endChr m:val=")"/>
-                  <m:sepChr m:val=""/>
-                  <m:grow/>
-                </m:dPr>
-                <m:e>
-                  <m:r>
-                    <m:rPr>
-                      <m:sty m:val="p"/>
-                    </m:rPr>
-                    <m:t>M</m:t>
-                  </m:r>
-                  <m:r>
-                    <m:rPr>
-                      <m:sty m:val="p"/>
-                    </m:rPr>
-                    <m:t>W</m:t>
-                  </m:r>
-                </m:e>
-              </m:d>
-              <m:r>
-                <m:rPr>
-                  <m:sty m:val="p"/>
-                </m:rPr>
-                <m:t>=</m:t>
-              </m:r>
-              <m:r>
-                <m:t>E</m:t>
-              </m:r>
-              <m:d>
-                <m:dPr>
-                  <m:begChr m:val="("/>
-                  <m:endChr m:val=")"/>
-                  <m:sepChr m:val=""/>
-                  <m:grow/>
-                </m:dPr>
-                <m:e>
-                  <m:r>
-                    <m:rPr>
-                      <m:sty m:val="p"/>
-                    </m:rPr>
-                    <m:t>k</m:t>
-                  </m:r>
-                  <m:r>
-                    <m:rPr>
-                      <m:sty m:val="p"/>
-                    </m:rPr>
-                    <m:t>W</m:t>
-                  </m:r>
-                  <m:r>
-                    <m:rPr>
-                      <m:sty m:val="p"/>
-                    </m:rPr>
-                    <m:t>h</m:t>
-                  </m:r>
-                </m:e>
-              </m:d>
-              <m:r>
-                <m:rPr>
-                  <m:sty m:val="p"/>
-                </m:rPr>
-                <m:t>/</m:t>
-              </m:r>
-              <m:r>
-                <m:t>250</m:t>
-              </m:r>
-            </m:oMath>
+              <w:t xml:space="preserve">Energy</w:t>
+            </w:r>
           </w:p>
         </w:tc>
         <w:tc>
@@ -9578,7 +8648,34 @@
                 <w:b w:val="0"/>
                 <w:sz w:val="16"/>
               </w:rPr>
-              <w:t xml:space="preserve">Interval-average power over 15 min</w:t>
+              <w:t xml:space="preserve">P_MW=E_kWh/250</w:t>
+            </w:r>
+          </w:p>
+        </w:tc>
+        <w:tc>
+          <w:tcPr>
+            <w:vAlign w:val="center"/>
+            <w:tcMar>
+              <w:top w:w="70" w:type="dxa"/>
+              <w:bottom w:w="70" w:type="dxa"/>
+              <w:start w:w="90" w:type="dxa"/>
+              <w:end w:w="90" w:type="dxa"/>
+            </w:tcMar>
+          </w:tcPr>
+          <w:p>
+            <w:pPr>
+              <w:pStyle w:val="Compact"/>
+              <w:widowControl/>
+              <w:spacing w:before="0" w:after="40" w:line="240" w:lineRule="auto"/>
+              <w:jc w:val="left"/>
+            </w:pPr>
+            <w:r>
+              <w:rPr>
+                <w:rFonts w:ascii="Times New Roman" w:hAnsi="Times New Roman" w:eastAsia="Times New Roman" w:cs="Times New Roman"/>
+                <w:b w:val="0"/>
+                <w:sz w:val="16"/>
+              </w:rPr>
+              <w:t xml:space="preserve">Derived</w:t>
             </w:r>
           </w:p>
         </w:tc>
@@ -9610,50 +8707,7 @@
                 <w:b w:val="0"/>
                 <w:sz w:val="16"/>
               </w:rPr>
-              <w:t xml:space="preserve">Direct load and residual</w:t>
-            </w:r>
-          </w:p>
-        </w:tc>
-        <w:tc>
-          <w:tcPr>
-            <w:vAlign w:val="center"/>
-            <w:tcMar>
-              <w:top w:w="70" w:type="dxa"/>
-              <w:bottom w:w="70" w:type="dxa"/>
-              <w:start w:w="90" w:type="dxa"/>
-              <w:end w:w="90" w:type="dxa"/>
-            </w:tcMar>
-          </w:tcPr>
-          <w:p>
-            <w:pPr>
-              <w:pStyle w:val="Compact"/>
-              <w:widowControl/>
-              <w:spacing w:before="0" w:after="40" w:line="240" w:lineRule="auto"/>
-              <w:jc w:val="center"/>
-            </w:pPr>
-            <w:r>
-              <w:rPr>
-                <w:rFonts w:ascii="Times New Roman" w:hAnsi="Times New Roman" w:eastAsia="Times New Roman" w:cs="Times New Roman"/>
-                <w:b w:val="0"/>
-                <w:sz w:val="16"/>
-              </w:rPr>
-              <w:t xml:space="preserve">E-REDES observations plus PDIRT-weighted REN</w:t>
-            </w:r>
-            <w:r>
-              <w:rPr>
-                <w:rFonts w:ascii="Times New Roman" w:hAnsi="Times New Roman" w:eastAsia="Times New Roman" w:cs="Times New Roman"/>
-                <w:b w:val="0"/>
-                <w:sz w:val="16"/>
-              </w:rPr>
-              <w:t xml:space="preserve"> </w:t>
-            </w:r>
-            <w:r>
-              <w:rPr>
-                <w:rFonts w:ascii="Times New Roman" w:hAnsi="Times New Roman" w:eastAsia="Times New Roman" w:cs="Times New Roman"/>
-                <w:b w:val="0"/>
-                <w:sz w:val="16"/>
-              </w:rPr>
-              <w:t xml:space="preserve">consumption residual</w:t>
+              <w:t xml:space="preserve">Load</w:t>
             </w:r>
           </w:p>
         </w:tc>
@@ -9680,7 +8734,34 @@
                 <w:b w:val="0"/>
                 <w:sz w:val="16"/>
               </w:rPr>
-              <w:t xml:space="preserve">pf=0.97 when Q is missing; retain residual Q/P</w:t>
+              <w:t xml:space="preserve">Observed + PDIRT residual</w:t>
+            </w:r>
+          </w:p>
+        </w:tc>
+        <w:tc>
+          <w:tcPr>
+            <w:vAlign w:val="center"/>
+            <w:tcMar>
+              <w:top w:w="70" w:type="dxa"/>
+              <w:bottom w:w="70" w:type="dxa"/>
+              <w:start w:w="90" w:type="dxa"/>
+              <w:end w:w="90" w:type="dxa"/>
+            </w:tcMar>
+          </w:tcPr>
+          <w:p>
+            <w:pPr>
+              <w:pStyle w:val="Compact"/>
+              <w:widowControl/>
+              <w:spacing w:before="0" w:after="40" w:line="240" w:lineRule="auto"/>
+              <w:jc w:val="left"/>
+            </w:pPr>
+            <w:r>
+              <w:rPr>
+                <w:rFonts w:ascii="Times New Roman" w:hAnsi="Times New Roman" w:eastAsia="Times New Roman" w:cs="Times New Roman"/>
+                <w:b w:val="0"/>
+                <w:sz w:val="16"/>
+              </w:rPr>
+              <w:t xml:space="preserve">Direct / Proxy</w:t>
             </w:r>
           </w:p>
         </w:tc>
@@ -9712,50 +8793,7 @@
                 <w:b w:val="0"/>
                 <w:sz w:val="16"/>
               </w:rPr>
-              <w:t xml:space="preserve">Pumping and battery charging</w:t>
-            </w:r>
-          </w:p>
-        </w:tc>
-        <w:tc>
-          <w:tcPr>
-            <w:vAlign w:val="center"/>
-            <w:tcMar>
-              <w:top w:w="70" w:type="dxa"/>
-              <w:bottom w:w="70" w:type="dxa"/>
-              <w:start w:w="90" w:type="dxa"/>
-              <w:end w:w="90" w:type="dxa"/>
-            </w:tcMar>
-          </w:tcPr>
-          <w:p>
-            <w:pPr>
-              <w:pStyle w:val="Compact"/>
-              <w:widowControl/>
-              <w:spacing w:before="0" w:after="40" w:line="240" w:lineRule="auto"/>
-              <w:jc w:val="center"/>
-            </w:pPr>
-            <w:r>
-              <w:rPr>
-                <w:rFonts w:ascii="Times New Roman" w:hAnsi="Times New Roman" w:eastAsia="Times New Roman" w:cs="Times New Roman"/>
-                <w:b w:val="0"/>
-                <w:sz w:val="16"/>
-              </w:rPr>
-              <w:t xml:space="preserve">Positive values are electric load;</w:t>
-            </w:r>
-            <w:r>
-              <w:rPr>
-                <w:rFonts w:ascii="Times New Roman" w:hAnsi="Times New Roman" w:eastAsia="Times New Roman" w:cs="Times New Roman"/>
-                <w:b w:val="0"/>
-                <w:sz w:val="16"/>
-              </w:rPr>
-              <w:t xml:space="preserve"> </w:t>
-            </w:r>
-            <w:r>
-              <w:rPr>
-                <w:rFonts w:ascii="Times New Roman" w:hAnsi="Times New Roman" w:eastAsia="Times New Roman" w:cs="Times New Roman"/>
-                <w:b w:val="0"/>
-                <w:sz w:val="16"/>
-              </w:rPr>
-              <w:t xml:space="preserve">distribute by mapped storage capacity</w:t>
+              <w:t xml:space="preserve">Storage load</w:t>
             </w:r>
           </w:p>
         </w:tc>
@@ -9782,23 +8820,34 @@
                 <w:b w:val="0"/>
                 <w:sz w:val="16"/>
               </w:rPr>
-              <w:t xml:space="preserve">Total load returns to</w:t>
-            </w:r>
-            <w:r>
-              <w:rPr>
-                <w:rFonts w:ascii="Times New Roman" w:hAnsi="Times New Roman" w:eastAsia="Times New Roman" w:cs="Times New Roman"/>
-                <w:b w:val="0"/>
-                <w:sz w:val="16"/>
-              </w:rPr>
-              <w:t xml:space="preserve"> </w:t>
-            </w:r>
-            <w:r>
-              <w:rPr>
-                <w:rFonts w:ascii="Times New Roman" w:hAnsi="Times New Roman" w:eastAsia="Times New Roman" w:cs="Times New Roman"/>
-                <w:b w:val="0"/>
-                <w:sz w:val="16"/>
-              </w:rPr>
-              <w:t xml:space="preserve">Consumption + Storage</w:t>
+              <w:t xml:space="preserve">Capacity share</w:t>
+            </w:r>
+          </w:p>
+        </w:tc>
+        <w:tc>
+          <w:tcPr>
+            <w:vAlign w:val="center"/>
+            <w:tcMar>
+              <w:top w:w="70" w:type="dxa"/>
+              <w:bottom w:w="70" w:type="dxa"/>
+              <w:start w:w="90" w:type="dxa"/>
+              <w:end w:w="90" w:type="dxa"/>
+            </w:tcMar>
+          </w:tcPr>
+          <w:p>
+            <w:pPr>
+              <w:pStyle w:val="Compact"/>
+              <w:widowControl/>
+              <w:spacing w:before="0" w:after="40" w:line="240" w:lineRule="auto"/>
+              <w:jc w:val="left"/>
+            </w:pPr>
+            <w:r>
+              <w:rPr>
+                <w:rFonts w:ascii="Times New Roman" w:hAnsi="Times New Roman" w:eastAsia="Times New Roman" w:cs="Times New Roman"/>
+                <w:b w:val="0"/>
+                <w:sz w:val="16"/>
+              </w:rPr>
+              <w:t xml:space="preserve">Derived</w:t>
             </w:r>
           </w:p>
         </w:tc>
@@ -9830,50 +8879,7 @@
                 <w:b w:val="0"/>
                 <w:sz w:val="16"/>
               </w:rPr>
-              <w:t xml:space="preserve">Generation allocation</w:t>
-            </w:r>
-          </w:p>
-        </w:tc>
-        <w:tc>
-          <w:tcPr>
-            <w:vAlign w:val="center"/>
-            <w:tcMar>
-              <w:top w:w="70" w:type="dxa"/>
-              <w:bottom w:w="70" w:type="dxa"/>
-              <w:start w:w="90" w:type="dxa"/>
-              <w:end w:w="90" w:type="dxa"/>
-            </w:tcMar>
-          </w:tcPr>
-          <w:p>
-            <w:pPr>
-              <w:pStyle w:val="Compact"/>
-              <w:widowControl/>
-              <w:spacing w:before="0" w:after="40" w:line="240" w:lineRule="auto"/>
-              <w:jc w:val="center"/>
-            </w:pPr>
-            <w:r>
-              <w:rPr>
-                <w:rFonts w:ascii="Times New Roman" w:hAnsi="Times New Roman" w:eastAsia="Times New Roman" w:cs="Times New Roman"/>
-                <w:b w:val="0"/>
-                <w:sz w:val="16"/>
-              </w:rPr>
-              <w:t xml:space="preserve">Same technology, mapped, commissioned, and</w:t>
-            </w:r>
-            <w:r>
-              <w:rPr>
-                <w:rFonts w:ascii="Times New Roman" w:hAnsi="Times New Roman" w:eastAsia="Times New Roman" w:cs="Times New Roman"/>
-                <w:b w:val="0"/>
-                <w:sz w:val="16"/>
-              </w:rPr>
-              <w:t xml:space="preserve"> </w:t>
-            </w:r>
-            <w:r>
-              <w:rPr>
-                <w:rFonts w:ascii="Times New Roman" w:hAnsi="Times New Roman" w:eastAsia="Times New Roman" w:cs="Times New Roman"/>
-                <w:b w:val="0"/>
-                <w:sz w:val="16"/>
-              </w:rPr>
-              <w:t xml:space="preserve">nameplate-constrained</w:t>
+              <w:t xml:space="preserve">Generation</w:t>
             </w:r>
           </w:p>
         </w:tc>
@@ -9900,23 +8906,34 @@
                 <w:b w:val="0"/>
                 <w:sz w:val="16"/>
               </w:rPr>
-              <w:t xml:space="preserve">Hydro/gas use capacity priority; others use</w:t>
-            </w:r>
-            <w:r>
-              <w:rPr>
-                <w:rFonts w:ascii="Times New Roman" w:hAnsi="Times New Roman" w:eastAsia="Times New Roman" w:cs="Times New Roman"/>
-                <w:b w:val="0"/>
-                <w:sz w:val="16"/>
-              </w:rPr>
-              <w:t xml:space="preserve"> </w:t>
-            </w:r>
-            <w:r>
-              <w:rPr>
-                <w:rFonts w:ascii="Times New Roman" w:hAnsi="Times New Roman" w:eastAsia="Times New Roman" w:cs="Times New Roman"/>
-                <w:b w:val="0"/>
-                <w:sz w:val="16"/>
-              </w:rPr>
-              <w:t xml:space="preserve">capacity share</w:t>
+              <w:t xml:space="preserve">Technology, date, nameplate</w:t>
+            </w:r>
+          </w:p>
+        </w:tc>
+        <w:tc>
+          <w:tcPr>
+            <w:vAlign w:val="center"/>
+            <w:tcMar>
+              <w:top w:w="70" w:type="dxa"/>
+              <w:bottom w:w="70" w:type="dxa"/>
+              <w:start w:w="90" w:type="dxa"/>
+              <w:end w:w="90" w:type="dxa"/>
+            </w:tcMar>
+          </w:tcPr>
+          <w:p>
+            <w:pPr>
+              <w:pStyle w:val="Compact"/>
+              <w:widowControl/>
+              <w:spacing w:before="0" w:after="40" w:line="240" w:lineRule="auto"/>
+              <w:jc w:val="left"/>
+            </w:pPr>
+            <w:r>
+              <w:rPr>
+                <w:rFonts w:ascii="Times New Roman" w:hAnsi="Times New Roman" w:eastAsia="Times New Roman" w:cs="Times New Roman"/>
+                <w:b w:val="0"/>
+                <w:sz w:val="16"/>
+              </w:rPr>
+              <w:t xml:space="preserve">Derived</w:t>
             </w:r>
           </w:p>
         </w:tc>
@@ -9948,34 +8965,7 @@
                 <w:b w:val="0"/>
                 <w:sz w:val="16"/>
               </w:rPr>
-              <w:t xml:space="preserve">Unmapped generation residual</w:t>
-            </w:r>
-          </w:p>
-        </w:tc>
-        <w:tc>
-          <w:tcPr>
-            <w:vAlign w:val="center"/>
-            <w:tcMar>
-              <w:top w:w="70" w:type="dxa"/>
-              <w:bottom w:w="70" w:type="dxa"/>
-              <w:start w:w="90" w:type="dxa"/>
-              <w:end w:w="90" w:type="dxa"/>
-            </w:tcMar>
-          </w:tcPr>
-          <w:p>
-            <w:pPr>
-              <w:pStyle w:val="Compact"/>
-              <w:widowControl/>
-              <w:spacing w:before="0" w:after="40" w:line="240" w:lineRule="auto"/>
-              <w:jc w:val="center"/>
-            </w:pPr>
-            <w:r>
-              <w:rPr>
-                <w:rFonts w:ascii="Times New Roman" w:hAnsi="Times New Roman" w:eastAsia="Times New Roman" w:cs="Times New Roman"/>
-                <w:b w:val="0"/>
-                <w:sz w:val="16"/>
-              </w:rPr>
-              <w:t xml:space="preserve">Explicit national proxy-bus injection</w:t>
+              <w:t xml:space="preserve">Unmapped generation</w:t>
             </w:r>
           </w:p>
         </w:tc>
@@ -10002,7 +8992,34 @@
                 <w:b w:val="0"/>
                 <w:sz w:val="16"/>
               </w:rPr>
-              <w:t xml:space="preserve">Must not be interpreted as a physical omitted-plant location</w:t>
+              <w:t xml:space="preserve">400 kV proxy bus</w:t>
+            </w:r>
+          </w:p>
+        </w:tc>
+        <w:tc>
+          <w:tcPr>
+            <w:vAlign w:val="center"/>
+            <w:tcMar>
+              <w:top w:w="70" w:type="dxa"/>
+              <w:bottom w:w="70" w:type="dxa"/>
+              <w:start w:w="90" w:type="dxa"/>
+              <w:end w:w="90" w:type="dxa"/>
+            </w:tcMar>
+          </w:tcPr>
+          <w:p>
+            <w:pPr>
+              <w:pStyle w:val="Compact"/>
+              <w:widowControl/>
+              <w:spacing w:before="0" w:after="40" w:line="240" w:lineRule="auto"/>
+              <w:jc w:val="left"/>
+            </w:pPr>
+            <w:r>
+              <w:rPr>
+                <w:rFonts w:ascii="Times New Roman" w:hAnsi="Times New Roman" w:eastAsia="Times New Roman" w:cs="Times New Roman"/>
+                <w:b w:val="0"/>
+                <w:sz w:val="16"/>
+              </w:rPr>
+              <w:t xml:space="preserve">Proxy</w:t>
             </w:r>
           </w:p>
         </w:tc>
@@ -10034,34 +9051,7 @@
                 <w:b w:val="0"/>
                 <w:sz w:val="16"/>
               </w:rPr>
-              <w:t xml:space="preserve">Cross-border exchange</w:t>
-            </w:r>
-          </w:p>
-        </w:tc>
-        <w:tc>
-          <w:tcPr>
-            <w:vAlign w:val="center"/>
-            <w:tcMar>
-              <w:top w:w="70" w:type="dxa"/>
-              <w:bottom w:w="70" w:type="dxa"/>
-              <w:start w:w="90" w:type="dxa"/>
-              <w:end w:w="90" w:type="dxa"/>
-            </w:tcMar>
-          </w:tcPr>
-          <w:p>
-            <w:pPr>
-              <w:pStyle w:val="Compact"/>
-              <w:widowControl/>
-              <w:spacing w:before="0" w:after="40" w:line="240" w:lineRule="auto"/>
-              <w:jc w:val="center"/>
-            </w:pPr>
-            <w:r>
-              <w:rPr>
-                <w:rFonts w:ascii="Times New Roman" w:hAnsi="Times New Roman" w:eastAsia="Times New Roman" w:cs="Times New Roman"/>
-                <w:b w:val="0"/>
-                <w:sz w:val="16"/>
-              </w:rPr>
-              <w:t xml:space="preserve">REN imports/exports used only after solution</w:t>
+              <w:t xml:space="preserve">Cross-border</w:t>
             </w:r>
           </w:p>
         </w:tc>
@@ -10088,7 +9078,34 @@
                 <w:b w:val="0"/>
                 <w:sz w:val="16"/>
               </w:rPr>
-              <w:t xml:space="preserve">Initial model solution determines boundary injections</w:t>
+              <w:t xml:space="preserve">Post-solution comparison</w:t>
+            </w:r>
+          </w:p>
+        </w:tc>
+        <w:tc>
+          <w:tcPr>
+            <w:vAlign w:val="center"/>
+            <w:tcMar>
+              <w:top w:w="70" w:type="dxa"/>
+              <w:bottom w:w="70" w:type="dxa"/>
+              <w:start w:w="90" w:type="dxa"/>
+              <w:end w:w="90" w:type="dxa"/>
+            </w:tcMar>
+          </w:tcPr>
+          <w:p>
+            <w:pPr>
+              <w:pStyle w:val="Compact"/>
+              <w:widowControl/>
+              <w:spacing w:before="0" w:after="40" w:line="240" w:lineRule="auto"/>
+              <w:jc w:val="left"/>
+            </w:pPr>
+            <w:r>
+              <w:rPr>
+                <w:rFonts w:ascii="Times New Roman" w:hAnsi="Times New Roman" w:eastAsia="Times New Roman" w:cs="Times New Roman"/>
+                <w:b w:val="0"/>
+                <w:sz w:val="16"/>
+              </w:rPr>
+              <w:t xml:space="preserve">Withheld</w:t>
             </w:r>
           </w:p>
         </w:tc>
@@ -10118,20 +9135,6 @@
       </w:r>
       <w:r>
         <w:rPr>
-          <w:rFonts w:ascii="Times New Roman" w:hAnsi="Times New Roman" w:eastAsia="Times New Roman" w:cs="Times New Roman"/>
-          <w:sz w:val="21"/>
-        </w:rPr>
-        <w:t xml:space="preserve">The physical fields are named</w:t>
-      </w:r>
-      <w:r>
-        <w:rPr>
-          <w:rFonts w:ascii="Times New Roman" w:hAnsi="Times New Roman" w:eastAsia="Times New Roman" w:cs="Times New Roman"/>
-          <w:sz w:val="21"/>
-        </w:rPr>
-        <w:t xml:space="preserve"> </w:t>
-      </w:r>
-      <w:r>
-        <w:rPr>
           <w:rStyle w:val="VerbatimChar"/>
           <w:rFonts w:ascii="Times New Roman" w:hAnsi="Times New Roman" w:eastAsia="Times New Roman" w:cs="Times New Roman"/>
           <w:sz w:val="21"/>
@@ -10150,7 +9153,7 @@
           <w:rFonts w:ascii="Times New Roman" w:hAnsi="Times New Roman" w:eastAsia="Times New Roman" w:cs="Times New Roman"/>
           <w:sz w:val="21"/>
         </w:rPr>
-        <w:t xml:space="preserve">in the calendar and monthly databases;</w:t>
+        <w:t xml:space="preserve">is the stored field;</w:t>
       </w:r>
       <w:r>
         <w:rPr>
@@ -10179,7 +9182,21 @@
           <w:rFonts w:ascii="Times New Roman" w:hAnsi="Times New Roman" w:eastAsia="Times New Roman" w:cs="Times New Roman"/>
           <w:sz w:val="21"/>
         </w:rPr>
-        <w:t xml:space="preserve">describes their temporal semantics.</w:t>
+        <w:t xml:space="preserve">denotes its meaning. Proxy locations are</w:t>
+      </w:r>
+      <w:r>
+        <w:rPr>
+          <w:rFonts w:ascii="Times New Roman" w:hAnsi="Times New Roman" w:eastAsia="Times New Roman" w:cs="Times New Roman"/>
+          <w:sz w:val="21"/>
+        </w:rPr>
+        <w:t xml:space="preserve"> </w:t>
+      </w:r>
+      <w:r>
+        <w:rPr>
+          <w:rFonts w:ascii="Times New Roman" w:hAnsi="Times New Roman" w:eastAsia="Times New Roman" w:cs="Times New Roman"/>
+          <w:sz w:val="21"/>
+        </w:rPr>
+        <w:t xml:space="preserve">non-physical.</w:t>
       </w:r>
     </w:p>
     <w:bookmarkEnd w:id="31"/>
@@ -10747,21 +9764,21 @@
           <w:rFonts w:ascii="Times New Roman" w:hAnsi="Times New Roman" w:eastAsia="Times New Roman" w:cs="Times New Roman"/>
           <w:sz w:val="21"/>
         </w:rPr>
-        <w:t xml:space="preserve">AC power flow uses the pandapower Newton–Raphson implementation with</w:t>
-      </w:r>
-      <w:r>
-        <w:rPr>
-          <w:rFonts w:ascii="Times New Roman" w:hAnsi="Times New Roman" w:eastAsia="Times New Roman" w:cs="Times New Roman"/>
-          <w:sz w:val="21"/>
-        </w:rPr>
-        <w:t xml:space="preserve"> </w:t>
-      </w:r>
-      <w:r>
-        <w:rPr>
-          <w:rFonts w:ascii="Times New Roman" w:hAnsi="Times New Roman" w:eastAsia="Times New Roman" w:cs="Times New Roman"/>
-          <w:sz w:val="21"/>
-        </w:rPr>
-        <w:t xml:space="preserve">direct-current (DC) initialization</w:t>
+        <w:t xml:space="preserve">AC power flow uses the pandapower Newton–Raphson (NR) implementation</w:t>
+      </w:r>
+      <w:r>
+        <w:rPr>
+          <w:rFonts w:ascii="Times New Roman" w:hAnsi="Times New Roman" w:eastAsia="Times New Roman" w:cs="Times New Roman"/>
+          <w:sz w:val="21"/>
+        </w:rPr>
+        <w:t xml:space="preserve"> </w:t>
+      </w:r>
+      <w:r>
+        <w:rPr>
+          <w:rFonts w:ascii="Times New Roman" w:hAnsi="Times New Roman" w:eastAsia="Times New Roman" w:cs="Times New Roman"/>
+          <w:sz w:val="21"/>
+        </w:rPr>
+        <w:t xml:space="preserve">with direct-current (DC) initialization</w:t>
       </w:r>
       <w:r>
         <w:rPr>
@@ -10776,91 +9793,91 @@
           <w:rFonts w:ascii="Times New Roman" w:hAnsi="Times New Roman" w:eastAsia="Times New Roman" w:cs="Times New Roman"/>
           <w:sz w:val="21"/>
         </w:rPr>
-        <w:t xml:space="preserve">. The principal</w:t>
-      </w:r>
-      <w:r>
-        <w:rPr>
-          <w:rFonts w:ascii="Times New Roman" w:hAnsi="Times New Roman" w:eastAsia="Times New Roman" w:cs="Times New Roman"/>
-          <w:sz w:val="21"/>
-        </w:rPr>
-        <w:t xml:space="preserve"> </w:t>
-      </w:r>
-      <w:r>
-        <w:rPr>
-          <w:rFonts w:ascii="Times New Roman" w:hAnsi="Times New Roman" w:eastAsia="Times New Roman" w:cs="Times New Roman"/>
-          <w:sz w:val="21"/>
-        </w:rPr>
-        <w:t xml:space="preserve">workflow enforces reactive-power limits, resolves once after boundary</w:t>
-      </w:r>
-      <w:r>
-        <w:rPr>
-          <w:rFonts w:ascii="Times New Roman" w:hAnsi="Times New Roman" w:eastAsia="Times New Roman" w:cs="Times New Roman"/>
-          <w:sz w:val="21"/>
-        </w:rPr>
-        <w:t xml:space="preserve"> </w:t>
-      </w:r>
-      <w:r>
-        <w:rPr>
-          <w:rFonts w:ascii="Times New Roman" w:hAnsi="Times New Roman" w:eastAsia="Times New Roman" w:cs="Times New Roman"/>
-          <w:sz w:val="21"/>
-        </w:rPr>
-        <w:t xml:space="preserve">reconstruction, and performs a bounded tap search. Table 4 lists</w:t>
-      </w:r>
-      <w:r>
-        <w:rPr>
-          <w:rFonts w:ascii="Times New Roman" w:hAnsi="Times New Roman" w:eastAsia="Times New Roman" w:cs="Times New Roman"/>
-          <w:sz w:val="21"/>
-        </w:rPr>
-        <w:t xml:space="preserve"> </w:t>
-      </w:r>
-      <w:r>
-        <w:rPr>
-          <w:rFonts w:ascii="Times New Roman" w:hAnsi="Times New Roman" w:eastAsia="Times New Roman" w:cs="Times New Roman"/>
-          <w:sz w:val="21"/>
-        </w:rPr>
-        <w:t xml:space="preserve">seasonal ratings, PV and constant-power (PQ) rules, compensation,</w:t>
-      </w:r>
-      <w:r>
-        <w:rPr>
-          <w:rFonts w:ascii="Times New Roman" w:hAnsi="Times New Roman" w:eastAsia="Times New Roman" w:cs="Times New Roman"/>
-          <w:sz w:val="21"/>
-        </w:rPr>
-        <w:t xml:space="preserve"> </w:t>
-      </w:r>
-      <w:r>
-        <w:rPr>
-          <w:rFonts w:ascii="Times New Roman" w:hAnsi="Times New Roman" w:eastAsia="Times New Roman" w:cs="Times New Roman"/>
-          <w:sz w:val="21"/>
-        </w:rPr>
-        <w:t xml:space="preserve">reactors, boundary weights, and numerical settings. These common</w:t>
-      </w:r>
-      <w:r>
-        <w:rPr>
-          <w:rFonts w:ascii="Times New Roman" w:hAnsi="Times New Roman" w:eastAsia="Times New Roman" w:cs="Times New Roman"/>
-          <w:sz w:val="21"/>
-        </w:rPr>
-        <w:t xml:space="preserve"> </w:t>
-      </w:r>
-      <w:r>
-        <w:rPr>
-          <w:rFonts w:ascii="Times New Roman" w:hAnsi="Times New Roman" w:eastAsia="Times New Roman" w:cs="Times New Roman"/>
-          <w:sz w:val="21"/>
-        </w:rPr>
-        <w:t xml:space="preserve">settings are computational proxies rather than operator control</w:t>
-      </w:r>
-      <w:r>
-        <w:rPr>
-          <w:rFonts w:ascii="Times New Roman" w:hAnsi="Times New Roman" w:eastAsia="Times New Roman" w:cs="Times New Roman"/>
-          <w:sz w:val="21"/>
-        </w:rPr>
-        <w:t xml:space="preserve"> </w:t>
-      </w:r>
-      <w:r>
-        <w:rPr>
-          <w:rFonts w:ascii="Times New Roman" w:hAnsi="Times New Roman" w:eastAsia="Times New Roman" w:cs="Times New Roman"/>
-          <w:sz w:val="21"/>
-        </w:rPr>
-        <w:t xml:space="preserve">policies.</w:t>
+        <w:t xml:space="preserve">. The</w:t>
+      </w:r>
+      <w:r>
+        <w:rPr>
+          <w:rFonts w:ascii="Times New Roman" w:hAnsi="Times New Roman" w:eastAsia="Times New Roman" w:cs="Times New Roman"/>
+          <w:sz w:val="21"/>
+        </w:rPr>
+        <w:t xml:space="preserve"> </w:t>
+      </w:r>
+      <w:r>
+        <w:rPr>
+          <w:rFonts w:ascii="Times New Roman" w:hAnsi="Times New Roman" w:eastAsia="Times New Roman" w:cs="Times New Roman"/>
+          <w:sz w:val="21"/>
+        </w:rPr>
+        <w:t xml:space="preserve">principal workflow enforces reactive-power limits, resolves once after</w:t>
+      </w:r>
+      <w:r>
+        <w:rPr>
+          <w:rFonts w:ascii="Times New Roman" w:hAnsi="Times New Roman" w:eastAsia="Times New Roman" w:cs="Times New Roman"/>
+          <w:sz w:val="21"/>
+        </w:rPr>
+        <w:t xml:space="preserve"> </w:t>
+      </w:r>
+      <w:r>
+        <w:rPr>
+          <w:rFonts w:ascii="Times New Roman" w:hAnsi="Times New Roman" w:eastAsia="Times New Roman" w:cs="Times New Roman"/>
+          <w:sz w:val="21"/>
+        </w:rPr>
+        <w:t xml:space="preserve">boundary reconstruction, and performs a bounded tap search. Generators</w:t>
+      </w:r>
+      <w:r>
+        <w:rPr>
+          <w:rFonts w:ascii="Times New Roman" w:hAnsi="Times New Roman" w:eastAsia="Times New Roman" w:cs="Times New Roman"/>
+          <w:sz w:val="21"/>
+        </w:rPr>
+        <w:t xml:space="preserve"> </w:t>
+      </w:r>
+      <w:r>
+        <w:rPr>
+          <w:rFonts w:ascii="Times New Roman" w:hAnsi="Times New Roman" w:eastAsia="Times New Roman" w:cs="Times New Roman"/>
+          <w:sz w:val="21"/>
+        </w:rPr>
+        <w:t xml:space="preserve">outside the PV rule remain constant active and reactive power (PQ).</w:t>
+      </w:r>
+      <w:r>
+        <w:rPr>
+          <w:rFonts w:ascii="Times New Roman" w:hAnsi="Times New Roman" w:eastAsia="Times New Roman" w:cs="Times New Roman"/>
+          <w:sz w:val="21"/>
+        </w:rPr>
+        <w:t xml:space="preserve"> </w:t>
+      </w:r>
+      <w:r>
+        <w:rPr>
+          <w:rFonts w:ascii="Times New Roman" w:hAnsi="Times New Roman" w:eastAsia="Times New Roman" w:cs="Times New Roman"/>
+          <w:sz w:val="21"/>
+        </w:rPr>
+        <w:t xml:space="preserve">Table 4 lists seasonal ratings, PV/PQ rules, compensation, reactors,</w:t>
+      </w:r>
+      <w:r>
+        <w:rPr>
+          <w:rFonts w:ascii="Times New Roman" w:hAnsi="Times New Roman" w:eastAsia="Times New Roman" w:cs="Times New Roman"/>
+          <w:sz w:val="21"/>
+        </w:rPr>
+        <w:t xml:space="preserve"> </w:t>
+      </w:r>
+      <w:r>
+        <w:rPr>
+          <w:rFonts w:ascii="Times New Roman" w:hAnsi="Times New Roman" w:eastAsia="Times New Roman" w:cs="Times New Roman"/>
+          <w:sz w:val="21"/>
+        </w:rPr>
+        <w:t xml:space="preserve">boundary weights, and numerical settings. These common settings are</w:t>
+      </w:r>
+      <w:r>
+        <w:rPr>
+          <w:rFonts w:ascii="Times New Roman" w:hAnsi="Times New Roman" w:eastAsia="Times New Roman" w:cs="Times New Roman"/>
+          <w:sz w:val="21"/>
+        </w:rPr>
+        <w:t xml:space="preserve"> </w:t>
+      </w:r>
+      <w:r>
+        <w:rPr>
+          <w:rFonts w:ascii="Times New Roman" w:hAnsi="Times New Roman" w:eastAsia="Times New Roman" w:cs="Times New Roman"/>
+          <w:sz w:val="21"/>
+        </w:rPr>
+        <w:t xml:space="preserve">computational proxies rather than operator control policies.</w:t>
       </w:r>
     </w:p>
     <w:bookmarkEnd w:id="33"/>
@@ -11025,7 +10042,7 @@
               <w:pStyle w:val="Compact"/>
               <w:widowControl/>
               <w:spacing w:before="0" w:after="40" w:line="240" w:lineRule="auto"/>
-              <w:jc w:val="center"/>
+              <w:jc w:val="left"/>
             </w:pPr>
             <w:r>
               <w:rPr>
@@ -11033,7 +10050,7 @@
                 <w:b/>
                 <w:sz w:val="16"/>
               </w:rPr>
-              <w:t xml:space="preserve">Value or rule</w:t>
+              <w:t xml:space="preserve">Setting</w:t>
             </w:r>
           </w:p>
         </w:tc>
@@ -11092,50 +10109,7 @@
                 <w:b w:val="0"/>
                 <w:sz w:val="16"/>
               </w:rPr>
-              <w:t xml:space="preserve">Seasonal line rating</w:t>
-            </w:r>
-          </w:p>
-        </w:tc>
-        <w:tc>
-          <w:tcPr>
-            <w:vAlign w:val="center"/>
-            <w:tcMar>
-              <w:top w:w="70" w:type="dxa"/>
-              <w:bottom w:w="70" w:type="dxa"/>
-              <w:start w:w="90" w:type="dxa"/>
-              <w:end w:w="90" w:type="dxa"/>
-            </w:tcMar>
-          </w:tcPr>
-          <w:p>
-            <w:pPr>
-              <w:pStyle w:val="Compact"/>
-              <w:widowControl/>
-              <w:spacing w:before="0" w:after="40" w:line="240" w:lineRule="auto"/>
-              <w:jc w:val="center"/>
-            </w:pPr>
-            <w:r>
-              <w:rPr>
-                <w:rFonts w:ascii="Times New Roman" w:hAnsi="Times New Roman" w:eastAsia="Times New Roman" w:cs="Times New Roman"/>
-                <w:b w:val="0"/>
-                <w:sz w:val="16"/>
-              </w:rPr>
-              <w:t xml:space="preserve">May–Sep ×1.00; Mar–Apr and Oct–Nov ×1.10;</w:t>
-            </w:r>
-            <w:r>
-              <w:rPr>
-                <w:rFonts w:ascii="Times New Roman" w:hAnsi="Times New Roman" w:eastAsia="Times New Roman" w:cs="Times New Roman"/>
-                <w:b w:val="0"/>
-                <w:sz w:val="16"/>
-              </w:rPr>
-              <w:t xml:space="preserve"> </w:t>
-            </w:r>
-            <w:r>
-              <w:rPr>
-                <w:rFonts w:ascii="Times New Roman" w:hAnsi="Times New Roman" w:eastAsia="Times New Roman" w:cs="Times New Roman"/>
-                <w:b w:val="0"/>
-                <w:sz w:val="16"/>
-              </w:rPr>
-              <w:t xml:space="preserve">Dec–Feb ×1.15</w:t>
+              <w:t xml:space="preserve">Rating</w:t>
             </w:r>
           </w:p>
         </w:tc>
@@ -11162,7 +10136,34 @@
                 <w:b w:val="0"/>
                 <w:sz w:val="16"/>
               </w:rPr>
-              <w:t xml:space="preserve">Engineering proxy relative to summer base</w:t>
+              <w:t xml:space="preserve">May–Sep: 1.00; Mar–Apr, Oct–Nov: 1.10; Dec–Feb: 1.15</w:t>
+            </w:r>
+          </w:p>
+        </w:tc>
+        <w:tc>
+          <w:tcPr>
+            <w:vAlign w:val="center"/>
+            <w:tcMar>
+              <w:top w:w="70" w:type="dxa"/>
+              <w:bottom w:w="70" w:type="dxa"/>
+              <w:start w:w="90" w:type="dxa"/>
+              <w:end w:w="90" w:type="dxa"/>
+            </w:tcMar>
+          </w:tcPr>
+          <w:p>
+            <w:pPr>
+              <w:pStyle w:val="Compact"/>
+              <w:widowControl/>
+              <w:spacing w:before="0" w:after="40" w:line="240" w:lineRule="auto"/>
+              <w:jc w:val="left"/>
+            </w:pPr>
+            <w:r>
+              <w:rPr>
+                <w:rFonts w:ascii="Times New Roman" w:hAnsi="Times New Roman" w:eastAsia="Times New Roman" w:cs="Times New Roman"/>
+                <w:b w:val="0"/>
+                <w:sz w:val="16"/>
+              </w:rPr>
+              <w:t xml:space="preserve">Proxy</w:t>
             </w:r>
           </w:p>
         </w:tc>
@@ -11194,104 +10195,7 @@
                 <w:b w:val="0"/>
                 <w:sz w:val="16"/>
               </w:rPr>
-              <w:t xml:space="preserve">PV threshold</w:t>
-            </w:r>
-          </w:p>
-        </w:tc>
-        <w:tc>
-          <w:tcPr>
-            <w:vAlign w:val="center"/>
-            <w:tcMar>
-              <w:top w:w="70" w:type="dxa"/>
-              <w:bottom w:w="70" w:type="dxa"/>
-              <w:start w:w="90" w:type="dxa"/>
-              <w:end w:w="90" w:type="dxa"/>
-            </w:tcMar>
-          </w:tcPr>
-          <w:p>
-            <w:pPr>
-              <w:pStyle w:val="Compact"/>
-              <w:widowControl/>
-              <w:spacing w:before="0" w:after="40" w:line="240" w:lineRule="auto"/>
-              <w:jc w:val="center"/>
-            </w:pPr>
-            <w:r>
-              <w:rPr>
-                <w:rFonts w:ascii="Times New Roman" w:hAnsi="Times New Roman" w:eastAsia="Times New Roman" w:cs="Times New Roman"/>
-                <w:b w:val="0"/>
-                <w:sz w:val="16"/>
-              </w:rPr>
-              <w:t xml:space="preserve">Non-battery; installed capacity</w:t>
-            </w:r>
-            <w:r>
-              <w:rPr>
-                <w:rFonts w:ascii="Times New Roman" w:hAnsi="Times New Roman" w:eastAsia="Times New Roman" w:cs="Times New Roman"/>
-                <w:b w:val="0"/>
-                <w:sz w:val="16"/>
-              </w:rPr>
-              <w:t xml:space="preserve"> </w:t>
-            </w:r>
-            <m:oMath>
-              <m:r>
-                <m:rPr>
-                  <m:sty m:val="p"/>
-                </m:rPr>
-                <m:t>≥</m:t>
-              </m:r>
-              <m:r>
-                <m:t>20</m:t>
-              </m:r>
-            </m:oMath>
-            <w:r>
-              <w:rPr>
-                <w:rFonts w:ascii="Times New Roman" w:hAnsi="Times New Roman" w:eastAsia="Times New Roman" w:cs="Times New Roman"/>
-                <w:b w:val="0"/>
-                <w:sz w:val="16"/>
-              </w:rPr>
-              <w:t xml:space="preserve"> </w:t>
-            </w:r>
-            <w:r>
-              <w:rPr>
-                <w:rFonts w:ascii="Times New Roman" w:hAnsi="Times New Roman" w:eastAsia="Times New Roman" w:cs="Times New Roman"/>
-                <w:b w:val="0"/>
-                <w:sz w:val="16"/>
-              </w:rPr>
-              <w:t xml:space="preserve">MW and voltage</w:t>
-            </w:r>
-            <w:r>
-              <w:rPr>
-                <w:rFonts w:ascii="Times New Roman" w:hAnsi="Times New Roman" w:eastAsia="Times New Roman" w:cs="Times New Roman"/>
-                <w:b w:val="0"/>
-                <w:sz w:val="16"/>
-              </w:rPr>
-              <w:t xml:space="preserve"> </w:t>
-            </w:r>
-            <m:oMath>
-              <m:r>
-                <m:rPr>
-                  <m:sty m:val="p"/>
-                </m:rPr>
-                <m:t>≥</m:t>
-              </m:r>
-              <m:r>
-                <m:t>60</m:t>
-              </m:r>
-            </m:oMath>
-            <w:r>
-              <w:rPr>
-                <w:rFonts w:ascii="Times New Roman" w:hAnsi="Times New Roman" w:eastAsia="Times New Roman" w:cs="Times New Roman"/>
-                <w:b w:val="0"/>
-                <w:sz w:val="16"/>
-              </w:rPr>
-              <w:t xml:space="preserve"> </w:t>
-            </w:r>
-            <w:r>
-              <w:rPr>
-                <w:rFonts w:ascii="Times New Roman" w:hAnsi="Times New Roman" w:eastAsia="Times New Roman" w:cs="Times New Roman"/>
-                <w:b w:val="0"/>
-                <w:sz w:val="16"/>
-              </w:rPr>
-              <w:t xml:space="preserve">kV</w:t>
+              <w:t xml:space="preserve">PV eligibility</w:t>
             </w:r>
           </w:p>
         </w:tc>
@@ -11318,23 +10222,34 @@
                 <w:b w:val="0"/>
                 <w:sz w:val="16"/>
               </w:rPr>
-              <w:t xml:space="preserve">Remaining generation uses constant active and reactive</w:t>
-            </w:r>
-            <w:r>
-              <w:rPr>
-                <w:rFonts w:ascii="Times New Roman" w:hAnsi="Times New Roman" w:eastAsia="Times New Roman" w:cs="Times New Roman"/>
-                <w:b w:val="0"/>
-                <w:sz w:val="16"/>
-              </w:rPr>
-              <w:t xml:space="preserve"> </w:t>
-            </w:r>
-            <w:r>
-              <w:rPr>
-                <w:rFonts w:ascii="Times New Roman" w:hAnsi="Times New Roman" w:eastAsia="Times New Roman" w:cs="Times New Roman"/>
-                <w:b w:val="0"/>
-                <w:sz w:val="16"/>
-              </w:rPr>
-              <w:t xml:space="preserve">power (PQ)</w:t>
+              <w:t xml:space="preserve">Non-battery; ≥ 20 MW; ≥ 60 kV</w:t>
+            </w:r>
+          </w:p>
+        </w:tc>
+        <w:tc>
+          <w:tcPr>
+            <w:vAlign w:val="center"/>
+            <w:tcMar>
+              <w:top w:w="70" w:type="dxa"/>
+              <w:bottom w:w="70" w:type="dxa"/>
+              <w:start w:w="90" w:type="dxa"/>
+              <w:end w:w="90" w:type="dxa"/>
+            </w:tcMar>
+          </w:tcPr>
+          <w:p>
+            <w:pPr>
+              <w:pStyle w:val="Compact"/>
+              <w:widowControl/>
+              <w:spacing w:before="0" w:after="40" w:line="240" w:lineRule="auto"/>
+              <w:jc w:val="left"/>
+            </w:pPr>
+            <w:r>
+              <w:rPr>
+                <w:rFonts w:ascii="Times New Roman" w:hAnsi="Times New Roman" w:eastAsia="Times New Roman" w:cs="Times New Roman"/>
+                <w:b w:val="0"/>
+                <w:sz w:val="16"/>
+              </w:rPr>
+              <w:t xml:space="preserve">Proxy</w:t>
             </w:r>
           </w:p>
         </w:tc>
@@ -11366,34 +10281,7 @@
                 <w:b w:val="0"/>
                 <w:sz w:val="16"/>
               </w:rPr>
-              <w:t xml:space="preserve">PV voltage / reactive power</w:t>
-            </w:r>
-          </w:p>
-        </w:tc>
-        <w:tc>
-          <w:tcPr>
-            <w:vAlign w:val="center"/>
-            <w:tcMar>
-              <w:top w:w="70" w:type="dxa"/>
-              <w:bottom w:w="70" w:type="dxa"/>
-              <w:start w:w="90" w:type="dxa"/>
-              <w:end w:w="90" w:type="dxa"/>
-            </w:tcMar>
-          </w:tcPr>
-          <w:p>
-            <w:pPr>
-              <w:pStyle w:val="Compact"/>
-              <w:widowControl/>
-              <w:spacing w:before="0" w:after="40" w:line="240" w:lineRule="auto"/>
-              <w:jc w:val="center"/>
-            </w:pPr>
-            <w:r>
-              <w:rPr>
-                <w:rFonts w:ascii="Times New Roman" w:hAnsi="Times New Roman" w:eastAsia="Times New Roman" w:cs="Times New Roman"/>
-                <w:b w:val="0"/>
-                <w:sz w:val="16"/>
-              </w:rPr>
-              <w:t xml:space="preserve">p.u.; ±0.50 × installed MW in Mvar</w:t>
+              <w:t xml:space="preserve">PV / Q</w:t>
             </w:r>
           </w:p>
         </w:tc>
@@ -11420,7 +10308,34 @@
                 <w:b w:val="0"/>
                 <w:sz w:val="16"/>
               </w:rPr>
-              <w:t xml:space="preserve">Uniform proxy</w:t>
+              <w:t xml:space="preserve">1.0 p.u.; ±0.50 Mvar/MW</w:t>
+            </w:r>
+          </w:p>
+        </w:tc>
+        <w:tc>
+          <w:tcPr>
+            <w:vAlign w:val="center"/>
+            <w:tcMar>
+              <w:top w:w="70" w:type="dxa"/>
+              <w:bottom w:w="70" w:type="dxa"/>
+              <w:start w:w="90" w:type="dxa"/>
+              <w:end w:w="90" w:type="dxa"/>
+            </w:tcMar>
+          </w:tcPr>
+          <w:p>
+            <w:pPr>
+              <w:pStyle w:val="Compact"/>
+              <w:widowControl/>
+              <w:spacing w:before="0" w:after="40" w:line="240" w:lineRule="auto"/>
+              <w:jc w:val="left"/>
+            </w:pPr>
+            <w:r>
+              <w:rPr>
+                <w:rFonts w:ascii="Times New Roman" w:hAnsi="Times New Roman" w:eastAsia="Times New Roman" w:cs="Times New Roman"/>
+                <w:b w:val="0"/>
+                <w:sz w:val="16"/>
+              </w:rPr>
+              <w:t xml:space="preserve">Proxy</w:t>
             </w:r>
           </w:p>
         </w:tc>
@@ -11452,34 +10367,7 @@
                 <w:b w:val="0"/>
                 <w:sz w:val="16"/>
               </w:rPr>
-              <w:t xml:space="preserve">Load compensation</w:t>
-            </w:r>
-          </w:p>
-        </w:tc>
-        <w:tc>
-          <w:tcPr>
-            <w:vAlign w:val="center"/>
-            <w:tcMar>
-              <w:top w:w="70" w:type="dxa"/>
-              <w:bottom w:w="70" w:type="dxa"/>
-              <w:start w:w="90" w:type="dxa"/>
-              <w:end w:w="90" w:type="dxa"/>
-            </w:tcMar>
-          </w:tcPr>
-          <w:p>
-            <w:pPr>
-              <w:pStyle w:val="Compact"/>
-              <w:widowControl/>
-              <w:spacing w:before="0" w:after="40" w:line="240" w:lineRule="auto"/>
-              <w:jc w:val="center"/>
-            </w:pPr>
-            <w:r>
-              <w:rPr>
-                <w:rFonts w:ascii="Times New Roman" w:hAnsi="Times New Roman" w:eastAsia="Times New Roman" w:cs="Times New Roman"/>
-                <w:b w:val="0"/>
-                <w:sz w:val="16"/>
-              </w:rPr>
-              <w:t xml:space="preserve">Target pf=0.98; maximum 15 Mvar per bus</w:t>
+              <w:t xml:space="preserve">Compensation</w:t>
             </w:r>
           </w:p>
         </w:tc>
@@ -11506,7 +10394,34 @@
                 <w:b w:val="0"/>
                 <w:sz w:val="16"/>
               </w:rPr>
-              <w:t xml:space="preserve">Engineering proxy</w:t>
+              <w:t xml:space="preserve">Power factor 0.98; ≤ 15 Mvar/bus</w:t>
+            </w:r>
+          </w:p>
+        </w:tc>
+        <w:tc>
+          <w:tcPr>
+            <w:vAlign w:val="center"/>
+            <w:tcMar>
+              <w:top w:w="70" w:type="dxa"/>
+              <w:bottom w:w="70" w:type="dxa"/>
+              <w:start w:w="90" w:type="dxa"/>
+              <w:end w:w="90" w:type="dxa"/>
+            </w:tcMar>
+          </w:tcPr>
+          <w:p>
+            <w:pPr>
+              <w:pStyle w:val="Compact"/>
+              <w:widowControl/>
+              <w:spacing w:before="0" w:after="40" w:line="240" w:lineRule="auto"/>
+              <w:jc w:val="left"/>
+            </w:pPr>
+            <w:r>
+              <w:rPr>
+                <w:rFonts w:ascii="Times New Roman" w:hAnsi="Times New Roman" w:eastAsia="Times New Roman" w:cs="Times New Roman"/>
+                <w:b w:val="0"/>
+                <w:sz w:val="16"/>
+              </w:rPr>
+              <w:t xml:space="preserve">Proxy</w:t>
             </w:r>
           </w:p>
         </w:tc>
@@ -11538,34 +10453,7 @@
                 <w:b w:val="0"/>
                 <w:sz w:val="16"/>
               </w:rPr>
-              <w:t xml:space="preserve">Shunt reactors</w:t>
-            </w:r>
-          </w:p>
-        </w:tc>
-        <w:tc>
-          <w:tcPr>
-            <w:vAlign w:val="center"/>
-            <w:tcMar>
-              <w:top w:w="70" w:type="dxa"/>
-              <w:bottom w:w="70" w:type="dxa"/>
-              <w:start w:w="90" w:type="dxa"/>
-              <w:end w:w="90" w:type="dxa"/>
-            </w:tcMar>
-          </w:tcPr>
-          <w:p>
-            <w:pPr>
-              <w:pStyle w:val="Compact"/>
-              <w:widowControl/>
-              <w:spacing w:before="0" w:after="40" w:line="240" w:lineRule="auto"/>
-              <w:jc w:val="center"/>
-            </w:pPr>
-            <w:r>
-              <w:rPr>
-                <w:rFonts w:ascii="Times New Roman" w:hAnsi="Times New Roman" w:eastAsia="Times New Roman" w:cs="Times New Roman"/>
-                <w:b w:val="0"/>
-                <w:sz w:val="16"/>
-              </w:rPr>
-              <w:t xml:space="preserve">× 150 Mvar at 400 kV</w:t>
+              <w:t xml:space="preserve">Reactors</w:t>
             </w:r>
           </w:p>
         </w:tc>
@@ -11592,23 +10480,34 @@
                 <w:b w:val="0"/>
                 <w:sz w:val="16"/>
               </w:rPr>
-              <w:t xml:space="preserve">Explicitly flagged proxy</w:t>
-            </w:r>
-            <w:r>
-              <w:rPr>
-                <w:rFonts w:ascii="Times New Roman" w:hAnsi="Times New Roman" w:eastAsia="Times New Roman" w:cs="Times New Roman"/>
-                <w:b w:val="0"/>
-                <w:sz w:val="16"/>
-              </w:rPr>
-              <w:t xml:space="preserve"> </w:t>
-            </w:r>
-            <w:r>
-              <w:rPr>
-                <w:rFonts w:ascii="Times New Roman" w:hAnsi="Times New Roman" w:eastAsia="Times New Roman" w:cs="Times New Roman"/>
-                <w:b w:val="0"/>
-                <w:sz w:val="16"/>
-              </w:rPr>
-              <w:t xml:space="preserve">equipment</w:t>
+              <w:t xml:space="preserve">5 × 150 Mvar; 400 kV</w:t>
+            </w:r>
+          </w:p>
+        </w:tc>
+        <w:tc>
+          <w:tcPr>
+            <w:vAlign w:val="center"/>
+            <w:tcMar>
+              <w:top w:w="70" w:type="dxa"/>
+              <w:bottom w:w="70" w:type="dxa"/>
+              <w:start w:w="90" w:type="dxa"/>
+              <w:end w:w="90" w:type="dxa"/>
+            </w:tcMar>
+          </w:tcPr>
+          <w:p>
+            <w:pPr>
+              <w:pStyle w:val="Compact"/>
+              <w:widowControl/>
+              <w:spacing w:before="0" w:after="40" w:line="240" w:lineRule="auto"/>
+              <w:jc w:val="left"/>
+            </w:pPr>
+            <w:r>
+              <w:rPr>
+                <w:rFonts w:ascii="Times New Roman" w:hAnsi="Times New Roman" w:eastAsia="Times New Roman" w:cs="Times New Roman"/>
+                <w:b w:val="0"/>
+                <w:sz w:val="16"/>
+              </w:rPr>
+              <w:t xml:space="preserve">Proxy</w:t>
             </w:r>
           </w:p>
         </w:tc>
@@ -11659,7 +10558,7 @@
               <w:pStyle w:val="Compact"/>
               <w:widowControl/>
               <w:spacing w:before="0" w:after="40" w:line="240" w:lineRule="auto"/>
-              <w:jc w:val="center"/>
+              <w:jc w:val="left"/>
             </w:pPr>
             <w:r>
               <w:rPr>
@@ -11667,23 +10566,7 @@
                 <w:b w:val="0"/>
                 <w:sz w:val="16"/>
               </w:rPr>
-              <w:t xml:space="preserve">One angle reference; other nodes weighted by voltage ×</w:t>
-            </w:r>
-            <w:r>
-              <w:rPr>
-                <w:rFonts w:ascii="Times New Roman" w:hAnsi="Times New Roman" w:eastAsia="Times New Roman" w:cs="Times New Roman"/>
-                <w:b w:val="0"/>
-                <w:sz w:val="16"/>
-              </w:rPr>
-              <w:t xml:space="preserve"> </w:t>
-            </w:r>
-            <w:r>
-              <w:rPr>
-                <w:rFonts w:ascii="Times New Roman" w:hAnsi="Times New Roman" w:eastAsia="Times New Roman" w:cs="Times New Roman"/>
-                <w:b w:val="0"/>
-                <w:sz w:val="16"/>
-              </w:rPr>
-              <w:t xml:space="preserve">circuit count</w:t>
+              <w:t xml:space="preserve">1 angle reference; voltage × circuits</w:t>
             </w:r>
           </w:p>
         </w:tc>
@@ -11710,7 +10593,7 @@
                 <w:b w:val="0"/>
                 <w:sz w:val="16"/>
               </w:rPr>
-              <w:t xml:space="preserve">Not calibrated to measured REN exchange</w:t>
+              <w:t xml:space="preserve">Derived</w:t>
             </w:r>
           </w:p>
         </w:tc>
@@ -11742,34 +10625,7 @@
                 <w:b w:val="0"/>
                 <w:sz w:val="16"/>
               </w:rPr>
-              <w:t xml:space="preserve">AC algorithm</w:t>
-            </w:r>
-          </w:p>
-        </w:tc>
-        <w:tc>
-          <w:tcPr>
-            <w:vAlign w:val="center"/>
-            <w:tcMar>
-              <w:top w:w="70" w:type="dxa"/>
-              <w:bottom w:w="70" w:type="dxa"/>
-              <w:start w:w="90" w:type="dxa"/>
-              <w:end w:w="90" w:type="dxa"/>
-            </w:tcMar>
-          </w:tcPr>
-          <w:p>
-            <w:pPr>
-              <w:pStyle w:val="Compact"/>
-              <w:widowControl/>
-              <w:spacing w:before="0" w:after="40" w:line="240" w:lineRule="auto"/>
-              <w:jc w:val="center"/>
-            </w:pPr>
-            <w:r>
-              <w:rPr>
-                <w:rFonts w:ascii="Times New Roman" w:hAnsi="Times New Roman" w:eastAsia="Times New Roman" w:cs="Times New Roman"/>
-                <w:b w:val="0"/>
-                <w:sz w:val="16"/>
-              </w:rPr>
-              <w:t xml:space="preserve">Newton–Raphson; DC initialization; enforce Q limits</w:t>
+              <w:t xml:space="preserve">Solver</w:t>
             </w:r>
           </w:p>
         </w:tc>
@@ -11796,51 +10652,34 @@
                 <w:b w:val="0"/>
                 <w:sz w:val="16"/>
               </w:rPr>
-              <w:t xml:space="preserve">Maximum 50 iterations; tolerance</w:t>
-            </w:r>
-            <w:r>
-              <w:rPr>
-                <w:rFonts w:ascii="Times New Roman" w:hAnsi="Times New Roman" w:eastAsia="Times New Roman" w:cs="Times New Roman"/>
-                <w:b w:val="0"/>
-                <w:sz w:val="16"/>
-              </w:rPr>
-              <w:t xml:space="preserve"> </w:t>
-            </w:r>
-            <m:oMath>
-              <m:sSup>
-                <m:e>
-                  <m:r>
-                    <m:t>10</m:t>
-                  </m:r>
-                </m:e>
-                <m:sup>
-                  <m:r>
-                    <m:rPr>
-                      <m:sty m:val="p"/>
-                    </m:rPr>
-                    <m:t>−</m:t>
-                  </m:r>
-                  <m:r>
-                    <m:t>6</m:t>
-                  </m:r>
-                </m:sup>
-              </m:sSup>
-            </m:oMath>
-            <w:r>
-              <w:rPr>
-                <w:rFonts w:ascii="Times New Roman" w:hAnsi="Times New Roman" w:eastAsia="Times New Roman" w:cs="Times New Roman"/>
-                <w:b w:val="0"/>
-                <w:sz w:val="16"/>
-              </w:rPr>
-              <w:t xml:space="preserve"> </w:t>
-            </w:r>
-            <w:r>
-              <w:rPr>
-                <w:rFonts w:ascii="Times New Roman" w:hAnsi="Times New Roman" w:eastAsia="Times New Roman" w:cs="Times New Roman"/>
-                <w:b w:val="0"/>
-                <w:sz w:val="16"/>
-              </w:rPr>
-              <w:t xml:space="preserve">MVA</w:t>
+              <w:t xml:space="preserve">NR/DC; Q limits; 50 iterations; 10⁻⁶ MVA</w:t>
+            </w:r>
+          </w:p>
+        </w:tc>
+        <w:tc>
+          <w:tcPr>
+            <w:vAlign w:val="center"/>
+            <w:tcMar>
+              <w:top w:w="70" w:type="dxa"/>
+              <w:bottom w:w="70" w:type="dxa"/>
+              <w:start w:w="90" w:type="dxa"/>
+              <w:end w:w="90" w:type="dxa"/>
+            </w:tcMar>
+          </w:tcPr>
+          <w:p>
+            <w:pPr>
+              <w:pStyle w:val="Compact"/>
+              <w:widowControl/>
+              <w:spacing w:before="0" w:after="40" w:line="240" w:lineRule="auto"/>
+              <w:jc w:val="left"/>
+            </w:pPr>
+            <w:r>
+              <w:rPr>
+                <w:rFonts w:ascii="Times New Roman" w:hAnsi="Times New Roman" w:eastAsia="Times New Roman" w:cs="Times New Roman"/>
+                <w:b w:val="0"/>
+                <w:sz w:val="16"/>
+              </w:rPr>
+              <w:t xml:space="preserve">Solver</w:t>
             </w:r>
           </w:p>
         </w:tc>
@@ -11872,50 +10711,7 @@
                 <w:b w:val="0"/>
                 <w:sz w:val="16"/>
               </w:rPr>
-              <w:t xml:space="preserve">Transformer taps</w:t>
-            </w:r>
-          </w:p>
-        </w:tc>
-        <w:tc>
-          <w:tcPr>
-            <w:vAlign w:val="center"/>
-            <w:tcMar>
-              <w:top w:w="70" w:type="dxa"/>
-              <w:bottom w:w="70" w:type="dxa"/>
-              <w:start w:w="90" w:type="dxa"/>
-              <w:end w:w="90" w:type="dxa"/>
-            </w:tcMar>
-          </w:tcPr>
-          <w:p>
-            <w:pPr>
-              <w:pStyle w:val="Compact"/>
-              <w:widowControl/>
-              <w:spacing w:before="0" w:after="40" w:line="240" w:lineRule="auto"/>
-              <w:jc w:val="center"/>
-            </w:pPr>
-            <w:r>
-              <w:rPr>
-                <w:rFonts w:ascii="Times New Roman" w:hAnsi="Times New Roman" w:eastAsia="Times New Roman" w:cs="Times New Roman"/>
-                <w:b w:val="0"/>
-                <w:sz w:val="16"/>
-              </w:rPr>
-              <w:t xml:space="preserve">High-voltage side ±8 steps; 1.25% per step; maximum</w:t>
-            </w:r>
-            <w:r>
-              <w:rPr>
-                <w:rFonts w:ascii="Times New Roman" w:hAnsi="Times New Roman" w:eastAsia="Times New Roman" w:cs="Times New Roman"/>
-                <w:b w:val="0"/>
-                <w:sz w:val="16"/>
-              </w:rPr>
-              <w:t xml:space="preserve"> </w:t>
-            </w:r>
-            <w:r>
-              <w:rPr>
-                <w:rFonts w:ascii="Times New Roman" w:hAnsi="Times New Roman" w:eastAsia="Times New Roman" w:cs="Times New Roman"/>
-                <w:b w:val="0"/>
-                <w:sz w:val="16"/>
-              </w:rPr>
-              <w:t xml:space="preserve">16 rounds</w:t>
+              <w:t xml:space="preserve">Taps</w:t>
             </w:r>
           </w:p>
         </w:tc>
@@ -11942,7 +10738,34 @@
                 <w:b w:val="0"/>
                 <w:sz w:val="16"/>
               </w:rPr>
-              <w:t xml:space="preserve">Target 0.985–1.015 p.u.</w:t>
+              <w:t xml:space="preserve">High side; ±8 × 1.25%; 16 rounds; 0.985–1.015 p.u.</w:t>
+            </w:r>
+          </w:p>
+        </w:tc>
+        <w:tc>
+          <w:tcPr>
+            <w:vAlign w:val="center"/>
+            <w:tcMar>
+              <w:top w:w="70" w:type="dxa"/>
+              <w:bottom w:w="70" w:type="dxa"/>
+              <w:start w:w="90" w:type="dxa"/>
+              <w:end w:w="90" w:type="dxa"/>
+            </w:tcMar>
+          </w:tcPr>
+          <w:p>
+            <w:pPr>
+              <w:pStyle w:val="Compact"/>
+              <w:widowControl/>
+              <w:spacing w:before="0" w:after="40" w:line="240" w:lineRule="auto"/>
+              <w:jc w:val="left"/>
+            </w:pPr>
+            <w:r>
+              <w:rPr>
+                <w:rFonts w:ascii="Times New Roman" w:hAnsi="Times New Roman" w:eastAsia="Times New Roman" w:cs="Times New Roman"/>
+                <w:b w:val="0"/>
+                <w:sz w:val="16"/>
+              </w:rPr>
+              <w:t xml:space="preserve">Proxy</w:t>
             </w:r>
           </w:p>
         </w:tc>
@@ -11974,34 +10797,7 @@
                 <w:b w:val="0"/>
                 <w:sz w:val="16"/>
               </w:rPr>
-              <w:t xml:space="preserve">General screening</w:t>
-            </w:r>
-          </w:p>
-        </w:tc>
-        <w:tc>
-          <w:tcPr>
-            <w:vAlign w:val="center"/>
-            <w:tcMar>
-              <w:top w:w="70" w:type="dxa"/>
-              <w:bottom w:w="70" w:type="dxa"/>
-              <w:start w:w="90" w:type="dxa"/>
-              <w:end w:w="90" w:type="dxa"/>
-            </w:tcMar>
-          </w:tcPr>
-          <w:p>
-            <w:pPr>
-              <w:pStyle w:val="Compact"/>
-              <w:widowControl/>
-              <w:spacing w:before="0" w:after="40" w:line="240" w:lineRule="auto"/>
-              <w:jc w:val="center"/>
-            </w:pPr>
-            <w:r>
-              <w:rPr>
-                <w:rFonts w:ascii="Times New Roman" w:hAnsi="Times New Roman" w:eastAsia="Times New Roman" w:cs="Times New Roman"/>
-                <w:b w:val="0"/>
-                <w:sz w:val="16"/>
-              </w:rPr>
-              <w:t xml:space="preserve">Voltage 0.90–1.10 p.u.; loading 100%</w:t>
+              <w:t xml:space="preserve">Screening</w:t>
             </w:r>
           </w:p>
         </w:tc>
@@ -12028,23 +10824,34 @@
                 <w:b w:val="0"/>
                 <w:sz w:val="16"/>
               </w:rPr>
-              <w:t xml:space="preserve">Violations</w:t>
-            </w:r>
-            <w:r>
-              <w:rPr>
-                <w:rFonts w:ascii="Times New Roman" w:hAnsi="Times New Roman" w:eastAsia="Times New Roman" w:cs="Times New Roman"/>
-                <w:b w:val="0"/>
-                <w:sz w:val="16"/>
-              </w:rPr>
-              <w:t xml:space="preserve"> </w:t>
-            </w:r>
-            <w:r>
-              <w:rPr>
-                <w:rFonts w:ascii="Times New Roman" w:hAnsi="Times New Roman" w:eastAsia="Times New Roman" w:cs="Times New Roman"/>
-                <w:b w:val="0"/>
-                <w:sz w:val="16"/>
-              </w:rPr>
-              <w:t xml:space="preserve">retained; N−1 criteria defined separately</w:t>
+              <w:t xml:space="preserve">0.90–1.10 p.u.; 100% loading</w:t>
+            </w:r>
+          </w:p>
+        </w:tc>
+        <w:tc>
+          <w:tcPr>
+            <w:vAlign w:val="center"/>
+            <w:tcMar>
+              <w:top w:w="70" w:type="dxa"/>
+              <w:bottom w:w="70" w:type="dxa"/>
+              <w:start w:w="90" w:type="dxa"/>
+              <w:end w:w="90" w:type="dxa"/>
+            </w:tcMar>
+          </w:tcPr>
+          <w:p>
+            <w:pPr>
+              <w:pStyle w:val="Compact"/>
+              <w:widowControl/>
+              <w:spacing w:before="0" w:after="40" w:line="240" w:lineRule="auto"/>
+              <w:jc w:val="left"/>
+            </w:pPr>
+            <w:r>
+              <w:rPr>
+                <w:rFonts w:ascii="Times New Roman" w:hAnsi="Times New Roman" w:eastAsia="Times New Roman" w:cs="Times New Roman"/>
+                <w:b w:val="0"/>
+                <w:sz w:val="16"/>
+              </w:rPr>
+              <w:t xml:space="preserve">Screen</w:t>
             </w:r>
           </w:p>
         </w:tc>
@@ -12077,7 +10884,21 @@
           <w:rFonts w:ascii="Times New Roman" w:hAnsi="Times New Roman" w:eastAsia="Times New Roman" w:cs="Times New Roman"/>
           <w:sz w:val="21"/>
         </w:rPr>
-        <w:t xml:space="preserve">Settings come from the frozen</w:t>
+        <w:t xml:space="preserve">Multipliers are relative to the summer rating.</w:t>
+      </w:r>
+      <w:r>
+        <w:rPr>
+          <w:rFonts w:ascii="Times New Roman" w:hAnsi="Times New Roman" w:eastAsia="Times New Roman" w:cs="Times New Roman"/>
+          <w:sz w:val="21"/>
+        </w:rPr>
+        <w:t xml:space="preserve"> </w:t>
+      </w:r>
+      <w:r>
+        <w:rPr>
+          <w:rFonts w:ascii="Times New Roman" w:hAnsi="Times New Roman" w:eastAsia="Times New Roman" w:cs="Times New Roman"/>
+          <w:sz w:val="21"/>
+        </w:rPr>
+        <w:t xml:space="preserve">Settings are frozen in</w:t>
       </w:r>
       <w:r>
         <w:rPr>
@@ -12099,14 +10920,7 @@
           <w:rFonts w:ascii="Times New Roman" w:hAnsi="Times New Roman" w:eastAsia="Times New Roman" w:cs="Times New Roman"/>
           <w:sz w:val="21"/>
         </w:rPr>
-        <w:t xml:space="preserve"> </w:t>
-      </w:r>
-      <w:r>
-        <w:rPr>
-          <w:rFonts w:ascii="Times New Roman" w:hAnsi="Times New Roman" w:eastAsia="Times New Roman" w:cs="Times New Roman"/>
-          <w:sz w:val="21"/>
-        </w:rPr>
-        <w:t xml:space="preserve">and monthly execution code.</w:t>
+        <w:t xml:space="preserve">.</w:t>
       </w:r>
     </w:p>
     <w:bookmarkEnd w:id="34"/>
@@ -15718,10 +14532,9 @@
         <w:tblLook w:firstRow="1" w:lastRow="0" w:firstColumn="0" w:lastColumn="0" w:noHBand="0" w:noVBand="0" w:val="0020"/>
       </w:tblPr>
       <w:tblGrid>
-        <w:gridCol w:w="1980"/>
-        <w:gridCol w:w="1980"/>
-        <w:gridCol w:w="1980"/>
-        <w:gridCol w:w="1980"/>
+        <w:gridCol w:w="2640"/>
+        <w:gridCol w:w="2640"/>
+        <w:gridCol w:w="2640"/>
       </w:tblGrid>
       <w:tr>
         <w:trPr>
@@ -15751,34 +14564,7 @@
                 <w:b/>
                 <w:sz w:val="16"/>
               </w:rPr>
-              <w:t xml:space="preserve">Category</w:t>
-            </w:r>
-          </w:p>
-        </w:tc>
-        <w:tc>
-          <w:tcPr>
-            <w:vAlign w:val="center"/>
-            <w:tcMar>
-              <w:top w:w="70" w:type="dxa"/>
-              <w:bottom w:w="70" w:type="dxa"/>
-              <w:start w:w="90" w:type="dxa"/>
-              <w:end w:w="90" w:type="dxa"/>
-            </w:tcMar>
-          </w:tcPr>
-          <w:p>
-            <w:pPr>
-              <w:pStyle w:val="Compact"/>
-              <w:widowControl/>
-              <w:spacing w:before="0" w:after="40" w:line="240" w:lineRule="auto"/>
-              <w:jc w:val="center"/>
-            </w:pPr>
-            <w:r>
-              <w:rPr>
-                <w:rFonts w:ascii="Times New Roman" w:hAnsi="Times New Roman" w:eastAsia="Times New Roman" w:cs="Times New Roman"/>
-                <w:b/>
-                <w:sz w:val="16"/>
-              </w:rPr>
-              <w:t xml:space="preserve">Object</w:t>
+              <w:t xml:space="preserve">Group</w:t>
             </w:r>
           </w:p>
         </w:tc>
@@ -15805,7 +14591,7 @@
                 <w:b/>
                 <w:sz w:val="16"/>
               </w:rPr>
-              <w:t xml:space="preserve">Count</w:t>
+              <w:t xml:space="preserve">Object</w:t>
             </w:r>
           </w:p>
         </w:tc>
@@ -15832,7 +14618,7 @@
                 <w:b/>
                 <w:sz w:val="16"/>
               </w:rPr>
-              <w:t xml:space="preserve">Basis</w:t>
+              <w:t xml:space="preserve">Count</w:t>
             </w:r>
           </w:p>
         </w:tc>
@@ -15883,7 +14669,7 @@
               <w:pStyle w:val="Compact"/>
               <w:widowControl/>
               <w:spacing w:before="0" w:after="40" w:line="240" w:lineRule="auto"/>
-              <w:jc w:val="center"/>
+              <w:jc w:val="left"/>
             </w:pPr>
             <w:r>
               <w:rPr>
@@ -15912,32 +14698,13 @@
               <w:spacing w:before="0" w:after="40" w:line="240" w:lineRule="auto"/>
               <w:jc w:val="left"/>
             </w:pPr>
-          </w:p>
-        </w:tc>
-        <w:tc>
-          <w:tcPr>
-            <w:vAlign w:val="center"/>
-            <w:tcMar>
-              <w:top w:w="70" w:type="dxa"/>
-              <w:bottom w:w="70" w:type="dxa"/>
-              <w:start w:w="90" w:type="dxa"/>
-              <w:end w:w="90" w:type="dxa"/>
-            </w:tcMar>
-          </w:tcPr>
-          <w:p>
-            <w:pPr>
-              <w:pStyle w:val="Compact"/>
-              <w:widowControl/>
-              <w:spacing w:before="0" w:after="40" w:line="240" w:lineRule="auto"/>
-              <w:jc w:val="left"/>
-            </w:pPr>
-            <w:r>
-              <w:rPr>
-                <w:rFonts w:ascii="Times New Roman" w:hAnsi="Times New Roman" w:eastAsia="Times New Roman" w:cs="Times New Roman"/>
-                <w:b w:val="0"/>
-                <w:sz w:val="16"/>
-              </w:rPr>
-              <w:t xml:space="preserve">Archived model inventory</w:t>
+            <w:r>
+              <w:rPr>
+                <w:rFonts w:ascii="Times New Roman" w:hAnsi="Times New Roman" w:eastAsia="Times New Roman" w:cs="Times New Roman"/>
+                <w:b w:val="0"/>
+                <w:sz w:val="16"/>
+              </w:rPr>
+              <w:t xml:space="preserve">675</w:t>
             </w:r>
           </w:p>
         </w:tc>
@@ -15988,7 +14755,7 @@
               <w:pStyle w:val="Compact"/>
               <w:widowControl/>
               <w:spacing w:before="0" w:after="40" w:line="240" w:lineRule="auto"/>
-              <w:jc w:val="center"/>
+              <w:jc w:val="left"/>
             </w:pPr>
             <w:r>
               <w:rPr>
@@ -16023,34 +14790,7 @@
                 <w:b w:val="0"/>
                 <w:sz w:val="16"/>
               </w:rPr>
-              <w:t xml:space="preserve">,783</w:t>
-            </w:r>
-          </w:p>
-        </w:tc>
-        <w:tc>
-          <w:tcPr>
-            <w:vAlign w:val="center"/>
-            <w:tcMar>
-              <w:top w:w="70" w:type="dxa"/>
-              <w:bottom w:w="70" w:type="dxa"/>
-              <w:start w:w="90" w:type="dxa"/>
-              <w:end w:w="90" w:type="dxa"/>
-            </w:tcMar>
-          </w:tcPr>
-          <w:p>
-            <w:pPr>
-              <w:pStyle w:val="Compact"/>
-              <w:widowControl/>
-              <w:spacing w:before="0" w:after="40" w:line="240" w:lineRule="auto"/>
-              <w:jc w:val="left"/>
-            </w:pPr>
-            <w:r>
-              <w:rPr>
-                <w:rFonts w:ascii="Times New Roman" w:hAnsi="Times New Roman" w:eastAsia="Times New Roman" w:cs="Times New Roman"/>
-                <w:b w:val="0"/>
-                <w:sz w:val="16"/>
-              </w:rPr>
-              <w:t xml:space="preserve">-09-16 topology-validation snapshot</w:t>
+              <w:t xml:space="preserve">3,783</w:t>
             </w:r>
           </w:p>
         </w:tc>
@@ -16101,7 +14841,7 @@
               <w:pStyle w:val="Compact"/>
               <w:widowControl/>
               <w:spacing w:before="0" w:after="40" w:line="240" w:lineRule="auto"/>
-              <w:jc w:val="center"/>
+              <w:jc w:val="left"/>
             </w:pPr>
             <w:r>
               <w:rPr>
@@ -16136,34 +14876,7 @@
                 <w:b w:val="0"/>
                 <w:sz w:val="16"/>
               </w:rPr>
-              <w:t xml:space="preserve">,943</w:t>
-            </w:r>
-          </w:p>
-        </w:tc>
-        <w:tc>
-          <w:tcPr>
-            <w:vAlign w:val="center"/>
-            <w:tcMar>
-              <w:top w:w="70" w:type="dxa"/>
-              <w:bottom w:w="70" w:type="dxa"/>
-              <w:start w:w="90" w:type="dxa"/>
-              <w:end w:w="90" w:type="dxa"/>
-            </w:tcMar>
-          </w:tcPr>
-          <w:p>
-            <w:pPr>
-              <w:pStyle w:val="Compact"/>
-              <w:widowControl/>
-              <w:spacing w:before="0" w:after="40" w:line="240" w:lineRule="auto"/>
-              <w:jc w:val="left"/>
-            </w:pPr>
-            <w:r>
-              <w:rPr>
-                <w:rFonts w:ascii="Times New Roman" w:hAnsi="Times New Roman" w:eastAsia="Times New Roman" w:cs="Times New Roman"/>
-                <w:b w:val="0"/>
-                <w:sz w:val="16"/>
-              </w:rPr>
-              <w:t xml:space="preserve">Voltage-level coverage table</w:t>
+              <w:t xml:space="preserve">4,943</w:t>
             </w:r>
           </w:p>
         </w:tc>
@@ -16214,7 +14927,7 @@
               <w:pStyle w:val="Compact"/>
               <w:widowControl/>
               <w:spacing w:before="0" w:after="40" w:line="240" w:lineRule="auto"/>
-              <w:jc w:val="center"/>
+              <w:jc w:val="left"/>
             </w:pPr>
             <w:r>
               <w:rPr>
@@ -16243,32 +14956,13 @@
               <w:spacing w:before="0" w:after="40" w:line="240" w:lineRule="auto"/>
               <w:jc w:val="left"/>
             </w:pPr>
-          </w:p>
-        </w:tc>
-        <w:tc>
-          <w:tcPr>
-            <w:vAlign w:val="center"/>
-            <w:tcMar>
-              <w:top w:w="70" w:type="dxa"/>
-              <w:bottom w:w="70" w:type="dxa"/>
-              <w:start w:w="90" w:type="dxa"/>
-              <w:end w:w="90" w:type="dxa"/>
-            </w:tcMar>
-          </w:tcPr>
-          <w:p>
-            <w:pPr>
-              <w:pStyle w:val="Compact"/>
-              <w:widowControl/>
-              <w:spacing w:before="0" w:after="40" w:line="240" w:lineRule="auto"/>
-              <w:jc w:val="left"/>
-            </w:pPr>
-            <w:r>
-              <w:rPr>
-                <w:rFonts w:ascii="Times New Roman" w:hAnsi="Times New Roman" w:eastAsia="Times New Roman" w:cs="Times New Roman"/>
-                <w:b w:val="0"/>
-                <w:sz w:val="16"/>
-              </w:rPr>
-              <w:t xml:space="preserve">Topology-validation snapshot</w:t>
+            <w:r>
+              <w:rPr>
+                <w:rFonts w:ascii="Times New Roman" w:hAnsi="Times New Roman" w:eastAsia="Times New Roman" w:cs="Times New Roman"/>
+                <w:b w:val="0"/>
+                <w:sz w:val="16"/>
+              </w:rPr>
+              <w:t xml:space="preserve">228</w:t>
             </w:r>
           </w:p>
         </w:tc>
@@ -16319,7 +15013,7 @@
               <w:pStyle w:val="Compact"/>
               <w:widowControl/>
               <w:spacing w:before="0" w:after="40" w:line="240" w:lineRule="auto"/>
-              <w:jc w:val="center"/>
+              <w:jc w:val="left"/>
             </w:pPr>
             <w:r>
               <w:rPr>
@@ -16327,7 +15021,7 @@
                 <w:b w:val="0"/>
                 <w:sz w:val="16"/>
               </w:rPr>
-              <w:t xml:space="preserve">Generation / storage units</w:t>
+              <w:t xml:space="preserve">Generation / storage</w:t>
             </w:r>
           </w:p>
         </w:tc>
@@ -16354,34 +15048,7 @@
                 <w:b w:val="0"/>
                 <w:sz w:val="16"/>
               </w:rPr>
-              <w:t xml:space="preserve">,190</w:t>
-            </w:r>
-          </w:p>
-        </w:tc>
-        <w:tc>
-          <w:tcPr>
-            <w:vAlign w:val="center"/>
-            <w:tcMar>
-              <w:top w:w="70" w:type="dxa"/>
-              <w:bottom w:w="70" w:type="dxa"/>
-              <w:start w:w="90" w:type="dxa"/>
-              <w:end w:w="90" w:type="dxa"/>
-            </w:tcMar>
-          </w:tcPr>
-          <w:p>
-            <w:pPr>
-              <w:pStyle w:val="Compact"/>
-              <w:widowControl/>
-              <w:spacing w:before="0" w:after="40" w:line="240" w:lineRule="auto"/>
-              <w:jc w:val="left"/>
-            </w:pPr>
-            <w:r>
-              <w:rPr>
-                <w:rFonts w:ascii="Times New Roman" w:hAnsi="Times New Roman" w:eastAsia="Times New Roman" w:cs="Times New Roman"/>
-                <w:b w:val="0"/>
-                <w:sz w:val="16"/>
-              </w:rPr>
-              <w:t xml:space="preserve">Asset inventory</w:t>
+              <w:t xml:space="preserve">1,190</w:t>
             </w:r>
           </w:p>
         </w:tc>
@@ -16432,7 +15099,7 @@
               <w:pStyle w:val="Compact"/>
               <w:widowControl/>
               <w:spacing w:before="0" w:after="40" w:line="240" w:lineRule="auto"/>
-              <w:jc w:val="center"/>
+              <w:jc w:val="left"/>
             </w:pPr>
             <w:r>
               <w:rPr>
@@ -16440,7 +15107,7 @@
                 <w:b w:val="0"/>
                 <w:sz w:val="16"/>
               </w:rPr>
-              <w:t xml:space="preserve">Load points</w:t>
+              <w:t xml:space="preserve">Loads</w:t>
             </w:r>
           </w:p>
         </w:tc>
@@ -16461,32 +15128,13 @@
               <w:spacing w:before="0" w:after="40" w:line="240" w:lineRule="auto"/>
               <w:jc w:val="left"/>
             </w:pPr>
-          </w:p>
-        </w:tc>
-        <w:tc>
-          <w:tcPr>
-            <w:vAlign w:val="center"/>
-            <w:tcMar>
-              <w:top w:w="70" w:type="dxa"/>
-              <w:bottom w:w="70" w:type="dxa"/>
-              <w:start w:w="90" w:type="dxa"/>
-              <w:end w:w="90" w:type="dxa"/>
-            </w:tcMar>
-          </w:tcPr>
-          <w:p>
-            <w:pPr>
-              <w:pStyle w:val="Compact"/>
-              <w:widowControl/>
-              <w:spacing w:before="0" w:after="40" w:line="240" w:lineRule="auto"/>
-              <w:jc w:val="left"/>
-            </w:pPr>
-            <w:r>
-              <w:rPr>
-                <w:rFonts w:ascii="Times New Roman" w:hAnsi="Times New Roman" w:eastAsia="Times New Roman" w:cs="Times New Roman"/>
-                <w:b w:val="0"/>
-                <w:sz w:val="16"/>
-              </w:rPr>
-              <w:t xml:space="preserve">Load inventory</w:t>
+            <w:r>
+              <w:rPr>
+                <w:rFonts w:ascii="Times New Roman" w:hAnsi="Times New Roman" w:eastAsia="Times New Roman" w:cs="Times New Roman"/>
+                <w:b w:val="0"/>
+                <w:sz w:val="16"/>
+              </w:rPr>
+              <w:t xml:space="preserve">468</w:t>
             </w:r>
           </w:p>
         </w:tc>
@@ -16537,7 +15185,7 @@
               <w:pStyle w:val="Compact"/>
               <w:widowControl/>
               <w:spacing w:before="0" w:after="40" w:line="240" w:lineRule="auto"/>
-              <w:jc w:val="center"/>
+              <w:jc w:val="left"/>
             </w:pPr>
             <w:r>
               <w:rPr>
@@ -16545,7 +15193,7 @@
                 <w:b w:val="0"/>
                 <w:sz w:val="16"/>
               </w:rPr>
-              <w:t xml:space="preserve">Portugal–Spain boundary endpoints</w:t>
+              <w:t xml:space="preserve">Border endpoints</w:t>
             </w:r>
           </w:p>
         </w:tc>
@@ -16566,48 +15214,13 @@
               <w:spacing w:before="0" w:after="40" w:line="240" w:lineRule="auto"/>
               <w:jc w:val="left"/>
             </w:pPr>
-          </w:p>
-        </w:tc>
-        <w:tc>
-          <w:tcPr>
-            <w:vAlign w:val="center"/>
-            <w:tcMar>
-              <w:top w:w="70" w:type="dxa"/>
-              <w:bottom w:w="70" w:type="dxa"/>
-              <w:start w:w="90" w:type="dxa"/>
-              <w:end w:w="90" w:type="dxa"/>
-            </w:tcMar>
-          </w:tcPr>
-          <w:p>
-            <w:pPr>
-              <w:pStyle w:val="Compact"/>
-              <w:widowControl/>
-              <w:spacing w:before="0" w:after="40" w:line="240" w:lineRule="auto"/>
-              <w:jc w:val="left"/>
-            </w:pPr>
-            <w:r>
-              <w:rPr>
-                <w:rFonts w:ascii="Times New Roman" w:hAnsi="Times New Roman" w:eastAsia="Times New Roman" w:cs="Times New Roman"/>
-                <w:b w:val="0"/>
-                <w:sz w:val="16"/>
-              </w:rPr>
-              <w:t xml:space="preserve">Interconnection</w:t>
-            </w:r>
-            <w:r>
-              <w:rPr>
-                <w:rFonts w:ascii="Times New Roman" w:hAnsi="Times New Roman" w:eastAsia="Times New Roman" w:cs="Times New Roman"/>
-                <w:b w:val="0"/>
-                <w:sz w:val="16"/>
-              </w:rPr>
-              <w:t xml:space="preserve"> </w:t>
-            </w:r>
-            <w:r>
-              <w:rPr>
-                <w:rFonts w:ascii="Times New Roman" w:hAnsi="Times New Roman" w:eastAsia="Times New Roman" w:cs="Times New Roman"/>
-                <w:b w:val="0"/>
-                <w:sz w:val="16"/>
-              </w:rPr>
-              <w:t xml:space="preserve">inventory</w:t>
+            <w:r>
+              <w:rPr>
+                <w:rFonts w:ascii="Times New Roman" w:hAnsi="Times New Roman" w:eastAsia="Times New Roman" w:cs="Times New Roman"/>
+                <w:b w:val="0"/>
+                <w:sz w:val="16"/>
+              </w:rPr>
+              <w:t xml:space="preserve">7</w:t>
             </w:r>
           </w:p>
         </w:tc>
@@ -16639,34 +15252,7 @@
                 <w:b w:val="0"/>
                 <w:sz w:val="16"/>
               </w:rPr>
-              <w:t xml:space="preserve">Active network</w:t>
-            </w:r>
-          </w:p>
-        </w:tc>
-        <w:tc>
-          <w:tcPr>
-            <w:vAlign w:val="center"/>
-            <w:tcMar>
-              <w:top w:w="70" w:type="dxa"/>
-              <w:bottom w:w="70" w:type="dxa"/>
-              <w:start w:w="90" w:type="dxa"/>
-              <w:end w:w="90" w:type="dxa"/>
-            </w:tcMar>
-          </w:tcPr>
-          <w:p>
-            <w:pPr>
-              <w:pStyle w:val="Compact"/>
-              <w:widowControl/>
-              <w:spacing w:before="0" w:after="40" w:line="240" w:lineRule="auto"/>
-              <w:jc w:val="center"/>
-            </w:pPr>
-            <w:r>
-              <w:rPr>
-                <w:rFonts w:ascii="Times New Roman" w:hAnsi="Times New Roman" w:eastAsia="Times New Roman" w:cs="Times New Roman"/>
-                <w:b w:val="0"/>
-                <w:sz w:val="16"/>
-              </w:rPr>
-              <w:t xml:space="preserve">Buses / lines</w:t>
+              <w:t xml:space="preserve">Active</w:t>
             </w:r>
           </w:p>
         </w:tc>
@@ -16693,7 +15279,7 @@
                 <w:b w:val="0"/>
                 <w:sz w:val="16"/>
               </w:rPr>
-              <w:t xml:space="preserve">,664 / 4,787</w:t>
+              <w:t xml:space="preserve">Buses / lines</w:t>
             </w:r>
           </w:p>
         </w:tc>
@@ -16720,23 +15306,7 @@
                 <w:b w:val="0"/>
                 <w:sz w:val="16"/>
               </w:rPr>
-              <w:t xml:space="preserve">Connectivity</w:t>
-            </w:r>
-            <w:r>
-              <w:rPr>
-                <w:rFonts w:ascii="Times New Roman" w:hAnsi="Times New Roman" w:eastAsia="Times New Roman" w:cs="Times New Roman"/>
-                <w:b w:val="0"/>
-                <w:sz w:val="16"/>
-              </w:rPr>
-              <w:t xml:space="preserve"> </w:t>
-            </w:r>
-            <w:r>
-              <w:rPr>
-                <w:rFonts w:ascii="Times New Roman" w:hAnsi="Times New Roman" w:eastAsia="Times New Roman" w:cs="Times New Roman"/>
-                <w:b w:val="0"/>
-                <w:sz w:val="16"/>
-              </w:rPr>
-              <w:t xml:space="preserve">statistics</w:t>
+              <w:t xml:space="preserve">3,664 / 4,787</w:t>
             </w:r>
           </w:p>
         </w:tc>
@@ -16768,34 +15338,7 @@
                 <w:b w:val="0"/>
                 <w:sz w:val="16"/>
               </w:rPr>
-              <w:t xml:space="preserve">Time series</w:t>
-            </w:r>
-          </w:p>
-        </w:tc>
-        <w:tc>
-          <w:tcPr>
-            <w:vAlign w:val="center"/>
-            <w:tcMar>
-              <w:top w:w="70" w:type="dxa"/>
-              <w:bottom w:w="70" w:type="dxa"/>
-              <w:start w:w="90" w:type="dxa"/>
-              <w:end w:w="90" w:type="dxa"/>
-            </w:tcMar>
-          </w:tcPr>
-          <w:p>
-            <w:pPr>
-              <w:pStyle w:val="Compact"/>
-              <w:widowControl/>
-              <w:spacing w:before="0" w:after="40" w:line="240" w:lineRule="auto"/>
-              <w:jc w:val="center"/>
-            </w:pPr>
-            <w:r>
-              <w:rPr>
-                <w:rFonts w:ascii="Times New Roman" w:hAnsi="Times New Roman" w:eastAsia="Times New Roman" w:cs="Times New Roman"/>
-                <w:b w:val="0"/>
-                <w:sz w:val="16"/>
-              </w:rPr>
-              <w:t xml:space="preserve">Common dates / intervals</w:t>
+              <w:t xml:space="preserve">Series</w:t>
             </w:r>
           </w:p>
         </w:tc>
@@ -16822,7 +15365,7 @@
                 <w:b w:val="0"/>
                 <w:sz w:val="16"/>
               </w:rPr>
-              <w:t xml:space="preserve">days / 31,492</w:t>
+              <w:t xml:space="preserve">Days / intervals</w:t>
             </w:r>
           </w:p>
         </w:tc>
@@ -16849,23 +15392,7 @@
                 <w:b w:val="0"/>
                 <w:sz w:val="16"/>
               </w:rPr>
-              <w:t xml:space="preserve">Common</w:t>
-            </w:r>
-            <w:r>
-              <w:rPr>
-                <w:rFonts w:ascii="Times New Roman" w:hAnsi="Times New Roman" w:eastAsia="Times New Roman" w:cs="Times New Roman"/>
-                <w:b w:val="0"/>
-                <w:sz w:val="16"/>
-              </w:rPr>
-              <w:t xml:space="preserve"> </w:t>
-            </w:r>
-            <w:r>
-              <w:rPr>
-                <w:rFonts w:ascii="Times New Roman" w:hAnsi="Times New Roman" w:eastAsia="Times New Roman" w:cs="Times New Roman"/>
-                <w:b w:val="0"/>
-                <w:sz w:val="16"/>
-              </w:rPr>
-              <w:t xml:space="preserve">calendar</w:t>
+              <w:t xml:space="preserve">328 / 31,492</w:t>
             </w:r>
           </w:p>
         </w:tc>
@@ -16897,34 +15424,7 @@
                 <w:b w:val="0"/>
                 <w:sz w:val="16"/>
               </w:rPr>
-              <w:t xml:space="preserve">Time series</w:t>
-            </w:r>
-          </w:p>
-        </w:tc>
-        <w:tc>
-          <w:tcPr>
-            <w:vAlign w:val="center"/>
-            <w:tcMar>
-              <w:top w:w="70" w:type="dxa"/>
-              <w:bottom w:w="70" w:type="dxa"/>
-              <w:start w:w="90" w:type="dxa"/>
-              <w:end w:w="90" w:type="dxa"/>
-            </w:tcMar>
-          </w:tcPr>
-          <w:p>
-            <w:pPr>
-              <w:pStyle w:val="Compact"/>
-              <w:widowControl/>
-              <w:spacing w:before="0" w:after="40" w:line="240" w:lineRule="auto"/>
-              <w:jc w:val="center"/>
-            </w:pPr>
-            <w:r>
-              <w:rPr>
-                <w:rFonts w:ascii="Times New Roman" w:hAnsi="Times New Roman" w:eastAsia="Times New Roman" w:cs="Times New Roman"/>
-                <w:b w:val="0"/>
-                <w:sz w:val="16"/>
-              </w:rPr>
-              <w:t xml:space="preserve">Substation energy</w:t>
+              <w:t xml:space="preserve">Series</w:t>
             </w:r>
           </w:p>
         </w:tc>
@@ -16951,7 +15451,7 @@
                 <w:b w:val="0"/>
                 <w:sz w:val="16"/>
               </w:rPr>
-              <w:t xml:space="preserve">stations / 12,360,502 records</w:t>
+              <w:t xml:space="preserve">Station energy</w:t>
             </w:r>
           </w:p>
         </w:tc>
@@ -16978,7 +15478,7 @@
                 <w:b w:val="0"/>
                 <w:sz w:val="16"/>
               </w:rPr>
-              <w:t xml:space="preserve">Raw records through 2026-03-25</w:t>
+              <w:t xml:space="preserve">397 / 12,360,502</w:t>
             </w:r>
           </w:p>
         </w:tc>
@@ -17010,34 +15510,7 @@
                 <w:b w:val="0"/>
                 <w:sz w:val="16"/>
               </w:rPr>
-              <w:t xml:space="preserve">Time series</w:t>
-            </w:r>
-          </w:p>
-        </w:tc>
-        <w:tc>
-          <w:tcPr>
-            <w:vAlign w:val="center"/>
-            <w:tcMar>
-              <w:top w:w="70" w:type="dxa"/>
-              <w:bottom w:w="70" w:type="dxa"/>
-              <w:start w:w="90" w:type="dxa"/>
-              <w:end w:w="90" w:type="dxa"/>
-            </w:tcMar>
-          </w:tcPr>
-          <w:p>
-            <w:pPr>
-              <w:pStyle w:val="Compact"/>
-              <w:widowControl/>
-              <w:spacing w:before="0" w:after="40" w:line="240" w:lineRule="auto"/>
-              <w:jc w:val="center"/>
-            </w:pPr>
-            <w:r>
-              <w:rPr>
-                <w:rFonts w:ascii="Times New Roman" w:hAnsi="Times New Roman" w:eastAsia="Times New Roman" w:cs="Times New Roman"/>
-                <w:b w:val="0"/>
-                <w:sz w:val="16"/>
-              </w:rPr>
-              <w:t xml:space="preserve">REN national series</w:t>
+              <w:t xml:space="preserve">Series</w:t>
             </w:r>
           </w:p>
         </w:tc>
@@ -17064,7 +15537,7 @@
                 <w:b w:val="0"/>
                 <w:sz w:val="16"/>
               </w:rPr>
-              <w:t xml:space="preserve">types / 472,380 records</w:t>
+              <w:t xml:space="preserve">REN series</w:t>
             </w:r>
           </w:p>
         </w:tc>
@@ -17091,7 +15564,7 @@
                 <w:b w:val="0"/>
                 <w:sz w:val="16"/>
               </w:rPr>
-              <w:t xml:space="preserve">min</w:t>
+              <w:t xml:space="preserve">15 / 472,380</w:t>
             </w:r>
           </w:p>
         </w:tc>
@@ -17142,7 +15615,7 @@
               <w:pStyle w:val="Compact"/>
               <w:widowControl/>
               <w:spacing w:before="0" w:after="40" w:line="240" w:lineRule="auto"/>
-              <w:jc w:val="center"/>
+              <w:jc w:val="left"/>
             </w:pPr>
             <w:r>
               <w:rPr>
@@ -17177,34 +15650,7 @@
                 <w:b w:val="0"/>
                 <w:sz w:val="16"/>
               </w:rPr>
-              <w:t xml:space="preserve">locations / 23,616 records</w:t>
-            </w:r>
-          </w:p>
-        </w:tc>
-        <w:tc>
-          <w:tcPr>
-            <w:vAlign w:val="center"/>
-            <w:tcMar>
-              <w:top w:w="70" w:type="dxa"/>
-              <w:bottom w:w="70" w:type="dxa"/>
-              <w:start w:w="90" w:type="dxa"/>
-              <w:end w:w="90" w:type="dxa"/>
-            </w:tcMar>
-          </w:tcPr>
-          <w:p>
-            <w:pPr>
-              <w:pStyle w:val="Compact"/>
-              <w:widowControl/>
-              <w:spacing w:before="0" w:after="40" w:line="240" w:lineRule="auto"/>
-              <w:jc w:val="left"/>
-            </w:pPr>
-            <w:r>
-              <w:rPr>
-                <w:rFonts w:ascii="Times New Roman" w:hAnsi="Times New Roman" w:eastAsia="Times New Roman" w:cs="Times New Roman"/>
-                <w:b w:val="0"/>
-                <w:sz w:val="16"/>
-              </w:rPr>
-              <w:t xml:space="preserve">Hourly</w:t>
+              <w:t xml:space="preserve">3 / 23,616</w:t>
             </w:r>
           </w:p>
         </w:tc>
@@ -17255,7 +15701,7 @@
               <w:pStyle w:val="Compact"/>
               <w:widowControl/>
               <w:spacing w:before="0" w:after="40" w:line="240" w:lineRule="auto"/>
-              <w:jc w:val="center"/>
+              <w:jc w:val="left"/>
             </w:pPr>
             <w:r>
               <w:rPr>
@@ -17263,7 +15709,7 @@
                 <w:b w:val="0"/>
                 <w:sz w:val="16"/>
               </w:rPr>
-              <w:t xml:space="preserve">REN monthly balance</w:t>
+              <w:t xml:space="preserve">Monthly balance</w:t>
             </w:r>
           </w:p>
         </w:tc>
@@ -17290,34 +15736,7 @@
                 <w:b w:val="0"/>
                 <w:sz w:val="16"/>
               </w:rPr>
-              <w:t xml:space="preserve">periods / 660 records</w:t>
-            </w:r>
-          </w:p>
-        </w:tc>
-        <w:tc>
-          <w:tcPr>
-            <w:vAlign w:val="center"/>
-            <w:tcMar>
-              <w:top w:w="70" w:type="dxa"/>
-              <w:bottom w:w="70" w:type="dxa"/>
-              <w:start w:w="90" w:type="dxa"/>
-              <w:end w:w="90" w:type="dxa"/>
-            </w:tcMar>
-          </w:tcPr>
-          <w:p>
-            <w:pPr>
-              <w:pStyle w:val="Compact"/>
-              <w:widowControl/>
-              <w:spacing w:before="0" w:after="40" w:line="240" w:lineRule="auto"/>
-              <w:jc w:val="left"/>
-            </w:pPr>
-            <w:r>
-              <w:rPr>
-                <w:rFonts w:ascii="Times New Roman" w:hAnsi="Times New Roman" w:eastAsia="Times New Roman" w:cs="Times New Roman"/>
-                <w:b w:val="0"/>
-                <w:sz w:val="16"/>
-              </w:rPr>
-              <w:t xml:space="preserve">Monthly</w:t>
+              <w:t xml:space="preserve">11 / 660</w:t>
             </w:r>
           </w:p>
         </w:tc>
@@ -17368,7 +15787,7 @@
               <w:pStyle w:val="Compact"/>
               <w:widowControl/>
               <w:spacing w:before="0" w:after="40" w:line="240" w:lineRule="auto"/>
-              <w:jc w:val="center"/>
+              <w:jc w:val="left"/>
             </w:pPr>
             <w:r>
               <w:rPr>
@@ -17376,7 +15795,7 @@
                 <w:b w:val="0"/>
                 <w:sz w:val="16"/>
               </w:rPr>
-              <w:t xml:space="preserve">E-REDES auxiliary products</w:t>
+              <w:t xml:space="preserve">Auxiliary products</w:t>
             </w:r>
           </w:p>
         </w:tc>
@@ -17403,34 +15822,7 @@
                 <w:b w:val="0"/>
                 <w:sz w:val="16"/>
               </w:rPr>
-              <w:t xml:space="preserve">types / 2,239,064 records</w:t>
-            </w:r>
-          </w:p>
-        </w:tc>
-        <w:tc>
-          <w:tcPr>
-            <w:vAlign w:val="center"/>
-            <w:tcMar>
-              <w:top w:w="70" w:type="dxa"/>
-              <w:bottom w:w="70" w:type="dxa"/>
-              <w:start w:w="90" w:type="dxa"/>
-              <w:end w:w="90" w:type="dxa"/>
-            </w:tcMar>
-          </w:tcPr>
-          <w:p>
-            <w:pPr>
-              <w:pStyle w:val="Compact"/>
-              <w:widowControl/>
-              <w:spacing w:before="0" w:after="40" w:line="240" w:lineRule="auto"/>
-              <w:jc w:val="left"/>
-            </w:pPr>
-            <w:r>
-              <w:rPr>
-                <w:rFonts w:ascii="Times New Roman" w:hAnsi="Times New Roman" w:eastAsia="Times New Roman" w:cs="Times New Roman"/>
-                <w:b w:val="0"/>
-                <w:sz w:val="16"/>
-              </w:rPr>
-              <w:t xml:space="preserve">Multiple temporal resolutions</w:t>
+              <w:t xml:space="preserve">14 / 2,239,064</w:t>
             </w:r>
           </w:p>
         </w:tc>
@@ -17462,34 +15854,7 @@
                 <w:b w:val="0"/>
                 <w:sz w:val="16"/>
               </w:rPr>
-              <w:t xml:space="preserve">Power flow</w:t>
-            </w:r>
-          </w:p>
-        </w:tc>
-        <w:tc>
-          <w:tcPr>
-            <w:vAlign w:val="center"/>
-            <w:tcMar>
-              <w:top w:w="70" w:type="dxa"/>
-              <w:bottom w:w="70" w:type="dxa"/>
-              <w:start w:w="90" w:type="dxa"/>
-              <w:end w:w="90" w:type="dxa"/>
-            </w:tcMar>
-          </w:tcPr>
-          <w:p>
-            <w:pPr>
-              <w:pStyle w:val="Compact"/>
-              <w:widowControl/>
-              <w:spacing w:before="0" w:after="40" w:line="240" w:lineRule="auto"/>
-              <w:jc w:val="center"/>
-            </w:pPr>
-            <w:r>
-              <w:rPr>
-                <w:rFonts w:ascii="Times New Roman" w:hAnsi="Times New Roman" w:eastAsia="Times New Roman" w:cs="Times New Roman"/>
-                <w:b w:val="0"/>
-                <w:sz w:val="16"/>
-              </w:rPr>
-              <w:t xml:space="preserve">Compact monthly databases / cases</w:t>
+              <w:t xml:space="preserve">Cases</w:t>
             </w:r>
           </w:p>
         </w:tc>
@@ -17516,7 +15881,7 @@
                 <w:b w:val="0"/>
                 <w:sz w:val="16"/>
               </w:rPr>
-              <w:t xml:space="preserve">/ 31,492</w:t>
+              <w:t xml:space="preserve">Monthly files / cases</w:t>
             </w:r>
           </w:p>
         </w:tc>
@@ -17543,23 +15908,7 @@
                 <w:b w:val="0"/>
                 <w:sz w:val="16"/>
               </w:rPr>
-              <w:t xml:space="preserve">Completed</w:t>
-            </w:r>
-            <w:r>
-              <w:rPr>
-                <w:rFonts w:ascii="Times New Roman" w:hAnsi="Times New Roman" w:eastAsia="Times New Roman" w:cs="Times New Roman"/>
-                <w:b w:val="0"/>
-                <w:sz w:val="16"/>
-              </w:rPr>
-              <w:t xml:space="preserve"> </w:t>
-            </w:r>
-            <w:r>
-              <w:rPr>
-                <w:rFonts w:ascii="Times New Roman" w:hAnsi="Times New Roman" w:eastAsia="Times New Roman" w:cs="Times New Roman"/>
-                <w:b w:val="0"/>
-                <w:sz w:val="16"/>
-              </w:rPr>
-              <w:t xml:space="preserve">and converged</w:t>
+              <w:t xml:space="preserve">11 / 31,492</w:t>
             </w:r>
           </w:p>
         </w:tc>
@@ -17591,34 +15940,7 @@
                 <w:b w:val="0"/>
                 <w:sz w:val="16"/>
               </w:rPr>
-              <w:t xml:space="preserve">Scenario records</w:t>
-            </w:r>
-          </w:p>
-        </w:tc>
-        <w:tc>
-          <w:tcPr>
-            <w:vAlign w:val="center"/>
-            <w:tcMar>
-              <w:top w:w="70" w:type="dxa"/>
-              <w:bottom w:w="70" w:type="dxa"/>
-              <w:start w:w="90" w:type="dxa"/>
-              <w:end w:w="90" w:type="dxa"/>
-            </w:tcMar>
-          </w:tcPr>
-          <w:p>
-            <w:pPr>
-              <w:pStyle w:val="Compact"/>
-              <w:widowControl/>
-              <w:spacing w:before="0" w:after="40" w:line="240" w:lineRule="auto"/>
-              <w:jc w:val="center"/>
-            </w:pPr>
-            <w:r>
-              <w:rPr>
-                <w:rFonts w:ascii="Times New Roman" w:hAnsi="Times New Roman" w:eastAsia="Times New Roman" w:cs="Times New Roman"/>
-                <w:b w:val="0"/>
-                <w:sz w:val="16"/>
-              </w:rPr>
-              <w:t xml:space="preserve">Sampled full-element N−1</w:t>
+              <w:t xml:space="preserve">N−1</w:t>
             </w:r>
           </w:p>
         </w:tc>
@@ -17645,7 +15967,7 @@
                 <w:b w:val="0"/>
                 <w:sz w:val="16"/>
               </w:rPr>
-              <w:t xml:space="preserve">times / 9,894 cases</w:t>
+              <w:t xml:space="preserve">Times / cases</w:t>
             </w:r>
           </w:p>
         </w:tc>
@@ -17672,7 +15994,7 @@
                 <w:b w:val="0"/>
                 <w:sz w:val="16"/>
               </w:rPr>
-              <w:t xml:space="preserve">,649 outage groups per time</w:t>
+              <w:t xml:space="preserve">6 / 9,894</w:t>
             </w:r>
           </w:p>
         </w:tc>
@@ -17704,49 +16026,21 @@
           <w:rFonts w:ascii="Times New Roman" w:hAnsi="Times New Roman" w:eastAsia="Times New Roman" w:cs="Times New Roman"/>
           <w:sz w:val="21"/>
         </w:rPr>
-        <w:t xml:space="preserve">Counts describe the released CORE-3783 variant. N−1</w:t>
-      </w:r>
-      <w:r>
-        <w:rPr>
-          <w:rFonts w:ascii="Times New Roman" w:hAnsi="Times New Roman" w:eastAsia="Times New Roman" w:cs="Times New Roman"/>
-          <w:sz w:val="21"/>
-        </w:rPr>
-        <w:t xml:space="preserve"> </w:t>
-      </w:r>
-      <w:r>
-        <w:rPr>
-          <w:rFonts w:ascii="Times New Roman" w:hAnsi="Times New Roman" w:eastAsia="Times New Roman" w:cs="Times New Roman"/>
-          <w:sz w:val="21"/>
-        </w:rPr>
-        <w:t xml:space="preserve">uses N1-3787. The Frozen release and model-version reconciliation</w:t>
-      </w:r>
-      <w:r>
-        <w:rPr>
-          <w:rFonts w:ascii="Times New Roman" w:hAnsi="Times New Roman" w:eastAsia="Times New Roman" w:cs="Times New Roman"/>
-          <w:sz w:val="21"/>
-        </w:rPr>
-        <w:t xml:space="preserve"> </w:t>
-      </w:r>
-      <w:r>
-        <w:rPr>
-          <w:rFonts w:ascii="Times New Roman" w:hAnsi="Times New Roman" w:eastAsia="Times New Roman" w:cs="Times New Roman"/>
-          <w:sz w:val="21"/>
-        </w:rPr>
-        <w:t xml:space="preserve">subsection defines their object-level differences, section</w:t>
-      </w:r>
-      <w:r>
-        <w:rPr>
-          <w:rFonts w:ascii="Times New Roman" w:hAnsi="Times New Roman" w:eastAsia="Times New Roman" w:cs="Times New Roman"/>
-          <w:sz w:val="21"/>
-        </w:rPr>
-        <w:t xml:space="preserve"> </w:t>
-      </w:r>
-      <w:r>
-        <w:rPr>
-          <w:rFonts w:ascii="Times New Roman" w:hAnsi="Times New Roman" w:eastAsia="Times New Roman" w:cs="Times New Roman"/>
-          <w:sz w:val="21"/>
-        </w:rPr>
-        <w:t xml:space="preserve">applicability, and fixed hashes.</w:t>
+        <w:t xml:space="preserve">CORE-3783 counts apply except to the N−1 row, which</w:t>
+      </w:r>
+      <w:r>
+        <w:rPr>
+          <w:rFonts w:ascii="Times New Roman" w:hAnsi="Times New Roman" w:eastAsia="Times New Roman" w:cs="Times New Roman"/>
+          <w:sz w:val="21"/>
+        </w:rPr>
+        <w:t xml:space="preserve"> </w:t>
+      </w:r>
+      <w:r>
+        <w:rPr>
+          <w:rFonts w:ascii="Times New Roman" w:hAnsi="Times New Roman" w:eastAsia="Times New Roman" w:cs="Times New Roman"/>
+          <w:sz w:val="21"/>
+        </w:rPr>
+        <w:t xml:space="preserve">uses N1-3787 and 1,649 outage groups per time.</w:t>
       </w:r>
     </w:p>
     <w:bookmarkEnd w:id="52"/>
@@ -18778,7 +17072,7 @@
               <w:pStyle w:val="Compact"/>
               <w:widowControl/>
               <w:spacing w:before="0" w:after="40" w:line="240" w:lineRule="auto"/>
-              <w:jc w:val="center"/>
+              <w:jc w:val="left"/>
             </w:pPr>
             <w:r>
               <w:rPr>
@@ -18867,7 +17161,7 @@
                 <w:b/>
                 <w:sz w:val="16"/>
               </w:rPr>
-              <w:t xml:space="preserve">Background km</w:t>
+              <w:t xml:space="preserve">Reference km</w:t>
             </w:r>
           </w:p>
         </w:tc>
@@ -18921,7 +17215,7 @@
                 <w:b/>
                 <w:sz w:val="16"/>
               </w:rPr>
-              <w:t xml:space="preserve">Line-level parameter evidence</w:t>
+              <w:t xml:space="preserve">Evidence</w:t>
             </w:r>
           </w:p>
         </w:tc>
@@ -18947,32 +17241,13 @@
               <w:spacing w:before="0" w:after="40" w:line="240" w:lineRule="auto"/>
               <w:jc w:val="left"/>
             </w:pPr>
-          </w:p>
-        </w:tc>
-        <w:tc>
-          <w:tcPr>
-            <w:vAlign w:val="center"/>
-            <w:tcMar>
-              <w:top w:w="70" w:type="dxa"/>
-              <w:bottom w:w="70" w:type="dxa"/>
-              <w:start w:w="90" w:type="dxa"/>
-              <w:end w:w="90" w:type="dxa"/>
-            </w:tcMar>
-          </w:tcPr>
-          <w:p>
-            <w:pPr>
-              <w:pStyle w:val="Compact"/>
-              <w:widowControl/>
-              <w:spacing w:before="0" w:after="40" w:line="240" w:lineRule="auto"/>
-              <w:jc w:val="center"/>
-            </w:pPr>
-            <w:r>
-              <w:rPr>
-                <w:rFonts w:ascii="Times New Roman" w:hAnsi="Times New Roman" w:eastAsia="Times New Roman" w:cs="Times New Roman"/>
-                <w:b w:val="0"/>
-                <w:sz w:val="16"/>
-              </w:rPr>
-              <w:t xml:space="preserve">,236</w:t>
+            <w:r>
+              <w:rPr>
+                <w:rFonts w:ascii="Times New Roman" w:hAnsi="Times New Roman" w:eastAsia="Times New Roman" w:cs="Times New Roman"/>
+                <w:b w:val="0"/>
+                <w:sz w:val="16"/>
+              </w:rPr>
+              <w:t xml:space="preserve">60</w:t>
             </w:r>
           </w:p>
         </w:tc>
@@ -18999,7 +17274,7 @@
                 <w:b w:val="0"/>
                 <w:sz w:val="16"/>
               </w:rPr>
-              <w:t xml:space="preserve">,240</w:t>
+              <w:t xml:space="preserve">3,236</w:t>
             </w:r>
           </w:p>
         </w:tc>
@@ -19026,7 +17301,7 @@
                 <w:b w:val="0"/>
                 <w:sz w:val="16"/>
               </w:rPr>
-              <w:t xml:space="preserve">,668.4</w:t>
+              <w:t xml:space="preserve">4,240</w:t>
             </w:r>
           </w:p>
         </w:tc>
@@ -19053,7 +17328,7 @@
                 <w:b w:val="0"/>
                 <w:sz w:val="16"/>
               </w:rPr>
-              <w:t xml:space="preserve">,742.0</w:t>
+              <w:t xml:space="preserve">9,668.4</w:t>
             </w:r>
           </w:p>
         </w:tc>
@@ -19074,6 +17349,14 @@
               <w:spacing w:before="0" w:after="40" w:line="240" w:lineRule="auto"/>
               <w:jc w:val="left"/>
             </w:pPr>
+            <w:r>
+              <w:rPr>
+                <w:rFonts w:ascii="Times New Roman" w:hAnsi="Times New Roman" w:eastAsia="Times New Roman" w:cs="Times New Roman"/>
+                <w:b w:val="0"/>
+                <w:sz w:val="16"/>
+              </w:rPr>
+              <w:t xml:space="preserve">9,742.0</w:t>
+            </w:r>
           </w:p>
         </w:tc>
         <w:tc>
@@ -19099,7 +17382,34 @@
                 <w:b w:val="0"/>
                 <w:sz w:val="16"/>
               </w:rPr>
-              <w:t xml:space="preserve">,517 partial / 2,723</w:t>
+              <w:t xml:space="preserve">0.992</w:t>
+            </w:r>
+          </w:p>
+        </w:tc>
+        <w:tc>
+          <w:tcPr>
+            <w:vAlign w:val="center"/>
+            <w:tcMar>
+              <w:top w:w="70" w:type="dxa"/>
+              <w:bottom w:w="70" w:type="dxa"/>
+              <w:start w:w="90" w:type="dxa"/>
+              <w:end w:w="90" w:type="dxa"/>
+            </w:tcMar>
+          </w:tcPr>
+          <w:p>
+            <w:pPr>
+              <w:pStyle w:val="Compact"/>
+              <w:widowControl/>
+              <w:spacing w:before="0" w:after="40" w:line="240" w:lineRule="auto"/>
+              <w:jc w:val="left"/>
+            </w:pPr>
+            <w:r>
+              <w:rPr>
+                <w:rFonts w:ascii="Times New Roman" w:hAnsi="Times New Roman" w:eastAsia="Times New Roman" w:cs="Times New Roman"/>
+                <w:b w:val="0"/>
+                <w:sz w:val="16"/>
+              </w:rPr>
+              <w:t xml:space="preserve">Partial 1,517; Proxy</w:t>
             </w:r>
             <w:r>
               <w:rPr>
@@ -19115,7 +17425,7 @@
                 <w:b w:val="0"/>
                 <w:sz w:val="16"/>
               </w:rPr>
-              <w:t xml:space="preserve">proxy</w:t>
+              <w:t xml:space="preserve">2,723</w:t>
             </w:r>
           </w:p>
         </w:tc>
@@ -19141,25 +17451,14 @@
               <w:spacing w:before="0" w:after="40" w:line="240" w:lineRule="auto"/>
               <w:jc w:val="left"/>
             </w:pPr>
-          </w:p>
-        </w:tc>
-        <w:tc>
-          <w:tcPr>
-            <w:vAlign w:val="center"/>
-            <w:tcMar>
-              <w:top w:w="70" w:type="dxa"/>
-              <w:bottom w:w="70" w:type="dxa"/>
-              <w:start w:w="90" w:type="dxa"/>
-              <w:end w:w="90" w:type="dxa"/>
-            </w:tcMar>
-          </w:tcPr>
-          <w:p>
-            <w:pPr>
-              <w:pStyle w:val="Compact"/>
-              <w:widowControl/>
-              <w:spacing w:before="0" w:after="40" w:line="240" w:lineRule="auto"/>
-              <w:jc w:val="center"/>
-            </w:pPr>
+            <w:r>
+              <w:rPr>
+                <w:rFonts w:ascii="Times New Roman" w:hAnsi="Times New Roman" w:eastAsia="Times New Roman" w:cs="Times New Roman"/>
+                <w:b w:val="0"/>
+                <w:sz w:val="16"/>
+              </w:rPr>
+              <w:t xml:space="preserve">130</w:t>
+            </w:r>
           </w:p>
         </w:tc>
         <w:tc>
@@ -19179,6 +17478,14 @@
               <w:spacing w:before="0" w:after="40" w:line="240" w:lineRule="auto"/>
               <w:jc w:val="left"/>
             </w:pPr>
+            <w:r>
+              <w:rPr>
+                <w:rFonts w:ascii="Times New Roman" w:hAnsi="Times New Roman" w:eastAsia="Times New Roman" w:cs="Times New Roman"/>
+                <w:b w:val="0"/>
+                <w:sz w:val="16"/>
+              </w:rPr>
+              <w:t xml:space="preserve">8</w:t>
+            </w:r>
           </w:p>
         </w:tc>
         <w:tc>
@@ -19198,6 +17505,14 @@
               <w:spacing w:before="0" w:after="40" w:line="240" w:lineRule="auto"/>
               <w:jc w:val="left"/>
             </w:pPr>
+            <w:r>
+              <w:rPr>
+                <w:rFonts w:ascii="Times New Roman" w:hAnsi="Times New Roman" w:eastAsia="Times New Roman" w:cs="Times New Roman"/>
+                <w:b w:val="0"/>
+                <w:sz w:val="16"/>
+              </w:rPr>
+              <w:t xml:space="preserve">7</w:t>
+            </w:r>
           </w:p>
         </w:tc>
         <w:tc>
@@ -19217,6 +17532,14 @@
               <w:spacing w:before="0" w:after="40" w:line="240" w:lineRule="auto"/>
               <w:jc w:val="left"/>
             </w:pPr>
+            <w:r>
+              <w:rPr>
+                <w:rFonts w:ascii="Times New Roman" w:hAnsi="Times New Roman" w:eastAsia="Times New Roman" w:cs="Times New Roman"/>
+                <w:b w:val="0"/>
+                <w:sz w:val="16"/>
+              </w:rPr>
+              <w:t xml:space="preserve">41.6</w:t>
+            </w:r>
           </w:p>
         </w:tc>
         <w:tc>
@@ -19236,6 +17559,14 @@
               <w:spacing w:before="0" w:after="40" w:line="240" w:lineRule="auto"/>
               <w:jc w:val="left"/>
             </w:pPr>
+            <w:r>
+              <w:rPr>
+                <w:rFonts w:ascii="Times New Roman" w:hAnsi="Times New Roman" w:eastAsia="Times New Roman" w:cs="Times New Roman"/>
+                <w:b w:val="0"/>
+                <w:sz w:val="16"/>
+              </w:rPr>
+              <w:t xml:space="preserve">38.2</w:t>
+            </w:r>
           </w:p>
         </w:tc>
         <w:tc>
@@ -19261,7 +17592,34 @@
                 <w:b w:val="0"/>
                 <w:sz w:val="16"/>
               </w:rPr>
-              <w:t xml:space="preserve">proxy</w:t>
+              <w:t xml:space="preserve">1.090</w:t>
+            </w:r>
+          </w:p>
+        </w:tc>
+        <w:tc>
+          <w:tcPr>
+            <w:vAlign w:val="center"/>
+            <w:tcMar>
+              <w:top w:w="70" w:type="dxa"/>
+              <w:bottom w:w="70" w:type="dxa"/>
+              <w:start w:w="90" w:type="dxa"/>
+              <w:end w:w="90" w:type="dxa"/>
+            </w:tcMar>
+          </w:tcPr>
+          <w:p>
+            <w:pPr>
+              <w:pStyle w:val="Compact"/>
+              <w:widowControl/>
+              <w:spacing w:before="0" w:after="40" w:line="240" w:lineRule="auto"/>
+              <w:jc w:val="left"/>
+            </w:pPr>
+            <w:r>
+              <w:rPr>
+                <w:rFonts w:ascii="Times New Roman" w:hAnsi="Times New Roman" w:eastAsia="Times New Roman" w:cs="Times New Roman"/>
+                <w:b w:val="0"/>
+                <w:sz w:val="16"/>
+              </w:rPr>
+              <w:t xml:space="preserve">Proxy 7</w:t>
             </w:r>
           </w:p>
         </w:tc>
@@ -19287,25 +17645,14 @@
               <w:spacing w:before="0" w:after="40" w:line="240" w:lineRule="auto"/>
               <w:jc w:val="left"/>
             </w:pPr>
-          </w:p>
-        </w:tc>
-        <w:tc>
-          <w:tcPr>
-            <w:vAlign w:val="center"/>
-            <w:tcMar>
-              <w:top w:w="70" w:type="dxa"/>
-              <w:bottom w:w="70" w:type="dxa"/>
-              <w:start w:w="90" w:type="dxa"/>
-              <w:end w:w="90" w:type="dxa"/>
-            </w:tcMar>
-          </w:tcPr>
-          <w:p>
-            <w:pPr>
-              <w:pStyle w:val="Compact"/>
-              <w:widowControl/>
-              <w:spacing w:before="0" w:after="40" w:line="240" w:lineRule="auto"/>
-              <w:jc w:val="center"/>
-            </w:pPr>
+            <w:r>
+              <w:rPr>
+                <w:rFonts w:ascii="Times New Roman" w:hAnsi="Times New Roman" w:eastAsia="Times New Roman" w:cs="Times New Roman"/>
+                <w:b w:val="0"/>
+                <w:sz w:val="16"/>
+              </w:rPr>
+              <w:t xml:space="preserve">150</w:t>
+            </w:r>
           </w:p>
         </w:tc>
         <w:tc>
@@ -19325,6 +17672,14 @@
               <w:spacing w:before="0" w:after="40" w:line="240" w:lineRule="auto"/>
               <w:jc w:val="left"/>
             </w:pPr>
+            <w:r>
+              <w:rPr>
+                <w:rFonts w:ascii="Times New Roman" w:hAnsi="Times New Roman" w:eastAsia="Times New Roman" w:cs="Times New Roman"/>
+                <w:b w:val="0"/>
+                <w:sz w:val="16"/>
+              </w:rPr>
+              <w:t xml:space="preserve">132</w:t>
+            </w:r>
           </w:p>
         </w:tc>
         <w:tc>
@@ -19350,7 +17705,7 @@
                 <w:b w:val="0"/>
                 <w:sz w:val="16"/>
               </w:rPr>
-              <w:t xml:space="preserve">,054.1</w:t>
+              <w:t xml:space="preserve">156</w:t>
             </w:r>
           </w:p>
         </w:tc>
@@ -19377,7 +17732,7 @@
                 <w:b w:val="0"/>
                 <w:sz w:val="16"/>
               </w:rPr>
-              <w:t xml:space="preserve">,514.0</w:t>
+              <w:t xml:space="preserve">2,054.1</w:t>
             </w:r>
           </w:p>
         </w:tc>
@@ -19398,6 +17753,14 @@
               <w:spacing w:before="0" w:after="40" w:line="240" w:lineRule="auto"/>
               <w:jc w:val="left"/>
             </w:pPr>
+            <w:r>
+              <w:rPr>
+                <w:rFonts w:ascii="Times New Roman" w:hAnsi="Times New Roman" w:eastAsia="Times New Roman" w:cs="Times New Roman"/>
+                <w:b w:val="0"/>
+                <w:sz w:val="16"/>
+              </w:rPr>
+              <w:t xml:space="preserve">2,514.0</w:t>
+            </w:r>
           </w:p>
         </w:tc>
         <w:tc>
@@ -19423,7 +17786,34 @@
                 <w:b w:val="0"/>
                 <w:sz w:val="16"/>
               </w:rPr>
-              <w:t xml:space="preserve">proxy</w:t>
+              <w:t xml:space="preserve">0.817</w:t>
+            </w:r>
+          </w:p>
+        </w:tc>
+        <w:tc>
+          <w:tcPr>
+            <w:vAlign w:val="center"/>
+            <w:tcMar>
+              <w:top w:w="70" w:type="dxa"/>
+              <w:bottom w:w="70" w:type="dxa"/>
+              <w:start w:w="90" w:type="dxa"/>
+              <w:end w:w="90" w:type="dxa"/>
+            </w:tcMar>
+          </w:tcPr>
+          <w:p>
+            <w:pPr>
+              <w:pStyle w:val="Compact"/>
+              <w:widowControl/>
+              <w:spacing w:before="0" w:after="40" w:line="240" w:lineRule="auto"/>
+              <w:jc w:val="left"/>
+            </w:pPr>
+            <w:r>
+              <w:rPr>
+                <w:rFonts w:ascii="Times New Roman" w:hAnsi="Times New Roman" w:eastAsia="Times New Roman" w:cs="Times New Roman"/>
+                <w:b w:val="0"/>
+                <w:sz w:val="16"/>
+              </w:rPr>
+              <w:t xml:space="preserve">Proxy 156</w:t>
             </w:r>
           </w:p>
         </w:tc>
@@ -19449,25 +17839,14 @@
               <w:spacing w:before="0" w:after="40" w:line="240" w:lineRule="auto"/>
               <w:jc w:val="left"/>
             </w:pPr>
-          </w:p>
-        </w:tc>
-        <w:tc>
-          <w:tcPr>
-            <w:vAlign w:val="center"/>
-            <w:tcMar>
-              <w:top w:w="70" w:type="dxa"/>
-              <w:bottom w:w="70" w:type="dxa"/>
-              <w:start w:w="90" w:type="dxa"/>
-              <w:end w:w="90" w:type="dxa"/>
-            </w:tcMar>
-          </w:tcPr>
-          <w:p>
-            <w:pPr>
-              <w:pStyle w:val="Compact"/>
-              <w:widowControl/>
-              <w:spacing w:before="0" w:after="40" w:line="240" w:lineRule="auto"/>
-              <w:jc w:val="center"/>
-            </w:pPr>
+            <w:r>
+              <w:rPr>
+                <w:rFonts w:ascii="Times New Roman" w:hAnsi="Times New Roman" w:eastAsia="Times New Roman" w:cs="Times New Roman"/>
+                <w:b w:val="0"/>
+                <w:sz w:val="16"/>
+              </w:rPr>
+              <w:t xml:space="preserve">220</w:t>
+            </w:r>
           </w:p>
         </w:tc>
         <w:tc>
@@ -19487,6 +17866,14 @@
               <w:spacing w:before="0" w:after="40" w:line="240" w:lineRule="auto"/>
               <w:jc w:val="left"/>
             </w:pPr>
+            <w:r>
+              <w:rPr>
+                <w:rFonts w:ascii="Times New Roman" w:hAnsi="Times New Roman" w:eastAsia="Times New Roman" w:cs="Times New Roman"/>
+                <w:b w:val="0"/>
+                <w:sz w:val="16"/>
+              </w:rPr>
+              <w:t xml:space="preserve">214</w:t>
+            </w:r>
           </w:p>
         </w:tc>
         <w:tc>
@@ -19512,7 +17899,7 @@
                 <w:b w:val="0"/>
                 <w:sz w:val="16"/>
               </w:rPr>
-              <w:t xml:space="preserve">,206.9</w:t>
+              <w:t xml:space="preserve">294</w:t>
             </w:r>
           </w:p>
         </w:tc>
@@ -19539,7 +17926,7 @@
                 <w:b w:val="0"/>
                 <w:sz w:val="16"/>
               </w:rPr>
-              <w:t xml:space="preserve">,916.0</w:t>
+              <w:t xml:space="preserve">3,206.9</w:t>
             </w:r>
           </w:p>
         </w:tc>
@@ -19560,6 +17947,14 @@
               <w:spacing w:before="0" w:after="40" w:line="240" w:lineRule="auto"/>
               <w:jc w:val="left"/>
             </w:pPr>
+            <w:r>
+              <w:rPr>
+                <w:rFonts w:ascii="Times New Roman" w:hAnsi="Times New Roman" w:eastAsia="Times New Roman" w:cs="Times New Roman"/>
+                <w:b w:val="0"/>
+                <w:sz w:val="16"/>
+              </w:rPr>
+              <w:t xml:space="preserve">3,916.0</w:t>
+            </w:r>
           </w:p>
         </w:tc>
         <w:tc>
@@ -19585,7 +17980,34 @@
                 <w:b w:val="0"/>
                 <w:sz w:val="16"/>
               </w:rPr>
-              <w:t xml:space="preserve">proxy</w:t>
+              <w:t xml:space="preserve">0.819</w:t>
+            </w:r>
+          </w:p>
+        </w:tc>
+        <w:tc>
+          <w:tcPr>
+            <w:vAlign w:val="center"/>
+            <w:tcMar>
+              <w:top w:w="70" w:type="dxa"/>
+              <w:bottom w:w="70" w:type="dxa"/>
+              <w:start w:w="90" w:type="dxa"/>
+              <w:end w:w="90" w:type="dxa"/>
+            </w:tcMar>
+          </w:tcPr>
+          <w:p>
+            <w:pPr>
+              <w:pStyle w:val="Compact"/>
+              <w:widowControl/>
+              <w:spacing w:before="0" w:after="40" w:line="240" w:lineRule="auto"/>
+              <w:jc w:val="left"/>
+            </w:pPr>
+            <w:r>
+              <w:rPr>
+                <w:rFonts w:ascii="Times New Roman" w:hAnsi="Times New Roman" w:eastAsia="Times New Roman" w:cs="Times New Roman"/>
+                <w:b w:val="0"/>
+                <w:sz w:val="16"/>
+              </w:rPr>
+              <w:t xml:space="preserve">Proxy 294</w:t>
             </w:r>
           </w:p>
         </w:tc>
@@ -19611,25 +18033,14 @@
               <w:spacing w:before="0" w:after="40" w:line="240" w:lineRule="auto"/>
               <w:jc w:val="left"/>
             </w:pPr>
-          </w:p>
-        </w:tc>
-        <w:tc>
-          <w:tcPr>
-            <w:vAlign w:val="center"/>
-            <w:tcMar>
-              <w:top w:w="70" w:type="dxa"/>
-              <w:bottom w:w="70" w:type="dxa"/>
-              <w:start w:w="90" w:type="dxa"/>
-              <w:end w:w="90" w:type="dxa"/>
-            </w:tcMar>
-          </w:tcPr>
-          <w:p>
-            <w:pPr>
-              <w:pStyle w:val="Compact"/>
-              <w:widowControl/>
-              <w:spacing w:before="0" w:after="40" w:line="240" w:lineRule="auto"/>
-              <w:jc w:val="center"/>
-            </w:pPr>
+            <w:r>
+              <w:rPr>
+                <w:rFonts w:ascii="Times New Roman" w:hAnsi="Times New Roman" w:eastAsia="Times New Roman" w:cs="Times New Roman"/>
+                <w:b w:val="0"/>
+                <w:sz w:val="16"/>
+              </w:rPr>
+              <w:t xml:space="preserve">400</w:t>
+            </w:r>
           </w:p>
         </w:tc>
         <w:tc>
@@ -19649,6 +18060,14 @@
               <w:spacing w:before="0" w:after="40" w:line="240" w:lineRule="auto"/>
               <w:jc w:val="left"/>
             </w:pPr>
+            <w:r>
+              <w:rPr>
+                <w:rFonts w:ascii="Times New Roman" w:hAnsi="Times New Roman" w:eastAsia="Times New Roman" w:cs="Times New Roman"/>
+                <w:b w:val="0"/>
+                <w:sz w:val="16"/>
+              </w:rPr>
+              <w:t xml:space="preserve">193</w:t>
+            </w:r>
           </w:p>
         </w:tc>
         <w:tc>
@@ -19674,7 +18093,7 @@
                 <w:b w:val="0"/>
                 <w:sz w:val="16"/>
               </w:rPr>
-              <w:t xml:space="preserve">,579.5</w:t>
+              <w:t xml:space="preserve">246</w:t>
             </w:r>
           </w:p>
         </w:tc>
@@ -19701,7 +18120,7 @@
                 <w:b w:val="0"/>
                 <w:sz w:val="16"/>
               </w:rPr>
-              <w:t xml:space="preserve">,465.0</w:t>
+              <w:t xml:space="preserve">3,579.5</w:t>
             </w:r>
           </w:p>
         </w:tc>
@@ -19722,6 +18141,14 @@
               <w:spacing w:before="0" w:after="40" w:line="240" w:lineRule="auto"/>
               <w:jc w:val="left"/>
             </w:pPr>
+            <w:r>
+              <w:rPr>
+                <w:rFonts w:ascii="Times New Roman" w:hAnsi="Times New Roman" w:eastAsia="Times New Roman" w:cs="Times New Roman"/>
+                <w:b w:val="0"/>
+                <w:sz w:val="16"/>
+              </w:rPr>
+              <w:t xml:space="preserve">3,465.0</w:t>
+            </w:r>
           </w:p>
         </w:tc>
         <w:tc>
@@ -19747,7 +18174,34 @@
                 <w:b w:val="0"/>
                 <w:sz w:val="16"/>
               </w:rPr>
-              <w:t xml:space="preserve">proxy</w:t>
+              <w:t xml:space="preserve">1.033</w:t>
+            </w:r>
+          </w:p>
+        </w:tc>
+        <w:tc>
+          <w:tcPr>
+            <w:vAlign w:val="center"/>
+            <w:tcMar>
+              <w:top w:w="70" w:type="dxa"/>
+              <w:bottom w:w="70" w:type="dxa"/>
+              <w:start w:w="90" w:type="dxa"/>
+              <w:end w:w="90" w:type="dxa"/>
+            </w:tcMar>
+          </w:tcPr>
+          <w:p>
+            <w:pPr>
+              <w:pStyle w:val="Compact"/>
+              <w:widowControl/>
+              <w:spacing w:before="0" w:after="40" w:line="240" w:lineRule="auto"/>
+              <w:jc w:val="left"/>
+            </w:pPr>
+            <w:r>
+              <w:rPr>
+                <w:rFonts w:ascii="Times New Roman" w:hAnsi="Times New Roman" w:eastAsia="Times New Roman" w:cs="Times New Roman"/>
+                <w:b w:val="0"/>
+                <w:sz w:val="16"/>
+              </w:rPr>
+              <w:t xml:space="preserve">Proxy 246</w:t>
             </w:r>
           </w:p>
         </w:tc>
@@ -19779,155 +18233,35 @@
           <w:rFonts w:ascii="Times New Roman" w:hAnsi="Times New Roman" w:eastAsia="Times New Roman" w:cs="Times New Roman"/>
           <w:sz w:val="21"/>
         </w:rPr>
-        <w:t xml:space="preserve">The 130 kV sample contains seven lines. Background</w:t>
-      </w:r>
-      <w:r>
-        <w:rPr>
-          <w:rFonts w:ascii="Times New Roman" w:hAnsi="Times New Roman" w:eastAsia="Times New Roman" w:cs="Times New Roman"/>
-          <w:sz w:val="21"/>
-        </w:rPr>
-        <w:t xml:space="preserve"> </w:t>
-      </w:r>
-      <w:r>
-        <w:rPr>
-          <w:rFonts w:ascii="Times New Roman" w:hAnsi="Times New Roman" w:eastAsia="Times New Roman" w:cs="Times New Roman"/>
-          <w:sz w:val="21"/>
-        </w:rPr>
-        <w:t xml:space="preserve">length is non-independent OSM context at 60/130 kV and REN aggregate</w:t>
-      </w:r>
-      <w:r>
-        <w:rPr>
-          <w:rFonts w:ascii="Times New Roman" w:hAnsi="Times New Roman" w:eastAsia="Times New Roman" w:cs="Times New Roman"/>
-          <w:sz w:val="21"/>
-        </w:rPr>
-        <w:t xml:space="preserve"> </w:t>
-      </w:r>
-      <w:r>
-        <w:rPr>
-          <w:rFonts w:ascii="Times New Roman" w:hAnsi="Times New Roman" w:eastAsia="Times New Roman" w:cs="Times New Roman"/>
-          <w:sz w:val="21"/>
-        </w:rPr>
-        <w:t xml:space="preserve">length at 150/220/400 kV. Route-km and circuit length differ, so ratios</w:t>
-      </w:r>
-      <w:r>
-        <w:rPr>
-          <w:rFonts w:ascii="Times New Roman" w:hAnsi="Times New Roman" w:eastAsia="Times New Roman" w:cs="Times New Roman"/>
-          <w:sz w:val="21"/>
-        </w:rPr>
-        <w:t xml:space="preserve"> </w:t>
-      </w:r>
-      <w:r>
-        <w:rPr>
-          <w:rFonts w:ascii="Times New Roman" w:hAnsi="Times New Roman" w:eastAsia="Times New Roman" w:cs="Times New Roman"/>
-          <w:sz w:val="21"/>
-        </w:rPr>
-        <w:t xml:space="preserve">are not accuracy. The active network is one connected component with</w:t>
-      </w:r>
-      <w:r>
-        <w:rPr>
-          <w:rFonts w:ascii="Times New Roman" w:hAnsi="Times New Roman" w:eastAsia="Times New Roman" w:cs="Times New Roman"/>
-          <w:sz w:val="21"/>
-        </w:rPr>
-        <w:t xml:space="preserve"> </w:t>
-      </w:r>
-      <w:r>
-        <w:rPr>
-          <w:rFonts w:ascii="Times New Roman" w:hAnsi="Times New Roman" w:eastAsia="Times New Roman" w:cs="Times New Roman"/>
-          <w:sz w:val="21"/>
-        </w:rPr>
-        <w:t xml:space="preserve">simple-graph cycle rank 501, median degree 2, and 95th-percentile degree</w:t>
-      </w:r>
-      <w:r>
-        <w:rPr>
-          <w:rFonts w:ascii="Times New Roman" w:hAnsi="Times New Roman" w:eastAsia="Times New Roman" w:cs="Times New Roman"/>
-          <w:sz w:val="21"/>
-        </w:rPr>
-        <w:t xml:space="preserve"> </w:t>
-      </w:r>
-      <w:r>
-        <w:rPr>
-          <w:rFonts w:ascii="Times New Roman" w:hAnsi="Times New Roman" w:eastAsia="Times New Roman" w:cs="Times New Roman"/>
-          <w:sz w:val="21"/>
-        </w:rPr>
-        <w:t xml:space="preserve">4. All 31,492 cases completed and converged; interval-weighted AC</w:t>
-      </w:r>
-      <w:r>
-        <w:rPr>
-          <w:rFonts w:ascii="Times New Roman" w:hAnsi="Times New Roman" w:eastAsia="Times New Roman" w:cs="Times New Roman"/>
-          <w:sz w:val="21"/>
-        </w:rPr>
-        <w:t xml:space="preserve"> </w:t>
-      </w:r>
-      <w:r>
-        <w:rPr>
-          <w:rFonts w:ascii="Times New Roman" w:hAnsi="Times New Roman" w:eastAsia="Times New Roman" w:cs="Times New Roman"/>
-          <w:sz w:val="21"/>
-        </w:rPr>
-        <w:t xml:space="preserve">closure mean absolute error (MAE) is</w:t>
-      </w:r>
-      <w:r>
-        <w:rPr>
-          <w:rFonts w:ascii="Times New Roman" w:hAnsi="Times New Roman" w:eastAsia="Times New Roman" w:cs="Times New Roman"/>
-          <w:sz w:val="21"/>
-        </w:rPr>
-        <w:t xml:space="preserve"> </w:t>
-      </w:r>
-      <m:oMath>
-        <m:r>
-          <m:t>1.77</m:t>
-        </m:r>
-        <m:r>
-          <m:rPr>
-            <m:sty m:val="p"/>
-          </m:rPr>
-          <m:t>×</m:t>
-        </m:r>
-        <m:sSup>
-          <m:e>
-            <m:r>
-              <m:t>10</m:t>
-            </m:r>
-          </m:e>
-          <m:sup>
-            <m:r>
-              <m:rPr>
-                <m:sty m:val="p"/>
-              </m:rPr>
-              <m:t>−</m:t>
-            </m:r>
-            <m:r>
-              <m:t>6</m:t>
-            </m:r>
-          </m:sup>
-        </m:sSup>
-      </m:oMath>
-      <w:r>
-        <w:rPr>
-          <w:rFonts w:ascii="Times New Roman" w:hAnsi="Times New Roman" w:eastAsia="Times New Roman" w:cs="Times New Roman"/>
-          <w:sz w:val="21"/>
-        </w:rPr>
-        <w:t xml:space="preserve"> </w:t>
-      </w:r>
-      <w:r>
-        <w:rPr>
-          <w:rFonts w:ascii="Times New Roman" w:hAnsi="Times New Roman" w:eastAsia="Times New Roman" w:cs="Times New Roman"/>
-          <w:sz w:val="21"/>
-        </w:rPr>
-        <w:t xml:space="preserve">MW. Partial</w:t>
-      </w:r>
-      <w:r>
-        <w:rPr>
-          <w:rFonts w:ascii="Times New Roman" w:hAnsi="Times New Roman" w:eastAsia="Times New Roman" w:cs="Times New Roman"/>
-          <w:sz w:val="21"/>
-        </w:rPr>
-        <w:t xml:space="preserve"> </w:t>
-      </w:r>
-      <w:r>
-        <w:rPr>
-          <w:rFonts w:ascii="Times New Roman" w:hAnsi="Times New Roman" w:eastAsia="Times New Roman" w:cs="Times New Roman"/>
-          <w:sz w:val="21"/>
-        </w:rPr>
-        <w:t xml:space="preserve">line-level support does not mean that every field is observed; all</w:t>
+        <w:t xml:space="preserve">The 130 kV sample has seven lines. References are</w:t>
+      </w:r>
+      <w:r>
+        <w:rPr>
+          <w:rFonts w:ascii="Times New Roman" w:hAnsi="Times New Roman" w:eastAsia="Times New Roman" w:cs="Times New Roman"/>
+          <w:sz w:val="21"/>
+        </w:rPr>
+        <w:t xml:space="preserve"> </w:t>
+      </w:r>
+      <w:r>
+        <w:rPr>
+          <w:rFonts w:ascii="Times New Roman" w:hAnsi="Times New Roman" w:eastAsia="Times New Roman" w:cs="Times New Roman"/>
+          <w:sz w:val="21"/>
+        </w:rPr>
+        <w:t xml:space="preserve">OSM at 60/130 kV and REN aggregates at 150–400 kV; route-km is not</w:t>
+      </w:r>
+      <w:r>
+        <w:rPr>
+          <w:rFonts w:ascii="Times New Roman" w:hAnsi="Times New Roman" w:eastAsia="Times New Roman" w:cs="Times New Roman"/>
+          <w:sz w:val="21"/>
+        </w:rPr>
+        <w:t xml:space="preserve"> </w:t>
+      </w:r>
+      <w:r>
+        <w:rPr>
+          <w:rFonts w:ascii="Times New Roman" w:hAnsi="Times New Roman" w:eastAsia="Times New Roman" w:cs="Times New Roman"/>
+          <w:sz w:val="21"/>
+        </w:rPr>
+        <w:t xml:space="preserve">circuit length. Partial is line-level; all</w:t>
       </w:r>
       <w:r>
         <w:rPr>
@@ -19979,7 +18313,21 @@
           <w:rFonts w:ascii="Times New Roman" w:hAnsi="Times New Roman" w:eastAsia="Times New Roman" w:cs="Times New Roman"/>
           <w:sz w:val="21"/>
         </w:rPr>
-        <w:t xml:space="preserve">values are proxies.</w:t>
+        <w:t xml:space="preserve">values are</w:t>
+      </w:r>
+      <w:r>
+        <w:rPr>
+          <w:rFonts w:ascii="Times New Roman" w:hAnsi="Times New Roman" w:eastAsia="Times New Roman" w:cs="Times New Roman"/>
+          <w:sz w:val="21"/>
+        </w:rPr>
+        <w:t xml:space="preserve"> </w:t>
+      </w:r>
+      <w:r>
+        <w:rPr>
+          <w:rFonts w:ascii="Times New Roman" w:hAnsi="Times New Roman" w:eastAsia="Times New Roman" w:cs="Times New Roman"/>
+          <w:sz w:val="21"/>
+        </w:rPr>
+        <w:t xml:space="preserve">Proxy.</w:t>
       </w:r>
     </w:p>
     <w:bookmarkEnd w:id="57"/>
@@ -20568,35 +18916,49 @@
           <w:rFonts w:ascii="Times New Roman" w:hAnsi="Times New Roman" w:eastAsia="Times New Roman" w:cs="Times New Roman"/>
           <w:sz w:val="21"/>
         </w:rPr>
-        <w:t xml:space="preserve">National demand comparison contains 31,388 paired intervals. The ratio</w:t>
-      </w:r>
-      <w:r>
-        <w:rPr>
-          <w:rFonts w:ascii="Times New Roman" w:hAnsi="Times New Roman" w:eastAsia="Times New Roman" w:cs="Times New Roman"/>
-          <w:sz w:val="21"/>
-        </w:rPr>
-        <w:t xml:space="preserve"> </w:t>
-      </w:r>
-      <w:r>
-        <w:rPr>
-          <w:rFonts w:ascii="Times New Roman" w:hAnsi="Times New Roman" w:eastAsia="Times New Roman" w:cs="Times New Roman"/>
-          <w:sz w:val="21"/>
-        </w:rPr>
-        <w:t xml:space="preserve">of mean SimPT60 consumption to public E-REDES consumption is 1.003, with</w:t>
-      </w:r>
-      <w:r>
-        <w:rPr>
-          <w:rFonts w:ascii="Times New Roman" w:hAnsi="Times New Roman" w:eastAsia="Times New Roman" w:cs="Times New Roman"/>
-          <w:sz w:val="21"/>
-        </w:rPr>
-        <w:t xml:space="preserve"> </w:t>
-      </w:r>
-      <w:r>
-        <w:rPr>
-          <w:rFonts w:ascii="Times New Roman" w:hAnsi="Times New Roman" w:eastAsia="Times New Roman" w:cs="Times New Roman"/>
-          <w:sz w:val="21"/>
-        </w:rPr>
-        <w:t xml:space="preserve">a day-block bootstrap 95% confidence interval of</w:t>
+        <w:t xml:space="preserve">National demand comparison contains 31,388 paired intervals. The E-REDES</w:t>
+      </w:r>
+      <w:r>
+        <w:rPr>
+          <w:rFonts w:ascii="Times New Roman" w:hAnsi="Times New Roman" w:eastAsia="Times New Roman" w:cs="Times New Roman"/>
+          <w:sz w:val="21"/>
+        </w:rPr>
+        <w:t xml:space="preserve"> </w:t>
+      </w:r>
+      <w:r>
+        <w:rPr>
+          <w:rFonts w:ascii="Times New Roman" w:hAnsi="Times New Roman" w:eastAsia="Times New Roman" w:cs="Times New Roman"/>
+          <w:sz w:val="21"/>
+        </w:rPr>
+        <w:t xml:space="preserve">reference includes losses. The ratio of mean SimPT60 consumption to</w:t>
+      </w:r>
+      <w:r>
+        <w:rPr>
+          <w:rFonts w:ascii="Times New Roman" w:hAnsi="Times New Roman" w:eastAsia="Times New Roman" w:cs="Times New Roman"/>
+          <w:sz w:val="21"/>
+        </w:rPr>
+        <w:t xml:space="preserve"> </w:t>
+      </w:r>
+      <w:r>
+        <w:rPr>
+          <w:rFonts w:ascii="Times New Roman" w:hAnsi="Times New Roman" w:eastAsia="Times New Roman" w:cs="Times New Roman"/>
+          <w:sz w:val="21"/>
+        </w:rPr>
+        <w:t xml:space="preserve">public E-REDES consumption is 1.003, with a day-block bootstrap 95%</w:t>
+      </w:r>
+      <w:r>
+        <w:rPr>
+          <w:rFonts w:ascii="Times New Roman" w:hAnsi="Times New Roman" w:eastAsia="Times New Roman" w:cs="Times New Roman"/>
+          <w:sz w:val="21"/>
+        </w:rPr>
+        <w:t xml:space="preserve"> </w:t>
+      </w:r>
+      <w:r>
+        <w:rPr>
+          <w:rFonts w:ascii="Times New Roman" w:hAnsi="Times New Roman" w:eastAsia="Times New Roman" w:cs="Times New Roman"/>
+          <w:sz w:val="21"/>
+        </w:rPr>
+        <w:t xml:space="preserve">confidence interval of</w:t>
       </w:r>
       <w:r>
         <w:rPr>
@@ -20631,21 +18993,21 @@
           <w:rFonts w:ascii="Times New Roman" w:hAnsi="Times New Roman" w:eastAsia="Times New Roman" w:cs="Times New Roman"/>
           <w:sz w:val="21"/>
         </w:rPr>
-        <w:t xml:space="preserve">.</w:t>
-      </w:r>
-      <w:r>
-        <w:rPr>
-          <w:rFonts w:ascii="Times New Roman" w:hAnsi="Times New Roman" w:eastAsia="Times New Roman" w:cs="Times New Roman"/>
-          <w:sz w:val="21"/>
-        </w:rPr>
-        <w:t xml:space="preserve"> </w:t>
-      </w:r>
-      <w:r>
-        <w:rPr>
-          <w:rFonts w:ascii="Times New Roman" w:hAnsi="Times New Roman" w:eastAsia="Times New Roman" w:cs="Times New Roman"/>
-          <w:sz w:val="21"/>
-        </w:rPr>
-        <w:t xml:space="preserve">Fifteen-minute Pearson correlation is 0.997</w:t>
+        <w:t xml:space="preserve">. Fifteen-minute Pearson</w:t>
+      </w:r>
+      <w:r>
+        <w:rPr>
+          <w:rFonts w:ascii="Times New Roman" w:hAnsi="Times New Roman" w:eastAsia="Times New Roman" w:cs="Times New Roman"/>
+          <w:sz w:val="21"/>
+        </w:rPr>
+        <w:t xml:space="preserve"> </w:t>
+      </w:r>
+      <w:r>
+        <w:rPr>
+          <w:rFonts w:ascii="Times New Roman" w:hAnsi="Times New Roman" w:eastAsia="Times New Roman" w:cs="Times New Roman"/>
+          <w:sz w:val="21"/>
+        </w:rPr>
+        <w:t xml:space="preserve">correlation is 0.997</w:t>
       </w:r>
       <w:r>
         <w:rPr>
@@ -20680,7 +19042,7 @@
           <w:rFonts w:ascii="Times New Roman" w:hAnsi="Times New Roman" w:eastAsia="Times New Roman" w:cs="Times New Roman"/>
           <w:sz w:val="21"/>
         </w:rPr>
-        <w:t xml:space="preserve">, and MAE</w:t>
+        <w:t xml:space="preserve">, and mean absolute error (MAE)</w:t>
       </w:r>
       <w:r>
         <w:rPr>
@@ -21948,21 +20310,63 @@
           <w:rFonts w:ascii="Times New Roman" w:hAnsi="Times New Roman" w:eastAsia="Times New Roman" w:cs="Times New Roman"/>
           <w:sz w:val="21"/>
         </w:rPr>
-        <w:t xml:space="preserve">nodal demand. Fold assignments, pair-level predictions, and</w:t>
-      </w:r>
-      <w:r>
-        <w:rPr>
-          <w:rFonts w:ascii="Times New Roman" w:hAnsi="Times New Roman" w:eastAsia="Times New Roman" w:cs="Times New Roman"/>
-          <w:sz w:val="21"/>
-        </w:rPr>
-        <w:t xml:space="preserve"> </w:t>
-      </w:r>
-      <w:r>
-        <w:rPr>
-          <w:rFonts w:ascii="Times New Roman" w:hAnsi="Times New Roman" w:eastAsia="Times New Roman" w:cs="Times New Roman"/>
-          <w:sz w:val="21"/>
-        </w:rPr>
-        <w:t xml:space="preserve">recomputation code are included in the released validation package.</w:t>
+        <w:t xml:space="preserve">nodal demand. Capacity-share, geographic-neighbor, and network-neighbor</w:t>
+      </w:r>
+      <w:r>
+        <w:rPr>
+          <w:rFonts w:ascii="Times New Roman" w:hAnsi="Times New Roman" w:eastAsia="Times New Roman" w:cs="Times New Roman"/>
+          <w:sz w:val="21"/>
+        </w:rPr>
+        <w:t xml:space="preserve"> </w:t>
+      </w:r>
+      <w:r>
+        <w:rPr>
+          <w:rFonts w:ascii="Times New Roman" w:hAnsi="Times New Roman" w:eastAsia="Times New Roman" w:cs="Times New Roman"/>
+          <w:sz w:val="21"/>
+        </w:rPr>
+        <w:t xml:space="preserve">RMSE values are 6.357, 5.675, and 5.702 MW, respectively; the</w:t>
+      </w:r>
+      <w:r>
+        <w:rPr>
+          <w:rFonts w:ascii="Times New Roman" w:hAnsi="Times New Roman" w:eastAsia="Times New Roman" w:cs="Times New Roman"/>
+          <w:sz w:val="21"/>
+        </w:rPr>
+        <w:t xml:space="preserve"> </w:t>
+      </w:r>
+      <w:r>
+        <w:rPr>
+          <w:rFonts w:ascii="Times New Roman" w:hAnsi="Times New Roman" w:eastAsia="Times New Roman" w:cs="Times New Roman"/>
+          <w:sz w:val="21"/>
+        </w:rPr>
+        <w:t xml:space="preserve">corresponding weighted absolute percentage error (WAPE) values are</w:t>
+      </w:r>
+      <w:r>
+        <w:rPr>
+          <w:rFonts w:ascii="Times New Roman" w:hAnsi="Times New Roman" w:eastAsia="Times New Roman" w:cs="Times New Roman"/>
+          <w:sz w:val="21"/>
+        </w:rPr>
+        <w:t xml:space="preserve"> </w:t>
+      </w:r>
+      <w:r>
+        <w:rPr>
+          <w:rFonts w:ascii="Times New Roman" w:hAnsi="Times New Roman" w:eastAsia="Times New Roman" w:cs="Times New Roman"/>
+          <w:sz w:val="21"/>
+        </w:rPr>
+        <w:t xml:space="preserve">38.4%, 34.5%, and 34.6%. Fold assignments, pair-level predictions,</w:t>
+      </w:r>
+      <w:r>
+        <w:rPr>
+          <w:rFonts w:ascii="Times New Roman" w:hAnsi="Times New Roman" w:eastAsia="Times New Roman" w:cs="Times New Roman"/>
+          <w:sz w:val="21"/>
+        </w:rPr>
+        <w:t xml:space="preserve"> </w:t>
+      </w:r>
+      <w:r>
+        <w:rPr>
+          <w:rFonts w:ascii="Times New Roman" w:hAnsi="Times New Roman" w:eastAsia="Times New Roman" w:cs="Times New Roman"/>
+          <w:sz w:val="21"/>
+        </w:rPr>
+        <w:t xml:space="preserve">and recomputation code are included in the released validation package.</w:t>
       </w:r>
     </w:p>
     <w:p>
@@ -21989,21 +20393,7 @@
           <w:rFonts w:ascii="Times New Roman" w:hAnsi="Times New Roman" w:eastAsia="Times New Roman" w:cs="Times New Roman"/>
           <w:sz w:val="21"/>
         </w:rPr>
-        <w:t xml:space="preserve">allocation methods; error measures include MAE, RMSE, and weighted</w:t>
-      </w:r>
-      <w:r>
-        <w:rPr>
-          <w:rFonts w:ascii="Times New Roman" w:hAnsi="Times New Roman" w:eastAsia="Times New Roman" w:cs="Times New Roman"/>
-          <w:sz w:val="21"/>
-        </w:rPr>
-        <w:t xml:space="preserve"> </w:t>
-      </w:r>
-      <w:r>
-        <w:rPr>
-          <w:rFonts w:ascii="Times New Roman" w:hAnsi="Times New Roman" w:eastAsia="Times New Roman" w:cs="Times New Roman"/>
-          <w:sz w:val="21"/>
-        </w:rPr>
-        <w:t xml:space="preserve">absolute percentage error (WAPE).</w:t>
+        <w:t xml:space="preserve">allocation methods.</w:t>
       </w:r>
     </w:p>
     <w:p>
@@ -22082,34 +20472,7 @@
                 <w:b/>
                 <w:sz w:val="16"/>
               </w:rPr>
-              <w:t xml:space="preserve">Validation target or method</w:t>
-            </w:r>
-          </w:p>
-        </w:tc>
-        <w:tc>
-          <w:tcPr>
-            <w:vAlign w:val="center"/>
-            <w:tcMar>
-              <w:top w:w="70" w:type="dxa"/>
-              <w:bottom w:w="70" w:type="dxa"/>
-              <w:start w:w="90" w:type="dxa"/>
-              <w:end w:w="90" w:type="dxa"/>
-            </w:tcMar>
-          </w:tcPr>
-          <w:p>
-            <w:pPr>
-              <w:pStyle w:val="Compact"/>
-              <w:widowControl/>
-              <w:spacing w:before="0" w:after="40" w:line="240" w:lineRule="auto"/>
-              <w:jc w:val="center"/>
-            </w:pPr>
-            <w:r>
-              <w:rPr>
-                <w:rFonts w:ascii="Times New Roman" w:hAnsi="Times New Roman" w:eastAsia="Times New Roman" w:cs="Times New Roman"/>
-                <w:b/>
-                <w:sz w:val="16"/>
-              </w:rPr>
-              <w:t xml:space="preserve">Samples or independent blocks</w:t>
+              <w:t xml:space="preserve">Target / method</w:t>
             </w:r>
           </w:p>
         </w:tc>
@@ -22136,7 +20499,7 @@
                 <w:b/>
                 <w:sz w:val="16"/>
               </w:rPr>
-              <w:t xml:space="preserve">Result (95% confidence interval)</w:t>
+              <w:t xml:space="preserve">n / blocks</w:t>
             </w:r>
           </w:p>
         </w:tc>
@@ -22163,7 +20526,66 @@
                 <w:b/>
                 <w:sz w:val="16"/>
               </w:rPr>
-              <w:t xml:space="preserve">Evidence or interpretation</w:t>
+              <w:t xml:space="preserve">Metric</w:t>
+            </w:r>
+          </w:p>
+        </w:tc>
+        <w:tc>
+          <w:tcPr>
+            <w:vAlign w:val="center"/>
+            <w:tcMar>
+              <w:top w:w="70" w:type="dxa"/>
+              <w:bottom w:w="70" w:type="dxa"/>
+              <w:start w:w="90" w:type="dxa"/>
+              <w:end w:w="90" w:type="dxa"/>
+            </w:tcMar>
+          </w:tcPr>
+          <w:p>
+            <w:pPr>
+              <w:pStyle w:val="Compact"/>
+              <w:widowControl/>
+              <w:spacing w:before="0" w:after="40" w:line="240" w:lineRule="auto"/>
+              <w:jc w:val="left"/>
+            </w:pPr>
+            <w:r>
+              <w:rPr>
+                <w:rFonts w:ascii="Times New Roman" w:hAnsi="Times New Roman" w:eastAsia="Times New Roman" w:cs="Times New Roman"/>
+                <w:b/>
+                <w:sz w:val="16"/>
+              </w:rPr>
+              <w:t xml:space="preserve">Estimate</w:t>
+            </w:r>
+            <w:r>
+              <w:rPr>
+                <w:rFonts w:ascii="Times New Roman" w:hAnsi="Times New Roman" w:eastAsia="Times New Roman" w:cs="Times New Roman"/>
+                <w:b/>
+                <w:sz w:val="16"/>
+              </w:rPr>
+              <w:t xml:space="preserve"> </w:t>
+            </w:r>
+            <w:r>
+              <w:rPr>
+                <w:rFonts w:ascii="Times New Roman" w:hAnsi="Times New Roman" w:eastAsia="Times New Roman" w:cs="Times New Roman"/>
+                <w:b/>
+                <w:sz w:val="16"/>
+              </w:rPr>
+              <w:t xml:space="preserve">[</w:t>
+            </w:r>
+            <w:r>
+              <w:rPr>
+                <w:rFonts w:ascii="Times New Roman" w:hAnsi="Times New Roman" w:eastAsia="Times New Roman" w:cs="Times New Roman"/>
+                <w:b/>
+                <w:sz w:val="16"/>
+              </w:rPr>
+              <w:t xml:space="preserve">95% interval</w:t>
+            </w:r>
+            <w:r>
+              <w:rPr>
+                <w:rFonts w:ascii="Times New Roman" w:hAnsi="Times New Roman" w:eastAsia="Times New Roman" w:cs="Times New Roman"/>
+                <w:b/>
+                <w:sz w:val="16"/>
+              </w:rPr>
+              <w:t xml:space="preserve">]</w:t>
             </w:r>
           </w:p>
         </w:tc>
@@ -22195,34 +20617,7 @@
                 <w:b w:val="0"/>
                 <w:sz w:val="16"/>
               </w:rPr>
-              <w:t xml:space="preserve">National consumption</w:t>
-            </w:r>
-          </w:p>
-        </w:tc>
-        <w:tc>
-          <w:tcPr>
-            <w:vAlign w:val="center"/>
-            <w:tcMar>
-              <w:top w:w="70" w:type="dxa"/>
-              <w:bottom w:w="70" w:type="dxa"/>
-              <w:start w:w="90" w:type="dxa"/>
-              <w:end w:w="90" w:type="dxa"/>
-            </w:tcMar>
-          </w:tcPr>
-          <w:p>
-            <w:pPr>
-              <w:pStyle w:val="Compact"/>
-              <w:widowControl/>
-              <w:spacing w:before="0" w:after="40" w:line="240" w:lineRule="auto"/>
-              <w:jc w:val="center"/>
-            </w:pPr>
-            <w:r>
-              <w:rPr>
-                <w:rFonts w:ascii="Times New Roman" w:hAnsi="Times New Roman" w:eastAsia="Times New Roman" w:cs="Times New Roman"/>
-                <w:b w:val="0"/>
-                <w:sz w:val="16"/>
-              </w:rPr>
-              <w:t xml:space="preserve">,388 intervals / 327 days</w:t>
+              <w:t xml:space="preserve">Consumption</w:t>
             </w:r>
           </w:p>
         </w:tc>
@@ -22249,101 +20644,7 @@
                 <w:b w:val="0"/>
                 <w:sz w:val="16"/>
               </w:rPr>
-              <w:t xml:space="preserve">Mean ratio 1.003</w:t>
-            </w:r>
-            <w:r>
-              <w:rPr>
-                <w:rFonts w:ascii="Times New Roman" w:hAnsi="Times New Roman" w:eastAsia="Times New Roman" w:cs="Times New Roman"/>
-                <w:b w:val="0"/>
-                <w:sz w:val="16"/>
-              </w:rPr>
-              <w:t xml:space="preserve"> </w:t>
-            </w:r>
-            <w:r>
-              <w:rPr>
-                <w:rFonts w:ascii="Times New Roman" w:hAnsi="Times New Roman" w:eastAsia="Times New Roman" w:cs="Times New Roman"/>
-                <w:b w:val="0"/>
-                <w:sz w:val="16"/>
-              </w:rPr>
-              <w:t xml:space="preserve">[</w:t>
-            </w:r>
-            <w:r>
-              <w:rPr>
-                <w:rFonts w:ascii="Times New Roman" w:hAnsi="Times New Roman" w:eastAsia="Times New Roman" w:cs="Times New Roman"/>
-                <w:b w:val="0"/>
-                <w:sz w:val="16"/>
-              </w:rPr>
-              <w:t xml:space="preserve">1.002, 1.005</w:t>
-            </w:r>
-            <w:r>
-              <w:rPr>
-                <w:rFonts w:ascii="Times New Roman" w:hAnsi="Times New Roman" w:eastAsia="Times New Roman" w:cs="Times New Roman"/>
-                <w:b w:val="0"/>
-                <w:sz w:val="16"/>
-              </w:rPr>
-              <w:t xml:space="preserve">]</w:t>
-            </w:r>
-            <w:r>
-              <w:rPr>
-                <w:rFonts w:ascii="Times New Roman" w:hAnsi="Times New Roman" w:eastAsia="Times New Roman" w:cs="Times New Roman"/>
-                <w:b w:val="0"/>
-                <w:sz w:val="16"/>
-              </w:rPr>
-              <w:t xml:space="preserve">;</w:t>
-            </w:r>
-            <w:r>
-              <w:rPr>
-                <w:rFonts w:ascii="Times New Roman" w:hAnsi="Times New Roman" w:eastAsia="Times New Roman" w:cs="Times New Roman"/>
-                <w:b w:val="0"/>
-                <w:sz w:val="16"/>
-              </w:rPr>
-              <w:t xml:space="preserve"> </w:t>
-            </w:r>
-            <m:oMath>
-              <m:r>
-                <m:t>r</m:t>
-              </m:r>
-              <m:r>
-                <m:rPr>
-                  <m:sty m:val="p"/>
-                </m:rPr>
-                <m:t>=</m:t>
-              </m:r>
-              <m:r>
-                <m:t>0.997</m:t>
-              </m:r>
-            </m:oMath>
-            <w:r>
-              <w:rPr>
-                <w:rFonts w:ascii="Times New Roman" w:hAnsi="Times New Roman" w:eastAsia="Times New Roman" w:cs="Times New Roman"/>
-                <w:b w:val="0"/>
-                <w:sz w:val="16"/>
-              </w:rPr>
-              <w:t xml:space="preserve"> </w:t>
-            </w:r>
-            <w:r>
-              <w:rPr>
-                <w:rFonts w:ascii="Times New Roman" w:hAnsi="Times New Roman" w:eastAsia="Times New Roman" w:cs="Times New Roman"/>
-                <w:b w:val="0"/>
-                <w:sz w:val="16"/>
-              </w:rPr>
-              <w:t xml:space="preserve">[</w:t>
-            </w:r>
-            <w:r>
-              <w:rPr>
-                <w:rFonts w:ascii="Times New Roman" w:hAnsi="Times New Roman" w:eastAsia="Times New Roman" w:cs="Times New Roman"/>
-                <w:b w:val="0"/>
-                <w:sz w:val="16"/>
-              </w:rPr>
-              <w:t xml:space="preserve">0.996, 0.999</w:t>
-            </w:r>
-            <w:r>
-              <w:rPr>
-                <w:rFonts w:ascii="Times New Roman" w:hAnsi="Times New Roman" w:eastAsia="Times New Roman" w:cs="Times New Roman"/>
-                <w:b w:val="0"/>
-                <w:sz w:val="16"/>
-              </w:rPr>
-              <w:t xml:space="preserve">]</w:t>
+              <w:t xml:space="preserve">31,388 / 327 d</w:t>
             </w:r>
           </w:p>
         </w:tc>
@@ -22370,7 +20671,34 @@
                 <w:b w:val="0"/>
                 <w:sz w:val="16"/>
               </w:rPr>
-              <w:t xml:space="preserve">REN–E-REDES</w:t>
+              <w:t xml:space="preserve">Ratio; r</w:t>
+            </w:r>
+          </w:p>
+        </w:tc>
+        <w:tc>
+          <w:tcPr>
+            <w:vAlign w:val="center"/>
+            <w:tcMar>
+              <w:top w:w="70" w:type="dxa"/>
+              <w:bottom w:w="70" w:type="dxa"/>
+              <w:start w:w="90" w:type="dxa"/>
+              <w:end w:w="90" w:type="dxa"/>
+            </w:tcMar>
+          </w:tcPr>
+          <w:p>
+            <w:pPr>
+              <w:pStyle w:val="Compact"/>
+              <w:widowControl/>
+              <w:spacing w:before="0" w:after="40" w:line="240" w:lineRule="auto"/>
+              <w:jc w:val="left"/>
+            </w:pPr>
+            <w:r>
+              <w:rPr>
+                <w:rFonts w:ascii="Times New Roman" w:hAnsi="Times New Roman" w:eastAsia="Times New Roman" w:cs="Times New Roman"/>
+                <w:b w:val="0"/>
+                <w:sz w:val="16"/>
+              </w:rPr>
+              <w:t xml:space="preserve">1.003</w:t>
             </w:r>
             <w:r>
               <w:rPr>
@@ -22386,7 +20714,79 @@
                 <w:b w:val="0"/>
                 <w:sz w:val="16"/>
               </w:rPr>
-              <w:t xml:space="preserve">comparison; reference includes losses</w:t>
+              <w:t xml:space="preserve">[</w:t>
+            </w:r>
+            <w:r>
+              <w:rPr>
+                <w:rFonts w:ascii="Times New Roman" w:hAnsi="Times New Roman" w:eastAsia="Times New Roman" w:cs="Times New Roman"/>
+                <w:b w:val="0"/>
+                <w:sz w:val="16"/>
+              </w:rPr>
+              <w:t xml:space="preserve">1.002, 1.005</w:t>
+            </w:r>
+            <w:r>
+              <w:rPr>
+                <w:rFonts w:ascii="Times New Roman" w:hAnsi="Times New Roman" w:eastAsia="Times New Roman" w:cs="Times New Roman"/>
+                <w:b w:val="0"/>
+                <w:sz w:val="16"/>
+              </w:rPr>
+              <w:t xml:space="preserve">]</w:t>
+            </w:r>
+            <w:r>
+              <w:rPr>
+                <w:rFonts w:ascii="Times New Roman" w:hAnsi="Times New Roman" w:eastAsia="Times New Roman" w:cs="Times New Roman"/>
+                <w:b w:val="0"/>
+                <w:sz w:val="16"/>
+              </w:rPr>
+              <w:t xml:space="preserve">;</w:t>
+            </w:r>
+            <w:r>
+              <w:rPr>
+                <w:rFonts w:ascii="Times New Roman" w:hAnsi="Times New Roman" w:eastAsia="Times New Roman" w:cs="Times New Roman"/>
+                <w:b w:val="0"/>
+                <w:sz w:val="16"/>
+              </w:rPr>
+              <w:t xml:space="preserve"> </w:t>
+            </w:r>
+            <w:r>
+              <w:rPr>
+                <w:rFonts w:ascii="Times New Roman" w:hAnsi="Times New Roman" w:eastAsia="Times New Roman" w:cs="Times New Roman"/>
+                <w:b w:val="0"/>
+                <w:sz w:val="16"/>
+              </w:rPr>
+              <w:t xml:space="preserve">0.997</w:t>
+            </w:r>
+            <w:r>
+              <w:rPr>
+                <w:rFonts w:ascii="Times New Roman" w:hAnsi="Times New Roman" w:eastAsia="Times New Roman" w:cs="Times New Roman"/>
+                <w:b w:val="0"/>
+                <w:sz w:val="16"/>
+              </w:rPr>
+              <w:t xml:space="preserve"> </w:t>
+            </w:r>
+            <w:r>
+              <w:rPr>
+                <w:rFonts w:ascii="Times New Roman" w:hAnsi="Times New Roman" w:eastAsia="Times New Roman" w:cs="Times New Roman"/>
+                <w:b w:val="0"/>
+                <w:sz w:val="16"/>
+              </w:rPr>
+              <w:t xml:space="preserve">[</w:t>
+            </w:r>
+            <w:r>
+              <w:rPr>
+                <w:rFonts w:ascii="Times New Roman" w:hAnsi="Times New Roman" w:eastAsia="Times New Roman" w:cs="Times New Roman"/>
+                <w:b w:val="0"/>
+                <w:sz w:val="16"/>
+              </w:rPr>
+              <w:t xml:space="preserve">0.996, 0.999</w:t>
+            </w:r>
+            <w:r>
+              <w:rPr>
+                <w:rFonts w:ascii="Times New Roman" w:hAnsi="Times New Roman" w:eastAsia="Times New Roman" w:cs="Times New Roman"/>
+                <w:b w:val="0"/>
+                <w:sz w:val="16"/>
+              </w:rPr>
+              <w:t xml:space="preserve">]</w:t>
             </w:r>
           </w:p>
         </w:tc>
@@ -22437,7 +20837,7 @@
               <w:pStyle w:val="Compact"/>
               <w:widowControl/>
               <w:spacing w:before="0" w:after="40" w:line="240" w:lineRule="auto"/>
-              <w:jc w:val="center"/>
+              <w:jc w:val="left"/>
             </w:pPr>
             <w:r>
               <w:rPr>
@@ -22445,7 +20845,7 @@
                 <w:b w:val="0"/>
                 <w:sz w:val="16"/>
               </w:rPr>
-              <w:t xml:space="preserve">,484 intervals / 328 days</w:t>
+              <w:t xml:space="preserve">31,484 / 328 d</w:t>
             </w:r>
           </w:p>
         </w:tc>
@@ -22472,117 +20872,7 @@
                 <w:b w:val="0"/>
                 <w:sz w:val="16"/>
               </w:rPr>
-              <w:t xml:space="preserve">Mean ratio 1.056</w:t>
-            </w:r>
-            <w:r>
-              <w:rPr>
-                <w:rFonts w:ascii="Times New Roman" w:hAnsi="Times New Roman" w:eastAsia="Times New Roman" w:cs="Times New Roman"/>
-                <w:b w:val="0"/>
-                <w:sz w:val="16"/>
-              </w:rPr>
-              <w:t xml:space="preserve"> </w:t>
-            </w:r>
-            <w:r>
-              <w:rPr>
-                <w:rFonts w:ascii="Times New Roman" w:hAnsi="Times New Roman" w:eastAsia="Times New Roman" w:cs="Times New Roman"/>
-                <w:b w:val="0"/>
-                <w:sz w:val="16"/>
-              </w:rPr>
-              <w:t xml:space="preserve">[</w:t>
-            </w:r>
-            <w:r>
-              <w:rPr>
-                <w:rFonts w:ascii="Times New Roman" w:hAnsi="Times New Roman" w:eastAsia="Times New Roman" w:cs="Times New Roman"/>
-                <w:b w:val="0"/>
-                <w:sz w:val="16"/>
-              </w:rPr>
-              <w:t xml:space="preserve">1.055,</w:t>
-            </w:r>
-            <w:r>
-              <w:rPr>
-                <w:rFonts w:ascii="Times New Roman" w:hAnsi="Times New Roman" w:eastAsia="Times New Roman" w:cs="Times New Roman"/>
-                <w:b w:val="0"/>
-                <w:sz w:val="16"/>
-              </w:rPr>
-              <w:t xml:space="preserve"> </w:t>
-            </w:r>
-            <w:r>
-              <w:rPr>
-                <w:rFonts w:ascii="Times New Roman" w:hAnsi="Times New Roman" w:eastAsia="Times New Roman" w:cs="Times New Roman"/>
-                <w:b w:val="0"/>
-                <w:sz w:val="16"/>
-              </w:rPr>
-              <w:t xml:space="preserve">1.058</w:t>
-            </w:r>
-            <w:r>
-              <w:rPr>
-                <w:rFonts w:ascii="Times New Roman" w:hAnsi="Times New Roman" w:eastAsia="Times New Roman" w:cs="Times New Roman"/>
-                <w:b w:val="0"/>
-                <w:sz w:val="16"/>
-              </w:rPr>
-              <w:t xml:space="preserve">]</w:t>
-            </w:r>
-            <w:r>
-              <w:rPr>
-                <w:rFonts w:ascii="Times New Roman" w:hAnsi="Times New Roman" w:eastAsia="Times New Roman" w:cs="Times New Roman"/>
-                <w:b w:val="0"/>
-                <w:sz w:val="16"/>
-              </w:rPr>
-              <w:t xml:space="preserve">;</w:t>
-            </w:r>
-            <w:r>
-              <w:rPr>
-                <w:rFonts w:ascii="Times New Roman" w:hAnsi="Times New Roman" w:eastAsia="Times New Roman" w:cs="Times New Roman"/>
-                <w:b w:val="0"/>
-                <w:sz w:val="16"/>
-              </w:rPr>
-              <w:t xml:space="preserve"> </w:t>
-            </w:r>
-            <m:oMath>
-              <m:r>
-                <m:t>r</m:t>
-              </m:r>
-              <m:r>
-                <m:rPr>
-                  <m:sty m:val="p"/>
-                </m:rPr>
-                <m:t>=</m:t>
-              </m:r>
-              <m:r>
-                <m:t>0.9998</m:t>
-              </m:r>
-            </m:oMath>
-            <w:r>
-              <w:rPr>
-                <w:rFonts w:ascii="Times New Roman" w:hAnsi="Times New Roman" w:eastAsia="Times New Roman" w:cs="Times New Roman"/>
-                <w:b w:val="0"/>
-                <w:sz w:val="16"/>
-              </w:rPr>
-              <w:t xml:space="preserve"> </w:t>
-            </w:r>
-            <w:r>
-              <w:rPr>
-                <w:rFonts w:ascii="Times New Roman" w:hAnsi="Times New Roman" w:eastAsia="Times New Roman" w:cs="Times New Roman"/>
-                <w:b w:val="0"/>
-                <w:sz w:val="16"/>
-              </w:rPr>
-              <w:t xml:space="preserve">[</w:t>
-            </w:r>
-            <w:r>
-              <w:rPr>
-                <w:rFonts w:ascii="Times New Roman" w:hAnsi="Times New Roman" w:eastAsia="Times New Roman" w:cs="Times New Roman"/>
-                <w:b w:val="0"/>
-                <w:sz w:val="16"/>
-              </w:rPr>
-              <w:t xml:space="preserve">0.9997, 0.9998</w:t>
-            </w:r>
-            <w:r>
-              <w:rPr>
-                <w:rFonts w:ascii="Times New Roman" w:hAnsi="Times New Roman" w:eastAsia="Times New Roman" w:cs="Times New Roman"/>
-                <w:b w:val="0"/>
-                <w:sz w:val="16"/>
-              </w:rPr>
-              <w:t xml:space="preserve">]</w:t>
+              <w:t xml:space="preserve">Ratio; r</w:t>
             </w:r>
           </w:p>
         </w:tc>
@@ -22609,7 +20899,7 @@
                 <w:b w:val="0"/>
                 <w:sz w:val="16"/>
               </w:rPr>
-              <w:t xml:space="preserve">National production versus</w:t>
+              <w:t xml:space="preserve">1.056</w:t>
             </w:r>
             <w:r>
               <w:rPr>
@@ -22625,7 +20915,63 @@
                 <w:b w:val="0"/>
                 <w:sz w:val="16"/>
               </w:rPr>
-              <w:t xml:space="preserve">distribution injection</w:t>
+              <w:t xml:space="preserve">[</w:t>
+            </w:r>
+            <w:r>
+              <w:rPr>
+                <w:rFonts w:ascii="Times New Roman" w:hAnsi="Times New Roman" w:eastAsia="Times New Roman" w:cs="Times New Roman"/>
+                <w:b w:val="0"/>
+                <w:sz w:val="16"/>
+              </w:rPr>
+              <w:t xml:space="preserve">1.055, 1.058</w:t>
+            </w:r>
+            <w:r>
+              <w:rPr>
+                <w:rFonts w:ascii="Times New Roman" w:hAnsi="Times New Roman" w:eastAsia="Times New Roman" w:cs="Times New Roman"/>
+                <w:b w:val="0"/>
+                <w:sz w:val="16"/>
+              </w:rPr>
+              <w:t xml:space="preserve">]</w:t>
+            </w:r>
+            <w:r>
+              <w:rPr>
+                <w:rFonts w:ascii="Times New Roman" w:hAnsi="Times New Roman" w:eastAsia="Times New Roman" w:cs="Times New Roman"/>
+                <w:b w:val="0"/>
+                <w:sz w:val="16"/>
+              </w:rPr>
+              <w:t xml:space="preserve">; 0.9998</w:t>
+            </w:r>
+            <w:r>
+              <w:rPr>
+                <w:rFonts w:ascii="Times New Roman" w:hAnsi="Times New Roman" w:eastAsia="Times New Roman" w:cs="Times New Roman"/>
+                <w:b w:val="0"/>
+                <w:sz w:val="16"/>
+              </w:rPr>
+              <w:t xml:space="preserve"> </w:t>
+            </w:r>
+            <w:r>
+              <w:rPr>
+                <w:rFonts w:ascii="Times New Roman" w:hAnsi="Times New Roman" w:eastAsia="Times New Roman" w:cs="Times New Roman"/>
+                <w:b w:val="0"/>
+                <w:sz w:val="16"/>
+              </w:rPr>
+              <w:t xml:space="preserve">[</w:t>
+            </w:r>
+            <w:r>
+              <w:rPr>
+                <w:rFonts w:ascii="Times New Roman" w:hAnsi="Times New Roman" w:eastAsia="Times New Roman" w:cs="Times New Roman"/>
+                <w:b w:val="0"/>
+                <w:sz w:val="16"/>
+              </w:rPr>
+              <w:t xml:space="preserve">0.9997, 0.9998</w:t>
+            </w:r>
+            <w:r>
+              <w:rPr>
+                <w:rFonts w:ascii="Times New Roman" w:hAnsi="Times New Roman" w:eastAsia="Times New Roman" w:cs="Times New Roman"/>
+                <w:b w:val="0"/>
+                <w:sz w:val="16"/>
+              </w:rPr>
+              <w:t xml:space="preserve">]</w:t>
             </w:r>
           </w:p>
         </w:tc>
@@ -22657,34 +21003,7 @@
                 <w:b w:val="0"/>
                 <w:sz w:val="16"/>
               </w:rPr>
-              <w:t xml:space="preserve">Photovoltaic temporal variation</w:t>
-            </w:r>
-          </w:p>
-        </w:tc>
-        <w:tc>
-          <w:tcPr>
-            <w:vAlign w:val="center"/>
-            <w:tcMar>
-              <w:top w:w="70" w:type="dxa"/>
-              <w:bottom w:w="70" w:type="dxa"/>
-              <w:start w:w="90" w:type="dxa"/>
-              <w:end w:w="90" w:type="dxa"/>
-            </w:tcMar>
-          </w:tcPr>
-          <w:p>
-            <w:pPr>
-              <w:pStyle w:val="Compact"/>
-              <w:widowControl/>
-              <w:spacing w:before="0" w:after="40" w:line="240" w:lineRule="auto"/>
-              <w:jc w:val="center"/>
-            </w:pPr>
-            <w:r>
-              <w:rPr>
-                <w:rFonts w:ascii="Times New Roman" w:hAnsi="Times New Roman" w:eastAsia="Times New Roman" w:cs="Times New Roman"/>
-                <w:b w:val="0"/>
-                <w:sz w:val="16"/>
-              </w:rPr>
-              <w:t xml:space="preserve">,484 intervals / 328 days</w:t>
+              <w:t xml:space="preserve">PV variation</w:t>
             </w:r>
           </w:p>
         </w:tc>
@@ -22705,59 +21024,13 @@
               <w:spacing w:before="0" w:after="40" w:line="240" w:lineRule="auto"/>
               <w:jc w:val="left"/>
             </w:pPr>
-            <m:oMath>
-              <m:r>
-                <m:t>r</m:t>
-              </m:r>
-              <m:r>
-                <m:rPr>
-                  <m:sty m:val="p"/>
-                </m:rPr>
-                <m:t>=</m:t>
-              </m:r>
-              <m:r>
-                <m:t>0.982</m:t>
-              </m:r>
-            </m:oMath>
-            <w:r>
-              <w:rPr>
-                <w:rFonts w:ascii="Times New Roman" w:hAnsi="Times New Roman" w:eastAsia="Times New Roman" w:cs="Times New Roman"/>
-                <w:b w:val="0"/>
-                <w:sz w:val="16"/>
-              </w:rPr>
-              <w:t xml:space="preserve"> </w:t>
-            </w:r>
-            <w:r>
-              <w:rPr>
-                <w:rFonts w:ascii="Times New Roman" w:hAnsi="Times New Roman" w:eastAsia="Times New Roman" w:cs="Times New Roman"/>
-                <w:b w:val="0"/>
-                <w:sz w:val="16"/>
-              </w:rPr>
-              <w:t xml:space="preserve">[</w:t>
-            </w:r>
-            <w:r>
-              <w:rPr>
-                <w:rFonts w:ascii="Times New Roman" w:hAnsi="Times New Roman" w:eastAsia="Times New Roman" w:cs="Times New Roman"/>
-                <w:b w:val="0"/>
-                <w:sz w:val="16"/>
-              </w:rPr>
-              <w:t xml:space="preserve">0.979, 0.984</w:t>
-            </w:r>
-            <w:r>
-              <w:rPr>
-                <w:rFonts w:ascii="Times New Roman" w:hAnsi="Times New Roman" w:eastAsia="Times New Roman" w:cs="Times New Roman"/>
-                <w:b w:val="0"/>
-                <w:sz w:val="16"/>
-              </w:rPr>
-              <w:t xml:space="preserve">]</w:t>
-            </w:r>
-            <w:r>
-              <w:rPr>
-                <w:rFonts w:ascii="Times New Roman" w:hAnsi="Times New Roman" w:eastAsia="Times New Roman" w:cs="Times New Roman"/>
-                <w:b w:val="0"/>
-                <w:sz w:val="16"/>
-              </w:rPr>
-              <w:t xml:space="preserve">; absolute scale not comparable</w:t>
+            <w:r>
+              <w:rPr>
+                <w:rFonts w:ascii="Times New Roman" w:hAnsi="Times New Roman" w:eastAsia="Times New Roman" w:cs="Times New Roman"/>
+                <w:b w:val="0"/>
+                <w:sz w:val="16"/>
+              </w:rPr>
+              <w:t xml:space="preserve">31,484 / 328 d</w:t>
             </w:r>
           </w:p>
         </w:tc>
@@ -22784,7 +21057,34 @@
                 <w:b w:val="0"/>
                 <w:sz w:val="16"/>
               </w:rPr>
-              <w:t xml:space="preserve">National</w:t>
+              <w:t xml:space="preserve">r</w:t>
+            </w:r>
+          </w:p>
+        </w:tc>
+        <w:tc>
+          <w:tcPr>
+            <w:vAlign w:val="center"/>
+            <w:tcMar>
+              <w:top w:w="70" w:type="dxa"/>
+              <w:bottom w:w="70" w:type="dxa"/>
+              <w:start w:w="90" w:type="dxa"/>
+              <w:end w:w="90" w:type="dxa"/>
+            </w:tcMar>
+          </w:tcPr>
+          <w:p>
+            <w:pPr>
+              <w:pStyle w:val="Compact"/>
+              <w:widowControl/>
+              <w:spacing w:before="0" w:after="40" w:line="240" w:lineRule="auto"/>
+              <w:jc w:val="left"/>
+            </w:pPr>
+            <w:r>
+              <w:rPr>
+                <w:rFonts w:ascii="Times New Roman" w:hAnsi="Times New Roman" w:eastAsia="Times New Roman" w:cs="Times New Roman"/>
+                <w:b w:val="0"/>
+                <w:sz w:val="16"/>
+              </w:rPr>
+              <w:t xml:space="preserve">0.982</w:t>
             </w:r>
             <w:r>
               <w:rPr>
@@ -22800,7 +21100,23 @@
                 <w:b w:val="0"/>
                 <w:sz w:val="16"/>
               </w:rPr>
-              <w:t xml:space="preserve">production versus distribution injection</w:t>
+              <w:t xml:space="preserve">[</w:t>
+            </w:r>
+            <w:r>
+              <w:rPr>
+                <w:rFonts w:ascii="Times New Roman" w:hAnsi="Times New Roman" w:eastAsia="Times New Roman" w:cs="Times New Roman"/>
+                <w:b w:val="0"/>
+                <w:sz w:val="16"/>
+              </w:rPr>
+              <w:t xml:space="preserve">0.979, 0.984</w:t>
+            </w:r>
+            <w:r>
+              <w:rPr>
+                <w:rFonts w:ascii="Times New Roman" w:hAnsi="Times New Roman" w:eastAsia="Times New Roman" w:cs="Times New Roman"/>
+                <w:b w:val="0"/>
+                <w:sz w:val="16"/>
+              </w:rPr>
+              <w:t xml:space="preserve">]</w:t>
             </w:r>
           </w:p>
         </w:tc>
@@ -22832,34 +21148,7 @@
                 <w:b w:val="0"/>
                 <w:sz w:val="16"/>
               </w:rPr>
-              <w:t xml:space="preserve">Municipal load share</w:t>
-            </w:r>
-          </w:p>
-        </w:tc>
-        <w:tc>
-          <w:tcPr>
-            <w:vAlign w:val="center"/>
-            <w:tcMar>
-              <w:top w:w="70" w:type="dxa"/>
-              <w:bottom w:w="70" w:type="dxa"/>
-              <w:start w:w="90" w:type="dxa"/>
-              <w:end w:w="90" w:type="dxa"/>
-            </w:tcMar>
-          </w:tcPr>
-          <w:p>
-            <w:pPr>
-              <w:pStyle w:val="Compact"/>
-              <w:widowControl/>
-              <w:spacing w:before="0" w:after="40" w:line="240" w:lineRule="auto"/>
-              <w:jc w:val="center"/>
-            </w:pPr>
-            <w:r>
-              <w:rPr>
-                <w:rFonts w:ascii="Times New Roman" w:hAnsi="Times New Roman" w:eastAsia="Times New Roman" w:cs="Times New Roman"/>
-                <w:b w:val="0"/>
-                <w:sz w:val="16"/>
-              </w:rPr>
-              <w:t xml:space="preserve">,183 pairs / 199 municipalities</w:t>
+              <w:t xml:space="preserve">Municipal share</w:t>
             </w:r>
           </w:p>
         </w:tc>
@@ -22880,51 +21169,13 @@
               <w:spacing w:before="0" w:after="40" w:line="240" w:lineRule="auto"/>
               <w:jc w:val="left"/>
             </w:pPr>
-            <m:oMath>
-              <m:r>
-                <m:t>ρ</m:t>
-              </m:r>
-              <m:r>
-                <m:rPr>
-                  <m:sty m:val="p"/>
-                </m:rPr>
-                <m:t>=</m:t>
-              </m:r>
-              <m:r>
-                <m:t>0.881</m:t>
-              </m:r>
-            </m:oMath>
-            <w:r>
-              <w:rPr>
-                <w:rFonts w:ascii="Times New Roman" w:hAnsi="Times New Roman" w:eastAsia="Times New Roman" w:cs="Times New Roman"/>
-                <w:b w:val="0"/>
-                <w:sz w:val="16"/>
-              </w:rPr>
-              <w:t xml:space="preserve"> </w:t>
-            </w:r>
-            <w:r>
-              <w:rPr>
-                <w:rFonts w:ascii="Times New Roman" w:hAnsi="Times New Roman" w:eastAsia="Times New Roman" w:cs="Times New Roman"/>
-                <w:b w:val="0"/>
-                <w:sz w:val="16"/>
-              </w:rPr>
-              <w:t xml:space="preserve">[</w:t>
-            </w:r>
-            <w:r>
-              <w:rPr>
-                <w:rFonts w:ascii="Times New Roman" w:hAnsi="Times New Roman" w:eastAsia="Times New Roman" w:cs="Times New Roman"/>
-                <w:b w:val="0"/>
-                <w:sz w:val="16"/>
-              </w:rPr>
-              <w:t xml:space="preserve">0.841, 0.910</w:t>
-            </w:r>
-            <w:r>
-              <w:rPr>
-                <w:rFonts w:ascii="Times New Roman" w:hAnsi="Times New Roman" w:eastAsia="Times New Roman" w:cs="Times New Roman"/>
-                <w:b w:val="0"/>
-                <w:sz w:val="16"/>
-              </w:rPr>
-              <w:t xml:space="preserve">]</w:t>
+            <w:r>
+              <w:rPr>
+                <w:rFonts w:ascii="Times New Roman" w:hAnsi="Times New Roman" w:eastAsia="Times New Roman" w:cs="Times New Roman"/>
+                <w:b w:val="0"/>
+                <w:sz w:val="16"/>
+              </w:rPr>
+              <w:t xml:space="preserve">2,183 / 199</w:t>
             </w:r>
           </w:p>
         </w:tc>
@@ -22951,7 +21202,34 @@
                 <w:b w:val="0"/>
                 <w:sz w:val="16"/>
               </w:rPr>
-              <w:t xml:space="preserve">Same operator across datasets; weak spatial</w:t>
+              <w:t xml:space="preserve">ρ</w:t>
+            </w:r>
+          </w:p>
+        </w:tc>
+        <w:tc>
+          <w:tcPr>
+            <w:vAlign w:val="center"/>
+            <w:tcMar>
+              <w:top w:w="70" w:type="dxa"/>
+              <w:bottom w:w="70" w:type="dxa"/>
+              <w:start w:w="90" w:type="dxa"/>
+              <w:end w:w="90" w:type="dxa"/>
+            </w:tcMar>
+          </w:tcPr>
+          <w:p>
+            <w:pPr>
+              <w:pStyle w:val="Compact"/>
+              <w:widowControl/>
+              <w:spacing w:before="0" w:after="40" w:line="240" w:lineRule="auto"/>
+              <w:jc w:val="left"/>
+            </w:pPr>
+            <w:r>
+              <w:rPr>
+                <w:rFonts w:ascii="Times New Roman" w:hAnsi="Times New Roman" w:eastAsia="Times New Roman" w:cs="Times New Roman"/>
+                <w:b w:val="0"/>
+                <w:sz w:val="16"/>
+              </w:rPr>
+              <w:t xml:space="preserve">0.881</w:t>
             </w:r>
             <w:r>
               <w:rPr>
@@ -22967,7 +21245,23 @@
                 <w:b w:val="0"/>
                 <w:sz w:val="16"/>
               </w:rPr>
-              <w:t xml:space="preserve">proxy</w:t>
+              <w:t xml:space="preserve">[</w:t>
+            </w:r>
+            <w:r>
+              <w:rPr>
+                <w:rFonts w:ascii="Times New Roman" w:hAnsi="Times New Roman" w:eastAsia="Times New Roman" w:cs="Times New Roman"/>
+                <w:b w:val="0"/>
+                <w:sz w:val="16"/>
+              </w:rPr>
+              <w:t xml:space="preserve">0.841, 0.910</w:t>
+            </w:r>
+            <w:r>
+              <w:rPr>
+                <w:rFonts w:ascii="Times New Roman" w:hAnsi="Times New Roman" w:eastAsia="Times New Roman" w:cs="Times New Roman"/>
+                <w:b w:val="0"/>
+                <w:sz w:val="16"/>
+              </w:rPr>
+              <w:t xml:space="preserve">]</w:t>
             </w:r>
           </w:p>
         </w:tc>
@@ -22999,34 +21293,7 @@
                 <w:b w:val="0"/>
                 <w:sz w:val="16"/>
               </w:rPr>
-              <w:t xml:space="preserve">Seasonal substation peak</w:t>
-            </w:r>
-          </w:p>
-        </w:tc>
-        <w:tc>
-          <w:tcPr>
-            <w:vAlign w:val="center"/>
-            <w:tcMar>
-              <w:top w:w="70" w:type="dxa"/>
-              <w:bottom w:w="70" w:type="dxa"/>
-              <w:start w:w="90" w:type="dxa"/>
-              <w:end w:w="90" w:type="dxa"/>
-            </w:tcMar>
-          </w:tcPr>
-          <w:p>
-            <w:pPr>
-              <w:pStyle w:val="Compact"/>
-              <w:widowControl/>
-              <w:spacing w:before="0" w:after="40" w:line="240" w:lineRule="auto"/>
-              <w:jc w:val="center"/>
-            </w:pPr>
-            <w:r>
-              <w:rPr>
-                <w:rFonts w:ascii="Times New Roman" w:hAnsi="Times New Roman" w:eastAsia="Times New Roman" w:cs="Times New Roman"/>
-                <w:b w:val="0"/>
-                <w:sz w:val="16"/>
-              </w:rPr>
-              <w:t xml:space="preserve">pairs / 397 stations</w:t>
+              <w:t xml:space="preserve">Substation peak</w:t>
             </w:r>
           </w:p>
         </w:tc>
@@ -23047,51 +21314,13 @@
               <w:spacing w:before="0" w:after="40" w:line="240" w:lineRule="auto"/>
               <w:jc w:val="left"/>
             </w:pPr>
-            <m:oMath>
-              <m:r>
-                <m:t>ρ</m:t>
-              </m:r>
-              <m:r>
-                <m:rPr>
-                  <m:sty m:val="p"/>
-                </m:rPr>
-                <m:t>=</m:t>
-              </m:r>
-              <m:r>
-                <m:t>0.957</m:t>
-              </m:r>
-            </m:oMath>
-            <w:r>
-              <w:rPr>
-                <w:rFonts w:ascii="Times New Roman" w:hAnsi="Times New Roman" w:eastAsia="Times New Roman" w:cs="Times New Roman"/>
-                <w:b w:val="0"/>
-                <w:sz w:val="16"/>
-              </w:rPr>
-              <w:t xml:space="preserve"> </w:t>
-            </w:r>
-            <w:r>
-              <w:rPr>
-                <w:rFonts w:ascii="Times New Roman" w:hAnsi="Times New Roman" w:eastAsia="Times New Roman" w:cs="Times New Roman"/>
-                <w:b w:val="0"/>
-                <w:sz w:val="16"/>
-              </w:rPr>
-              <w:t xml:space="preserve">[</w:t>
-            </w:r>
-            <w:r>
-              <w:rPr>
-                <w:rFonts w:ascii="Times New Roman" w:hAnsi="Times New Roman" w:eastAsia="Times New Roman" w:cs="Times New Roman"/>
-                <w:b w:val="0"/>
-                <w:sz w:val="16"/>
-              </w:rPr>
-              <w:t xml:space="preserve">0.946, 0.967</w:t>
-            </w:r>
-            <w:r>
-              <w:rPr>
-                <w:rFonts w:ascii="Times New Roman" w:hAnsi="Times New Roman" w:eastAsia="Times New Roman" w:cs="Times New Roman"/>
-                <w:b w:val="0"/>
-                <w:sz w:val="16"/>
-              </w:rPr>
-              <w:t xml:space="preserve">]</w:t>
+            <w:r>
+              <w:rPr>
+                <w:rFonts w:ascii="Times New Roman" w:hAnsi="Times New Roman" w:eastAsia="Times New Roman" w:cs="Times New Roman"/>
+                <w:b w:val="0"/>
+                <w:sz w:val="16"/>
+              </w:rPr>
+              <w:t xml:space="preserve">792 / 397</w:t>
             </w:r>
           </w:p>
         </w:tc>
@@ -23118,7 +21347,66 @@
                 <w:b w:val="0"/>
                 <w:sz w:val="16"/>
               </w:rPr>
-              <w:t xml:space="preserve">Same operator across datasets</w:t>
+              <w:t xml:space="preserve">ρ</w:t>
+            </w:r>
+          </w:p>
+        </w:tc>
+        <w:tc>
+          <w:tcPr>
+            <w:vAlign w:val="center"/>
+            <w:tcMar>
+              <w:top w:w="70" w:type="dxa"/>
+              <w:bottom w:w="70" w:type="dxa"/>
+              <w:start w:w="90" w:type="dxa"/>
+              <w:end w:w="90" w:type="dxa"/>
+            </w:tcMar>
+          </w:tcPr>
+          <w:p>
+            <w:pPr>
+              <w:pStyle w:val="Compact"/>
+              <w:widowControl/>
+              <w:spacing w:before="0" w:after="40" w:line="240" w:lineRule="auto"/>
+              <w:jc w:val="left"/>
+            </w:pPr>
+            <w:r>
+              <w:rPr>
+                <w:rFonts w:ascii="Times New Roman" w:hAnsi="Times New Roman" w:eastAsia="Times New Roman" w:cs="Times New Roman"/>
+                <w:b w:val="0"/>
+                <w:sz w:val="16"/>
+              </w:rPr>
+              <w:t xml:space="preserve">0.957</w:t>
+            </w:r>
+            <w:r>
+              <w:rPr>
+                <w:rFonts w:ascii="Times New Roman" w:hAnsi="Times New Roman" w:eastAsia="Times New Roman" w:cs="Times New Roman"/>
+                <w:b w:val="0"/>
+                <w:sz w:val="16"/>
+              </w:rPr>
+              <w:t xml:space="preserve"> </w:t>
+            </w:r>
+            <w:r>
+              <w:rPr>
+                <w:rFonts w:ascii="Times New Roman" w:hAnsi="Times New Roman" w:eastAsia="Times New Roman" w:cs="Times New Roman"/>
+                <w:b w:val="0"/>
+                <w:sz w:val="16"/>
+              </w:rPr>
+              <w:t xml:space="preserve">[</w:t>
+            </w:r>
+            <w:r>
+              <w:rPr>
+                <w:rFonts w:ascii="Times New Roman" w:hAnsi="Times New Roman" w:eastAsia="Times New Roman" w:cs="Times New Roman"/>
+                <w:b w:val="0"/>
+                <w:sz w:val="16"/>
+              </w:rPr>
+              <w:t xml:space="preserve">0.946, 0.967</w:t>
+            </w:r>
+            <w:r>
+              <w:rPr>
+                <w:rFonts w:ascii="Times New Roman" w:hAnsi="Times New Roman" w:eastAsia="Times New Roman" w:cs="Times New Roman"/>
+                <w:b w:val="0"/>
+                <w:sz w:val="16"/>
+              </w:rPr>
+              <w:t xml:space="preserve">]</w:t>
             </w:r>
           </w:p>
         </w:tc>
@@ -23150,34 +21438,7 @@
                 <w:b w:val="0"/>
                 <w:sz w:val="16"/>
               </w:rPr>
-              <w:t xml:space="preserve">AC power closure</w:t>
-            </w:r>
-          </w:p>
-        </w:tc>
-        <w:tc>
-          <w:tcPr>
-            <w:vAlign w:val="center"/>
-            <w:tcMar>
-              <w:top w:w="70" w:type="dxa"/>
-              <w:bottom w:w="70" w:type="dxa"/>
-              <w:start w:w="90" w:type="dxa"/>
-              <w:end w:w="90" w:type="dxa"/>
-            </w:tcMar>
-          </w:tcPr>
-          <w:p>
-            <w:pPr>
-              <w:pStyle w:val="Compact"/>
-              <w:widowControl/>
-              <w:spacing w:before="0" w:after="40" w:line="240" w:lineRule="auto"/>
-              <w:jc w:val="center"/>
-            </w:pPr>
-            <w:r>
-              <w:rPr>
-                <w:rFonts w:ascii="Times New Roman" w:hAnsi="Times New Roman" w:eastAsia="Times New Roman" w:cs="Times New Roman"/>
-                <w:b w:val="0"/>
-                <w:sz w:val="16"/>
-              </w:rPr>
-              <w:t xml:space="preserve">,492 cases</w:t>
+              <w:t xml:space="preserve">AC closure</w:t>
             </w:r>
           </w:p>
         </w:tc>
@@ -23204,60 +21465,7 @@
                 <w:b w:val="0"/>
                 <w:sz w:val="16"/>
               </w:rPr>
-              <w:t xml:space="preserve">MAE</w:t>
-            </w:r>
-            <w:r>
-              <w:rPr>
-                <w:rFonts w:ascii="Times New Roman" w:hAnsi="Times New Roman" w:eastAsia="Times New Roman" w:cs="Times New Roman"/>
-                <w:b w:val="0"/>
-                <w:sz w:val="16"/>
-              </w:rPr>
-              <w:t xml:space="preserve"> </w:t>
-            </w:r>
-            <m:oMath>
-              <m:r>
-                <m:t>1.77</m:t>
-              </m:r>
-              <m:r>
-                <m:rPr>
-                  <m:sty m:val="p"/>
-                </m:rPr>
-                <m:t>×</m:t>
-              </m:r>
-              <m:sSup>
-                <m:e>
-                  <m:r>
-                    <m:t>10</m:t>
-                  </m:r>
-                </m:e>
-                <m:sup>
-                  <m:r>
-                    <m:rPr>
-                      <m:sty m:val="p"/>
-                    </m:rPr>
-                    <m:t>−</m:t>
-                  </m:r>
-                  <m:r>
-                    <m:t>6</m:t>
-                  </m:r>
-                </m:sup>
-              </m:sSup>
-            </m:oMath>
-            <w:r>
-              <w:rPr>
-                <w:rFonts w:ascii="Times New Roman" w:hAnsi="Times New Roman" w:eastAsia="Times New Roman" w:cs="Times New Roman"/>
-                <w:b w:val="0"/>
-                <w:sz w:val="16"/>
-              </w:rPr>
-              <w:t xml:space="preserve"> </w:t>
-            </w:r>
-            <w:r>
-              <w:rPr>
-                <w:rFonts w:ascii="Times New Roman" w:hAnsi="Times New Roman" w:eastAsia="Times New Roman" w:cs="Times New Roman"/>
-                <w:b w:val="0"/>
-                <w:sz w:val="16"/>
-              </w:rPr>
-              <w:t xml:space="preserve">MW</w:t>
+              <w:t xml:space="preserve">31,492</w:t>
             </w:r>
           </w:p>
         </w:tc>
@@ -23284,7 +21492,34 @@
                 <w:b w:val="0"/>
                 <w:sz w:val="16"/>
               </w:rPr>
-              <w:t xml:space="preserve">Internal physical consistency</w:t>
+              <w:t xml:space="preserve">MAE, MW</w:t>
+            </w:r>
+          </w:p>
+        </w:tc>
+        <w:tc>
+          <w:tcPr>
+            <w:vAlign w:val="center"/>
+            <w:tcMar>
+              <w:top w:w="70" w:type="dxa"/>
+              <w:bottom w:w="70" w:type="dxa"/>
+              <w:start w:w="90" w:type="dxa"/>
+              <w:end w:w="90" w:type="dxa"/>
+            </w:tcMar>
+          </w:tcPr>
+          <w:p>
+            <w:pPr>
+              <w:pStyle w:val="Compact"/>
+              <w:widowControl/>
+              <w:spacing w:before="0" w:after="40" w:line="240" w:lineRule="auto"/>
+              <w:jc w:val="left"/>
+            </w:pPr>
+            <w:r>
+              <w:rPr>
+                <w:rFonts w:ascii="Times New Roman" w:hAnsi="Times New Roman" w:eastAsia="Times New Roman" w:cs="Times New Roman"/>
+                <w:b w:val="0"/>
+                <w:sz w:val="16"/>
+              </w:rPr>
+              <w:t xml:space="preserve">1.77×10⁻⁶</w:t>
             </w:r>
           </w:p>
         </w:tc>
@@ -23316,34 +21551,7 @@
                 <w:b w:val="0"/>
                 <w:sz w:val="16"/>
               </w:rPr>
-              <w:t xml:space="preserve">Held-out capacity share</w:t>
-            </w:r>
-          </w:p>
-        </w:tc>
-        <w:tc>
-          <w:tcPr>
-            <w:vAlign w:val="center"/>
-            <w:tcMar>
-              <w:top w:w="70" w:type="dxa"/>
-              <w:bottom w:w="70" w:type="dxa"/>
-              <w:start w:w="90" w:type="dxa"/>
-              <w:end w:w="90" w:type="dxa"/>
-            </w:tcMar>
-          </w:tcPr>
-          <w:p>
-            <w:pPr>
-              <w:pStyle w:val="Compact"/>
-              <w:widowControl/>
-              <w:spacing w:before="0" w:after="40" w:line="240" w:lineRule="auto"/>
-              <w:jc w:val="center"/>
-            </w:pPr>
-            <w:r>
-              <w:rPr>
-                <w:rFonts w:ascii="Times New Roman" w:hAnsi="Times New Roman" w:eastAsia="Times New Roman" w:cs="Times New Roman"/>
-                <w:b w:val="0"/>
-                <w:sz w:val="16"/>
-              </w:rPr>
-              <w:t xml:space="preserve">stations / 8,541 pairs</w:t>
+              <w:t xml:space="preserve">Capacity share</w:t>
             </w:r>
           </w:p>
         </w:tc>
@@ -23370,47 +21578,7 @@
                 <w:b w:val="0"/>
                 <w:sz w:val="16"/>
               </w:rPr>
-              <w:t xml:space="preserve">MAE 4.729 MW</w:t>
-            </w:r>
-            <w:r>
-              <w:rPr>
-                <w:rFonts w:ascii="Times New Roman" w:hAnsi="Times New Roman" w:eastAsia="Times New Roman" w:cs="Times New Roman"/>
-                <w:b w:val="0"/>
-                <w:sz w:val="16"/>
-              </w:rPr>
-              <w:t xml:space="preserve"> </w:t>
-            </w:r>
-            <w:r>
-              <w:rPr>
-                <w:rFonts w:ascii="Times New Roman" w:hAnsi="Times New Roman" w:eastAsia="Times New Roman" w:cs="Times New Roman"/>
-                <w:b w:val="0"/>
-                <w:sz w:val="16"/>
-              </w:rPr>
-              <w:t xml:space="preserve">[</w:t>
-            </w:r>
-            <w:r>
-              <w:rPr>
-                <w:rFonts w:ascii="Times New Roman" w:hAnsi="Times New Roman" w:eastAsia="Times New Roman" w:cs="Times New Roman"/>
-                <w:b w:val="0"/>
-                <w:sz w:val="16"/>
-              </w:rPr>
-              <w:t xml:space="preserve">4.412, 5.063</w:t>
-            </w:r>
-            <w:r>
-              <w:rPr>
-                <w:rFonts w:ascii="Times New Roman" w:hAnsi="Times New Roman" w:eastAsia="Times New Roman" w:cs="Times New Roman"/>
-                <w:b w:val="0"/>
-                <w:sz w:val="16"/>
-              </w:rPr>
-              <w:t xml:space="preserve">]</w:t>
-            </w:r>
-            <w:r>
-              <w:rPr>
-                <w:rFonts w:ascii="Times New Roman" w:hAnsi="Times New Roman" w:eastAsia="Times New Roman" w:cs="Times New Roman"/>
-                <w:b w:val="0"/>
-                <w:sz w:val="16"/>
-              </w:rPr>
-              <w:t xml:space="preserve">; RMSE 6.357 MW; WAPE 38.4%</w:t>
+              <w:t xml:space="preserve">394 / 8,541</w:t>
             </w:r>
           </w:p>
         </w:tc>
@@ -23437,7 +21605,34 @@
                 <w:b w:val="0"/>
                 <w:sz w:val="16"/>
               </w:rPr>
-              <w:t xml:space="preserve">Baseline spatial</w:t>
+              <w:t xml:space="preserve">MAE, MW</w:t>
+            </w:r>
+          </w:p>
+        </w:tc>
+        <w:tc>
+          <w:tcPr>
+            <w:vAlign w:val="center"/>
+            <w:tcMar>
+              <w:top w:w="70" w:type="dxa"/>
+              <w:bottom w:w="70" w:type="dxa"/>
+              <w:start w:w="90" w:type="dxa"/>
+              <w:end w:w="90" w:type="dxa"/>
+            </w:tcMar>
+          </w:tcPr>
+          <w:p>
+            <w:pPr>
+              <w:pStyle w:val="Compact"/>
+              <w:widowControl/>
+              <w:spacing w:before="0" w:after="40" w:line="240" w:lineRule="auto"/>
+              <w:jc w:val="left"/>
+            </w:pPr>
+            <w:r>
+              <w:rPr>
+                <w:rFonts w:ascii="Times New Roman" w:hAnsi="Times New Roman" w:eastAsia="Times New Roman" w:cs="Times New Roman"/>
+                <w:b w:val="0"/>
+                <w:sz w:val="16"/>
+              </w:rPr>
+              <w:t xml:space="preserve">4.729</w:t>
             </w:r>
             <w:r>
               <w:rPr>
@@ -23453,7 +21648,23 @@
                 <w:b w:val="0"/>
                 <w:sz w:val="16"/>
               </w:rPr>
-              <w:t xml:space="preserve">allocation</w:t>
+              <w:t xml:space="preserve">[</w:t>
+            </w:r>
+            <w:r>
+              <w:rPr>
+                <w:rFonts w:ascii="Times New Roman" w:hAnsi="Times New Roman" w:eastAsia="Times New Roman" w:cs="Times New Roman"/>
+                <w:b w:val="0"/>
+                <w:sz w:val="16"/>
+              </w:rPr>
+              <w:t xml:space="preserve">4.412, 5.063</w:t>
+            </w:r>
+            <w:r>
+              <w:rPr>
+                <w:rFonts w:ascii="Times New Roman" w:hAnsi="Times New Roman" w:eastAsia="Times New Roman" w:cs="Times New Roman"/>
+                <w:b w:val="0"/>
+                <w:sz w:val="16"/>
+              </w:rPr>
+              <w:t xml:space="preserve">]</w:t>
             </w:r>
           </w:p>
         </w:tc>
@@ -23485,34 +21696,7 @@
                 <w:b w:val="0"/>
                 <w:sz w:val="16"/>
               </w:rPr>
-              <w:t xml:space="preserve">Held-out geographic neighbors</w:t>
-            </w:r>
-          </w:p>
-        </w:tc>
-        <w:tc>
-          <w:tcPr>
-            <w:vAlign w:val="center"/>
-            <w:tcMar>
-              <w:top w:w="70" w:type="dxa"/>
-              <w:bottom w:w="70" w:type="dxa"/>
-              <w:start w:w="90" w:type="dxa"/>
-              <w:end w:w="90" w:type="dxa"/>
-            </w:tcMar>
-          </w:tcPr>
-          <w:p>
-            <w:pPr>
-              <w:pStyle w:val="Compact"/>
-              <w:widowControl/>
-              <w:spacing w:before="0" w:after="40" w:line="240" w:lineRule="auto"/>
-              <w:jc w:val="center"/>
-            </w:pPr>
-            <w:r>
-              <w:rPr>
-                <w:rFonts w:ascii="Times New Roman" w:hAnsi="Times New Roman" w:eastAsia="Times New Roman" w:cs="Times New Roman"/>
-                <w:b w:val="0"/>
-                <w:sz w:val="16"/>
-              </w:rPr>
-              <w:t xml:space="preserve">stations / 8,541 pairs</w:t>
+              <w:t xml:space="preserve">Geographic neighbors</w:t>
             </w:r>
           </w:p>
         </w:tc>
@@ -23539,63 +21723,7 @@
                 <w:b w:val="0"/>
                 <w:sz w:val="16"/>
               </w:rPr>
-              <w:t xml:space="preserve">MAE 4.249</w:t>
-            </w:r>
-            <w:r>
-              <w:rPr>
-                <w:rFonts w:ascii="Times New Roman" w:hAnsi="Times New Roman" w:eastAsia="Times New Roman" w:cs="Times New Roman"/>
-                <w:b w:val="0"/>
-                <w:sz w:val="16"/>
-              </w:rPr>
-              <w:t xml:space="preserve"> </w:t>
-            </w:r>
-            <w:r>
-              <w:rPr>
-                <w:rFonts w:ascii="Times New Roman" w:hAnsi="Times New Roman" w:eastAsia="Times New Roman" w:cs="Times New Roman"/>
-                <w:b w:val="0"/>
-                <w:sz w:val="16"/>
-              </w:rPr>
-              <w:t xml:space="preserve">MW</w:t>
-            </w:r>
-            <w:r>
-              <w:rPr>
-                <w:rFonts w:ascii="Times New Roman" w:hAnsi="Times New Roman" w:eastAsia="Times New Roman" w:cs="Times New Roman"/>
-                <w:b w:val="0"/>
-                <w:sz w:val="16"/>
-              </w:rPr>
-              <w:t xml:space="preserve"> </w:t>
-            </w:r>
-            <w:r>
-              <w:rPr>
-                <w:rFonts w:ascii="Times New Roman" w:hAnsi="Times New Roman" w:eastAsia="Times New Roman" w:cs="Times New Roman"/>
-                <w:b w:val="0"/>
-                <w:sz w:val="16"/>
-              </w:rPr>
-              <w:t xml:space="preserve">[</w:t>
-            </w:r>
-            <w:r>
-              <w:rPr>
-                <w:rFonts w:ascii="Times New Roman" w:hAnsi="Times New Roman" w:eastAsia="Times New Roman" w:cs="Times New Roman"/>
-                <w:b w:val="0"/>
-                <w:sz w:val="16"/>
-              </w:rPr>
-              <w:t xml:space="preserve">3.972, 4.544</w:t>
-            </w:r>
-            <w:r>
-              <w:rPr>
-                <w:rFonts w:ascii="Times New Roman" w:hAnsi="Times New Roman" w:eastAsia="Times New Roman" w:cs="Times New Roman"/>
-                <w:b w:val="0"/>
-                <w:sz w:val="16"/>
-              </w:rPr>
-              <w:t xml:space="preserve">]</w:t>
-            </w:r>
-            <w:r>
-              <w:rPr>
-                <w:rFonts w:ascii="Times New Roman" w:hAnsi="Times New Roman" w:eastAsia="Times New Roman" w:cs="Times New Roman"/>
-                <w:b w:val="0"/>
-                <w:sz w:val="16"/>
-              </w:rPr>
-              <w:t xml:space="preserve">; RMSE 5.675 MW; WAPE 34.5%</w:t>
+              <w:t xml:space="preserve">394 / 8,541</w:t>
             </w:r>
           </w:p>
         </w:tc>
@@ -23622,7 +21750,34 @@
                 <w:b w:val="0"/>
                 <w:sz w:val="16"/>
               </w:rPr>
-              <w:t xml:space="preserve">Five nearest</w:t>
+              <w:t xml:space="preserve">MAE, MW</w:t>
+            </w:r>
+          </w:p>
+        </w:tc>
+        <w:tc>
+          <w:tcPr>
+            <w:vAlign w:val="center"/>
+            <w:tcMar>
+              <w:top w:w="70" w:type="dxa"/>
+              <w:bottom w:w="70" w:type="dxa"/>
+              <w:start w:w="90" w:type="dxa"/>
+              <w:end w:w="90" w:type="dxa"/>
+            </w:tcMar>
+          </w:tcPr>
+          <w:p>
+            <w:pPr>
+              <w:pStyle w:val="Compact"/>
+              <w:widowControl/>
+              <w:spacing w:before="0" w:after="40" w:line="240" w:lineRule="auto"/>
+              <w:jc w:val="left"/>
+            </w:pPr>
+            <w:r>
+              <w:rPr>
+                <w:rFonts w:ascii="Times New Roman" w:hAnsi="Times New Roman" w:eastAsia="Times New Roman" w:cs="Times New Roman"/>
+                <w:b w:val="0"/>
+                <w:sz w:val="16"/>
+              </w:rPr>
+              <w:t xml:space="preserve">4.249</w:t>
             </w:r>
             <w:r>
               <w:rPr>
@@ -23638,7 +21793,39 @@
                 <w:b w:val="0"/>
                 <w:sz w:val="16"/>
               </w:rPr>
-              <w:t xml:space="preserve">stations; inverse-distance weights</w:t>
+              <w:t xml:space="preserve">[</w:t>
+            </w:r>
+            <w:r>
+              <w:rPr>
+                <w:rFonts w:ascii="Times New Roman" w:hAnsi="Times New Roman" w:eastAsia="Times New Roman" w:cs="Times New Roman"/>
+                <w:b w:val="0"/>
+                <w:sz w:val="16"/>
+              </w:rPr>
+              <w:t xml:space="preserve">3.972,</w:t>
+            </w:r>
+            <w:r>
+              <w:rPr>
+                <w:rFonts w:ascii="Times New Roman" w:hAnsi="Times New Roman" w:eastAsia="Times New Roman" w:cs="Times New Roman"/>
+                <w:b w:val="0"/>
+                <w:sz w:val="16"/>
+              </w:rPr>
+              <w:t xml:space="preserve"> </w:t>
+            </w:r>
+            <w:r>
+              <w:rPr>
+                <w:rFonts w:ascii="Times New Roman" w:hAnsi="Times New Roman" w:eastAsia="Times New Roman" w:cs="Times New Roman"/>
+                <w:b w:val="0"/>
+                <w:sz w:val="16"/>
+              </w:rPr>
+              <w:t xml:space="preserve">4.544</w:t>
+            </w:r>
+            <w:r>
+              <w:rPr>
+                <w:rFonts w:ascii="Times New Roman" w:hAnsi="Times New Roman" w:eastAsia="Times New Roman" w:cs="Times New Roman"/>
+                <w:b w:val="0"/>
+                <w:sz w:val="16"/>
+              </w:rPr>
+              <w:t xml:space="preserve">]</w:t>
             </w:r>
           </w:p>
         </w:tc>
@@ -23670,34 +21857,7 @@
                 <w:b w:val="0"/>
                 <w:sz w:val="16"/>
               </w:rPr>
-              <w:t xml:space="preserve">Held-out network-path neighbors</w:t>
-            </w:r>
-          </w:p>
-        </w:tc>
-        <w:tc>
-          <w:tcPr>
-            <w:vAlign w:val="center"/>
-            <w:tcMar>
-              <w:top w:w="70" w:type="dxa"/>
-              <w:bottom w:w="70" w:type="dxa"/>
-              <w:start w:w="90" w:type="dxa"/>
-              <w:end w:w="90" w:type="dxa"/>
-            </w:tcMar>
-          </w:tcPr>
-          <w:p>
-            <w:pPr>
-              <w:pStyle w:val="Compact"/>
-              <w:widowControl/>
-              <w:spacing w:before="0" w:after="40" w:line="240" w:lineRule="auto"/>
-              <w:jc w:val="center"/>
-            </w:pPr>
-            <w:r>
-              <w:rPr>
-                <w:rFonts w:ascii="Times New Roman" w:hAnsi="Times New Roman" w:eastAsia="Times New Roman" w:cs="Times New Roman"/>
-                <w:b w:val="0"/>
-                <w:sz w:val="16"/>
-              </w:rPr>
-              <w:t xml:space="preserve">stations / 8,541 pairs</w:t>
+              <w:t xml:space="preserve">Network neighbors</w:t>
             </w:r>
           </w:p>
         </w:tc>
@@ -23724,63 +21884,7 @@
                 <w:b w:val="0"/>
                 <w:sz w:val="16"/>
               </w:rPr>
-              <w:t xml:space="preserve">MAE 4.262</w:t>
-            </w:r>
-            <w:r>
-              <w:rPr>
-                <w:rFonts w:ascii="Times New Roman" w:hAnsi="Times New Roman" w:eastAsia="Times New Roman" w:cs="Times New Roman"/>
-                <w:b w:val="0"/>
-                <w:sz w:val="16"/>
-              </w:rPr>
-              <w:t xml:space="preserve"> </w:t>
-            </w:r>
-            <w:r>
-              <w:rPr>
-                <w:rFonts w:ascii="Times New Roman" w:hAnsi="Times New Roman" w:eastAsia="Times New Roman" w:cs="Times New Roman"/>
-                <w:b w:val="0"/>
-                <w:sz w:val="16"/>
-              </w:rPr>
-              <w:t xml:space="preserve">MW</w:t>
-            </w:r>
-            <w:r>
-              <w:rPr>
-                <w:rFonts w:ascii="Times New Roman" w:hAnsi="Times New Roman" w:eastAsia="Times New Roman" w:cs="Times New Roman"/>
-                <w:b w:val="0"/>
-                <w:sz w:val="16"/>
-              </w:rPr>
-              <w:t xml:space="preserve"> </w:t>
-            </w:r>
-            <w:r>
-              <w:rPr>
-                <w:rFonts w:ascii="Times New Roman" w:hAnsi="Times New Roman" w:eastAsia="Times New Roman" w:cs="Times New Roman"/>
-                <w:b w:val="0"/>
-                <w:sz w:val="16"/>
-              </w:rPr>
-              <w:t xml:space="preserve">[</w:t>
-            </w:r>
-            <w:r>
-              <w:rPr>
-                <w:rFonts w:ascii="Times New Roman" w:hAnsi="Times New Roman" w:eastAsia="Times New Roman" w:cs="Times New Roman"/>
-                <w:b w:val="0"/>
-                <w:sz w:val="16"/>
-              </w:rPr>
-              <w:t xml:space="preserve">3.971, 4.545</w:t>
-            </w:r>
-            <w:r>
-              <w:rPr>
-                <w:rFonts w:ascii="Times New Roman" w:hAnsi="Times New Roman" w:eastAsia="Times New Roman" w:cs="Times New Roman"/>
-                <w:b w:val="0"/>
-                <w:sz w:val="16"/>
-              </w:rPr>
-              <w:t xml:space="preserve">]</w:t>
-            </w:r>
-            <w:r>
-              <w:rPr>
-                <w:rFonts w:ascii="Times New Roman" w:hAnsi="Times New Roman" w:eastAsia="Times New Roman" w:cs="Times New Roman"/>
-                <w:b w:val="0"/>
-                <w:sz w:val="16"/>
-              </w:rPr>
-              <w:t xml:space="preserve">; RMSE 5.702 MW; WAPE 34.6%</w:t>
+              <w:t xml:space="preserve">394 / 8,541</w:t>
             </w:r>
           </w:p>
         </w:tc>
@@ -23807,7 +21911,34 @@
                 <w:b w:val="0"/>
                 <w:sz w:val="16"/>
               </w:rPr>
-              <w:t xml:space="preserve">Five nearest</w:t>
+              <w:t xml:space="preserve">MAE, MW</w:t>
+            </w:r>
+          </w:p>
+        </w:tc>
+        <w:tc>
+          <w:tcPr>
+            <w:vAlign w:val="center"/>
+            <w:tcMar>
+              <w:top w:w="70" w:type="dxa"/>
+              <w:bottom w:w="70" w:type="dxa"/>
+              <w:start w:w="90" w:type="dxa"/>
+              <w:end w:w="90" w:type="dxa"/>
+            </w:tcMar>
+          </w:tcPr>
+          <w:p>
+            <w:pPr>
+              <w:pStyle w:val="Compact"/>
+              <w:widowControl/>
+              <w:spacing w:before="0" w:after="40" w:line="240" w:lineRule="auto"/>
+              <w:jc w:val="left"/>
+            </w:pPr>
+            <w:r>
+              <w:rPr>
+                <w:rFonts w:ascii="Times New Roman" w:hAnsi="Times New Roman" w:eastAsia="Times New Roman" w:cs="Times New Roman"/>
+                <w:b w:val="0"/>
+                <w:sz w:val="16"/>
+              </w:rPr>
+              <w:t xml:space="preserve">4.262</w:t>
             </w:r>
             <w:r>
               <w:rPr>
@@ -23823,12 +21954,83 @@
                 <w:b w:val="0"/>
                 <w:sz w:val="16"/>
               </w:rPr>
-              <w:t xml:space="preserve">stations along the reconstructed network</w:t>
+              <w:t xml:space="preserve">[</w:t>
+            </w:r>
+            <w:r>
+              <w:rPr>
+                <w:rFonts w:ascii="Times New Roman" w:hAnsi="Times New Roman" w:eastAsia="Times New Roman" w:cs="Times New Roman"/>
+                <w:b w:val="0"/>
+                <w:sz w:val="16"/>
+              </w:rPr>
+              <w:t xml:space="preserve">3.971, 4.545</w:t>
+            </w:r>
+            <w:r>
+              <w:rPr>
+                <w:rFonts w:ascii="Times New Roman" w:hAnsi="Times New Roman" w:eastAsia="Times New Roman" w:cs="Times New Roman"/>
+                <w:b w:val="0"/>
+                <w:sz w:val="16"/>
+              </w:rPr>
+              <w:t xml:space="preserve">]</w:t>
             </w:r>
           </w:p>
         </w:tc>
       </w:tr>
     </w:tbl>
+    <w:p>
+      <w:pPr>
+        <w:pStyle w:val="BodyText"/>
+        <w:widowControl/>
+      </w:pPr>
+      <w:r>
+        <w:rPr>
+          <w:rFonts w:ascii="Times New Roman" w:hAnsi="Times New Roman" w:eastAsia="Times New Roman" w:cs="Times New Roman"/>
+          <w:b/>
+          <w:bCs/>
+          <w:sz w:val="21"/>
+        </w:rPr>
+        <w:t xml:space="preserve">Table note.</w:t>
+      </w:r>
+      <w:r>
+        <w:rPr>
+          <w:rFonts w:ascii="Times New Roman" w:hAnsi="Times New Roman" w:eastAsia="Times New Roman" w:cs="Times New Roman"/>
+          <w:sz w:val="21"/>
+        </w:rPr>
+        <w:t xml:space="preserve"> </w:t>
+      </w:r>
+      <m:oMath>
+        <m:r>
+          <m:t>n</m:t>
+        </m:r>
+      </m:oMath>
+      <w:r>
+        <w:rPr>
+          <w:rFonts w:ascii="Times New Roman" w:hAnsi="Times New Roman" w:eastAsia="Times New Roman" w:cs="Times New Roman"/>
+          <w:sz w:val="21"/>
+        </w:rPr>
+        <w:t xml:space="preserve"> </w:t>
+      </w:r>
+      <w:r>
+        <w:rPr>
+          <w:rFonts w:ascii="Times New Roman" w:hAnsi="Times New Roman" w:eastAsia="Times New Roman" w:cs="Times New Roman"/>
+          <w:sz w:val="21"/>
+        </w:rPr>
+        <w:t xml:space="preserve">is the number of paired observations; d</w:t>
+      </w:r>
+      <w:r>
+        <w:rPr>
+          <w:rFonts w:ascii="Times New Roman" w:hAnsi="Times New Roman" w:eastAsia="Times New Roman" w:cs="Times New Roman"/>
+          <w:sz w:val="21"/>
+        </w:rPr>
+        <w:t xml:space="preserve"> </w:t>
+      </w:r>
+      <w:r>
+        <w:rPr>
+          <w:rFonts w:ascii="Times New Roman" w:hAnsi="Times New Roman" w:eastAsia="Times New Roman" w:cs="Times New Roman"/>
+          <w:sz w:val="21"/>
+        </w:rPr>
+        <w:t xml:space="preserve">denotes day blocks. Other blocks are municipalities or stations.</w:t>
+      </w:r>
+    </w:p>
     <w:bookmarkEnd w:id="69"/>
     <w:bookmarkEnd w:id="70"/>
     <w:bookmarkStart w:id="74" w:name="Xdf888b7ddb85cba43fe512cdb83621541356905"/>
@@ -27721,7 +25923,7 @@
           <w:rFonts w:ascii="Times New Roman" w:hAnsi="Times New Roman" w:eastAsia="Times New Roman" w:cs="Times New Roman"/>
           <w:sz w:val="16"/>
         </w:rPr>
-        <w:t xml:space="preserve">OpenInfraMap contributors.</w:t>
+        <w:t xml:space="preserve">Red Eléctrica de España (REE).</w:t>
       </w:r>
       <w:r>
         <w:rPr>
@@ -27731,54 +25933,6 @@
         <w:t xml:space="preserve"> </w:t>
       </w:r>
       <w:hyperlink r:id="rId97">
-        <w:r>
-          <w:rPr>
-            <w:rStyle w:val="Hyperlink"/>
-          </w:rPr>
-          <w:t xml:space="preserve">OpenInfraMap</w:t>
-        </w:r>
-      </w:hyperlink>
-      <w:r>
-        <w:rPr>
-          <w:rFonts w:ascii="Times New Roman" w:hAnsi="Times New Roman" w:eastAsia="Times New Roman" w:cs="Times New Roman"/>
-          <w:sz w:val="16"/>
-        </w:rPr>
-        <w:t xml:space="preserve">.</w:t>
-      </w:r>
-    </w:p>
-    <w:p>
-      <w:pPr>
-        <w:pStyle w:val="Bibliography"/>
-        <w:widowControl/>
-      </w:pPr>
-      <w:r>
-        <w:rPr>
-          <w:rFonts w:ascii="Times New Roman" w:hAnsi="Times New Roman" w:eastAsia="Times New Roman" w:cs="Times New Roman"/>
-          <w:sz w:val="16"/>
-        </w:rPr>
-        <w:t xml:space="preserve">17.</w:t>
-      </w:r>
-    </w:p>
-    <w:p>
-      <w:pPr>
-        <w:pStyle w:val="Bibliography"/>
-        <w:widowControl/>
-      </w:pPr>
-      <w:r>
-        <w:rPr>
-          <w:rFonts w:ascii="Times New Roman" w:hAnsi="Times New Roman" w:eastAsia="Times New Roman" w:cs="Times New Roman"/>
-          <w:sz w:val="16"/>
-        </w:rPr>
-        <w:t xml:space="preserve">Red Eléctrica de España (REE).</w:t>
-      </w:r>
-      <w:r>
-        <w:rPr>
-          <w:rFonts w:ascii="Times New Roman" w:hAnsi="Times New Roman" w:eastAsia="Times New Roman" w:cs="Times New Roman"/>
-          <w:sz w:val="16"/>
-        </w:rPr>
-        <w:t xml:space="preserve"> </w:t>
-      </w:r>
-      <w:hyperlink r:id="rId98">
         <w:r>
           <w:rPr>
             <w:rStyle w:val="Hyperlink"/>
@@ -27818,6 +25972,54 @@
           <w:sz w:val="16"/>
         </w:rPr>
         <w:t xml:space="preserve">(2012).</w:t>
+      </w:r>
+    </w:p>
+    <w:p>
+      <w:pPr>
+        <w:pStyle w:val="Bibliography"/>
+        <w:widowControl/>
+      </w:pPr>
+      <w:r>
+        <w:rPr>
+          <w:rFonts w:ascii="Times New Roman" w:hAnsi="Times New Roman" w:eastAsia="Times New Roman" w:cs="Times New Roman"/>
+          <w:sz w:val="16"/>
+        </w:rPr>
+        <w:t xml:space="preserve">17.</w:t>
+      </w:r>
+    </w:p>
+    <w:p>
+      <w:pPr>
+        <w:pStyle w:val="Bibliography"/>
+        <w:widowControl/>
+      </w:pPr>
+      <w:r>
+        <w:rPr>
+          <w:rFonts w:ascii="Times New Roman" w:hAnsi="Times New Roman" w:eastAsia="Times New Roman" w:cs="Times New Roman"/>
+          <w:sz w:val="16"/>
+        </w:rPr>
+        <w:t xml:space="preserve">OpenInfraMap contributors.</w:t>
+      </w:r>
+      <w:r>
+        <w:rPr>
+          <w:rFonts w:ascii="Times New Roman" w:hAnsi="Times New Roman" w:eastAsia="Times New Roman" w:cs="Times New Roman"/>
+          <w:sz w:val="16"/>
+        </w:rPr>
+        <w:t xml:space="preserve"> </w:t>
+      </w:r>
+      <w:hyperlink r:id="rId98">
+        <w:r>
+          <w:rPr>
+            <w:rStyle w:val="Hyperlink"/>
+          </w:rPr>
+          <w:t xml:space="preserve">OpenInfraMap</w:t>
+        </w:r>
+      </w:hyperlink>
+      <w:r>
+        <w:rPr>
+          <w:rFonts w:ascii="Times New Roman" w:hAnsi="Times New Roman" w:eastAsia="Times New Roman" w:cs="Times New Roman"/>
+          <w:sz w:val="16"/>
+        </w:rPr>
+        <w:t xml:space="preserve">.</w:t>
       </w:r>
     </w:p>
     <w:p>

--- a/paper/SimPT60_submission_en.docx
+++ b/paper/SimPT60_submission_en.docx
@@ -332,7 +332,49 @@
           <w:rFonts w:ascii="Times New Roman" w:hAnsi="Times New Roman" w:eastAsia="Times New Roman" w:cs="Times New Roman"/>
           <w:sz w:val="21"/>
         </w:rPr>
-        <w:t xml:space="preserve">equipment attributes, and operating conditions</w:t>
+        <w:t xml:space="preserve">equipment attributes, and operating conditions. As research moves from</w:t>
+      </w:r>
+      <w:r>
+        <w:rPr>
+          <w:rFonts w:ascii="Times New Roman" w:hAnsi="Times New Roman" w:eastAsia="Times New Roman" w:cs="Times New Roman"/>
+          <w:sz w:val="21"/>
+        </w:rPr>
+        <w:t xml:space="preserve"> </w:t>
+      </w:r>
+      <w:r>
+        <w:rPr>
+          <w:rFonts w:ascii="Times New Roman" w:hAnsi="Times New Roman" w:eastAsia="Times New Roman" w:cs="Times New Roman"/>
+          <w:sz w:val="21"/>
+        </w:rPr>
+        <w:t xml:space="preserve">individual snapshots to time-series analysis, a static network must also</w:t>
+      </w:r>
+      <w:r>
+        <w:rPr>
+          <w:rFonts w:ascii="Times New Roman" w:hAnsi="Times New Roman" w:eastAsia="Times New Roman" w:cs="Times New Roman"/>
+          <w:sz w:val="21"/>
+        </w:rPr>
+        <w:t xml:space="preserve"> </w:t>
+      </w:r>
+      <w:r>
+        <w:rPr>
+          <w:rFonts w:ascii="Times New Roman" w:hAnsi="Times New Roman" w:eastAsia="Times New Roman" w:cs="Times New Roman"/>
+          <w:sz w:val="21"/>
+        </w:rPr>
+        <w:t xml:space="preserve">be linked to continuous load, generation, and other operating</w:t>
+      </w:r>
+      <w:r>
+        <w:rPr>
+          <w:rFonts w:ascii="Times New Roman" w:hAnsi="Times New Roman" w:eastAsia="Times New Roman" w:cs="Times New Roman"/>
+          <w:sz w:val="21"/>
+        </w:rPr>
+        <w:t xml:space="preserve"> </w:t>
+      </w:r>
+      <w:r>
+        <w:rPr>
+          <w:rFonts w:ascii="Times New Roman" w:hAnsi="Times New Roman" w:eastAsia="Times New Roman" w:cs="Times New Roman"/>
+          <w:sz w:val="21"/>
+        </w:rPr>
+        <w:t xml:space="preserve">records</w:t>
       </w:r>
       <w:r>
         <w:rPr>
@@ -340,64 +382,7 @@
           <w:sz w:val="21"/>
           <w:vertAlign w:val="superscript"/>
         </w:rPr>
-        <w:t xml:space="preserve">1</w:t>
-      </w:r>
-      <w:r>
-        <w:rPr>
-          <w:rFonts w:ascii="Times New Roman" w:hAnsi="Times New Roman" w:eastAsia="Times New Roman" w:cs="Times New Roman"/>
-          <w:sz w:val="21"/>
-        </w:rPr>
-        <w:t xml:space="preserve">. As</w:t>
-      </w:r>
-      <w:r>
-        <w:rPr>
-          <w:rFonts w:ascii="Times New Roman" w:hAnsi="Times New Roman" w:eastAsia="Times New Roman" w:cs="Times New Roman"/>
-          <w:sz w:val="21"/>
-        </w:rPr>
-        <w:t xml:space="preserve"> </w:t>
-      </w:r>
-      <w:r>
-        <w:rPr>
-          <w:rFonts w:ascii="Times New Roman" w:hAnsi="Times New Roman" w:eastAsia="Times New Roman" w:cs="Times New Roman"/>
-          <w:sz w:val="21"/>
-        </w:rPr>
-        <w:t xml:space="preserve">research moves from individual snapshots to time-series analysis, a</w:t>
-      </w:r>
-      <w:r>
-        <w:rPr>
-          <w:rFonts w:ascii="Times New Roman" w:hAnsi="Times New Roman" w:eastAsia="Times New Roman" w:cs="Times New Roman"/>
-          <w:sz w:val="21"/>
-        </w:rPr>
-        <w:t xml:space="preserve"> </w:t>
-      </w:r>
-      <w:r>
-        <w:rPr>
-          <w:rFonts w:ascii="Times New Roman" w:hAnsi="Times New Roman" w:eastAsia="Times New Roman" w:cs="Times New Roman"/>
-          <w:sz w:val="21"/>
-        </w:rPr>
-        <w:t xml:space="preserve">static network must also be linked to continuous load, generation, and</w:t>
-      </w:r>
-      <w:r>
-        <w:rPr>
-          <w:rFonts w:ascii="Times New Roman" w:hAnsi="Times New Roman" w:eastAsia="Times New Roman" w:cs="Times New Roman"/>
-          <w:sz w:val="21"/>
-        </w:rPr>
-        <w:t xml:space="preserve"> </w:t>
-      </w:r>
-      <w:r>
-        <w:rPr>
-          <w:rFonts w:ascii="Times New Roman" w:hAnsi="Times New Roman" w:eastAsia="Times New Roman" w:cs="Times New Roman"/>
-          <w:sz w:val="21"/>
-        </w:rPr>
-        <w:t xml:space="preserve">other operating records</w:t>
-      </w:r>
-      <w:r>
-        <w:rPr>
-          <w:rFonts w:ascii="Times New Roman" w:hAnsi="Times New Roman" w:eastAsia="Times New Roman" w:cs="Times New Roman"/>
-          <w:sz w:val="21"/>
-          <w:vertAlign w:val="superscript"/>
-        </w:rPr>
-        <w:t xml:space="preserve">2,3</w:t>
+        <w:t xml:space="preserve">1,2</w:t>
       </w:r>
       <w:r>
         <w:rPr>
@@ -467,93 +452,93 @@
           <w:sz w:val="21"/>
           <w:vertAlign w:val="superscript"/>
         </w:rPr>
+        <w:t xml:space="preserve">1</w:t>
+      </w:r>
+      <w:r>
+        <w:rPr>
+          <w:rFonts w:ascii="Times New Roman" w:hAnsi="Times New Roman" w:eastAsia="Times New Roman" w:cs="Times New Roman"/>
+          <w:sz w:val="21"/>
+        </w:rPr>
+        <w:t xml:space="preserve">. Recent open-data reconstruction work has</w:t>
+      </w:r>
+      <w:r>
+        <w:rPr>
+          <w:rFonts w:ascii="Times New Roman" w:hAnsi="Times New Roman" w:eastAsia="Times New Roman" w:cs="Times New Roman"/>
+          <w:sz w:val="21"/>
+        </w:rPr>
+        <w:t xml:space="preserve"> </w:t>
+      </w:r>
+      <w:r>
+        <w:rPr>
+          <w:rFonts w:ascii="Times New Roman" w:hAnsi="Times New Roman" w:eastAsia="Times New Roman" w:cs="Times New Roman"/>
+          <w:sz w:val="21"/>
+        </w:rPr>
+        <w:t xml:space="preserve">expanded the geographic representation of the European high-voltage</w:t>
+      </w:r>
+      <w:r>
+        <w:rPr>
+          <w:rFonts w:ascii="Times New Roman" w:hAnsi="Times New Roman" w:eastAsia="Times New Roman" w:cs="Times New Roman"/>
+          <w:sz w:val="21"/>
+        </w:rPr>
+        <w:t xml:space="preserve"> </w:t>
+      </w:r>
+      <w:r>
+        <w:rPr>
+          <w:rFonts w:ascii="Times New Roman" w:hAnsi="Times New Roman" w:eastAsia="Times New Roman" w:cs="Times New Roman"/>
+          <w:sz w:val="21"/>
+        </w:rPr>
+        <w:t xml:space="preserve">grid</w:t>
+      </w:r>
+      <w:r>
+        <w:rPr>
+          <w:rFonts w:ascii="Times New Roman" w:hAnsi="Times New Roman" w:eastAsia="Times New Roman" w:cs="Times New Roman"/>
+          <w:sz w:val="21"/>
+          <w:vertAlign w:val="superscript"/>
+        </w:rPr>
+        <w:t xml:space="preserve">3</w:t>
+      </w:r>
+      <w:r>
+        <w:rPr>
+          <w:rFonts w:ascii="Times New Roman" w:hAnsi="Times New Roman" w:eastAsia="Times New Roman" w:cs="Times New Roman"/>
+          <w:sz w:val="21"/>
+        </w:rPr>
+        <w:t xml:space="preserve">. SimBench provides representative networks</w:t>
+      </w:r>
+      <w:r>
+        <w:rPr>
+          <w:rFonts w:ascii="Times New Roman" w:hAnsi="Times New Roman" w:eastAsia="Times New Roman" w:cs="Times New Roman"/>
+          <w:sz w:val="21"/>
+        </w:rPr>
+        <w:t xml:space="preserve"> </w:t>
+      </w:r>
+      <w:r>
+        <w:rPr>
+          <w:rFonts w:ascii="Times New Roman" w:hAnsi="Times New Roman" w:eastAsia="Times New Roman" w:cs="Times New Roman"/>
+          <w:sz w:val="21"/>
+        </w:rPr>
+        <w:t xml:space="preserve">across several voltage levels together with annual load and generation</w:t>
+      </w:r>
+      <w:r>
+        <w:rPr>
+          <w:rFonts w:ascii="Times New Roman" w:hAnsi="Times New Roman" w:eastAsia="Times New Roman" w:cs="Times New Roman"/>
+          <w:sz w:val="21"/>
+        </w:rPr>
+        <w:t xml:space="preserve"> </w:t>
+      </w:r>
+      <w:r>
+        <w:rPr>
+          <w:rFonts w:ascii="Times New Roman" w:hAnsi="Times New Roman" w:eastAsia="Times New Roman" w:cs="Times New Roman"/>
+          <w:sz w:val="21"/>
+        </w:rPr>
+        <w:t xml:space="preserve">profiles</w:t>
+      </w:r>
+      <w:r>
+        <w:rPr>
+          <w:rFonts w:ascii="Times New Roman" w:hAnsi="Times New Roman" w:eastAsia="Times New Roman" w:cs="Times New Roman"/>
+          <w:sz w:val="21"/>
+          <w:vertAlign w:val="superscript"/>
+        </w:rPr>
         <w:t xml:space="preserve">2</w:t>
-      </w:r>
-      <w:r>
-        <w:rPr>
-          <w:rFonts w:ascii="Times New Roman" w:hAnsi="Times New Roman" w:eastAsia="Times New Roman" w:cs="Times New Roman"/>
-          <w:sz w:val="21"/>
-        </w:rPr>
-        <w:t xml:space="preserve">. Recent open-data reconstruction work has</w:t>
-      </w:r>
-      <w:r>
-        <w:rPr>
-          <w:rFonts w:ascii="Times New Roman" w:hAnsi="Times New Roman" w:eastAsia="Times New Roman" w:cs="Times New Roman"/>
-          <w:sz w:val="21"/>
-        </w:rPr>
-        <w:t xml:space="preserve"> </w:t>
-      </w:r>
-      <w:r>
-        <w:rPr>
-          <w:rFonts w:ascii="Times New Roman" w:hAnsi="Times New Roman" w:eastAsia="Times New Roman" w:cs="Times New Roman"/>
-          <w:sz w:val="21"/>
-        </w:rPr>
-        <w:t xml:space="preserve">expanded the geographic representation of the European high-voltage</w:t>
-      </w:r>
-      <w:r>
-        <w:rPr>
-          <w:rFonts w:ascii="Times New Roman" w:hAnsi="Times New Roman" w:eastAsia="Times New Roman" w:cs="Times New Roman"/>
-          <w:sz w:val="21"/>
-        </w:rPr>
-        <w:t xml:space="preserve"> </w:t>
-      </w:r>
-      <w:r>
-        <w:rPr>
-          <w:rFonts w:ascii="Times New Roman" w:hAnsi="Times New Roman" w:eastAsia="Times New Roman" w:cs="Times New Roman"/>
-          <w:sz w:val="21"/>
-        </w:rPr>
-        <w:t xml:space="preserve">grid</w:t>
-      </w:r>
-      <w:r>
-        <w:rPr>
-          <w:rFonts w:ascii="Times New Roman" w:hAnsi="Times New Roman" w:eastAsia="Times New Roman" w:cs="Times New Roman"/>
-          <w:sz w:val="21"/>
-          <w:vertAlign w:val="superscript"/>
-        </w:rPr>
-        <w:t xml:space="preserve">4</w:t>
-      </w:r>
-      <w:r>
-        <w:rPr>
-          <w:rFonts w:ascii="Times New Roman" w:hAnsi="Times New Roman" w:eastAsia="Times New Roman" w:cs="Times New Roman"/>
-          <w:sz w:val="21"/>
-        </w:rPr>
-        <w:t xml:space="preserve">. SimBench provides representative networks</w:t>
-      </w:r>
-      <w:r>
-        <w:rPr>
-          <w:rFonts w:ascii="Times New Roman" w:hAnsi="Times New Roman" w:eastAsia="Times New Roman" w:cs="Times New Roman"/>
-          <w:sz w:val="21"/>
-        </w:rPr>
-        <w:t xml:space="preserve"> </w:t>
-      </w:r>
-      <w:r>
-        <w:rPr>
-          <w:rFonts w:ascii="Times New Roman" w:hAnsi="Times New Roman" w:eastAsia="Times New Roman" w:cs="Times New Roman"/>
-          <w:sz w:val="21"/>
-        </w:rPr>
-        <w:t xml:space="preserve">across several voltage levels together with annual load and generation</w:t>
-      </w:r>
-      <w:r>
-        <w:rPr>
-          <w:rFonts w:ascii="Times New Roman" w:hAnsi="Times New Roman" w:eastAsia="Times New Roman" w:cs="Times New Roman"/>
-          <w:sz w:val="21"/>
-        </w:rPr>
-        <w:t xml:space="preserve"> </w:t>
-      </w:r>
-      <w:r>
-        <w:rPr>
-          <w:rFonts w:ascii="Times New Roman" w:hAnsi="Times New Roman" w:eastAsia="Times New Roman" w:cs="Times New Roman"/>
-          <w:sz w:val="21"/>
-        </w:rPr>
-        <w:t xml:space="preserve">profiles</w:t>
-      </w:r>
-      <w:r>
-        <w:rPr>
-          <w:rFonts w:ascii="Times New Roman" w:hAnsi="Times New Roman" w:eastAsia="Times New Roman" w:cs="Times New Roman"/>
-          <w:sz w:val="21"/>
-          <w:vertAlign w:val="superscript"/>
-        </w:rPr>
-        <w:t xml:space="preserve">3</w:t>
       </w:r>
       <w:r>
         <w:rPr>
@@ -667,7 +652,7 @@
           <w:sz w:val="21"/>
           <w:vertAlign w:val="superscript"/>
         </w:rPr>
-        <w:t xml:space="preserve">5</w:t>
+        <w:t xml:space="preserve">4</w:t>
       </w:r>
       <w:r>
         <w:rPr>
@@ -807,70 +792,70 @@
           <w:sz w:val="21"/>
           <w:vertAlign w:val="superscript"/>
         </w:rPr>
-        <w:t xml:space="preserve">6–10</w:t>
-      </w:r>
-      <w:r>
-        <w:rPr>
-          <w:rFonts w:ascii="Times New Roman" w:hAnsi="Times New Roman" w:eastAsia="Times New Roman" w:cs="Times New Roman"/>
-          <w:sz w:val="21"/>
-        </w:rPr>
-        <w:t xml:space="preserve">. Their spatial</w:t>
-      </w:r>
-      <w:r>
-        <w:rPr>
-          <w:rFonts w:ascii="Times New Roman" w:hAnsi="Times New Roman" w:eastAsia="Times New Roman" w:cs="Times New Roman"/>
-          <w:sz w:val="21"/>
-        </w:rPr>
-        <w:t xml:space="preserve"> </w:t>
-      </w:r>
-      <w:r>
-        <w:rPr>
-          <w:rFonts w:ascii="Times New Roman" w:hAnsi="Times New Roman" w:eastAsia="Times New Roman" w:cs="Times New Roman"/>
-          <w:sz w:val="21"/>
-        </w:rPr>
-        <w:t xml:space="preserve">coverage, temporal resolution, identifiers, and field definitions</w:t>
-      </w:r>
-      <w:r>
-        <w:rPr>
-          <w:rFonts w:ascii="Times New Roman" w:hAnsi="Times New Roman" w:eastAsia="Times New Roman" w:cs="Times New Roman"/>
-          <w:sz w:val="21"/>
-        </w:rPr>
-        <w:t xml:space="preserve"> </w:t>
-      </w:r>
-      <w:r>
-        <w:rPr>
-          <w:rFonts w:ascii="Times New Roman" w:hAnsi="Times New Roman" w:eastAsia="Times New Roman" w:cs="Times New Roman"/>
-          <w:sz w:val="21"/>
-        </w:rPr>
-        <w:t xml:space="preserve">differ. Using them in a common power-flow model requires topology</w:t>
-      </w:r>
-      <w:r>
-        <w:rPr>
-          <w:rFonts w:ascii="Times New Roman" w:hAnsi="Times New Roman" w:eastAsia="Times New Roman" w:cs="Times New Roman"/>
-          <w:sz w:val="21"/>
-        </w:rPr>
-        <w:t xml:space="preserve"> </w:t>
-      </w:r>
-      <w:r>
-        <w:rPr>
-          <w:rFonts w:ascii="Times New Roman" w:hAnsi="Times New Roman" w:eastAsia="Times New Roman" w:cs="Times New Roman"/>
-          <w:sz w:val="21"/>
-        </w:rPr>
-        <w:t xml:space="preserve">reconstruction, completion of electrical parameters, asset-to-bus</w:t>
-      </w:r>
-      <w:r>
-        <w:rPr>
-          <w:rFonts w:ascii="Times New Roman" w:hAnsi="Times New Roman" w:eastAsia="Times New Roman" w:cs="Times New Roman"/>
-          <w:sz w:val="21"/>
-        </w:rPr>
-        <w:t xml:space="preserve"> </w:t>
-      </w:r>
-      <w:r>
-        <w:rPr>
-          <w:rFonts w:ascii="Times New Roman" w:hAnsi="Times New Roman" w:eastAsia="Times New Roman" w:cs="Times New Roman"/>
-          <w:sz w:val="21"/>
-        </w:rPr>
-        <w:t xml:space="preserve">mapping, temporal alignment, and allocation of aggregate power to nodes.</w:t>
+        <w:t xml:space="preserve">5–9</w:t>
+      </w:r>
+      <w:r>
+        <w:rPr>
+          <w:rFonts w:ascii="Times New Roman" w:hAnsi="Times New Roman" w:eastAsia="Times New Roman" w:cs="Times New Roman"/>
+          <w:sz w:val="21"/>
+        </w:rPr>
+        <w:t xml:space="preserve">. Their spatial coverage,</w:t>
+      </w:r>
+      <w:r>
+        <w:rPr>
+          <w:rFonts w:ascii="Times New Roman" w:hAnsi="Times New Roman" w:eastAsia="Times New Roman" w:cs="Times New Roman"/>
+          <w:sz w:val="21"/>
+        </w:rPr>
+        <w:t xml:space="preserve"> </w:t>
+      </w:r>
+      <w:r>
+        <w:rPr>
+          <w:rFonts w:ascii="Times New Roman" w:hAnsi="Times New Roman" w:eastAsia="Times New Roman" w:cs="Times New Roman"/>
+          <w:sz w:val="21"/>
+        </w:rPr>
+        <w:t xml:space="preserve">temporal resolution, identifiers, and field definitions differ. Using</w:t>
+      </w:r>
+      <w:r>
+        <w:rPr>
+          <w:rFonts w:ascii="Times New Roman" w:hAnsi="Times New Roman" w:eastAsia="Times New Roman" w:cs="Times New Roman"/>
+          <w:sz w:val="21"/>
+        </w:rPr>
+        <w:t xml:space="preserve"> </w:t>
+      </w:r>
+      <w:r>
+        <w:rPr>
+          <w:rFonts w:ascii="Times New Roman" w:hAnsi="Times New Roman" w:eastAsia="Times New Roman" w:cs="Times New Roman"/>
+          <w:sz w:val="21"/>
+        </w:rPr>
+        <w:t xml:space="preserve">them in a common power-flow model requires topology reconstruction,</w:t>
+      </w:r>
+      <w:r>
+        <w:rPr>
+          <w:rFonts w:ascii="Times New Roman" w:hAnsi="Times New Roman" w:eastAsia="Times New Roman" w:cs="Times New Roman"/>
+          <w:sz w:val="21"/>
+        </w:rPr>
+        <w:t xml:space="preserve"> </w:t>
+      </w:r>
+      <w:r>
+        <w:rPr>
+          <w:rFonts w:ascii="Times New Roman" w:hAnsi="Times New Roman" w:eastAsia="Times New Roman" w:cs="Times New Roman"/>
+          <w:sz w:val="21"/>
+        </w:rPr>
+        <w:t xml:space="preserve">completion of electrical parameters, asset-to-bus mapping, temporal</w:t>
+      </w:r>
+      <w:r>
+        <w:rPr>
+          <w:rFonts w:ascii="Times New Roman" w:hAnsi="Times New Roman" w:eastAsia="Times New Roman" w:cs="Times New Roman"/>
+          <w:sz w:val="21"/>
+        </w:rPr>
+        <w:t xml:space="preserve"> </w:t>
+      </w:r>
+      <w:r>
+        <w:rPr>
+          <w:rFonts w:ascii="Times New Roman" w:hAnsi="Times New Roman" w:eastAsia="Times New Roman" w:cs="Times New Roman"/>
+          <w:sz w:val="21"/>
+        </w:rPr>
+        <w:t xml:space="preserve">alignment, and allocation of aggregate power to nodes.</w:t>
       </w:r>
     </w:p>
     <w:p>
@@ -919,79 +904,79 @@
           <w:sz w:val="21"/>
           <w:vertAlign w:val="superscript"/>
         </w:rPr>
+        <w:t xml:space="preserve">1</w:t>
+      </w:r>
+      <w:r>
+        <w:rPr>
+          <w:rFonts w:ascii="Times New Roman" w:hAnsi="Times New Roman" w:eastAsia="Times New Roman" w:cs="Times New Roman"/>
+          <w:sz w:val="21"/>
+        </w:rPr>
+        <w:t xml:space="preserve">; open high-voltage reconstructions focus</w:t>
+      </w:r>
+      <w:r>
+        <w:rPr>
+          <w:rFonts w:ascii="Times New Roman" w:hAnsi="Times New Roman" w:eastAsia="Times New Roman" w:cs="Times New Roman"/>
+          <w:sz w:val="21"/>
+        </w:rPr>
+        <w:t xml:space="preserve"> </w:t>
+      </w:r>
+      <w:r>
+        <w:rPr>
+          <w:rFonts w:ascii="Times New Roman" w:hAnsi="Times New Roman" w:eastAsia="Times New Roman" w:cs="Times New Roman"/>
+          <w:sz w:val="21"/>
+        </w:rPr>
+        <w:t xml:space="preserve">mainly on AC networks at 220 kV and above</w:t>
+      </w:r>
+      <w:r>
+        <w:rPr>
+          <w:rFonts w:ascii="Times New Roman" w:hAnsi="Times New Roman" w:eastAsia="Times New Roman" w:cs="Times New Roman"/>
+          <w:sz w:val="21"/>
+          <w:vertAlign w:val="superscript"/>
+        </w:rPr>
+        <w:t xml:space="preserve">3</w:t>
+      </w:r>
+      <w:r>
+        <w:rPr>
+          <w:rFonts w:ascii="Times New Roman" w:hAnsi="Times New Roman" w:eastAsia="Times New Roman" w:cs="Times New Roman"/>
+          <w:sz w:val="21"/>
+        </w:rPr>
+        <w:t xml:space="preserve">; and</w:t>
+      </w:r>
+      <w:r>
+        <w:rPr>
+          <w:rFonts w:ascii="Times New Roman" w:hAnsi="Times New Roman" w:eastAsia="Times New Roman" w:cs="Times New Roman"/>
+          <w:sz w:val="21"/>
+        </w:rPr>
+        <w:t xml:space="preserve"> </w:t>
+      </w:r>
+      <w:r>
+        <w:rPr>
+          <w:rFonts w:ascii="Times New Roman" w:hAnsi="Times New Roman" w:eastAsia="Times New Roman" w:cs="Times New Roman"/>
+          <w:sz w:val="21"/>
+        </w:rPr>
+        <w:t xml:space="preserve">representative benchmarks do not describe the geographic Portuguese</w:t>
+      </w:r>
+      <w:r>
+        <w:rPr>
+          <w:rFonts w:ascii="Times New Roman" w:hAnsi="Times New Roman" w:eastAsia="Times New Roman" w:cs="Times New Roman"/>
+          <w:sz w:val="21"/>
+        </w:rPr>
+        <w:t xml:space="preserve"> </w:t>
+      </w:r>
+      <w:r>
+        <w:rPr>
+          <w:rFonts w:ascii="Times New Roman" w:hAnsi="Times New Roman" w:eastAsia="Times New Roman" w:cs="Times New Roman"/>
+          <w:sz w:val="21"/>
+        </w:rPr>
+        <w:t xml:space="preserve">grid</w:t>
+      </w:r>
+      <w:r>
+        <w:rPr>
+          <w:rFonts w:ascii="Times New Roman" w:hAnsi="Times New Roman" w:eastAsia="Times New Roman" w:cs="Times New Roman"/>
+          <w:sz w:val="21"/>
+          <w:vertAlign w:val="superscript"/>
+        </w:rPr>
         <w:t xml:space="preserve">2</w:t>
-      </w:r>
-      <w:r>
-        <w:rPr>
-          <w:rFonts w:ascii="Times New Roman" w:hAnsi="Times New Roman" w:eastAsia="Times New Roman" w:cs="Times New Roman"/>
-          <w:sz w:val="21"/>
-        </w:rPr>
-        <w:t xml:space="preserve">; open high-voltage reconstructions focus</w:t>
-      </w:r>
-      <w:r>
-        <w:rPr>
-          <w:rFonts w:ascii="Times New Roman" w:hAnsi="Times New Roman" w:eastAsia="Times New Roman" w:cs="Times New Roman"/>
-          <w:sz w:val="21"/>
-        </w:rPr>
-        <w:t xml:space="preserve"> </w:t>
-      </w:r>
-      <w:r>
-        <w:rPr>
-          <w:rFonts w:ascii="Times New Roman" w:hAnsi="Times New Roman" w:eastAsia="Times New Roman" w:cs="Times New Roman"/>
-          <w:sz w:val="21"/>
-        </w:rPr>
-        <w:t xml:space="preserve">mainly on AC networks at 220 kV and above</w:t>
-      </w:r>
-      <w:r>
-        <w:rPr>
-          <w:rFonts w:ascii="Times New Roman" w:hAnsi="Times New Roman" w:eastAsia="Times New Roman" w:cs="Times New Roman"/>
-          <w:sz w:val="21"/>
-          <w:vertAlign w:val="superscript"/>
-        </w:rPr>
-        <w:t xml:space="preserve">4</w:t>
-      </w:r>
-      <w:r>
-        <w:rPr>
-          <w:rFonts w:ascii="Times New Roman" w:hAnsi="Times New Roman" w:eastAsia="Times New Roman" w:cs="Times New Roman"/>
-          <w:sz w:val="21"/>
-        </w:rPr>
-        <w:t xml:space="preserve">; and</w:t>
-      </w:r>
-      <w:r>
-        <w:rPr>
-          <w:rFonts w:ascii="Times New Roman" w:hAnsi="Times New Roman" w:eastAsia="Times New Roman" w:cs="Times New Roman"/>
-          <w:sz w:val="21"/>
-        </w:rPr>
-        <w:t xml:space="preserve"> </w:t>
-      </w:r>
-      <w:r>
-        <w:rPr>
-          <w:rFonts w:ascii="Times New Roman" w:hAnsi="Times New Roman" w:eastAsia="Times New Roman" w:cs="Times New Roman"/>
-          <w:sz w:val="21"/>
-        </w:rPr>
-        <w:t xml:space="preserve">representative benchmarks do not describe the geographic Portuguese</w:t>
-      </w:r>
-      <w:r>
-        <w:rPr>
-          <w:rFonts w:ascii="Times New Roman" w:hAnsi="Times New Roman" w:eastAsia="Times New Roman" w:cs="Times New Roman"/>
-          <w:sz w:val="21"/>
-        </w:rPr>
-        <w:t xml:space="preserve"> </w:t>
-      </w:r>
-      <w:r>
-        <w:rPr>
-          <w:rFonts w:ascii="Times New Roman" w:hAnsi="Times New Roman" w:eastAsia="Times New Roman" w:cs="Times New Roman"/>
-          <w:sz w:val="21"/>
-        </w:rPr>
-        <w:t xml:space="preserve">grid</w:t>
-      </w:r>
-      <w:r>
-        <w:rPr>
-          <w:rFonts w:ascii="Times New Roman" w:hAnsi="Times New Roman" w:eastAsia="Times New Roman" w:cs="Times New Roman"/>
-          <w:sz w:val="21"/>
-          <w:vertAlign w:val="superscript"/>
-        </w:rPr>
-        <w:t xml:space="preserve">3</w:t>
       </w:r>
       <w:r>
         <w:rPr>
@@ -1715,7 +1700,7 @@
           <w:sz w:val="21"/>
           <w:vertAlign w:val="superscript"/>
         </w:rPr>
-        <w:t xml:space="preserve">11</w:t>
+        <w:t xml:space="preserve">10</w:t>
       </w:r>
       <w:r>
         <w:rPr>
@@ -1758,7 +1743,7 @@
           <w:sz w:val="21"/>
           <w:vertAlign w:val="superscript"/>
         </w:rPr>
-        <w:t xml:space="preserve">8,12–14</w:t>
+        <w:t xml:space="preserve">7,11–13</w:t>
       </w:r>
       <w:r>
         <w:rPr>
@@ -1809,7 +1794,36 @@
           <w:rFonts w:ascii="Times New Roman" w:hAnsi="Times New Roman" w:eastAsia="Times New Roman" w:cs="Times New Roman"/>
           <w:sz w:val="21"/>
         </w:rPr>
-        <w:t xml:space="preserve">(PDIRT) and</w:t>
+        <w:t xml:space="preserve">(PDIRT) supplies delivery-point reference profiles</w:t>
+      </w:r>
+      <w:r>
+        <w:rPr>
+          <w:rFonts w:ascii="Times New Roman" w:hAnsi="Times New Roman" w:eastAsia="Times New Roman" w:cs="Times New Roman"/>
+          <w:sz w:val="21"/>
+          <w:vertAlign w:val="superscript"/>
+        </w:rPr>
+        <w:t xml:space="preserve">8</w:t>
+      </w:r>
+      <w:r>
+        <w:rPr>
+          <w:rFonts w:ascii="Times New Roman" w:hAnsi="Times New Roman" w:eastAsia="Times New Roman" w:cs="Times New Roman"/>
+          <w:sz w:val="21"/>
+        </w:rPr>
+        <w:t xml:space="preserve">;</w:t>
+      </w:r>
+      <w:r>
+        <w:rPr>
+          <w:rFonts w:ascii="Times New Roman" w:hAnsi="Times New Roman" w:eastAsia="Times New Roman" w:cs="Times New Roman"/>
+          <w:sz w:val="21"/>
+        </w:rPr>
+        <w:t xml:space="preserve"> </w:t>
+      </w:r>
+      <w:r>
+        <w:rPr>
+          <w:rFonts w:ascii="Times New Roman" w:hAnsi="Times New Roman" w:eastAsia="Times New Roman" w:cs="Times New Roman"/>
+          <w:sz w:val="21"/>
+        </w:rPr>
+        <w:t xml:space="preserve">the</w:t>
       </w:r>
       <w:r>
         <w:rPr>
@@ -1825,7 +1839,7 @@
           <w:iCs/>
           <w:sz w:val="21"/>
         </w:rPr>
-        <w:t xml:space="preserve">Plano de Desenvolvimento e Investimento da Rede</w:t>
+        <w:t xml:space="preserve">Plano de Desenvolvimento e Investimento da Rede Nacional de</w:t>
       </w:r>
       <w:r>
         <w:rPr>
@@ -1843,35 +1857,35 @@
           <w:iCs/>
           <w:sz w:val="21"/>
         </w:rPr>
-        <w:t xml:space="preserve">Nacional de Distribuição</w:t>
-      </w:r>
-      <w:r>
-        <w:rPr>
-          <w:rFonts w:ascii="Times New Roman" w:hAnsi="Times New Roman" w:eastAsia="Times New Roman" w:cs="Times New Roman"/>
-          <w:sz w:val="21"/>
-        </w:rPr>
-        <w:t xml:space="preserve"> </w:t>
-      </w:r>
-      <w:r>
-        <w:rPr>
-          <w:rFonts w:ascii="Times New Roman" w:hAnsi="Times New Roman" w:eastAsia="Times New Roman" w:cs="Times New Roman"/>
-          <w:sz w:val="21"/>
-        </w:rPr>
-        <w:t xml:space="preserve">(PDIRD) provide delivery-point profiles and</w:t>
-      </w:r>
-      <w:r>
-        <w:rPr>
-          <w:rFonts w:ascii="Times New Roman" w:hAnsi="Times New Roman" w:eastAsia="Times New Roman" w:cs="Times New Roman"/>
-          <w:sz w:val="21"/>
-        </w:rPr>
-        <w:t xml:space="preserve"> </w:t>
-      </w:r>
-      <w:r>
-        <w:rPr>
-          <w:rFonts w:ascii="Times New Roman" w:hAnsi="Times New Roman" w:eastAsia="Times New Roman" w:cs="Times New Roman"/>
-          <w:sz w:val="21"/>
-        </w:rPr>
-        <w:t xml:space="preserve">selected equipment parameters</w:t>
+        <w:t xml:space="preserve">Distribuição</w:t>
+      </w:r>
+      <w:r>
+        <w:rPr>
+          <w:rFonts w:ascii="Times New Roman" w:hAnsi="Times New Roman" w:eastAsia="Times New Roman" w:cs="Times New Roman"/>
+          <w:sz w:val="21"/>
+        </w:rPr>
+        <w:t xml:space="preserve"> </w:t>
+      </w:r>
+      <w:r>
+        <w:rPr>
+          <w:rFonts w:ascii="Times New Roman" w:hAnsi="Times New Roman" w:eastAsia="Times New Roman" w:cs="Times New Roman"/>
+          <w:sz w:val="21"/>
+        </w:rPr>
+        <w:t xml:space="preserve">(PDIRD) supplies distribution-circuit inventory and</w:t>
+      </w:r>
+      <w:r>
+        <w:rPr>
+          <w:rFonts w:ascii="Times New Roman" w:hAnsi="Times New Roman" w:eastAsia="Times New Roman" w:cs="Times New Roman"/>
+          <w:sz w:val="21"/>
+        </w:rPr>
+        <w:t xml:space="preserve"> </w:t>
+      </w:r>
+      <w:r>
+        <w:rPr>
+          <w:rFonts w:ascii="Times New Roman" w:hAnsi="Times New Roman" w:eastAsia="Times New Roman" w:cs="Times New Roman"/>
+          <w:sz w:val="21"/>
+        </w:rPr>
+        <w:t xml:space="preserve">parameter evidence</w:t>
       </w:r>
       <w:r>
         <w:rPr>
@@ -1879,42 +1893,42 @@
           <w:sz w:val="21"/>
           <w:vertAlign w:val="superscript"/>
         </w:rPr>
-        <w:t xml:space="preserve">6,7,9,10</w:t>
-      </w:r>
-      <w:r>
-        <w:rPr>
-          <w:rFonts w:ascii="Times New Roman" w:hAnsi="Times New Roman" w:eastAsia="Times New Roman" w:cs="Times New Roman"/>
-          <w:sz w:val="21"/>
-        </w:rPr>
-        <w:t xml:space="preserve">. The European</w:t>
-      </w:r>
-      <w:r>
-        <w:rPr>
-          <w:rFonts w:ascii="Times New Roman" w:hAnsi="Times New Roman" w:eastAsia="Times New Roman" w:cs="Times New Roman"/>
-          <w:sz w:val="21"/>
-        </w:rPr>
-        <w:t xml:space="preserve"> </w:t>
-      </w:r>
-      <w:r>
-        <w:rPr>
-          <w:rFonts w:ascii="Times New Roman" w:hAnsi="Times New Roman" w:eastAsia="Times New Roman" w:cs="Times New Roman"/>
-          <w:sz w:val="21"/>
-        </w:rPr>
-        <w:t xml:space="preserve">Commission’s Geographical Information System (GISCO) supplies the</w:t>
-      </w:r>
-      <w:r>
-        <w:rPr>
-          <w:rFonts w:ascii="Times New Roman" w:hAnsi="Times New Roman" w:eastAsia="Times New Roman" w:cs="Times New Roman"/>
-          <w:sz w:val="21"/>
-        </w:rPr>
-        <w:t xml:space="preserve"> </w:t>
-      </w:r>
-      <w:r>
-        <w:rPr>
-          <w:rFonts w:ascii="Times New Roman" w:hAnsi="Times New Roman" w:eastAsia="Times New Roman" w:cs="Times New Roman"/>
-          <w:sz w:val="21"/>
-        </w:rPr>
-        <w:t xml:space="preserve">continental boundary</w:t>
+        <w:t xml:space="preserve">14</w:t>
+      </w:r>
+      <w:r>
+        <w:rPr>
+          <w:rFonts w:ascii="Times New Roman" w:hAnsi="Times New Roman" w:eastAsia="Times New Roman" w:cs="Times New Roman"/>
+          <w:sz w:val="21"/>
+        </w:rPr>
+        <w:t xml:space="preserve">. The European Commission’s</w:t>
+      </w:r>
+      <w:r>
+        <w:rPr>
+          <w:rFonts w:ascii="Times New Roman" w:hAnsi="Times New Roman" w:eastAsia="Times New Roman" w:cs="Times New Roman"/>
+          <w:sz w:val="21"/>
+        </w:rPr>
+        <w:t xml:space="preserve"> </w:t>
+      </w:r>
+      <w:r>
+        <w:rPr>
+          <w:rFonts w:ascii="Times New Roman" w:hAnsi="Times New Roman" w:eastAsia="Times New Roman" w:cs="Times New Roman"/>
+          <w:sz w:val="21"/>
+        </w:rPr>
+        <w:t xml:space="preserve">Geographical Information System (GISCO) supplies the continental</w:t>
+      </w:r>
+      <w:r>
+        <w:rPr>
+          <w:rFonts w:ascii="Times New Roman" w:hAnsi="Times New Roman" w:eastAsia="Times New Roman" w:cs="Times New Roman"/>
+          <w:sz w:val="21"/>
+        </w:rPr>
+        <w:t xml:space="preserve"> </w:t>
+      </w:r>
+      <w:r>
+        <w:rPr>
+          <w:rFonts w:ascii="Times New Roman" w:hAnsi="Times New Roman" w:eastAsia="Times New Roman" w:cs="Times New Roman"/>
+          <w:sz w:val="21"/>
+        </w:rPr>
+        <w:t xml:space="preserve">boundary</w:t>
       </w:r>
       <w:r>
         <w:rPr>
@@ -1929,21 +1943,21 @@
           <w:rFonts w:ascii="Times New Roman" w:hAnsi="Times New Roman" w:eastAsia="Times New Roman" w:cs="Times New Roman"/>
           <w:sz w:val="21"/>
         </w:rPr>
-        <w:t xml:space="preserve">; REN and Red Eléctrica de</w:t>
-      </w:r>
-      <w:r>
-        <w:rPr>
-          <w:rFonts w:ascii="Times New Roman" w:hAnsi="Times New Roman" w:eastAsia="Times New Roman" w:cs="Times New Roman"/>
-          <w:sz w:val="21"/>
-        </w:rPr>
-        <w:t xml:space="preserve"> </w:t>
-      </w:r>
-      <w:r>
-        <w:rPr>
-          <w:rFonts w:ascii="Times New Roman" w:hAnsi="Times New Roman" w:eastAsia="Times New Roman" w:cs="Times New Roman"/>
-          <w:sz w:val="21"/>
-        </w:rPr>
-        <w:t xml:space="preserve">España (REE) records support transmission and interconnection</w:t>
+        <w:t xml:space="preserve">; REN and Red Eléctrica de España (REE)</w:t>
+      </w:r>
+      <w:r>
+        <w:rPr>
+          <w:rFonts w:ascii="Times New Roman" w:hAnsi="Times New Roman" w:eastAsia="Times New Roman" w:cs="Times New Roman"/>
+          <w:sz w:val="21"/>
+        </w:rPr>
+        <w:t xml:space="preserve"> </w:t>
+      </w:r>
+      <w:r>
+        <w:rPr>
+          <w:rFonts w:ascii="Times New Roman" w:hAnsi="Times New Roman" w:eastAsia="Times New Roman" w:cs="Times New Roman"/>
+          <w:sz w:val="21"/>
+        </w:rPr>
+        <w:t xml:space="preserve">records support transmission and interconnection</w:t>
       </w:r>
       <w:r>
         <w:rPr>
@@ -4371,49 +4385,35 @@
           <w:rFonts w:ascii="Times New Roman" w:hAnsi="Times New Roman" w:eastAsia="Times New Roman" w:cs="Times New Roman"/>
           <w:sz w:val="21"/>
         </w:rPr>
-        <w:t xml:space="preserve">and every derived object retains source keys and processing status.</w:t>
-      </w:r>
-      <w:r>
-        <w:rPr>
-          <w:rFonts w:ascii="Times New Roman" w:hAnsi="Times New Roman" w:eastAsia="Times New Roman" w:cs="Times New Roman"/>
-          <w:sz w:val="21"/>
-        </w:rPr>
-        <w:t xml:space="preserve"> </w:t>
-      </w:r>
-      <w:r>
-        <w:rPr>
-          <w:rFonts w:ascii="Times New Roman" w:hAnsi="Times New Roman" w:eastAsia="Times New Roman" w:cs="Times New Roman"/>
-          <w:sz w:val="21"/>
-        </w:rPr>
-        <w:t xml:space="preserve">Table 3 summarizes the principal transformations; the released data</w:t>
-      </w:r>
-      <w:r>
-        <w:rPr>
-          <w:rFonts w:ascii="Times New Roman" w:hAnsi="Times New Roman" w:eastAsia="Times New Roman" w:cs="Times New Roman"/>
-          <w:sz w:val="21"/>
-        </w:rPr>
-        <w:t xml:space="preserve"> </w:t>
-      </w:r>
-      <w:r>
-        <w:rPr>
-          <w:rFonts w:ascii="Times New Roman" w:hAnsi="Times New Roman" w:eastAsia="Times New Roman" w:cs="Times New Roman"/>
-          <w:sz w:val="21"/>
-        </w:rPr>
-        <w:t xml:space="preserve">dictionary maps each source field to its standardized meaning,</w:t>
-      </w:r>
-      <w:r>
-        <w:rPr>
-          <w:rFonts w:ascii="Times New Roman" w:hAnsi="Times New Roman" w:eastAsia="Times New Roman" w:cs="Times New Roman"/>
-          <w:sz w:val="21"/>
-        </w:rPr>
-        <w:t xml:space="preserve"> </w:t>
-      </w:r>
-      <w:r>
-        <w:rPr>
-          <w:rFonts w:ascii="Times New Roman" w:hAnsi="Times New Roman" w:eastAsia="Times New Roman" w:cs="Times New Roman"/>
-          <w:sz w:val="21"/>
-        </w:rPr>
-        <w:t xml:space="preserve">transformation, join key, and missing-data rule.</w:t>
+        <w:t xml:space="preserve">and every derived object retains source keys and processing status. The</w:t>
+      </w:r>
+      <w:r>
+        <w:rPr>
+          <w:rFonts w:ascii="Times New Roman" w:hAnsi="Times New Roman" w:eastAsia="Times New Roman" w:cs="Times New Roman"/>
+          <w:sz w:val="21"/>
+        </w:rPr>
+        <w:t xml:space="preserve"> </w:t>
+      </w:r>
+      <w:r>
+        <w:rPr>
+          <w:rFonts w:ascii="Times New Roman" w:hAnsi="Times New Roman" w:eastAsia="Times New Roman" w:cs="Times New Roman"/>
+          <w:sz w:val="21"/>
+        </w:rPr>
+        <w:t xml:space="preserve">released data dictionary maps each source field to its standardized</w:t>
+      </w:r>
+      <w:r>
+        <w:rPr>
+          <w:rFonts w:ascii="Times New Roman" w:hAnsi="Times New Roman" w:eastAsia="Times New Roman" w:cs="Times New Roman"/>
+          <w:sz w:val="21"/>
+        </w:rPr>
+        <w:t xml:space="preserve"> </w:t>
+      </w:r>
+      <w:r>
+        <w:rPr>
+          <w:rFonts w:ascii="Times New Roman" w:hAnsi="Times New Roman" w:eastAsia="Times New Roman" w:cs="Times New Roman"/>
+          <w:sz w:val="21"/>
+        </w:rPr>
+        <w:t xml:space="preserve">meaning, transformation, join key, and missing-data rule.</w:t>
       </w:r>
     </w:p>
     <w:bookmarkEnd w:id="24"/>
@@ -5138,7 +5138,7 @@
           <w:sz w:val="21"/>
           <w:vertAlign w:val="superscript"/>
         </w:rPr>
-        <w:t xml:space="preserve">7</w:t>
+        <w:t xml:space="preserve">6</w:t>
       </w:r>
       <w:r>
         <w:rPr>
@@ -5296,92 +5296,92 @@
           <w:sz w:val="21"/>
           <w:vertAlign w:val="superscript"/>
         </w:rPr>
+        <w:t xml:space="preserve">14</w:t>
+      </w:r>
+      <w:r>
+        <w:rPr>
+          <w:rFonts w:ascii="Times New Roman" w:hAnsi="Times New Roman" w:eastAsia="Times New Roman" w:cs="Times New Roman"/>
+          <w:sz w:val="21"/>
+        </w:rPr>
+        <w:t xml:space="preserve">. Remaining</w:t>
+      </w:r>
+      <w:r>
+        <w:rPr>
+          <w:rFonts w:ascii="Times New Roman" w:hAnsi="Times New Roman" w:eastAsia="Times New Roman" w:cs="Times New Roman"/>
+          <w:sz w:val="21"/>
+        </w:rPr>
+        <w:t xml:space="preserve"> </w:t>
+      </w:r>
+      <w:r>
+        <w:rPr>
+          <w:rFonts w:ascii="Times New Roman" w:hAnsi="Times New Roman" w:eastAsia="Times New Roman" w:cs="Times New Roman"/>
+          <w:sz w:val="21"/>
+        </w:rPr>
+        <w:t xml:space="preserve">lines use voltage-class defaults and cable correction factors. Each</w:t>
+      </w:r>
+      <w:r>
+        <w:rPr>
+          <w:rFonts w:ascii="Times New Roman" w:hAnsi="Times New Roman" w:eastAsia="Times New Roman" w:cs="Times New Roman"/>
+          <w:sz w:val="21"/>
+        </w:rPr>
+        <w:t xml:space="preserve"> </w:t>
+      </w:r>
+      <w:r>
+        <w:rPr>
+          <w:rFonts w:ascii="Times New Roman" w:hAnsi="Times New Roman" w:eastAsia="Times New Roman" w:cs="Times New Roman"/>
+          <w:sz w:val="21"/>
+        </w:rPr>
+        <w:t xml:space="preserve">parameter is labelled as directly published, derived from public</w:t>
+      </w:r>
+      <w:r>
+        <w:rPr>
+          <w:rFonts w:ascii="Times New Roman" w:hAnsi="Times New Roman" w:eastAsia="Times New Roman" w:cs="Times New Roman"/>
+          <w:sz w:val="21"/>
+        </w:rPr>
+        <w:t xml:space="preserve"> </w:t>
+      </w:r>
+      <w:r>
+        <w:rPr>
+          <w:rFonts w:ascii="Times New Roman" w:hAnsi="Times New Roman" w:eastAsia="Times New Roman" w:cs="Times New Roman"/>
+          <w:sz w:val="21"/>
+        </w:rPr>
+        <w:t xml:space="preserve">documentation, aggregate-calibrated, or an engineering proxy. Some</w:t>
+      </w:r>
+      <w:r>
+        <w:rPr>
+          <w:rFonts w:ascii="Times New Roman" w:hAnsi="Times New Roman" w:eastAsia="Times New Roman" w:cs="Times New Roman"/>
+          <w:sz w:val="21"/>
+        </w:rPr>
+        <w:t xml:space="preserve"> </w:t>
+      </w:r>
+      <w:r>
+        <w:rPr>
+          <w:rFonts w:ascii="Times New Roman" w:hAnsi="Times New Roman" w:eastAsia="Times New Roman" w:cs="Times New Roman"/>
+          <w:sz w:val="21"/>
+        </w:rPr>
+        <w:t xml:space="preserve">resistance support is transferred from conductor parameters reported in</w:t>
+      </w:r>
+      <w:r>
+        <w:rPr>
+          <w:rFonts w:ascii="Times New Roman" w:hAnsi="Times New Roman" w:eastAsia="Times New Roman" w:cs="Times New Roman"/>
+          <w:sz w:val="21"/>
+        </w:rPr>
+        <w:t xml:space="preserve"> </w:t>
+      </w:r>
+      <w:r>
+        <w:rPr>
+          <w:rFonts w:ascii="Times New Roman" w:hAnsi="Times New Roman" w:eastAsia="Times New Roman" w:cs="Times New Roman"/>
+          <w:sz w:val="21"/>
+        </w:rPr>
+        <w:t xml:space="preserve">project documentation</w:t>
+      </w:r>
+      <w:r>
+        <w:rPr>
+          <w:rFonts w:ascii="Times New Roman" w:hAnsi="Times New Roman" w:eastAsia="Times New Roman" w:cs="Times New Roman"/>
+          <w:sz w:val="21"/>
+          <w:vertAlign w:val="superscript"/>
+        </w:rPr>
         <w:t xml:space="preserve">19</w:t>
-      </w:r>
-      <w:r>
-        <w:rPr>
-          <w:rFonts w:ascii="Times New Roman" w:hAnsi="Times New Roman" w:eastAsia="Times New Roman" w:cs="Times New Roman"/>
-          <w:sz w:val="21"/>
-        </w:rPr>
-        <w:t xml:space="preserve">. Remaining</w:t>
-      </w:r>
-      <w:r>
-        <w:rPr>
-          <w:rFonts w:ascii="Times New Roman" w:hAnsi="Times New Roman" w:eastAsia="Times New Roman" w:cs="Times New Roman"/>
-          <w:sz w:val="21"/>
-        </w:rPr>
-        <w:t xml:space="preserve"> </w:t>
-      </w:r>
-      <w:r>
-        <w:rPr>
-          <w:rFonts w:ascii="Times New Roman" w:hAnsi="Times New Roman" w:eastAsia="Times New Roman" w:cs="Times New Roman"/>
-          <w:sz w:val="21"/>
-        </w:rPr>
-        <w:t xml:space="preserve">lines use voltage-class defaults and cable correction factors. Each</w:t>
-      </w:r>
-      <w:r>
-        <w:rPr>
-          <w:rFonts w:ascii="Times New Roman" w:hAnsi="Times New Roman" w:eastAsia="Times New Roman" w:cs="Times New Roman"/>
-          <w:sz w:val="21"/>
-        </w:rPr>
-        <w:t xml:space="preserve"> </w:t>
-      </w:r>
-      <w:r>
-        <w:rPr>
-          <w:rFonts w:ascii="Times New Roman" w:hAnsi="Times New Roman" w:eastAsia="Times New Roman" w:cs="Times New Roman"/>
-          <w:sz w:val="21"/>
-        </w:rPr>
-        <w:t xml:space="preserve">parameter is labelled as directly published, derived from public</w:t>
-      </w:r>
-      <w:r>
-        <w:rPr>
-          <w:rFonts w:ascii="Times New Roman" w:hAnsi="Times New Roman" w:eastAsia="Times New Roman" w:cs="Times New Roman"/>
-          <w:sz w:val="21"/>
-        </w:rPr>
-        <w:t xml:space="preserve"> </w:t>
-      </w:r>
-      <w:r>
-        <w:rPr>
-          <w:rFonts w:ascii="Times New Roman" w:hAnsi="Times New Roman" w:eastAsia="Times New Roman" w:cs="Times New Roman"/>
-          <w:sz w:val="21"/>
-        </w:rPr>
-        <w:t xml:space="preserve">documentation, aggregate-calibrated, or an engineering proxy. Some</w:t>
-      </w:r>
-      <w:r>
-        <w:rPr>
-          <w:rFonts w:ascii="Times New Roman" w:hAnsi="Times New Roman" w:eastAsia="Times New Roman" w:cs="Times New Roman"/>
-          <w:sz w:val="21"/>
-        </w:rPr>
-        <w:t xml:space="preserve"> </w:t>
-      </w:r>
-      <w:r>
-        <w:rPr>
-          <w:rFonts w:ascii="Times New Roman" w:hAnsi="Times New Roman" w:eastAsia="Times New Roman" w:cs="Times New Roman"/>
-          <w:sz w:val="21"/>
-        </w:rPr>
-        <w:t xml:space="preserve">resistance support is transferred from conductor parameters reported in</w:t>
-      </w:r>
-      <w:r>
-        <w:rPr>
-          <w:rFonts w:ascii="Times New Roman" w:hAnsi="Times New Roman" w:eastAsia="Times New Roman" w:cs="Times New Roman"/>
-          <w:sz w:val="21"/>
-        </w:rPr>
-        <w:t xml:space="preserve"> </w:t>
-      </w:r>
-      <w:r>
-        <w:rPr>
-          <w:rFonts w:ascii="Times New Roman" w:hAnsi="Times New Roman" w:eastAsia="Times New Roman" w:cs="Times New Roman"/>
-          <w:sz w:val="21"/>
-        </w:rPr>
-        <w:t xml:space="preserve">project documentation</w:t>
-      </w:r>
-      <w:r>
-        <w:rPr>
-          <w:rFonts w:ascii="Times New Roman" w:hAnsi="Times New Roman" w:eastAsia="Times New Roman" w:cs="Times New Roman"/>
-          <w:sz w:val="21"/>
-          <w:vertAlign w:val="superscript"/>
-        </w:rPr>
-        <w:t xml:space="preserve">20</w:t>
       </w:r>
       <w:r>
         <w:rPr>
@@ -9139,7 +9139,7 @@
           <w:sz w:val="21"/>
           <w:vertAlign w:val="superscript"/>
         </w:rPr>
-        <w:t xml:space="preserve">9</w:t>
+        <w:t xml:space="preserve">8</w:t>
       </w:r>
       <w:r>
         <w:rPr>
@@ -12900,7 +12900,7 @@
           <w:sz w:val="21"/>
           <w:vertAlign w:val="superscript"/>
         </w:rPr>
-        <w:t xml:space="preserve">1</w:t>
+        <w:t xml:space="preserve">20</w:t>
       </w:r>
       <w:r>
         <w:rPr>
@@ -22138,35 +22138,35 @@
           <w:rFonts w:ascii="Times New Roman" w:hAnsi="Times New Roman" w:eastAsia="Times New Roman" w:cs="Times New Roman"/>
           <w:sz w:val="21"/>
         </w:rPr>
-        <w:t xml:space="preserve">. This</w:t>
-      </w:r>
-      <w:r>
-        <w:rPr>
-          <w:rFonts w:ascii="Times New Roman" w:hAnsi="Times New Roman" w:eastAsia="Times New Roman" w:cs="Times New Roman"/>
-          <w:sz w:val="21"/>
-        </w:rPr>
-        <w:t xml:space="preserve"> </w:t>
-      </w:r>
-      <w:r>
-        <w:rPr>
-          <w:rFonts w:ascii="Times New Roman" w:hAnsi="Times New Roman" w:eastAsia="Times New Roman" w:cs="Times New Roman"/>
-          <w:sz w:val="21"/>
-        </w:rPr>
-        <w:t xml:space="preserve">overall classification differs from field-level support, which Figure 3</w:t>
-      </w:r>
-      <w:r>
-        <w:rPr>
-          <w:rFonts w:ascii="Times New Roman" w:hAnsi="Times New Roman" w:eastAsia="Times New Roman" w:cs="Times New Roman"/>
-          <w:sz w:val="21"/>
-        </w:rPr>
-        <w:t xml:space="preserve"> </w:t>
-      </w:r>
-      <w:r>
-        <w:rPr>
-          <w:rFonts w:ascii="Times New Roman" w:hAnsi="Times New Roman" w:eastAsia="Times New Roman" w:cs="Times New Roman"/>
-          <w:sz w:val="21"/>
-        </w:rPr>
-        <w:t xml:space="preserve">reports separately.</w:t>
+        <w:t xml:space="preserve">. Table</w:t>
+      </w:r>
+      <w:r>
+        <w:rPr>
+          <w:rFonts w:ascii="Times New Roman" w:hAnsi="Times New Roman" w:eastAsia="Times New Roman" w:cs="Times New Roman"/>
+          <w:sz w:val="21"/>
+        </w:rPr>
+        <w:t xml:space="preserve"> </w:t>
+      </w:r>
+      <w:r>
+        <w:rPr>
+          <w:rFonts w:ascii="Times New Roman" w:hAnsi="Times New Roman" w:eastAsia="Times New Roman" w:cs="Times New Roman"/>
+          <w:sz w:val="21"/>
+        </w:rPr>
+        <w:t xml:space="preserve">6 gives these line-level counts alongside network structure and</w:t>
+      </w:r>
+      <w:r>
+        <w:rPr>
+          <w:rFonts w:ascii="Times New Roman" w:hAnsi="Times New Roman" w:eastAsia="Times New Roman" w:cs="Times New Roman"/>
+          <w:sz w:val="21"/>
+        </w:rPr>
+        <w:t xml:space="preserve"> </w:t>
+      </w:r>
+      <w:r>
+        <w:rPr>
+          <w:rFonts w:ascii="Times New Roman" w:hAnsi="Times New Roman" w:eastAsia="Times New Roman" w:cs="Times New Roman"/>
+          <w:sz w:val="21"/>
+        </w:rPr>
+        <w:t xml:space="preserve">route-length comparisons; Figure 3 separately shows field-level support.</w:t>
       </w:r>
     </w:p>
     <w:p>
@@ -22288,7 +22288,7 @@
           <wp:inline>
             <wp:extent cx="5623560" cy="2616516"/>
             <wp:effectExtent b="0" l="0" r="0" t="0"/>
-            <wp:docPr descr="Figure 3—Structural coverage and field-level parameter evidence. (a) Model route-km divided by public background length for each voltage class; the dashed line marks unity. Grey circles use non-independent OSM context and blue squares use REN background. Route-km and circuit length have different definitions, so the ratio is not an accuracy measure. (b) Field-level separation of project-based resistance transfer (orange; engineering assumption) and source-backed ratings (green); cells show proportions. Grey denotes wholly proxy fields. The 35.8% resistance support is not direct observation and must not be assigned the same evidence level as ratings. Reactance and capacitance are proxies throughout. The 130 kV result contains seven lines and is descriptive only. Table 6 reports line-level evidence counts." title="Figure 3" id="55" name="Picture"/>
+            <wp:docPr descr="Figure 3—Structural coverage and field-level parameter evidence. (a) Model route-km divided by public background length for each voltage class; the dashed line marks unity. Grey circles use non-independent OSM context and blue squares use REN background. Route-km and circuit length have different definitions, so the ratio is not an accuracy measure. (b) Field-level separation of project-based resistance transfer (orange; engineering assumption) and source-backed ratings (green); cells show proportions. Grey denotes wholly proxy fields. The 35.8% resistance support is not direct observation and must not be assigned the same evidence level as ratings. Reactance and capacitance are proxies throughout. The 130 kV result contains seven lines and is descriptive only." title="Figure 3" id="55" name="Picture"/>
             <a:graphic>
               <a:graphicData uri="http://schemas.openxmlformats.org/drawingml/2006/picture">
                 <pic:pic>
@@ -22511,21 +22511,7 @@
           <w:rFonts w:ascii="Times New Roman" w:hAnsi="Times New Roman" w:eastAsia="Times New Roman" w:cs="Times New Roman"/>
           <w:sz w:val="18"/>
         </w:rPr>
-        <w:t xml:space="preserve">lines and is descriptive only. Table 6 reports line-level evidence</w:t>
-      </w:r>
-      <w:r>
-        <w:rPr>
-          <w:rFonts w:ascii="Times New Roman" w:hAnsi="Times New Roman" w:eastAsia="Times New Roman" w:cs="Times New Roman"/>
-          <w:sz w:val="18"/>
-        </w:rPr>
-        <w:t xml:space="preserve"> </w:t>
-      </w:r>
-      <w:r>
-        <w:rPr>
-          <w:rFonts w:ascii="Times New Roman" w:hAnsi="Times New Roman" w:eastAsia="Times New Roman" w:cs="Times New Roman"/>
-          <w:sz w:val="18"/>
-        </w:rPr>
-        <w:t xml:space="preserve">counts.</w:t>
+        <w:t xml:space="preserve">lines and is descriptive only.</w:t>
       </w:r>
     </w:p>
     <w:p>
@@ -25054,7 +25040,7 @@
           <wp:inline>
             <wp:extent cx="5623560" cy="5467349"/>
             <wp:effectExtent b="0" l="0" r="0" t="0"/>
-            <wp:docPr descr="Figure 5—External temporal validation of aggregate inputs. (a–b) Paired daily means for national consumption and wind; (c–d) density of the corresponding 31,388 and 31,484 15-minute pairs, with a shared logarithmic count scale, one-to-one line, and Pearson ; and (e) consumption profiles grouped by Lisbon local time and normalized by each series’ daily mean. Comparisons exclude only intervals missing a required field and use no anomaly deletion, smoothing, or interpolation. Consumption excludes pumping and battery charging and differs from total electric load in the cases. Wind compares national production with distribution-grid injection across different scopes. The figure validates aggregate inputs, not nodal allocation or branch flow. Table 7 gives bootstrap intervals." title="Figure 5" id="63" name="Picture"/>
+            <wp:docPr descr="Figure 5—External temporal validation of aggregate inputs. (a–b) Paired daily means for national consumption and wind; (c–d) density of the corresponding 31,388 and 31,484 15-minute pairs, with a shared logarithmic count scale, one-to-one line, and Pearson ; and (e) consumption profiles grouped by Lisbon local time and normalized by each series’ daily mean. Comparisons exclude only intervals missing a required field and use no anomaly deletion, smoothing, or interpolation. Consumption excludes pumping and battery charging and differs from total electric load in the cases. Wind compares national production with distribution-grid injection across different scopes. The figure validates aggregate inputs, not nodal allocation or branch flow." title="Figure 5" id="63" name="Picture"/>
             <a:graphic>
               <a:graphicData uri="http://schemas.openxmlformats.org/drawingml/2006/picture">
                 <pic:pic>
@@ -25264,21 +25250,7 @@
           <w:rFonts w:ascii="Times New Roman" w:hAnsi="Times New Roman" w:eastAsia="Times New Roman" w:cs="Times New Roman"/>
           <w:sz w:val="18"/>
         </w:rPr>
-        <w:t xml:space="preserve">validates aggregate inputs, not nodal allocation or branch flow. Table 7</w:t>
-      </w:r>
-      <w:r>
-        <w:rPr>
-          <w:rFonts w:ascii="Times New Roman" w:hAnsi="Times New Roman" w:eastAsia="Times New Roman" w:cs="Times New Roman"/>
-          <w:sz w:val="18"/>
-        </w:rPr>
-        <w:t xml:space="preserve"> </w:t>
-      </w:r>
-      <w:r>
-        <w:rPr>
-          <w:rFonts w:ascii="Times New Roman" w:hAnsi="Times New Roman" w:eastAsia="Times New Roman" w:cs="Times New Roman"/>
-          <w:sz w:val="18"/>
-        </w:rPr>
-        <w:t xml:space="preserve">gives bootstrap intervals.</w:t>
+        <w:t xml:space="preserve">validates aggregate inputs, not nodal allocation or branch flow.</w:t>
       </w:r>
     </w:p>
     <w:bookmarkEnd w:id="65"/>
@@ -30275,7 +30247,7 @@
           <w:rFonts w:ascii="Times New Roman" w:hAnsi="Times New Roman" w:eastAsia="Times New Roman" w:cs="Times New Roman"/>
           <w:sz w:val="16"/>
         </w:rPr>
-        <w:t xml:space="preserve">Thurner, L.</w:t>
+        <w:t xml:space="preserve">Hörsch, J., Hofmann, F., Schlachtberger, D. &amp; Brown, T.</w:t>
       </w:r>
       <w:r>
         <w:rPr>
@@ -30284,284 +30256,7 @@
         </w:rPr>
         <w:t xml:space="preserve"> </w:t>
       </w:r>
-      <w:r>
-        <w:rPr>
-          <w:rFonts w:ascii="Times New Roman" w:hAnsi="Times New Roman" w:eastAsia="Times New Roman" w:cs="Times New Roman"/>
-          <w:i/>
-          <w:iCs/>
-          <w:sz w:val="16"/>
-        </w:rPr>
-        <w:t xml:space="preserve">et al.</w:t>
-      </w:r>
-      <w:r>
-        <w:rPr>
-          <w:rFonts w:ascii="Times New Roman" w:hAnsi="Times New Roman" w:eastAsia="Times New Roman" w:cs="Times New Roman"/>
-          <w:sz w:val="16"/>
-        </w:rPr>
-        <w:t xml:space="preserve"> </w:t>
-      </w:r>
       <w:hyperlink r:id="rId82">
-        <w:r>
-          <w:rPr>
-            <w:rStyle w:val="Hyperlink"/>
-          </w:rPr>
-          <w:t xml:space="preserve">Pandapower—an</w:t>
-        </w:r>
-        <w:r>
-          <w:rPr>
-            <w:rStyle w:val="Hyperlink"/>
-          </w:rPr>
-          <w:t xml:space="preserve"> </w:t>
-        </w:r>
-        <w:r>
-          <w:rPr>
-            <w:rStyle w:val="Hyperlink"/>
-          </w:rPr>
-          <w:t xml:space="preserve">Open-Source</w:t>
-        </w:r>
-        <w:r>
-          <w:rPr>
-            <w:rStyle w:val="Hyperlink"/>
-          </w:rPr>
-          <w:t xml:space="preserve"> </w:t>
-        </w:r>
-        <w:r>
-          <w:rPr>
-            <w:rStyle w:val="Hyperlink"/>
-          </w:rPr>
-          <w:t xml:space="preserve">Python</w:t>
-        </w:r>
-        <w:r>
-          <w:rPr>
-            <w:rStyle w:val="Hyperlink"/>
-          </w:rPr>
-          <w:t xml:space="preserve"> </w:t>
-        </w:r>
-        <w:r>
-          <w:rPr>
-            <w:rStyle w:val="Hyperlink"/>
-          </w:rPr>
-          <w:t xml:space="preserve">Tool</w:t>
-        </w:r>
-        <w:r>
-          <w:rPr>
-            <w:rStyle w:val="Hyperlink"/>
-          </w:rPr>
-          <w:t xml:space="preserve"> </w:t>
-        </w:r>
-        <w:r>
-          <w:rPr>
-            <w:rStyle w:val="Hyperlink"/>
-          </w:rPr>
-          <w:t xml:space="preserve">for</w:t>
-        </w:r>
-        <w:r>
-          <w:rPr>
-            <w:rStyle w:val="Hyperlink"/>
-          </w:rPr>
-          <w:t xml:space="preserve"> </w:t>
-        </w:r>
-        <w:r>
-          <w:rPr>
-            <w:rStyle w:val="Hyperlink"/>
-          </w:rPr>
-          <w:t xml:space="preserve">Convenient</w:t>
-        </w:r>
-        <w:r>
-          <w:rPr>
-            <w:rStyle w:val="Hyperlink"/>
-          </w:rPr>
-          <w:t xml:space="preserve"> </w:t>
-        </w:r>
-        <w:r>
-          <w:rPr>
-            <w:rStyle w:val="Hyperlink"/>
-          </w:rPr>
-          <w:t xml:space="preserve">Modeling,</w:t>
-        </w:r>
-        <w:r>
-          <w:rPr>
-            <w:rStyle w:val="Hyperlink"/>
-          </w:rPr>
-          <w:t xml:space="preserve"> </w:t>
-        </w:r>
-        <w:r>
-          <w:rPr>
-            <w:rStyle w:val="Hyperlink"/>
-          </w:rPr>
-          <w:t xml:space="preserve">Analysis,</w:t>
-        </w:r>
-        <w:r>
-          <w:rPr>
-            <w:rStyle w:val="Hyperlink"/>
-          </w:rPr>
-          <w:t xml:space="preserve"> </w:t>
-        </w:r>
-        <w:r>
-          <w:rPr>
-            <w:rStyle w:val="Hyperlink"/>
-          </w:rPr>
-          <w:t xml:space="preserve">and</w:t>
-        </w:r>
-        <w:r>
-          <w:rPr>
-            <w:rStyle w:val="Hyperlink"/>
-          </w:rPr>
-          <w:t xml:space="preserve"> </w:t>
-        </w:r>
-        <w:r>
-          <w:rPr>
-            <w:rStyle w:val="Hyperlink"/>
-          </w:rPr>
-          <w:t xml:space="preserve">Optimization</w:t>
-        </w:r>
-        <w:r>
-          <w:rPr>
-            <w:rStyle w:val="Hyperlink"/>
-          </w:rPr>
-          <w:t xml:space="preserve"> </w:t>
-        </w:r>
-        <w:r>
-          <w:rPr>
-            <w:rStyle w:val="Hyperlink"/>
-          </w:rPr>
-          <w:t xml:space="preserve">of</w:t>
-        </w:r>
-        <w:r>
-          <w:rPr>
-            <w:rStyle w:val="Hyperlink"/>
-          </w:rPr>
-          <w:t xml:space="preserve"> </w:t>
-        </w:r>
-        <w:r>
-          <w:rPr>
-            <w:rStyle w:val="Hyperlink"/>
-          </w:rPr>
-          <w:t xml:space="preserve">Electric</w:t>
-        </w:r>
-        <w:r>
-          <w:rPr>
-            <w:rStyle w:val="Hyperlink"/>
-          </w:rPr>
-          <w:t xml:space="preserve"> </w:t>
-        </w:r>
-        <w:r>
-          <w:rPr>
-            <w:rStyle w:val="Hyperlink"/>
-          </w:rPr>
-          <w:t xml:space="preserve">Power</w:t>
-        </w:r>
-        <w:r>
-          <w:rPr>
-            <w:rStyle w:val="Hyperlink"/>
-          </w:rPr>
-          <w:t xml:space="preserve"> </w:t>
-        </w:r>
-        <w:r>
-          <w:rPr>
-            <w:rStyle w:val="Hyperlink"/>
-          </w:rPr>
-          <w:t xml:space="preserve">Systems</w:t>
-        </w:r>
-      </w:hyperlink>
-      <w:r>
-        <w:rPr>
-          <w:rFonts w:ascii="Times New Roman" w:hAnsi="Times New Roman" w:eastAsia="Times New Roman" w:cs="Times New Roman"/>
-          <w:sz w:val="16"/>
-        </w:rPr>
-        <w:t xml:space="preserve">.</w:t>
-      </w:r>
-      <w:r>
-        <w:rPr>
-          <w:rFonts w:ascii="Times New Roman" w:hAnsi="Times New Roman" w:eastAsia="Times New Roman" w:cs="Times New Roman"/>
-          <w:sz w:val="16"/>
-        </w:rPr>
-        <w:t xml:space="preserve"> </w:t>
-      </w:r>
-      <w:r>
-        <w:rPr>
-          <w:rFonts w:ascii="Times New Roman" w:hAnsi="Times New Roman" w:eastAsia="Times New Roman" w:cs="Times New Roman"/>
-          <w:i/>
-          <w:iCs/>
-          <w:sz w:val="16"/>
-        </w:rPr>
-        <w:t xml:space="preserve">IEEE</w:t>
-      </w:r>
-      <w:r>
-        <w:rPr>
-          <w:rFonts w:ascii="Times New Roman" w:hAnsi="Times New Roman" w:eastAsia="Times New Roman" w:cs="Times New Roman"/>
-          <w:i/>
-          <w:iCs/>
-          <w:sz w:val="16"/>
-        </w:rPr>
-        <w:t xml:space="preserve"> </w:t>
-      </w:r>
-      <w:r>
-        <w:rPr>
-          <w:rFonts w:ascii="Times New Roman" w:hAnsi="Times New Roman" w:eastAsia="Times New Roman" w:cs="Times New Roman"/>
-          <w:i/>
-          <w:iCs/>
-          <w:sz w:val="16"/>
-        </w:rPr>
-        <w:t xml:space="preserve">Transactions on Power Systems</w:t>
-      </w:r>
-      <w:r>
-        <w:rPr>
-          <w:rFonts w:ascii="Times New Roman" w:hAnsi="Times New Roman" w:eastAsia="Times New Roman" w:cs="Times New Roman"/>
-          <w:sz w:val="16"/>
-        </w:rPr>
-        <w:t xml:space="preserve"> </w:t>
-      </w:r>
-      <w:r>
-        <w:rPr>
-          <w:rFonts w:ascii="Times New Roman" w:hAnsi="Times New Roman" w:eastAsia="Times New Roman" w:cs="Times New Roman"/>
-          <w:b/>
-          <w:bCs/>
-          <w:sz w:val="16"/>
-        </w:rPr>
-        <w:t xml:space="preserve">33</w:t>
-      </w:r>
-      <w:r>
-        <w:rPr>
-          <w:rFonts w:ascii="Times New Roman" w:hAnsi="Times New Roman" w:eastAsia="Times New Roman" w:cs="Times New Roman"/>
-          <w:sz w:val="16"/>
-        </w:rPr>
-        <w:t xml:space="preserve">, 6510–6521 (2018).</w:t>
-      </w:r>
-    </w:p>
-    <w:p>
-      <w:pPr>
-        <w:pStyle w:val="Bibliography"/>
-        <w:widowControl/>
-      </w:pPr>
-      <w:r>
-        <w:rPr>
-          <w:rFonts w:ascii="Times New Roman" w:hAnsi="Times New Roman" w:eastAsia="Times New Roman" w:cs="Times New Roman"/>
-          <w:sz w:val="16"/>
-        </w:rPr>
-        <w:t xml:space="preserve">2.</w:t>
-      </w:r>
-    </w:p>
-    <w:p>
-      <w:pPr>
-        <w:pStyle w:val="Bibliography"/>
-        <w:widowControl/>
-      </w:pPr>
-      <w:r>
-        <w:rPr>
-          <w:rFonts w:ascii="Times New Roman" w:hAnsi="Times New Roman" w:eastAsia="Times New Roman" w:cs="Times New Roman"/>
-          <w:sz w:val="16"/>
-        </w:rPr>
-        <w:t xml:space="preserve">Hörsch, J., Hofmann, F., Schlachtberger, D. &amp; Brown, T.</w:t>
-      </w:r>
-      <w:r>
-        <w:rPr>
-          <w:rFonts w:ascii="Times New Roman" w:hAnsi="Times New Roman" w:eastAsia="Times New Roman" w:cs="Times New Roman"/>
-          <w:sz w:val="16"/>
-        </w:rPr>
-        <w:t xml:space="preserve"> </w:t>
-      </w:r>
-      <w:hyperlink r:id="rId83">
         <w:r>
           <w:rPr>
             <w:rStyle w:val="Hyperlink"/>
@@ -30722,7 +30417,7 @@
           <w:rFonts w:ascii="Times New Roman" w:hAnsi="Times New Roman" w:eastAsia="Times New Roman" w:cs="Times New Roman"/>
           <w:sz w:val="16"/>
         </w:rPr>
-        <w:t xml:space="preserve">3.</w:t>
+        <w:t xml:space="preserve">2.</w:t>
       </w:r>
     </w:p>
     <w:p>
@@ -30760,7 +30455,7 @@
         </w:rPr>
         <w:t xml:space="preserve"> </w:t>
       </w:r>
-      <w:hyperlink r:id="rId84">
+      <w:hyperlink r:id="rId83">
         <w:r>
           <w:rPr>
             <w:rStyle w:val="Hyperlink"/>
@@ -31005,7 +30700,7 @@
           <w:rFonts w:ascii="Times New Roman" w:hAnsi="Times New Roman" w:eastAsia="Times New Roman" w:cs="Times New Roman"/>
           <w:sz w:val="16"/>
         </w:rPr>
-        <w:t xml:space="preserve">4.</w:t>
+        <w:t xml:space="preserve">3.</w:t>
       </w:r>
     </w:p>
     <w:p>
@@ -31041,7 +30736,7 @@
         </w:rPr>
         <w:t xml:space="preserve"> </w:t>
       </w:r>
-      <w:hyperlink r:id="rId85">
+      <w:hyperlink r:id="rId84">
         <w:r>
           <w:rPr>
             <w:rStyle w:val="Hyperlink"/>
@@ -31226,7 +30921,7 @@
           <w:rFonts w:ascii="Times New Roman" w:hAnsi="Times New Roman" w:eastAsia="Times New Roman" w:cs="Times New Roman"/>
           <w:sz w:val="16"/>
         </w:rPr>
-        <w:t xml:space="preserve">5.</w:t>
+        <w:t xml:space="preserve">4.</w:t>
       </w:r>
     </w:p>
     <w:p>
@@ -31379,7 +31074,7 @@
         </w:rPr>
         <w:t xml:space="preserve"> </w:t>
       </w:r>
-      <w:hyperlink r:id="rId86">
+      <w:hyperlink r:id="rId85">
         <w:r>
           <w:rPr>
             <w:rStyle w:val="Hyperlink"/>
@@ -31412,7 +31107,7 @@
           <w:rFonts w:ascii="Times New Roman" w:hAnsi="Times New Roman" w:eastAsia="Times New Roman" w:cs="Times New Roman"/>
           <w:sz w:val="16"/>
         </w:rPr>
-        <w:t xml:space="preserve">6.</w:t>
+        <w:t xml:space="preserve">5.</w:t>
       </w:r>
     </w:p>
     <w:p>
@@ -31434,7 +31129,7 @@
         </w:rPr>
         <w:t xml:space="preserve"> </w:t>
       </w:r>
-      <w:hyperlink r:id="rId87">
+      <w:hyperlink r:id="rId86">
         <w:r>
           <w:rPr>
             <w:rStyle w:val="Hyperlink"/>
@@ -31592,7 +31287,7 @@
           <w:rFonts w:ascii="Times New Roman" w:hAnsi="Times New Roman" w:eastAsia="Times New Roman" w:cs="Times New Roman"/>
           <w:sz w:val="16"/>
         </w:rPr>
-        <w:t xml:space="preserve">7.</w:t>
+        <w:t xml:space="preserve">6.</w:t>
       </w:r>
     </w:p>
     <w:p>
@@ -31614,7 +31309,7 @@
         </w:rPr>
         <w:t xml:space="preserve"> </w:t>
       </w:r>
-      <w:hyperlink r:id="rId88">
+      <w:hyperlink r:id="rId87">
         <w:r>
           <w:rPr>
             <w:rStyle w:val="Hyperlink"/>
@@ -31676,7 +31371,7 @@
           <w:rFonts w:ascii="Times New Roman" w:hAnsi="Times New Roman" w:eastAsia="Times New Roman" w:cs="Times New Roman"/>
           <w:sz w:val="16"/>
         </w:rPr>
-        <w:t xml:space="preserve">8.</w:t>
+        <w:t xml:space="preserve">7.</w:t>
       </w:r>
     </w:p>
     <w:p>
@@ -31698,7 +31393,7 @@
         </w:rPr>
         <w:t xml:space="preserve"> </w:t>
       </w:r>
-      <w:hyperlink r:id="rId89">
+      <w:hyperlink r:id="rId88">
         <w:r>
           <w:rPr>
             <w:rStyle w:val="Hyperlink"/>
@@ -31772,7 +31467,7 @@
           <w:rFonts w:ascii="Times New Roman" w:hAnsi="Times New Roman" w:eastAsia="Times New Roman" w:cs="Times New Roman"/>
           <w:sz w:val="16"/>
         </w:rPr>
-        <w:t xml:space="preserve">9.</w:t>
+        <w:t xml:space="preserve">8.</w:t>
       </w:r>
     </w:p>
     <w:p>
@@ -31925,7 +31620,7 @@
         </w:rPr>
         <w:t xml:space="preserve"> </w:t>
       </w:r>
-      <w:hyperlink r:id="rId90">
+      <w:hyperlink r:id="rId89">
         <w:r>
           <w:rPr>
             <w:rStyle w:val="Hyperlink"/>
@@ -31958,7 +31653,7 @@
           <w:rFonts w:ascii="Times New Roman" w:hAnsi="Times New Roman" w:eastAsia="Times New Roman" w:cs="Times New Roman"/>
           <w:sz w:val="16"/>
         </w:rPr>
-        <w:t xml:space="preserve">10.</w:t>
+        <w:t xml:space="preserve">9.</w:t>
       </w:r>
     </w:p>
     <w:p>
@@ -31980,7 +31675,7 @@
         </w:rPr>
         <w:t xml:space="preserve"> </w:t>
       </w:r>
-      <w:hyperlink r:id="rId91">
+      <w:hyperlink r:id="rId90">
         <w:r>
           <w:rPr>
             <w:rStyle w:val="Hyperlink"/>
@@ -32006,7 +31701,7 @@
           <w:rFonts w:ascii="Times New Roman" w:hAnsi="Times New Roman" w:eastAsia="Times New Roman" w:cs="Times New Roman"/>
           <w:sz w:val="16"/>
         </w:rPr>
-        <w:t xml:space="preserve">11.</w:t>
+        <w:t xml:space="preserve">10.</w:t>
       </w:r>
     </w:p>
     <w:p>
@@ -32028,7 +31723,7 @@
         </w:rPr>
         <w:t xml:space="preserve"> </w:t>
       </w:r>
-      <w:hyperlink r:id="rId92">
+      <w:hyperlink r:id="rId91">
         <w:r>
           <w:rPr>
             <w:rStyle w:val="Hyperlink"/>
@@ -32102,7 +31797,7 @@
           <w:rFonts w:ascii="Times New Roman" w:hAnsi="Times New Roman" w:eastAsia="Times New Roman" w:cs="Times New Roman"/>
           <w:sz w:val="16"/>
         </w:rPr>
-        <w:t xml:space="preserve">12.</w:t>
+        <w:t xml:space="preserve">11.</w:t>
       </w:r>
     </w:p>
     <w:p>
@@ -32124,7 +31819,7 @@
         </w:rPr>
         <w:t xml:space="preserve"> </w:t>
       </w:r>
-      <w:hyperlink r:id="rId93">
+      <w:hyperlink r:id="rId92">
         <w:r>
           <w:rPr>
             <w:rStyle w:val="Hyperlink"/>
@@ -32174,7 +31869,7 @@
           <w:rFonts w:ascii="Times New Roman" w:hAnsi="Times New Roman" w:eastAsia="Times New Roman" w:cs="Times New Roman"/>
           <w:sz w:val="16"/>
         </w:rPr>
-        <w:t xml:space="preserve">13.</w:t>
+        <w:t xml:space="preserve">12.</w:t>
       </w:r>
     </w:p>
     <w:p>
@@ -32196,7 +31891,7 @@
         </w:rPr>
         <w:t xml:space="preserve"> </w:t>
       </w:r>
-      <w:hyperlink r:id="rId94">
+      <w:hyperlink r:id="rId93">
         <w:r>
           <w:rPr>
             <w:rStyle w:val="Hyperlink"/>
@@ -32234,7 +31929,7 @@
           <w:rFonts w:ascii="Times New Roman" w:hAnsi="Times New Roman" w:eastAsia="Times New Roman" w:cs="Times New Roman"/>
           <w:sz w:val="16"/>
         </w:rPr>
-        <w:t xml:space="preserve">14.</w:t>
+        <w:t xml:space="preserve">13.</w:t>
       </w:r>
     </w:p>
     <w:p>
@@ -32256,7 +31951,7 @@
         </w:rPr>
         <w:t xml:space="preserve"> </w:t>
       </w:r>
-      <w:hyperlink r:id="rId95">
+      <w:hyperlink r:id="rId94">
         <w:r>
           <w:rPr>
             <w:rStyle w:val="Hyperlink"/>
@@ -32294,6 +31989,120 @@
           <w:sz w:val="16"/>
         </w:rPr>
         <w:t xml:space="preserve">.</w:t>
+      </w:r>
+    </w:p>
+    <w:p>
+      <w:pPr>
+        <w:pStyle w:val="Bibliography"/>
+        <w:widowControl/>
+      </w:pPr>
+      <w:r>
+        <w:rPr>
+          <w:rFonts w:ascii="Times New Roman" w:hAnsi="Times New Roman" w:eastAsia="Times New Roman" w:cs="Times New Roman"/>
+          <w:sz w:val="16"/>
+        </w:rPr>
+        <w:t xml:space="preserve">14.</w:t>
+      </w:r>
+    </w:p>
+    <w:p>
+      <w:pPr>
+        <w:pStyle w:val="Bibliography"/>
+        <w:widowControl/>
+      </w:pPr>
+      <w:r>
+        <w:rPr>
+          <w:rFonts w:ascii="Times New Roman" w:hAnsi="Times New Roman" w:eastAsia="Times New Roman" w:cs="Times New Roman"/>
+          <w:sz w:val="16"/>
+        </w:rPr>
+        <w:t xml:space="preserve">E-REDES &amp; Entidade Reguladora dos Serviços Energéticos.</w:t>
+      </w:r>
+      <w:r>
+        <w:rPr>
+          <w:rFonts w:ascii="Times New Roman" w:hAnsi="Times New Roman" w:eastAsia="Times New Roman" w:cs="Times New Roman"/>
+          <w:sz w:val="16"/>
+        </w:rPr>
+        <w:t xml:space="preserve"> </w:t>
+      </w:r>
+      <w:r>
+        <w:rPr>
+          <w:rFonts w:ascii="Times New Roman" w:hAnsi="Times New Roman" w:eastAsia="Times New Roman" w:cs="Times New Roman"/>
+          <w:i/>
+          <w:iCs/>
+          <w:sz w:val="16"/>
+        </w:rPr>
+        <w:t xml:space="preserve">PDIRD-e 2020,</w:t>
+      </w:r>
+      <w:r>
+        <w:rPr>
+          <w:rFonts w:ascii="Times New Roman" w:hAnsi="Times New Roman" w:eastAsia="Times New Roman" w:cs="Times New Roman"/>
+          <w:i/>
+          <w:iCs/>
+          <w:sz w:val="16"/>
+        </w:rPr>
+        <w:t xml:space="preserve"> </w:t>
+      </w:r>
+      <w:r>
+        <w:rPr>
+          <w:rFonts w:ascii="Times New Roman" w:hAnsi="Times New Roman" w:eastAsia="Times New Roman" w:cs="Times New Roman"/>
+          <w:i/>
+          <w:iCs/>
+          <w:sz w:val="16"/>
+        </w:rPr>
+        <w:t xml:space="preserve">Anexo</w:t>
+      </w:r>
+      <w:r>
+        <w:rPr>
+          <w:rFonts w:ascii="Times New Roman" w:hAnsi="Times New Roman" w:eastAsia="Times New Roman" w:cs="Times New Roman"/>
+          <w:i/>
+          <w:iCs/>
+          <w:sz w:val="16"/>
+        </w:rPr>
+        <w:t xml:space="preserve"> </w:t>
+      </w:r>
+      <w:r>
+        <w:rPr>
+          <w:rFonts w:ascii="Times New Roman" w:hAnsi="Times New Roman" w:eastAsia="Times New Roman" w:cs="Times New Roman"/>
+          <w:i/>
+          <w:iCs/>
+          <w:sz w:val="16"/>
+        </w:rPr>
+        <w:t xml:space="preserve">B</w:t>
+      </w:r>
+      <w:r>
+        <w:rPr>
+          <w:rFonts w:ascii="Times New Roman" w:hAnsi="Times New Roman" w:eastAsia="Times New Roman" w:cs="Times New Roman"/>
+          <w:sz w:val="16"/>
+        </w:rPr>
+        <w:t xml:space="preserve">.</w:t>
+      </w:r>
+      <w:r>
+        <w:rPr>
+          <w:rFonts w:ascii="Times New Roman" w:hAnsi="Times New Roman" w:eastAsia="Times New Roman" w:cs="Times New Roman"/>
+          <w:sz w:val="16"/>
+        </w:rPr>
+        <w:t xml:space="preserve"> </w:t>
+      </w:r>
+      <w:hyperlink r:id="rId95">
+        <w:r>
+          <w:rPr>
+            <w:rStyle w:val="Hyperlink"/>
+          </w:rPr>
+          <w:t xml:space="preserve">https://www.erse.pt/media/340hrot0/proposta-pdird-e-2020_anexo_b.pdf</w:t>
+        </w:r>
+      </w:hyperlink>
+      <w:r>
+        <w:rPr>
+          <w:rFonts w:ascii="Times New Roman" w:hAnsi="Times New Roman" w:eastAsia="Times New Roman" w:cs="Times New Roman"/>
+          <w:sz w:val="16"/>
+        </w:rPr>
+        <w:t xml:space="preserve"> </w:t>
+      </w:r>
+      <w:r>
+        <w:rPr>
+          <w:rFonts w:ascii="Times New Roman" w:hAnsi="Times New Roman" w:eastAsia="Times New Roman" w:cs="Times New Roman"/>
+          <w:sz w:val="16"/>
+        </w:rPr>
+        <w:t xml:space="preserve">(2020).</w:t>
       </w:r>
     </w:p>
     <w:p>
@@ -32633,7 +32442,7 @@
           <w:rFonts w:ascii="Times New Roman" w:hAnsi="Times New Roman" w:eastAsia="Times New Roman" w:cs="Times New Roman"/>
           <w:sz w:val="16"/>
         </w:rPr>
-        <w:t xml:space="preserve">E-REDES &amp; Entidade Reguladora dos Serviços Energéticos.</w:t>
+        <w:t xml:space="preserve">EDP Distribuição.</w:t>
       </w:r>
       <w:r>
         <w:rPr>
@@ -32642,121 +32451,7 @@
         </w:rPr>
         <w:t xml:space="preserve"> </w:t>
       </w:r>
-      <w:r>
-        <w:rPr>
-          <w:rFonts w:ascii="Times New Roman" w:hAnsi="Times New Roman" w:eastAsia="Times New Roman" w:cs="Times New Roman"/>
-          <w:i/>
-          <w:iCs/>
-          <w:sz w:val="16"/>
-        </w:rPr>
-        <w:t xml:space="preserve">PDIRD-e 2020,</w:t>
-      </w:r>
-      <w:r>
-        <w:rPr>
-          <w:rFonts w:ascii="Times New Roman" w:hAnsi="Times New Roman" w:eastAsia="Times New Roman" w:cs="Times New Roman"/>
-          <w:i/>
-          <w:iCs/>
-          <w:sz w:val="16"/>
-        </w:rPr>
-        <w:t xml:space="preserve"> </w:t>
-      </w:r>
-      <w:r>
-        <w:rPr>
-          <w:rFonts w:ascii="Times New Roman" w:hAnsi="Times New Roman" w:eastAsia="Times New Roman" w:cs="Times New Roman"/>
-          <w:i/>
-          <w:iCs/>
-          <w:sz w:val="16"/>
-        </w:rPr>
-        <w:t xml:space="preserve">Anexo</w:t>
-      </w:r>
-      <w:r>
-        <w:rPr>
-          <w:rFonts w:ascii="Times New Roman" w:hAnsi="Times New Roman" w:eastAsia="Times New Roman" w:cs="Times New Roman"/>
-          <w:i/>
-          <w:iCs/>
-          <w:sz w:val="16"/>
-        </w:rPr>
-        <w:t xml:space="preserve"> </w:t>
-      </w:r>
-      <w:r>
-        <w:rPr>
-          <w:rFonts w:ascii="Times New Roman" w:hAnsi="Times New Roman" w:eastAsia="Times New Roman" w:cs="Times New Roman"/>
-          <w:i/>
-          <w:iCs/>
-          <w:sz w:val="16"/>
-        </w:rPr>
-        <w:t xml:space="preserve">B</w:t>
-      </w:r>
-      <w:r>
-        <w:rPr>
-          <w:rFonts w:ascii="Times New Roman" w:hAnsi="Times New Roman" w:eastAsia="Times New Roman" w:cs="Times New Roman"/>
-          <w:sz w:val="16"/>
-        </w:rPr>
-        <w:t xml:space="preserve">.</w:t>
-      </w:r>
-      <w:r>
-        <w:rPr>
-          <w:rFonts w:ascii="Times New Roman" w:hAnsi="Times New Roman" w:eastAsia="Times New Roman" w:cs="Times New Roman"/>
-          <w:sz w:val="16"/>
-        </w:rPr>
-        <w:t xml:space="preserve"> </w:t>
-      </w:r>
       <w:hyperlink r:id="rId100">
-        <w:r>
-          <w:rPr>
-            <w:rStyle w:val="Hyperlink"/>
-          </w:rPr>
-          <w:t xml:space="preserve">https://www.erse.pt/media/340hrot0/proposta-pdird-e-2020_anexo_b.pdf</w:t>
-        </w:r>
-      </w:hyperlink>
-      <w:r>
-        <w:rPr>
-          <w:rFonts w:ascii="Times New Roman" w:hAnsi="Times New Roman" w:eastAsia="Times New Roman" w:cs="Times New Roman"/>
-          <w:sz w:val="16"/>
-        </w:rPr>
-        <w:t xml:space="preserve"> </w:t>
-      </w:r>
-      <w:r>
-        <w:rPr>
-          <w:rFonts w:ascii="Times New Roman" w:hAnsi="Times New Roman" w:eastAsia="Times New Roman" w:cs="Times New Roman"/>
-          <w:sz w:val="16"/>
-        </w:rPr>
-        <w:t xml:space="preserve">(2020).</w:t>
-      </w:r>
-    </w:p>
-    <w:p>
-      <w:pPr>
-        <w:pStyle w:val="Bibliography"/>
-        <w:widowControl/>
-      </w:pPr>
-      <w:r>
-        <w:rPr>
-          <w:rFonts w:ascii="Times New Roman" w:hAnsi="Times New Roman" w:eastAsia="Times New Roman" w:cs="Times New Roman"/>
-          <w:sz w:val="16"/>
-        </w:rPr>
-        <w:t xml:space="preserve">20.</w:t>
-      </w:r>
-    </w:p>
-    <w:p>
-      <w:pPr>
-        <w:pStyle w:val="Bibliography"/>
-        <w:widowControl/>
-      </w:pPr>
-      <w:r>
-        <w:rPr>
-          <w:rFonts w:ascii="Times New Roman" w:hAnsi="Times New Roman" w:eastAsia="Times New Roman" w:cs="Times New Roman"/>
-          <w:sz w:val="16"/>
-        </w:rPr>
-        <w:t xml:space="preserve">EDP Distribuição.</w:t>
-      </w:r>
-      <w:r>
-        <w:rPr>
-          <w:rFonts w:ascii="Times New Roman" w:hAnsi="Times New Roman" w:eastAsia="Times New Roman" w:cs="Times New Roman"/>
-          <w:sz w:val="16"/>
-        </w:rPr>
-        <w:t xml:space="preserve"> </w:t>
-      </w:r>
-      <w:hyperlink r:id="rId101">
         <w:r>
           <w:rPr>
             <w:rStyle w:val="Hyperlink"/>
@@ -32782,6 +32477,283 @@
           <w:sz w:val="16"/>
         </w:rPr>
         <w:t xml:space="preserve">. (2019).</w:t>
+      </w:r>
+    </w:p>
+    <w:p>
+      <w:pPr>
+        <w:pStyle w:val="Bibliography"/>
+        <w:widowControl/>
+      </w:pPr>
+      <w:r>
+        <w:rPr>
+          <w:rFonts w:ascii="Times New Roman" w:hAnsi="Times New Roman" w:eastAsia="Times New Roman" w:cs="Times New Roman"/>
+          <w:sz w:val="16"/>
+        </w:rPr>
+        <w:t xml:space="preserve">20.</w:t>
+      </w:r>
+    </w:p>
+    <w:p>
+      <w:pPr>
+        <w:pStyle w:val="Bibliography"/>
+        <w:widowControl/>
+      </w:pPr>
+      <w:r>
+        <w:rPr>
+          <w:rFonts w:ascii="Times New Roman" w:hAnsi="Times New Roman" w:eastAsia="Times New Roman" w:cs="Times New Roman"/>
+          <w:sz w:val="16"/>
+        </w:rPr>
+        <w:t xml:space="preserve">Thurner, L.</w:t>
+      </w:r>
+      <w:r>
+        <w:rPr>
+          <w:rFonts w:ascii="Times New Roman" w:hAnsi="Times New Roman" w:eastAsia="Times New Roman" w:cs="Times New Roman"/>
+          <w:sz w:val="16"/>
+        </w:rPr>
+        <w:t xml:space="preserve"> </w:t>
+      </w:r>
+      <w:r>
+        <w:rPr>
+          <w:rFonts w:ascii="Times New Roman" w:hAnsi="Times New Roman" w:eastAsia="Times New Roman" w:cs="Times New Roman"/>
+          <w:i/>
+          <w:iCs/>
+          <w:sz w:val="16"/>
+        </w:rPr>
+        <w:t xml:space="preserve">et al.</w:t>
+      </w:r>
+      <w:r>
+        <w:rPr>
+          <w:rFonts w:ascii="Times New Roman" w:hAnsi="Times New Roman" w:eastAsia="Times New Roman" w:cs="Times New Roman"/>
+          <w:sz w:val="16"/>
+        </w:rPr>
+        <w:t xml:space="preserve"> </w:t>
+      </w:r>
+      <w:hyperlink r:id="rId101">
+        <w:r>
+          <w:rPr>
+            <w:rStyle w:val="Hyperlink"/>
+          </w:rPr>
+          <w:t xml:space="preserve">Pandapower—an</w:t>
+        </w:r>
+        <w:r>
+          <w:rPr>
+            <w:rStyle w:val="Hyperlink"/>
+          </w:rPr>
+          <w:t xml:space="preserve"> </w:t>
+        </w:r>
+        <w:r>
+          <w:rPr>
+            <w:rStyle w:val="Hyperlink"/>
+          </w:rPr>
+          <w:t xml:space="preserve">Open-Source</w:t>
+        </w:r>
+        <w:r>
+          <w:rPr>
+            <w:rStyle w:val="Hyperlink"/>
+          </w:rPr>
+          <w:t xml:space="preserve"> </w:t>
+        </w:r>
+        <w:r>
+          <w:rPr>
+            <w:rStyle w:val="Hyperlink"/>
+          </w:rPr>
+          <w:t xml:space="preserve">Python</w:t>
+        </w:r>
+        <w:r>
+          <w:rPr>
+            <w:rStyle w:val="Hyperlink"/>
+          </w:rPr>
+          <w:t xml:space="preserve"> </w:t>
+        </w:r>
+        <w:r>
+          <w:rPr>
+            <w:rStyle w:val="Hyperlink"/>
+          </w:rPr>
+          <w:t xml:space="preserve">Tool</w:t>
+        </w:r>
+        <w:r>
+          <w:rPr>
+            <w:rStyle w:val="Hyperlink"/>
+          </w:rPr>
+          <w:t xml:space="preserve"> </w:t>
+        </w:r>
+        <w:r>
+          <w:rPr>
+            <w:rStyle w:val="Hyperlink"/>
+          </w:rPr>
+          <w:t xml:space="preserve">for</w:t>
+        </w:r>
+        <w:r>
+          <w:rPr>
+            <w:rStyle w:val="Hyperlink"/>
+          </w:rPr>
+          <w:t xml:space="preserve"> </w:t>
+        </w:r>
+        <w:r>
+          <w:rPr>
+            <w:rStyle w:val="Hyperlink"/>
+          </w:rPr>
+          <w:t xml:space="preserve">Convenient</w:t>
+        </w:r>
+        <w:r>
+          <w:rPr>
+            <w:rStyle w:val="Hyperlink"/>
+          </w:rPr>
+          <w:t xml:space="preserve"> </w:t>
+        </w:r>
+        <w:r>
+          <w:rPr>
+            <w:rStyle w:val="Hyperlink"/>
+          </w:rPr>
+          <w:t xml:space="preserve">Modeling,</w:t>
+        </w:r>
+        <w:r>
+          <w:rPr>
+            <w:rStyle w:val="Hyperlink"/>
+          </w:rPr>
+          <w:t xml:space="preserve"> </w:t>
+        </w:r>
+        <w:r>
+          <w:rPr>
+            <w:rStyle w:val="Hyperlink"/>
+          </w:rPr>
+          <w:t xml:space="preserve">Analysis,</w:t>
+        </w:r>
+        <w:r>
+          <w:rPr>
+            <w:rStyle w:val="Hyperlink"/>
+          </w:rPr>
+          <w:t xml:space="preserve"> </w:t>
+        </w:r>
+        <w:r>
+          <w:rPr>
+            <w:rStyle w:val="Hyperlink"/>
+          </w:rPr>
+          <w:t xml:space="preserve">and</w:t>
+        </w:r>
+        <w:r>
+          <w:rPr>
+            <w:rStyle w:val="Hyperlink"/>
+          </w:rPr>
+          <w:t xml:space="preserve"> </w:t>
+        </w:r>
+        <w:r>
+          <w:rPr>
+            <w:rStyle w:val="Hyperlink"/>
+          </w:rPr>
+          <w:t xml:space="preserve">Optimization</w:t>
+        </w:r>
+        <w:r>
+          <w:rPr>
+            <w:rStyle w:val="Hyperlink"/>
+          </w:rPr>
+          <w:t xml:space="preserve"> </w:t>
+        </w:r>
+        <w:r>
+          <w:rPr>
+            <w:rStyle w:val="Hyperlink"/>
+          </w:rPr>
+          <w:t xml:space="preserve">of</w:t>
+        </w:r>
+        <w:r>
+          <w:rPr>
+            <w:rStyle w:val="Hyperlink"/>
+          </w:rPr>
+          <w:t xml:space="preserve"> </w:t>
+        </w:r>
+        <w:r>
+          <w:rPr>
+            <w:rStyle w:val="Hyperlink"/>
+          </w:rPr>
+          <w:t xml:space="preserve">Electric</w:t>
+        </w:r>
+        <w:r>
+          <w:rPr>
+            <w:rStyle w:val="Hyperlink"/>
+          </w:rPr>
+          <w:t xml:space="preserve"> </w:t>
+        </w:r>
+        <w:r>
+          <w:rPr>
+            <w:rStyle w:val="Hyperlink"/>
+          </w:rPr>
+          <w:t xml:space="preserve">Power</w:t>
+        </w:r>
+        <w:r>
+          <w:rPr>
+            <w:rStyle w:val="Hyperlink"/>
+          </w:rPr>
+          <w:t xml:space="preserve"> </w:t>
+        </w:r>
+        <w:r>
+          <w:rPr>
+            <w:rStyle w:val="Hyperlink"/>
+          </w:rPr>
+          <w:t xml:space="preserve">Systems</w:t>
+        </w:r>
+      </w:hyperlink>
+      <w:r>
+        <w:rPr>
+          <w:rFonts w:ascii="Times New Roman" w:hAnsi="Times New Roman" w:eastAsia="Times New Roman" w:cs="Times New Roman"/>
+          <w:sz w:val="16"/>
+        </w:rPr>
+        <w:t xml:space="preserve">.</w:t>
+      </w:r>
+      <w:r>
+        <w:rPr>
+          <w:rFonts w:ascii="Times New Roman" w:hAnsi="Times New Roman" w:eastAsia="Times New Roman" w:cs="Times New Roman"/>
+          <w:sz w:val="16"/>
+        </w:rPr>
+        <w:t xml:space="preserve"> </w:t>
+      </w:r>
+      <w:r>
+        <w:rPr>
+          <w:rFonts w:ascii="Times New Roman" w:hAnsi="Times New Roman" w:eastAsia="Times New Roman" w:cs="Times New Roman"/>
+          <w:i/>
+          <w:iCs/>
+          <w:sz w:val="16"/>
+        </w:rPr>
+        <w:t xml:space="preserve">IEEE</w:t>
+      </w:r>
+      <w:r>
+        <w:rPr>
+          <w:rFonts w:ascii="Times New Roman" w:hAnsi="Times New Roman" w:eastAsia="Times New Roman" w:cs="Times New Roman"/>
+          <w:i/>
+          <w:iCs/>
+          <w:sz w:val="16"/>
+        </w:rPr>
+        <w:t xml:space="preserve"> </w:t>
+      </w:r>
+      <w:r>
+        <w:rPr>
+          <w:rFonts w:ascii="Times New Roman" w:hAnsi="Times New Roman" w:eastAsia="Times New Roman" w:cs="Times New Roman"/>
+          <w:i/>
+          <w:iCs/>
+          <w:sz w:val="16"/>
+        </w:rPr>
+        <w:t xml:space="preserve">Transactions on Power Systems</w:t>
+      </w:r>
+      <w:r>
+        <w:rPr>
+          <w:rFonts w:ascii="Times New Roman" w:hAnsi="Times New Roman" w:eastAsia="Times New Roman" w:cs="Times New Roman"/>
+          <w:sz w:val="16"/>
+        </w:rPr>
+        <w:t xml:space="preserve"> </w:t>
+      </w:r>
+      <w:r>
+        <w:rPr>
+          <w:rFonts w:ascii="Times New Roman" w:hAnsi="Times New Roman" w:eastAsia="Times New Roman" w:cs="Times New Roman"/>
+          <w:b/>
+          <w:bCs/>
+          <w:sz w:val="16"/>
+        </w:rPr>
+        <w:t xml:space="preserve">33</w:t>
+      </w:r>
+      <w:r>
+        <w:rPr>
+          <w:rFonts w:ascii="Times New Roman" w:hAnsi="Times New Roman" w:eastAsia="Times New Roman" w:cs="Times New Roman"/>
+          <w:sz w:val="16"/>
+        </w:rPr>
+        <w:t xml:space="preserve">, 6510–6521 (2018).</w:t>
       </w:r>
     </w:p>
     <w:p>

--- a/paper/SimPT60_submission_en.docx
+++ b/paper/SimPT60_submission_en.docx
@@ -51,7 +51,7 @@
           <w:rFonts w:ascii="Times New Roman" w:hAnsi="Times New Roman" w:eastAsia="Times New Roman" w:cs="Times New Roman"/>
           <w:sz w:val="20"/>
         </w:rPr>
-        <w:t xml:space="preserve">Publicly accessible power-system data are commonly fragmented across</w:t>
+        <w:t xml:space="preserve">Publicly accessible power-grid data are often fragmented across network</w:t>
       </w:r>
       <w:r>
         <w:rPr>
@@ -65,7 +65,7 @@
           <w:rFonts w:ascii="Times New Roman" w:hAnsi="Times New Roman" w:eastAsia="Times New Roman" w:cs="Times New Roman"/>
           <w:sz w:val="20"/>
         </w:rPr>
-        <w:t xml:space="preserve">network structure, equipment attributes, and operating records, which</w:t>
+        <w:t xml:space="preserve">structure, equipment attributes, and operating records, limiting their</w:t>
       </w:r>
       <w:r>
         <w:rPr>
@@ -79,7 +79,7 @@
           <w:rFonts w:ascii="Times New Roman" w:hAnsi="Times New Roman" w:eastAsia="Times New Roman" w:cs="Times New Roman"/>
           <w:sz w:val="20"/>
         </w:rPr>
-        <w:t xml:space="preserve">limits their direct use in continuous power-flow analysis and method</w:t>
+        <w:t xml:space="preserve">direct use for continuous power-flow analysis and method comparison. We</w:t>
       </w:r>
       <w:r>
         <w:rPr>
@@ -93,7 +93,7 @@
           <w:rFonts w:ascii="Times New Roman" w:hAnsi="Times New Roman" w:eastAsia="Times New Roman" w:cs="Times New Roman"/>
           <w:sz w:val="20"/>
         </w:rPr>
-        <w:t xml:space="preserve">comparison. We present SimPT60, a research dataset reconstructed from</w:t>
+        <w:t xml:space="preserve">present SimPT60, a research dataset constructed from multiple public</w:t>
       </w:r>
       <w:r>
         <w:rPr>
@@ -107,7 +107,7 @@
           <w:rFonts w:ascii="Times New Roman" w:hAnsi="Times New Roman" w:eastAsia="Times New Roman" w:cs="Times New Roman"/>
           <w:sz w:val="20"/>
         </w:rPr>
-        <w:t xml:space="preserve">multiple public sources for the continental Portuguese 60–400 kV grid</w:t>
+        <w:t xml:space="preserve">sources for the continental Portuguese 60–400 kV network and the</w:t>
       </w:r>
       <w:r>
         <w:rPr>
@@ -121,7 +121,7 @@
           <w:rFonts w:ascii="Times New Roman" w:hAnsi="Times New Roman" w:eastAsia="Times New Roman" w:cs="Times New Roman"/>
           <w:sz w:val="20"/>
         </w:rPr>
-        <w:t xml:space="preserve">and the Portugal–Spain interconnection boundary. SimPT60 organizes the</w:t>
+        <w:t xml:space="preserve">Portugal–Spain interconnection boundary. The dataset brings the static</w:t>
       </w:r>
       <w:r>
         <w:rPr>
@@ -135,7 +135,7 @@
           <w:rFonts w:ascii="Times New Roman" w:hAnsi="Times New Roman" w:eastAsia="Times New Roman" w:cs="Times New Roman"/>
           <w:sz w:val="20"/>
         </w:rPr>
-        <w:t xml:space="preserve">static network, operating time series, and alternating-current (AC)</w:t>
+        <w:t xml:space="preserve">network, operating time series, and alternating-current (AC) power-flow</w:t>
       </w:r>
       <w:r>
         <w:rPr>
@@ -149,7 +149,7 @@
           <w:rFonts w:ascii="Times New Roman" w:hAnsi="Times New Roman" w:eastAsia="Times New Roman" w:cs="Times New Roman"/>
           <w:sz w:val="20"/>
         </w:rPr>
-        <w:t xml:space="preserve">power-flow results in a unified data framework. It provides continuous</w:t>
+        <w:t xml:space="preserve">results into a unified data framework, providing continuous 15-minute</w:t>
       </w:r>
       <w:r>
         <w:rPr>
@@ -163,7 +163,7 @@
           <w:rFonts w:ascii="Times New Roman" w:hAnsi="Times New Roman" w:eastAsia="Times New Roman" w:cs="Times New Roman"/>
           <w:sz w:val="20"/>
         </w:rPr>
-        <w:t xml:space="preserve">15-minute operating cases, source-level provenance, and validation</w:t>
+        <w:t xml:space="preserve">operating cases, source-level provenance, and data products for</w:t>
       </w:r>
       <w:r>
         <w:rPr>
@@ -177,7 +177,7 @@
           <w:rFonts w:ascii="Times New Roman" w:hAnsi="Times New Roman" w:eastAsia="Times New Roman" w:cs="Times New Roman"/>
           <w:sz w:val="20"/>
         </w:rPr>
-        <w:t xml:space="preserve">products for assessing model consistency. The dataset supports</w:t>
+        <w:t xml:space="preserve">assessing model consistency. SimPT60 supports time-series power-flow</w:t>
       </w:r>
       <w:r>
         <w:rPr>
@@ -191,7 +191,7 @@
           <w:rFonts w:ascii="Times New Roman" w:hAnsi="Times New Roman" w:eastAsia="Times New Roman" w:cs="Times New Roman"/>
           <w:sz w:val="20"/>
         </w:rPr>
-        <w:t xml:space="preserve">time-series power-flow studies, scenario comparison, relative-risk</w:t>
+        <w:t xml:space="preserve">analysis, scenario comparison, relative-risk screening, and testing of</w:t>
       </w:r>
       <w:r>
         <w:rPr>
@@ -205,7 +205,7 @@
           <w:rFonts w:ascii="Times New Roman" w:hAnsi="Times New Roman" w:eastAsia="Times New Roman" w:cs="Times New Roman"/>
           <w:sz w:val="20"/>
         </w:rPr>
-        <w:t xml:space="preserve">screening, and testing of grid-analysis algorithms. Its research utility</w:t>
+        <w:t xml:space="preserve">grid-analysis algorithms. To demonstrate its research utility, we use</w:t>
       </w:r>
       <w:r>
         <w:rPr>
@@ -219,7 +219,7 @@
           <w:rFonts w:ascii="Times New Roman" w:hAnsi="Times New Roman" w:eastAsia="Times New Roman" w:cs="Times New Roman"/>
           <w:sz w:val="20"/>
         </w:rPr>
-        <w:t xml:space="preserve">is demonstrated using E-REDES public datasets that were withheld from</w:t>
+        <w:t xml:space="preserve">public E-REDES data withheld from nodal-power construction,</w:t>
       </w:r>
       <w:r>
         <w:rPr>
@@ -233,7 +233,7 @@
           <w:rFonts w:ascii="Times New Roman" w:hAnsi="Times New Roman" w:eastAsia="Times New Roman" w:cs="Times New Roman"/>
           <w:sz w:val="20"/>
         </w:rPr>
-        <w:t xml:space="preserve">nodal-power construction, parameter-sensitivity experiments, and</w:t>
+        <w:t xml:space="preserve">parameter-sensitivity analysis, and single-element (N−1) contingency</w:t>
       </w:r>
       <w:r>
         <w:rPr>
@@ -247,7 +247,7 @@
           <w:rFonts w:ascii="Times New Roman" w:hAnsi="Times New Roman" w:eastAsia="Times New Roman" w:cs="Times New Roman"/>
           <w:sz w:val="20"/>
         </w:rPr>
-        <w:t xml:space="preserve">single-element (N−1) contingency screening. SimPT60 is a</w:t>
+        <w:t xml:space="preserve">screening. As a public-data-derived research model, SimPT60 has not been</w:t>
       </w:r>
       <w:r>
         <w:rPr>
@@ -261,21 +261,7 @@
           <w:rFonts w:ascii="Times New Roman" w:hAnsi="Times New Roman" w:eastAsia="Times New Roman" w:cs="Times New Roman"/>
           <w:sz w:val="20"/>
         </w:rPr>
-        <w:t xml:space="preserve">public-data-derived research model and has not been validated as an</w:t>
-      </w:r>
-      <w:r>
-        <w:rPr>
-          <w:rFonts w:ascii="Times New Roman" w:hAnsi="Times New Roman" w:eastAsia="Times New Roman" w:cs="Times New Roman"/>
-          <w:sz w:val="20"/>
-        </w:rPr>
-        <w:t xml:space="preserve"> </w:t>
-      </w:r>
-      <w:r>
-        <w:rPr>
-          <w:rFonts w:ascii="Times New Roman" w:hAnsi="Times New Roman" w:eastAsia="Times New Roman" w:cs="Times New Roman"/>
-          <w:sz w:val="20"/>
-        </w:rPr>
-        <w:t xml:space="preserve">operator network model at equipment level.</w:t>
+        <w:t xml:space="preserve">validated against an operator network model at the equipment level.</w:t>
       </w:r>
     </w:p>
     <w:bookmarkStart w:id="22" w:name="background-summary"/>
